--- a/docs/manuals/docx/MANAGER-MANUAL.docx
+++ b/docs/manuals/docx/MANAGER-MANUAL.docx
@@ -27,7 +27,7 @@
     </w:p>
     <w:p>
       <w:r>
-        <w:t>Scope: operational reporting, KPI validation, event review, funder conversations, and case study evidence</w:t>
+        <w:t>Scope: operational reporting, KPI checking, event review, and funder-facing oversight</w:t>
       </w:r>
     </w:p>
     <w:p/>
@@ -73,12 +73,12 @@
         <w:pStyle w:val="Heading1"/>
       </w:pPr>
       <w:r>
-        <w:t>1. Role overview</w:t>
+        <w:t>1. About this guide</w:t>
       </w:r>
     </w:p>
     <w:p>
       <w:r>
-        <w:t>Managers have broad operational access across the reporting and delivery views.</w:t>
+        <w:t>Managers use the dashboard to move between summary reporting and operational detail.</w:t>
       </w:r>
     </w:p>
     <w:p/>
@@ -167,7 +167,7 @@
         <w:pStyle w:val="Heading1"/>
       </w:pPr>
       <w:r>
-        <w:t>2. Quick start</w:t>
+        <w:t>2. Getting started</w:t>
       </w:r>
     </w:p>
     <w:p>
@@ -175,7 +175,15 @@
         <w:pStyle w:val="ManualNumber"/>
       </w:pPr>
       <w:r>
-        <w:t>Sign in and change your password if prompted.</w:t>
+        <w:t>Sign in with your email address and password.</w:t>
+      </w:r>
+    </w:p>
+    <w:p>
+      <w:pPr>
+        <w:pStyle w:val="ManualNumber"/>
+      </w:pPr>
+      <w:r>
+        <w:t>Change your password if the system asks you to do so.</w:t>
       </w:r>
     </w:p>
     <w:p>
@@ -192,7 +200,7 @@
         <w:t>View Mode</w:t>
       </w:r>
       <w:r>
-        <w:t xml:space="preserve"> in the sidebar to switch between screens.</w:t>
+        <w:t xml:space="preserve"> in the sidebar to switch screens.</w:t>
       </w:r>
     </w:p>
     <w:p>
@@ -209,7 +217,7 @@
         <w:t>Last Data Refresh</w:t>
       </w:r>
       <w:r>
-        <w:t xml:space="preserve"> before relying on figures for external reporting.</w:t>
+        <w:t xml:space="preserve"> before using figures externally.</w:t>
       </w:r>
     </w:p>
     <w:p>
@@ -217,7 +225,7 @@
         <w:pStyle w:val="ManualNumber"/>
       </w:pPr>
       <w:r>
-        <w:t>Start with KPI for summary, then move to reports or ML view when you need detail.</w:t>
+        <w:t>Start in KPI for summary, then move to another view if you need more detail.</w:t>
       </w:r>
     </w:p>
     <w:p/>
@@ -263,12 +271,12 @@
         <w:pStyle w:val="Heading1"/>
       </w:pPr>
       <w:r>
-        <w:t>3. Shared filters and navigation</w:t>
+        <w:t>3. Filters and navigation</w:t>
       </w:r>
     </w:p>
     <w:p>
       <w:r>
-        <w:t>Across most manager workflows you will use:</w:t>
+        <w:t>Most manager tasks rely on:</w:t>
       </w:r>
     </w:p>
     <w:p/>
@@ -375,7 +383,7 @@
     <w:p/>
     <w:p>
       <w:r>
-        <w:t>Use a wide range first when investigating missing data, then narrow once you know the records are present.</w:t>
+        <w:t>If records seem to be missing, widen the filters first.</w:t>
       </w:r>
     </w:p>
     <w:p/>
@@ -389,7 +397,7 @@
     </w:p>
     <w:p>
       <w:r>
-        <w:t>The KPI screen is the main operational summary view for managers.</w:t>
+        <w:t>The KPI Dashboard is the main place for checking headline operational figures.</w:t>
       </w:r>
     </w:p>
     <w:p/>
@@ -497,27 +505,18 @@
         <w:pStyle w:val="Heading2"/>
       </w:pPr>
       <w:r>
-        <w:t>4.2 Drill-down behaviour</w:t>
+        <w:t>4.2 Drill-down</w:t>
       </w:r>
     </w:p>
     <w:p>
       <w:r>
-        <w:t>Managers can click KPI cards and inspect supporting rows in detail.</w:t>
+        <w:t>Managers can open KPI cards and inspect the supporting records.</w:t>
       </w:r>
     </w:p>
     <w:p/>
     <w:p>
       <w:r>
-        <w:t xml:space="preserve">In </w:t>
-      </w:r>
-      <w:r>
-        <w:rPr>
-          <w:rFonts w:ascii="Consolas" w:hAnsi="Consolas"/>
-        </w:rPr>
-        <w:t>Delivery &gt; Total Participants</w:t>
-      </w:r>
-      <w:r>
-        <w:t>, managers can see:</w:t>
+        <w:t>This is useful when:</w:t>
       </w:r>
     </w:p>
     <w:p/>
@@ -526,7 +525,7 @@
         <w:pStyle w:val="ManualBullet"/>
       </w:pPr>
       <w:r>
-        <w:t>attendee names where available</w:t>
+        <w:t>a figure looks unusual</w:t>
       </w:r>
     </w:p>
     <w:p>
@@ -534,7 +533,7 @@
         <w:pStyle w:val="ManualBullet"/>
       </w:pPr>
       <w:r>
-        <w:t>attendee IDs where available</w:t>
+        <w:t>you want to validate what is behind a total</w:t>
       </w:r>
     </w:p>
     <w:p>
@@ -542,13 +541,7 @@
         <w:pStyle w:val="ManualBullet"/>
       </w:pPr>
       <w:r>
-        <w:t>placeholder entries when only participant counts exist</w:t>
-      </w:r>
-    </w:p>
-    <w:p/>
-    <w:p>
-      <w:r>
-        <w:t>This makes the manager role suitable for reconciling participant totals or validating delivery evidence.</w:t>
+        <w:t>someone has asked where a number came from</w:t>
       </w:r>
     </w:p>
     <w:p/>
@@ -562,7 +555,7 @@
     </w:p>
     <w:p>
       <w:r>
-        <w:t xml:space="preserve">Managers can turn on </w:t>
+        <w:t xml:space="preserve">Managers can switch on </w:t>
       </w:r>
       <w:r>
         <w:rPr>
@@ -577,7 +570,7 @@
     <w:p/>
     <w:p>
       <w:r>
-        <w:t>Debug mode exposes validation counters such as:</w:t>
+        <w:t>This shows support counts such as:</w:t>
       </w:r>
     </w:p>
     <w:p/>
@@ -586,7 +579,7 @@
         <w:pStyle w:val="ManualBullet"/>
       </w:pPr>
       <w:r>
-        <w:t>people in region</w:t>
+        <w:t>people</w:t>
       </w:r>
     </w:p>
     <w:p>
@@ -610,15 +603,7 @@
         <w:pStyle w:val="ManualBullet"/>
       </w:pPr>
       <w:r>
-        <w:t>events in region</w:t>
-      </w:r>
-    </w:p>
-    <w:p>
-      <w:pPr>
-        <w:pStyle w:val="ManualBullet"/>
-      </w:pPr>
-      <w:r>
-        <w:t>walk events</w:t>
+        <w:t>events</w:t>
       </w:r>
     </w:p>
     <w:p>
@@ -634,7 +619,7 @@
         <w:pStyle w:val="ManualBullet"/>
       </w:pPr>
       <w:r>
-        <w:t>grants in region</w:t>
+        <w:t>grants</w:t>
       </w:r>
     </w:p>
     <w:p>
@@ -648,7 +633,7 @@
     <w:p/>
     <w:p>
       <w:r>
-        <w:t>Use it when a headline figure looks wrong and you want to confirm whether the underlying dataset is the issue or the KPI logic is the issue.</w:t>
+        <w:t>Use it when you want to work out whether the issue is the data itself or the KPI logic.</w:t>
       </w:r>
     </w:p>
     <w:p/>
@@ -662,7 +647,16 @@
     </w:p>
     <w:p>
       <w:r>
-        <w:t>The report builder is the best place for structured analysis and export.</w:t>
+        <w:t xml:space="preserve">Use </w:t>
+      </w:r>
+      <w:r>
+        <w:rPr>
+          <w:rFonts w:ascii="Consolas" w:hAnsi="Consolas"/>
+        </w:rPr>
+        <w:t>Custom Reports Dashboard</w:t>
+      </w:r>
+      <w:r>
+        <w:t xml:space="preserve"> when you need more flexible analysis than the KPI cards can give you.</w:t>
       </w:r>
     </w:p>
     <w:p/>
@@ -716,7 +710,7 @@
         <w:pStyle w:val="ManualNumber"/>
       </w:pPr>
       <w:r>
-        <w:t>Choose the relevant datasets.</w:t>
+        <w:t>Choose the dataset or datasets you need.</w:t>
       </w:r>
     </w:p>
     <w:p>
@@ -724,7 +718,7 @@
         <w:pStyle w:val="ManualNumber"/>
       </w:pPr>
       <w:r>
-        <w:t>Select the output type.</w:t>
+        <w:t>Choose an output type.</w:t>
       </w:r>
     </w:p>
     <w:p>
@@ -757,16 +751,7 @@
         <w:pStyle w:val="ManualNumber"/>
       </w:pPr>
       <w:r>
-        <w:t xml:space="preserve">Refine with </w:t>
-      </w:r>
-      <w:r>
-        <w:rPr>
-          <w:rFonts w:ascii="Consolas" w:hAnsi="Consolas"/>
-        </w:rPr>
-        <w:t>Advanced Report Controls</w:t>
-      </w:r>
-      <w:r>
-        <w:t xml:space="preserve"> if needed.</w:t>
+        <w:t>Use advanced filters if needed.</w:t>
       </w:r>
     </w:p>
     <w:p>
@@ -791,7 +776,7 @@
         <w:pStyle w:val="ManualNumber"/>
       </w:pPr>
       <w:r>
-        <w:t>Export the resulting CSV if required.</w:t>
+        <w:t>Export the result if required.</w:t>
       </w:r>
     </w:p>
     <w:p/>
@@ -800,7 +785,7 @@
         <w:pStyle w:val="Heading2"/>
       </w:pPr>
       <w:r>
-        <w:t>5.2 Strong use cases for managers</w:t>
+        <w:t>5.2 Good uses for managers</w:t>
       </w:r>
     </w:p>
     <w:p>
@@ -808,7 +793,7 @@
         <w:pStyle w:val="ManualBullet"/>
       </w:pPr>
       <w:r>
-        <w:t>monthly and quarterly reporting packs</w:t>
+        <w:t>monthly and quarterly reporting</w:t>
       </w:r>
     </w:p>
     <w:p>
@@ -816,7 +801,7 @@
         <w:pStyle w:val="ManualBullet"/>
       </w:pPr>
       <w:r>
-        <w:t>regional comparisons</w:t>
+        <w:t>regional comparison work</w:t>
       </w:r>
     </w:p>
     <w:p>
@@ -824,7 +809,7 @@
         <w:pStyle w:val="ManualBullet"/>
       </w:pPr>
       <w:r>
-        <w:t>grant and payment reviews</w:t>
+        <w:t>reviewing grants and payments</w:t>
       </w:r>
     </w:p>
     <w:p>
@@ -832,7 +817,7 @@
         <w:pStyle w:val="ManualBullet"/>
       </w:pPr>
       <w:r>
-        <w:t>delivery trend reviews</w:t>
+        <w:t>checking delivery trends</w:t>
       </w:r>
     </w:p>
     <w:p>
@@ -840,7 +825,7 @@
         <w:pStyle w:val="ManualBullet"/>
       </w:pPr>
       <w:r>
-        <w:t>evidence packs for leadership or trustees</w:t>
+        <w:t>preparing evidence for leadership or trustees</w:t>
       </w:r>
     </w:p>
     <w:p/>
@@ -854,7 +839,7 @@
     </w:p>
     <w:p>
       <w:r>
-        <w:t>Distance Analysis is especially useful for managers because it reveals reach and travel burden across delivery.</w:t>
+        <w:t>Distance Analysis helps managers understand reach and travel burden.</w:t>
       </w:r>
     </w:p>
     <w:p/>
@@ -869,7 +854,7 @@
         <w:pStyle w:val="ManualBullet"/>
       </w:pPr>
       <w:r>
-        <w:t>rank events by average participant travel</w:t>
+        <w:t>rank events by average travel distance</w:t>
       </w:r>
     </w:p>
     <w:p>
@@ -877,7 +862,7 @@
         <w:pStyle w:val="ManualBullet"/>
       </w:pPr>
       <w:r>
-        <w:t>inspect the participant-level journey rows for one event</w:t>
+        <w:t>review a single event in more detail</w:t>
       </w:r>
     </w:p>
     <w:p>
@@ -885,13 +870,13 @@
         <w:pStyle w:val="ManualBullet"/>
       </w:pPr>
       <w:r>
-        <w:t>export a selected event or the full dataset</w:t>
+        <w:t>export the results for further work</w:t>
       </w:r>
     </w:p>
     <w:p/>
     <w:p>
       <w:r>
-        <w:t>If the output is empty, review postcode quality and whether resolved distance filtering is excluding rows.</w:t>
+        <w:t>If the output is empty, check the quality of postcode data and any filter settings that remove unresolved rows.</w:t>
       </w:r>
     </w:p>
     <w:p/>
@@ -905,7 +890,16 @@
     </w:p>
     <w:p>
       <w:r>
-        <w:t>Managers can use the ML screen for event-level operational detail without needing Admin permissions.</w:t>
+        <w:t xml:space="preserve">Managers can also use the </w:t>
+      </w:r>
+      <w:r>
+        <w:rPr>
+          <w:rFonts w:ascii="Consolas" w:hAnsi="Consolas"/>
+        </w:rPr>
+        <w:t>ML Dashboard</w:t>
+      </w:r>
+      <w:r>
+        <w:t xml:space="preserve"> for event-level detail.</w:t>
       </w:r>
     </w:p>
     <w:p/>
@@ -948,7 +942,7 @@
     <w:p/>
     <w:p>
       <w:r>
-        <w:t>Recommended workflow:</w:t>
+        <w:t>Suggested workflow:</w:t>
       </w:r>
     </w:p>
     <w:p/>
@@ -957,7 +951,7 @@
         <w:pStyle w:val="ManualNumber"/>
       </w:pPr>
       <w:r>
-        <w:t>Set the region and timeframe.</w:t>
+        <w:t>Set region and timeframe.</w:t>
       </w:r>
     </w:p>
     <w:p>
@@ -965,7 +959,7 @@
         <w:pStyle w:val="ManualNumber"/>
       </w:pPr>
       <w:r>
-        <w:t>Choose the relevant event.</w:t>
+        <w:t>Choose the event.</w:t>
       </w:r>
     </w:p>
     <w:p>
@@ -973,7 +967,7 @@
         <w:pStyle w:val="ManualNumber"/>
       </w:pPr>
       <w:r>
-        <w:t>Review the event details panel.</w:t>
+        <w:t>Review the event details.</w:t>
       </w:r>
     </w:p>
     <w:p>
@@ -981,7 +975,7 @@
         <w:pStyle w:val="ManualNumber"/>
       </w:pPr>
       <w:r>
-        <w:t>Select a participant if attendee data exists.</w:t>
+        <w:t>Review participant information where available.</w:t>
       </w:r>
     </w:p>
     <w:p>
@@ -989,46 +983,13 @@
         <w:pStyle w:val="ManualNumber"/>
       </w:pPr>
       <w:r>
-        <w:t>Review personal, medical, and emergency fields carefully.</w:t>
-      </w:r>
-    </w:p>
-    <w:p>
-      <w:pPr>
-        <w:pStyle w:val="ManualNumber"/>
-      </w:pPr>
-      <w:r>
-        <w:t>Use the raw event payload only when deeper investigation is needed.</w:t>
+        <w:t>Review medical and emergency information carefully when needed.</w:t>
       </w:r>
     </w:p>
     <w:p/>
     <w:p>
       <w:r>
-        <w:t>Use this screen when:</w:t>
-      </w:r>
-    </w:p>
-    <w:p/>
-    <w:p>
-      <w:pPr>
-        <w:pStyle w:val="ManualBullet"/>
-      </w:pPr>
-      <w:r>
-        <w:t>an event record needs checking</w:t>
-      </w:r>
-    </w:p>
-    <w:p>
-      <w:pPr>
-        <w:pStyle w:val="ManualBullet"/>
-      </w:pPr>
-      <w:r>
-        <w:t>attendee detail needs validating</w:t>
-      </w:r>
-    </w:p>
-    <w:p>
-      <w:pPr>
-        <w:pStyle w:val="ManualBullet"/>
-      </w:pPr>
-      <w:r>
-        <w:t>support staff ask for confirmation of what Beacon supplied</w:t>
+        <w:t>Use this view when the question is about one event rather than the wider reporting picture.</w:t>
       </w:r>
     </w:p>
     <w:p/>
@@ -1042,7 +1003,7 @@
     </w:p>
     <w:p>
       <w:r>
-        <w:t xml:space="preserve">Managers can open the </w:t>
+        <w:t xml:space="preserve">Managers can open </w:t>
       </w:r>
       <w:r>
         <w:rPr>
@@ -1051,7 +1012,7 @@
         <w:t>Funder Dashboard</w:t>
       </w:r>
       <w:r>
-        <w:t xml:space="preserve"> and choose a funder from the selector.</w:t>
+        <w:t xml:space="preserve"> and select a funder.</w:t>
       </w:r>
     </w:p>
     <w:p/>
@@ -1103,7 +1064,7 @@
         <w:pStyle w:val="ManualBullet"/>
       </w:pPr>
       <w:r>
-        <w:t>sponsor update meetings</w:t>
+        <w:t>sponsor meetings</w:t>
       </w:r>
     </w:p>
     <w:p>
@@ -1111,7 +1072,7 @@
         <w:pStyle w:val="ManualBullet"/>
       </w:pPr>
       <w:r>
-        <w:t>checking funding trends</w:t>
+        <w:t>funding trend reviews</w:t>
       </w:r>
     </w:p>
     <w:p>
@@ -1119,7 +1080,7 @@
         <w:pStyle w:val="ManualBullet"/>
       </w:pPr>
       <w:r>
-        <w:t>reviewing bid totals and funds raised</w:t>
+        <w:t>checking bid totals</w:t>
       </w:r>
     </w:p>
     <w:p>
@@ -1127,30 +1088,7 @@
         <w:pStyle w:val="ManualBullet"/>
       </w:pPr>
       <w:r>
-        <w:t>quality-assuring what a funder-facing user will see</w:t>
-      </w:r>
-    </w:p>
-    <w:p/>
-    <w:p>
-      <w:r>
-        <w:t>Important interpretation note:</w:t>
-      </w:r>
-    </w:p>
-    <w:p/>
-    <w:p>
-      <w:pPr>
-        <w:pStyle w:val="ManualBullet"/>
-      </w:pPr>
-      <w:r>
-        <w:t>funder-related financial measures follow the selected funder</w:t>
-      </w:r>
-    </w:p>
-    <w:p>
-      <w:pPr>
-        <w:pStyle w:val="ManualBullet"/>
-      </w:pPr>
-      <w:r>
-        <w:t>wider operational figures remain region and timeframe based</w:t>
+        <w:t>checking what funder-facing figures look like</w:t>
       </w:r>
     </w:p>
     <w:p/>
@@ -1164,13 +1102,13 @@
     </w:p>
     <w:p>
       <w:r>
-        <w:t>Managers can read, filter, and upload case studies.</w:t>
+        <w:t>Managers can read and upload case studies.</w:t>
       </w:r>
     </w:p>
     <w:p/>
     <w:p>
       <w:r>
-        <w:t>This is useful when you need a narrative example to sit alongside KPI or report data.</w:t>
+        <w:t>This is helpful when you want to add narrative evidence alongside KPI or reporting data.</w:t>
       </w:r>
     </w:p>
     <w:p/>
@@ -1185,7 +1123,7 @@
         <w:pStyle w:val="ManualBullet"/>
       </w:pPr>
       <w:r>
-        <w:t>add case studies after notable delivery</w:t>
+        <w:t>add stories after significant delivery activity</w:t>
       </w:r>
     </w:p>
     <w:p>
@@ -1193,7 +1131,7 @@
         <w:pStyle w:val="ManualBullet"/>
       </w:pPr>
       <w:r>
-        <w:t>tag the right region and date</w:t>
+        <w:t>tag the correct date and region</w:t>
       </w:r>
     </w:p>
     <w:p>
@@ -1201,7 +1139,7 @@
         <w:pStyle w:val="ManualBullet"/>
       </w:pPr>
       <w:r>
-        <w:t>keep titles descriptive so other staff can find them later</w:t>
+        <w:t>use clear titles so others can find them later</w:t>
       </w:r>
     </w:p>
     <w:p/>
@@ -1210,7 +1148,7 @@
         <w:pStyle w:val="Heading1"/>
       </w:pPr>
       <w:r>
-        <w:t>9. Recommended operating pattern</w:t>
+        <w:t>9. Recommended way of working</w:t>
       </w:r>
     </w:p>
     <w:p>
@@ -1218,7 +1156,7 @@
         <w:pStyle w:val="ManualNumber"/>
       </w:pPr>
       <w:r>
-        <w:t>Start in KPI for the headline view.</w:t>
+        <w:t>Start in KPI for the summary view.</w:t>
       </w:r>
     </w:p>
     <w:p>
@@ -1226,16 +1164,7 @@
         <w:pStyle w:val="ManualNumber"/>
       </w:pPr>
       <w:r>
-        <w:t xml:space="preserve">Use </w:t>
-      </w:r>
-      <w:r>
-        <w:rPr>
-          <w:rFonts w:ascii="Consolas" w:hAnsi="Consolas"/>
-        </w:rPr>
-        <w:t>Show KPI Debug</w:t>
-      </w:r>
-      <w:r>
-        <w:t xml:space="preserve"> if a number needs validating.</w:t>
+        <w:t>Use drill-down or KPI Debug if something needs checking.</w:t>
       </w:r>
     </w:p>
     <w:p>
@@ -1243,7 +1172,7 @@
         <w:pStyle w:val="ManualNumber"/>
       </w:pPr>
       <w:r>
-        <w:t>Move to Custom Reports for structured analysis or export.</w:t>
+        <w:t>Move to Custom Reports for structured analysis.</w:t>
       </w:r>
     </w:p>
     <w:p>
@@ -1251,7 +1180,7 @@
         <w:pStyle w:val="ManualNumber"/>
       </w:pPr>
       <w:r>
-        <w:t>Move to ML Dashboard when the question is event-specific.</w:t>
+        <w:t>Move to ML Dashboard when the issue is event-specific.</w:t>
       </w:r>
     </w:p>
     <w:p>
@@ -1259,7 +1188,7 @@
         <w:pStyle w:val="ManualNumber"/>
       </w:pPr>
       <w:r>
-        <w:t>Use Funder Dashboard for sponsor-facing summaries.</w:t>
+        <w:t>Use Funder Dashboard for sponsor-facing review.</w:t>
       </w:r>
     </w:p>
     <w:p/>
@@ -1284,6 +1213,22 @@
         <w:pStyle w:val="ManualBullet"/>
       </w:pPr>
       <w:r>
+        <w:t>widen or narrow the timeframe</w:t>
+      </w:r>
+    </w:p>
+    <w:p>
+      <w:pPr>
+        <w:pStyle w:val="ManualBullet"/>
+      </w:pPr>
+      <w:r>
+        <w:t>drill into the KPI card</w:t>
+      </w:r>
+    </w:p>
+    <w:p>
+      <w:pPr>
+        <w:pStyle w:val="ManualBullet"/>
+      </w:pPr>
+      <w:r>
         <w:t xml:space="preserve">switch on </w:t>
       </w:r>
       <w:r>
@@ -1293,29 +1238,13 @@
         <w:t>Show KPI Debug</w:t>
       </w:r>
     </w:p>
-    <w:p>
-      <w:pPr>
-        <w:pStyle w:val="ManualBullet"/>
-      </w:pPr>
-      <w:r>
-        <w:t>narrow the timeframe</w:t>
-      </w:r>
-    </w:p>
-    <w:p>
-      <w:pPr>
-        <w:pStyle w:val="ManualBullet"/>
-      </w:pPr>
-      <w:r>
-        <w:t>drill into the KPI card to inspect the source rows</w:t>
-      </w:r>
-    </w:p>
     <w:p/>
     <w:p>
       <w:pPr>
         <w:pStyle w:val="Heading2"/>
       </w:pPr>
       <w:r>
-        <w:t>The report did not refresh</w:t>
+        <w:t>A report does not update</w:t>
       </w:r>
     </w:p>
     <w:p>
@@ -1346,7 +1275,7 @@
         <w:t>Apply Advanced Filters</w:t>
       </w:r>
       <w:r>
-        <w:t xml:space="preserve"> if advanced controls changed</w:t>
+        <w:t xml:space="preserve"> if you changed advanced options</w:t>
       </w:r>
     </w:p>
     <w:p/>
@@ -1355,7 +1284,7 @@
         <w:pStyle w:val="Heading2"/>
       </w:pPr>
       <w:r>
-        <w:t>No attendee detail is visible</w:t>
+        <w:t>Attendee detail is missing</w:t>
       </w:r>
     </w:p>
     <w:p>
@@ -1363,7 +1292,7 @@
         <w:pStyle w:val="ManualBullet"/>
       </w:pPr>
       <w:r>
-        <w:t>some events only contain counts or partial attendee detail</w:t>
+        <w:t>some events only contain partial attendee data</w:t>
       </w:r>
     </w:p>
     <w:p>
@@ -1371,7 +1300,7 @@
         <w:pStyle w:val="ManualBullet"/>
       </w:pPr>
       <w:r>
-        <w:t>names and IDs depend on the source Beacon payload</w:t>
+        <w:t>what you can see depends on the source data and your role</w:t>
       </w:r>
     </w:p>
     <w:p/>
@@ -1380,7 +1309,7 @@
         <w:pStyle w:val="Heading2"/>
       </w:pPr>
       <w:r>
-        <w:t>The Funder Dashboard looks empty</w:t>
+        <w:t>Funder figures look empty</w:t>
       </w:r>
     </w:p>
     <w:p>
@@ -1388,13 +1317,7 @@
         <w:pStyle w:val="ManualBullet"/>
       </w:pPr>
       <w:r>
-        <w:t xml:space="preserve">try </w:t>
-      </w:r>
-      <w:r>
-        <w:rPr>
-          <w:rFonts w:ascii="Consolas" w:hAnsi="Consolas"/>
-        </w:rPr>
-        <w:t>All Time</w:t>
+        <w:t>widen the timeframe</w:t>
       </w:r>
     </w:p>
     <w:p>
@@ -1410,7 +1333,7 @@
         <w:pStyle w:val="ManualBullet"/>
       </w:pPr>
       <w:r>
-        <w:t>confirm the selected funder appears in grants or payments</w:t>
+        <w:t>check that the funder appears in payments or grants</w:t>
       </w:r>
     </w:p>
     <w:sectPr>

--- a/docs/manuals/docx/MANAGER-MANUAL.docx
+++ b/docs/manuals/docx/MANAGER-MANUAL.docx
@@ -27,7 +27,7 @@
     </w:p>
     <w:p>
       <w:r>
-        <w:t>Scope: operational reporting, KPI checking, event review, and funder-facing oversight</w:t>
+        <w:t>Scope: operational reporting, KPI validation, event review, case studies, and funder-facing oversight</w:t>
       </w:r>
     </w:p>
     <w:p/>
@@ -73,18 +73,73 @@
         <w:pStyle w:val="Heading1"/>
       </w:pPr>
       <w:r>
-        <w:t>1. About this guide</w:t>
-      </w:r>
-    </w:p>
-    <w:p>
-      <w:r>
-        <w:t>Managers use the dashboard to move between summary reporting and operational detail.</w:t>
+        <w:t>1. Introduction</w:t>
+      </w:r>
+    </w:p>
+    <w:p>
+      <w:r>
+        <w:t>This manual explains how Managers use the dashboard across the main reporting and operational views.</w:t>
       </w:r>
     </w:p>
     <w:p/>
     <w:p>
       <w:r>
-        <w:t>Available views:</w:t>
+        <w:t>The Manager role is designed for people who need to move between:</w:t>
+      </w:r>
+    </w:p>
+    <w:p/>
+    <w:p>
+      <w:pPr>
+        <w:pStyle w:val="ManualBullet"/>
+      </w:pPr>
+      <w:r>
+        <w:t>headline oversight</w:t>
+      </w:r>
+    </w:p>
+    <w:p>
+      <w:pPr>
+        <w:pStyle w:val="ManualBullet"/>
+      </w:pPr>
+      <w:r>
+        <w:t>KPI validation</w:t>
+      </w:r>
+    </w:p>
+    <w:p>
+      <w:pPr>
+        <w:pStyle w:val="ManualBullet"/>
+      </w:pPr>
+      <w:r>
+        <w:t>structured reporting</w:t>
+      </w:r>
+    </w:p>
+    <w:p>
+      <w:pPr>
+        <w:pStyle w:val="ManualBullet"/>
+      </w:pPr>
+      <w:r>
+        <w:t>event-level review</w:t>
+      </w:r>
+    </w:p>
+    <w:p>
+      <w:pPr>
+        <w:pStyle w:val="ManualBullet"/>
+      </w:pPr>
+      <w:r>
+        <w:t>funder-facing summary checks</w:t>
+      </w:r>
+    </w:p>
+    <w:p>
+      <w:pPr>
+        <w:pStyle w:val="ManualBullet"/>
+      </w:pPr>
+      <w:r>
+        <w:t>case study capture and review</w:t>
+      </w:r>
+    </w:p>
+    <w:p/>
+    <w:p>
+      <w:r>
+        <w:t>Managers can open:</w:t>
       </w:r>
     </w:p>
     <w:p/>
@@ -129,6 +184,17 @@
         <w:rPr>
           <w:rFonts w:ascii="Consolas" w:hAnsi="Consolas"/>
         </w:rPr>
+        <w:t>Data Request Form</w:t>
+      </w:r>
+    </w:p>
+    <w:p>
+      <w:pPr>
+        <w:pStyle w:val="ManualBullet"/>
+      </w:pPr>
+      <w:r>
+        <w:rPr>
+          <w:rFonts w:ascii="Consolas" w:hAnsi="Consolas"/>
+        </w:rPr>
         <w:t>Funder Dashboard</w:t>
       </w:r>
     </w:p>
@@ -146,7 +212,7 @@
     <w:p/>
     <w:p>
       <w:r>
-        <w:t>Managers cannot access:</w:t>
+        <w:t>Managers cannot open:</w:t>
       </w:r>
     </w:p>
     <w:p/>
@@ -163,19 +229,134 @@
     </w:p>
     <w:p/>
     <w:p>
+      <w:r>
+        <w:t xml:space="preserve">Managers have broader operational visibility than RPL users, but they still are not system administrators. If a task involves user access, password resets, sync control, or audit review, it belongs with an </w:t>
+      </w:r>
+      <w:r>
+        <w:rPr>
+          <w:rFonts w:ascii="Consolas" w:hAnsi="Consolas"/>
+        </w:rPr>
+        <w:t>Admin</w:t>
+      </w:r>
+      <w:r>
+        <w:t>.</w:t>
+      </w:r>
+    </w:p>
+    <w:p/>
+    <w:p>
       <w:pPr>
         <w:pStyle w:val="Heading1"/>
       </w:pPr>
       <w:r>
-        <w:t>2. Getting started</w:t>
-      </w:r>
-    </w:p>
+        <w:t>2. What the Manager role is for</w:t>
+      </w:r>
+    </w:p>
+    <w:p>
+      <w:r>
+        <w:t>Use the Manager role when you need to:</w:t>
+      </w:r>
+    </w:p>
+    <w:p/>
+    <w:p>
+      <w:pPr>
+        <w:pStyle w:val="ManualBullet"/>
+      </w:pPr>
+      <w:r>
+        <w:t>review performance across multiple dashboard areas</w:t>
+      </w:r>
+    </w:p>
+    <w:p>
+      <w:pPr>
+        <w:pStyle w:val="ManualBullet"/>
+      </w:pPr>
+      <w:r>
+        <w:t>validate a KPI before it is shared more widely</w:t>
+      </w:r>
+    </w:p>
+    <w:p>
+      <w:pPr>
+        <w:pStyle w:val="ManualBullet"/>
+      </w:pPr>
+      <w:r>
+        <w:t>check one event in operational detail</w:t>
+      </w:r>
+    </w:p>
+    <w:p>
+      <w:pPr>
+        <w:pStyle w:val="ManualBullet"/>
+      </w:pPr>
+      <w:r>
+        <w:t>prepare a chart or export for leadership use</w:t>
+      </w:r>
+    </w:p>
+    <w:p>
+      <w:pPr>
+        <w:pStyle w:val="ManualBullet"/>
+      </w:pPr>
+      <w:r>
+        <w:t>review what a funder-facing screen shows</w:t>
+      </w:r>
+    </w:p>
+    <w:p>
+      <w:pPr>
+        <w:pStyle w:val="ManualBullet"/>
+      </w:pPr>
+      <w:r>
+        <w:t>confirm whether unusual data reflects a real change or a data issue</w:t>
+      </w:r>
+    </w:p>
+    <w:p/>
+    <w:p>
+      <w:r>
+        <w:t>This role is not intended for:</w:t>
+      </w:r>
+    </w:p>
+    <w:p/>
+    <w:p>
+      <w:pPr>
+        <w:pStyle w:val="ManualBullet"/>
+      </w:pPr>
+      <w:r>
+        <w:t>creating or deleting users</w:t>
+      </w:r>
+    </w:p>
+    <w:p>
+      <w:pPr>
+        <w:pStyle w:val="ManualBullet"/>
+      </w:pPr>
+      <w:r>
+        <w:t>running sync maintenance</w:t>
+      </w:r>
+    </w:p>
+    <w:p>
+      <w:pPr>
+        <w:pStyle w:val="ManualBullet"/>
+      </w:pPr>
+      <w:r>
+        <w:t>changing system configuration</w:t>
+      </w:r>
+    </w:p>
+    <w:p/>
+    <w:p>
+      <w:pPr>
+        <w:pStyle w:val="Heading1"/>
+      </w:pPr>
+      <w:r>
+        <w:t>3. Signing in and first checks</w:t>
+      </w:r>
+    </w:p>
+    <w:p>
+      <w:r>
+        <w:t>When you sign in:</w:t>
+      </w:r>
+    </w:p>
+    <w:p/>
     <w:p>
       <w:pPr>
         <w:pStyle w:val="ManualNumber"/>
       </w:pPr>
       <w:r>
-        <w:t>Sign in with your email address and password.</w:t>
+        <w:t>Enter your email address and password.</w:t>
       </w:r>
     </w:p>
     <w:p>
@@ -183,7 +364,7 @@
         <w:pStyle w:val="ManualNumber"/>
       </w:pPr>
       <w:r>
-        <w:t>Change your password if the system asks you to do so.</w:t>
+        <w:t>Change your password if prompted.</w:t>
       </w:r>
     </w:p>
     <w:p>
@@ -191,7 +372,24 @@
         <w:pStyle w:val="ManualNumber"/>
       </w:pPr>
       <w:r>
-        <w:t xml:space="preserve">Use </w:t>
+        <w:t xml:space="preserve">Check </w:t>
+      </w:r>
+      <w:r>
+        <w:rPr>
+          <w:rFonts w:ascii="Consolas" w:hAnsi="Consolas"/>
+        </w:rPr>
+        <w:t>Last Data Refresh</w:t>
+      </w:r>
+      <w:r>
+        <w:t>.</w:t>
+      </w:r>
+    </w:p>
+    <w:p>
+      <w:pPr>
+        <w:pStyle w:val="ManualNumber"/>
+      </w:pPr>
+      <w:r>
+        <w:t xml:space="preserve">Choose the correct screen in </w:t>
       </w:r>
       <w:r>
         <w:rPr>
@@ -200,7 +398,7 @@
         <w:t>View Mode</w:t>
       </w:r>
       <w:r>
-        <w:t xml:space="preserve"> in the sidebar to switch screens.</w:t>
+        <w:t>.</w:t>
       </w:r>
     </w:p>
     <w:p>
@@ -208,24 +406,7 @@
         <w:pStyle w:val="ManualNumber"/>
       </w:pPr>
       <w:r>
-        <w:t xml:space="preserve">Check </w:t>
-      </w:r>
-      <w:r>
-        <w:rPr>
-          <w:rFonts w:ascii="Consolas" w:hAnsi="Consolas"/>
-        </w:rPr>
-        <w:t>Last Data Refresh</w:t>
-      </w:r>
-      <w:r>
-        <w:t xml:space="preserve"> before using figures externally.</w:t>
-      </w:r>
-    </w:p>
-    <w:p>
-      <w:pPr>
-        <w:pStyle w:val="ManualNumber"/>
-      </w:pPr>
-      <w:r>
-        <w:t>Start in KPI for summary, then move to another view if you need more detail.</w:t>
+        <w:t>Confirm your region and timeframe settings before beginning any review.</w:t>
       </w:r>
     </w:p>
     <w:p/>
@@ -267,16 +448,28 @@
     </w:p>
     <w:p/>
     <w:p>
+      <w:r>
+        <w:t>A Manager often switches between more than one screen during the same task. That is expected. Start with the view that gives the fastest answer, then move into a more detailed screen if the question requires it.</w:t>
+      </w:r>
+    </w:p>
+    <w:p/>
+    <w:p>
       <w:pPr>
         <w:pStyle w:val="Heading1"/>
       </w:pPr>
       <w:r>
-        <w:t>3. Filters and navigation</w:t>
-      </w:r>
-    </w:p>
-    <w:p>
-      <w:r>
-        <w:t>Most manager tasks rely on:</w:t>
+        <w:t>4. Understanding the layout</w:t>
+      </w:r>
+    </w:p>
+    <w:p>
+      <w:r>
+        <w:t>The left sidebar controls most navigation.</w:t>
+      </w:r>
+    </w:p>
+    <w:p/>
+    <w:p>
+      <w:r>
+        <w:t>Important controls usually include:</w:t>
       </w:r>
     </w:p>
     <w:p/>
@@ -296,7 +489,7 @@
         <w:pStyle w:val="ManualBullet"/>
       </w:pPr>
       <w:r>
-        <w:t>region filters</w:t>
+        <w:t>region controls</w:t>
       </w:r>
     </w:p>
     <w:p>
@@ -304,13 +497,227 @@
         <w:pStyle w:val="ManualBullet"/>
       </w:pPr>
       <w:r>
-        <w:t>timeframe filters</w:t>
+        <w:t>timeframe controls</w:t>
+      </w:r>
+    </w:p>
+    <w:p>
+      <w:pPr>
+        <w:pStyle w:val="ManualBullet"/>
+      </w:pPr>
+      <w:r>
+        <w:t xml:space="preserve">screen-specific controls such as </w:t>
+      </w:r>
+      <w:r>
+        <w:rPr>
+          <w:rFonts w:ascii="Consolas" w:hAnsi="Consolas"/>
+        </w:rPr>
+        <w:t>KPI Section</w:t>
       </w:r>
     </w:p>
     <w:p/>
     <w:p>
       <w:r>
-        <w:t>Typical timeframes:</w:t>
+        <w:t>Use the screens like this:</w:t>
+      </w:r>
+    </w:p>
+    <w:p/>
+    <w:p>
+      <w:pPr>
+        <w:pStyle w:val="ManualBullet"/>
+      </w:pPr>
+      <w:r>
+        <w:rPr>
+          <w:rFonts w:ascii="Consolas" w:hAnsi="Consolas"/>
+        </w:rPr>
+        <w:t>KPI Dashboard</w:t>
+      </w:r>
+      <w:r>
+        <w:t xml:space="preserve"> for headline review</w:t>
+      </w:r>
+    </w:p>
+    <w:p>
+      <w:pPr>
+        <w:pStyle w:val="ManualBullet"/>
+      </w:pPr>
+      <w:r>
+        <w:rPr>
+          <w:rFonts w:ascii="Consolas" w:hAnsi="Consolas"/>
+        </w:rPr>
+        <w:t>Custom Reports Dashboard</w:t>
+      </w:r>
+      <w:r>
+        <w:t xml:space="preserve"> for structured analysis, exports, and charts</w:t>
+      </w:r>
+    </w:p>
+    <w:p>
+      <w:pPr>
+        <w:pStyle w:val="ManualBullet"/>
+      </w:pPr>
+      <w:r>
+        <w:rPr>
+          <w:rFonts w:ascii="Consolas" w:hAnsi="Consolas"/>
+        </w:rPr>
+        <w:t>ML Dashboard</w:t>
+      </w:r>
+      <w:r>
+        <w:t xml:space="preserve"> for one-event-at-a-time review</w:t>
+      </w:r>
+    </w:p>
+    <w:p>
+      <w:pPr>
+        <w:pStyle w:val="ManualBullet"/>
+      </w:pPr>
+      <w:r>
+        <w:rPr>
+          <w:rFonts w:ascii="Consolas" w:hAnsi="Consolas"/>
+        </w:rPr>
+        <w:t>Funder Dashboard</w:t>
+      </w:r>
+      <w:r>
+        <w:t xml:space="preserve"> for sponsor-facing summary checks</w:t>
+      </w:r>
+    </w:p>
+    <w:p>
+      <w:pPr>
+        <w:pStyle w:val="ManualBullet"/>
+      </w:pPr>
+      <w:r>
+        <w:rPr>
+          <w:rFonts w:ascii="Consolas" w:hAnsi="Consolas"/>
+        </w:rPr>
+        <w:t>Case Studies</w:t>
+      </w:r>
+      <w:r>
+        <w:t xml:space="preserve"> for narrative evidence</w:t>
+      </w:r>
+    </w:p>
+    <w:p>
+      <w:pPr>
+        <w:pStyle w:val="ManualBullet"/>
+      </w:pPr>
+      <w:r>
+        <w:rPr>
+          <w:rFonts w:ascii="Consolas" w:hAnsi="Consolas"/>
+        </w:rPr>
+        <w:t>Data Request Form</w:t>
+      </w:r>
+      <w:r>
+        <w:t xml:space="preserve"> for submitting and reviewing data access requests</w:t>
+      </w:r>
+    </w:p>
+    <w:p/>
+    <w:p>
+      <w:pPr>
+        <w:pStyle w:val="Heading1"/>
+      </w:pPr>
+      <w:r>
+        <w:t>5. Filters and navigation</w:t>
+      </w:r>
+    </w:p>
+    <w:p>
+      <w:r>
+        <w:t>Good filtering habits matter because a wrong region or timeframe can make correct data look wrong.</w:t>
+      </w:r>
+    </w:p>
+    <w:p/>
+    <w:p>
+      <w:pPr>
+        <w:pStyle w:val="Heading2"/>
+      </w:pPr>
+      <w:r>
+        <w:t>5.1 Region filtering</w:t>
+      </w:r>
+    </w:p>
+    <w:p>
+      <w:r>
+        <w:t xml:space="preserve">Use </w:t>
+      </w:r>
+      <w:r>
+        <w:rPr>
+          <w:rFonts w:ascii="Consolas" w:hAnsi="Consolas"/>
+        </w:rPr>
+        <w:t>All Regions</w:t>
+      </w:r>
+      <w:r>
+        <w:t xml:space="preserve"> when:</w:t>
+      </w:r>
+    </w:p>
+    <w:p/>
+    <w:p>
+      <w:pPr>
+        <w:pStyle w:val="ManualBullet"/>
+      </w:pPr>
+      <w:r>
+        <w:t>you are checking whether something exists at all</w:t>
+      </w:r>
+    </w:p>
+    <w:p>
+      <w:pPr>
+        <w:pStyle w:val="ManualBullet"/>
+      </w:pPr>
+      <w:r>
+        <w:t>you need a high-level organisational picture</w:t>
+      </w:r>
+    </w:p>
+    <w:p>
+      <w:pPr>
+        <w:pStyle w:val="ManualBullet"/>
+      </w:pPr>
+      <w:r>
+        <w:t>you want to compare one region with the wider context</w:t>
+      </w:r>
+    </w:p>
+    <w:p/>
+    <w:p>
+      <w:r>
+        <w:t>Use a single region when:</w:t>
+      </w:r>
+    </w:p>
+    <w:p/>
+    <w:p>
+      <w:pPr>
+        <w:pStyle w:val="ManualBullet"/>
+      </w:pPr>
+      <w:r>
+        <w:t>you are validating a regional KPI</w:t>
+      </w:r>
+    </w:p>
+    <w:p>
+      <w:pPr>
+        <w:pStyle w:val="ManualBullet"/>
+      </w:pPr>
+      <w:r>
+        <w:t>you are reviewing a regional trend</w:t>
+      </w:r>
+    </w:p>
+    <w:p>
+      <w:pPr>
+        <w:pStyle w:val="ManualBullet"/>
+      </w:pPr>
+      <w:r>
+        <w:t>you want a cleaner chart or export</w:t>
+      </w:r>
+    </w:p>
+    <w:p>
+      <w:pPr>
+        <w:pStyle w:val="ManualBullet"/>
+      </w:pPr>
+      <w:r>
+        <w:t>you are following up on a regional issue</w:t>
+      </w:r>
+    </w:p>
+    <w:p/>
+    <w:p>
+      <w:pPr>
+        <w:pStyle w:val="Heading2"/>
+      </w:pPr>
+      <w:r>
+        <w:t>5.2 Timeframe filtering</w:t>
+      </w:r>
+    </w:p>
+    <w:p>
+      <w:r>
+        <w:t>Typical timeframe options include:</w:t>
       </w:r>
     </w:p>
     <w:p/>
@@ -383,21 +790,154 @@
     <w:p/>
     <w:p>
       <w:r>
-        <w:t>If records seem to be missing, widen the filters first.</w:t>
+        <w:t>Recommended practice:</w:t>
       </w:r>
     </w:p>
     <w:p/>
     <w:p>
       <w:pPr>
+        <w:pStyle w:val="ManualNumber"/>
+      </w:pPr>
+      <w:r>
+        <w:t>Start with a wider timeframe if you are uncertain.</w:t>
+      </w:r>
+    </w:p>
+    <w:p>
+      <w:pPr>
+        <w:pStyle w:val="ManualNumber"/>
+      </w:pPr>
+      <w:r>
+        <w:t>Confirm the records exist.</w:t>
+      </w:r>
+    </w:p>
+    <w:p>
+      <w:pPr>
+        <w:pStyle w:val="ManualNumber"/>
+      </w:pPr>
+      <w:r>
+        <w:t>Narrow to the exact reporting period.</w:t>
+      </w:r>
+    </w:p>
+    <w:p/>
+    <w:p>
+      <w:pPr>
+        <w:pStyle w:val="Heading2"/>
+      </w:pPr>
+      <w:r>
+        <w:t>5.3 Recommended navigation pattern</w:t>
+      </w:r>
+    </w:p>
+    <w:p>
+      <w:r>
+        <w:t>For most Manager tasks:</w:t>
+      </w:r>
+    </w:p>
+    <w:p/>
+    <w:p>
+      <w:pPr>
+        <w:pStyle w:val="ManualNumber"/>
+      </w:pPr>
+      <w:r>
+        <w:t xml:space="preserve">Start in </w:t>
+      </w:r>
+      <w:r>
+        <w:rPr>
+          <w:rFonts w:ascii="Consolas" w:hAnsi="Consolas"/>
+        </w:rPr>
+        <w:t>KPI Dashboard</w:t>
+      </w:r>
+      <w:r>
+        <w:t>.</w:t>
+      </w:r>
+    </w:p>
+    <w:p>
+      <w:pPr>
+        <w:pStyle w:val="ManualNumber"/>
+      </w:pPr>
+      <w:r>
+        <w:t>Identify the KPI section involved.</w:t>
+      </w:r>
+    </w:p>
+    <w:p>
+      <w:pPr>
+        <w:pStyle w:val="ManualNumber"/>
+      </w:pPr>
+      <w:r>
+        <w:t>Open drill-down if needed.</w:t>
+      </w:r>
+    </w:p>
+    <w:p>
+      <w:pPr>
+        <w:pStyle w:val="ManualNumber"/>
+      </w:pPr>
+      <w:r>
+        <w:t xml:space="preserve">Move to </w:t>
+      </w:r>
+      <w:r>
+        <w:rPr>
+          <w:rFonts w:ascii="Consolas" w:hAnsi="Consolas"/>
+        </w:rPr>
+        <w:t>Custom Reports Dashboard</w:t>
+      </w:r>
+      <w:r>
+        <w:t xml:space="preserve"> if you need structure or export.</w:t>
+      </w:r>
+    </w:p>
+    <w:p>
+      <w:pPr>
+        <w:pStyle w:val="ManualNumber"/>
+      </w:pPr>
+      <w:r>
+        <w:t xml:space="preserve">Move to </w:t>
+      </w:r>
+      <w:r>
+        <w:rPr>
+          <w:rFonts w:ascii="Consolas" w:hAnsi="Consolas"/>
+        </w:rPr>
+        <w:t>ML Dashboard</w:t>
+      </w:r>
+      <w:r>
+        <w:t xml:space="preserve"> if the issue is event-specific.</w:t>
+      </w:r>
+    </w:p>
+    <w:p>
+      <w:pPr>
+        <w:pStyle w:val="ManualNumber"/>
+      </w:pPr>
+      <w:r>
+        <w:t xml:space="preserve">Move to </w:t>
+      </w:r>
+      <w:r>
+        <w:rPr>
+          <w:rFonts w:ascii="Consolas" w:hAnsi="Consolas"/>
+        </w:rPr>
+        <w:t>Funder Dashboard</w:t>
+      </w:r>
+      <w:r>
+        <w:t xml:space="preserve"> if you need to check what an external-style restricted view shows.</w:t>
+      </w:r>
+    </w:p>
+    <w:p/>
+    <w:p>
+      <w:pPr>
         <w:pStyle w:val="Heading1"/>
       </w:pPr>
       <w:r>
-        <w:t>4. KPI Dashboard</w:t>
-      </w:r>
-    </w:p>
-    <w:p>
-      <w:r>
-        <w:t>The KPI Dashboard is the main place for checking headline operational figures.</w:t>
+        <w:t>6. KPI Dashboard</w:t>
+      </w:r>
+    </w:p>
+    <w:p>
+      <w:r>
+        <w:t xml:space="preserve">The </w:t>
+      </w:r>
+      <w:r>
+        <w:rPr>
+          <w:rFonts w:ascii="Consolas" w:hAnsi="Consolas"/>
+        </w:rPr>
+        <w:t>KPI Dashboard</w:t>
+      </w:r>
+      <w:r>
+        <w:t xml:space="preserve"> is the main place for headline operational review.</w:t>
       </w:r>
     </w:p>
     <w:p/>
@@ -406,12 +946,67 @@
         <w:pStyle w:val="Heading2"/>
       </w:pPr>
       <w:r>
-        <w:t>4.1 KPI sections</w:t>
-      </w:r>
-    </w:p>
-    <w:p>
-      <w:r>
-        <w:t>Use the section selector to move between:</w:t>
+        <w:t>6.1 When to use KPI Dashboard</w:t>
+      </w:r>
+    </w:p>
+    <w:p>
+      <w:r>
+        <w:t>Use it when you want to:</w:t>
+      </w:r>
+    </w:p>
+    <w:p/>
+    <w:p>
+      <w:pPr>
+        <w:pStyle w:val="ManualBullet"/>
+      </w:pPr>
+      <w:r>
+        <w:t>see the current headline picture quickly</w:t>
+      </w:r>
+    </w:p>
+    <w:p>
+      <w:pPr>
+        <w:pStyle w:val="ManualBullet"/>
+      </w:pPr>
+      <w:r>
+        <w:t>review delivery, governance, and partnerships</w:t>
+      </w:r>
+    </w:p>
+    <w:p>
+      <w:pPr>
+        <w:pStyle w:val="ManualBullet"/>
+      </w:pPr>
+      <w:r>
+        <w:t>identify where a result has shifted</w:t>
+      </w:r>
+    </w:p>
+    <w:p>
+      <w:pPr>
+        <w:pStyle w:val="ManualBullet"/>
+      </w:pPr>
+      <w:r>
+        <w:t>check whether a number looks credible</w:t>
+      </w:r>
+    </w:p>
+    <w:p>
+      <w:pPr>
+        <w:pStyle w:val="ManualBullet"/>
+      </w:pPr>
+      <w:r>
+        <w:t>open the supporting rows behind a KPI card</w:t>
+      </w:r>
+    </w:p>
+    <w:p/>
+    <w:p>
+      <w:pPr>
+        <w:pStyle w:val="Heading2"/>
+      </w:pPr>
+      <w:r>
+        <w:t>6.2 KPI sections</w:t>
+      </w:r>
+    </w:p>
+    <w:p>
+      <w:r>
+        <w:t>Depending on the region context, the sections can include:</w:t>
       </w:r>
     </w:p>
     <w:p/>
@@ -458,15 +1053,6 @@
         </w:rPr>
         <w:t>Income</w:t>
       </w:r>
-      <w:r>
-        <w:t xml:space="preserve"> when region is </w:t>
-      </w:r>
-      <w:r>
-        <w:rPr>
-          <w:rFonts w:ascii="Consolas" w:hAnsi="Consolas"/>
-        </w:rPr>
-        <w:t>Global</w:t>
-      </w:r>
     </w:p>
     <w:p>
       <w:pPr>
@@ -478,15 +1064,6 @@
         </w:rPr>
         <w:t>Comms</w:t>
       </w:r>
-      <w:r>
-        <w:t xml:space="preserve"> when region is </w:t>
-      </w:r>
-      <w:r>
-        <w:rPr>
-          <w:rFonts w:ascii="Consolas" w:hAnsi="Consolas"/>
-        </w:rPr>
-        <w:t>Global</w:t>
-      </w:r>
     </w:p>
     <w:p>
       <w:pPr>
@@ -501,31 +1078,127 @@
     </w:p>
     <w:p/>
     <w:p>
+      <w:r>
+        <w:t>The section selector is important. If a number seems to be missing, first confirm that you are in the correct section.</w:t>
+      </w:r>
+    </w:p>
+    <w:p/>
+    <w:p>
       <w:pPr>
         <w:pStyle w:val="Heading2"/>
       </w:pPr>
       <w:r>
-        <w:t>4.2 Drill-down</w:t>
-      </w:r>
-    </w:p>
-    <w:p>
-      <w:r>
-        <w:t>Managers can open KPI cards and inspect the supporting records.</w:t>
+        <w:t>6.3 Step-by-step KPI review</w:t>
+      </w:r>
+    </w:p>
+    <w:p>
+      <w:pPr>
+        <w:pStyle w:val="ManualNumber"/>
+      </w:pPr>
+      <w:r>
+        <w:t xml:space="preserve">Open </w:t>
+      </w:r>
+      <w:r>
+        <w:rPr>
+          <w:rFonts w:ascii="Consolas" w:hAnsi="Consolas"/>
+        </w:rPr>
+        <w:t>KPI Dashboard</w:t>
+      </w:r>
+      <w:r>
+        <w:t>.</w:t>
+      </w:r>
+    </w:p>
+    <w:p>
+      <w:pPr>
+        <w:pStyle w:val="ManualNumber"/>
+      </w:pPr>
+      <w:r>
+        <w:t>Set the relevant region.</w:t>
+      </w:r>
+    </w:p>
+    <w:p>
+      <w:pPr>
+        <w:pStyle w:val="ManualNumber"/>
+      </w:pPr>
+      <w:r>
+        <w:t>Set the relevant timeframe.</w:t>
+      </w:r>
+    </w:p>
+    <w:p>
+      <w:pPr>
+        <w:pStyle w:val="ManualNumber"/>
+      </w:pPr>
+      <w:r>
+        <w:t>Choose the correct KPI section.</w:t>
+      </w:r>
+    </w:p>
+    <w:p>
+      <w:pPr>
+        <w:pStyle w:val="ManualNumber"/>
+      </w:pPr>
+      <w:r>
+        <w:t>Review the visible cards.</w:t>
+      </w:r>
+    </w:p>
+    <w:p>
+      <w:pPr>
+        <w:pStyle w:val="ManualNumber"/>
+      </w:pPr>
+      <w:r>
+        <w:t>Note anything that looks unusual.</w:t>
+      </w:r>
+    </w:p>
+    <w:p>
+      <w:pPr>
+        <w:pStyle w:val="ManualNumber"/>
+      </w:pPr>
+      <w:r>
+        <w:t>Click the relevant KPI card.</w:t>
+      </w:r>
+    </w:p>
+    <w:p>
+      <w:pPr>
+        <w:pStyle w:val="ManualNumber"/>
+      </w:pPr>
+      <w:r>
+        <w:t>Review the rows returned by the drill-down.</w:t>
+      </w:r>
+    </w:p>
+    <w:p>
+      <w:pPr>
+        <w:pStyle w:val="ManualNumber"/>
+      </w:pPr>
+      <w:r>
+        <w:t>Decide whether the KPI is correct, unclear, or needs a deeper report-based check.</w:t>
       </w:r>
     </w:p>
     <w:p/>
     <w:p>
-      <w:r>
-        <w:t>This is useful when:</w:t>
+      <w:pPr>
+        <w:pStyle w:val="Heading2"/>
+      </w:pPr>
+      <w:r>
+        <w:t>6.4 Using drill-down</w:t>
+      </w:r>
+    </w:p>
+    <w:p>
+      <w:r>
+        <w:t>Drill-down is the quickest way to understand what sits behind a KPI.</w:t>
       </w:r>
     </w:p>
     <w:p/>
     <w:p>
+      <w:r>
+        <w:t>Use it when:</w:t>
+      </w:r>
+    </w:p>
+    <w:p/>
+    <w:p>
       <w:pPr>
         <w:pStyle w:val="ManualBullet"/>
       </w:pPr>
       <w:r>
-        <w:t>a figure looks unusual</w:t>
+        <w:t>a KPI is unexpectedly high or low</w:t>
       </w:r>
     </w:p>
     <w:p>
@@ -533,7 +1206,7 @@
         <w:pStyle w:val="ManualBullet"/>
       </w:pPr>
       <w:r>
-        <w:t>you want to validate what is behind a total</w:t>
+        <w:t>someone asks what is included in a total</w:t>
       </w:r>
     </w:p>
     <w:p>
@@ -541,21 +1214,67 @@
         <w:pStyle w:val="ManualBullet"/>
       </w:pPr>
       <w:r>
-        <w:t>someone has asked where a number came from</w:t>
+        <w:t>you want to identify which records are driving a change</w:t>
       </w:r>
     </w:p>
     <w:p/>
     <w:p>
+      <w:r>
+        <w:t>When reviewing drill-down results:</w:t>
+      </w:r>
+    </w:p>
+    <w:p/>
+    <w:p>
+      <w:pPr>
+        <w:pStyle w:val="ManualBullet"/>
+      </w:pPr>
+      <w:r>
+        <w:t>confirm the timeframe still matches your question</w:t>
+      </w:r>
+    </w:p>
+    <w:p>
+      <w:pPr>
+        <w:pStyle w:val="ManualBullet"/>
+      </w:pPr>
+      <w:r>
+        <w:t>look for obvious duplicate or missing records</w:t>
+      </w:r>
+    </w:p>
+    <w:p>
+      <w:pPr>
+        <w:pStyle w:val="ManualBullet"/>
+      </w:pPr>
+      <w:r>
+        <w:t>note whether the supporting rows match the story the headline card suggests</w:t>
+      </w:r>
+    </w:p>
+    <w:p/>
+    <w:p>
+      <w:r>
+        <w:t xml:space="preserve">If the drill-down gives only part of the answer, rebuild the question in </w:t>
+      </w:r>
+      <w:r>
+        <w:rPr>
+          <w:rFonts w:ascii="Consolas" w:hAnsi="Consolas"/>
+        </w:rPr>
+        <w:t>Custom Reports Dashboard</w:t>
+      </w:r>
+      <w:r>
+        <w:t>.</w:t>
+      </w:r>
+    </w:p>
+    <w:p/>
+    <w:p>
       <w:pPr>
         <w:pStyle w:val="Heading2"/>
       </w:pPr>
       <w:r>
-        <w:t>4.3 KPI Debug</w:t>
-      </w:r>
-    </w:p>
-    <w:p>
-      <w:r>
-        <w:t xml:space="preserve">Managers can switch on </w:t>
+        <w:t>6.5 Using KPI Debug</w:t>
+      </w:r>
+    </w:p>
+    <w:p>
+      <w:r>
+        <w:t xml:space="preserve">Managers can use </w:t>
       </w:r>
       <w:r>
         <w:rPr>
@@ -564,13 +1283,13 @@
         <w:t>Show KPI Debug</w:t>
       </w:r>
       <w:r>
-        <w:t xml:space="preserve"> from the sidebar.</w:t>
+        <w:t>.</w:t>
       </w:r>
     </w:p>
     <w:p/>
     <w:p>
       <w:r>
-        <w:t>This shows support counts such as:</w:t>
+        <w:t>This shows extra support counts such as:</w:t>
       </w:r>
     </w:p>
     <w:p/>
@@ -633,16 +1352,98 @@
     <w:p/>
     <w:p>
       <w:r>
-        <w:t>Use it when you want to work out whether the issue is the data itself or the KPI logic.</w:t>
+        <w:t xml:space="preserve">Use </w:t>
+      </w:r>
+      <w:r>
+        <w:rPr>
+          <w:rFonts w:ascii="Consolas" w:hAnsi="Consolas"/>
+        </w:rPr>
+        <w:t>Show KPI Debug</w:t>
+      </w:r>
+      <w:r>
+        <w:t xml:space="preserve"> when:</w:t>
       </w:r>
     </w:p>
     <w:p/>
     <w:p>
       <w:pPr>
+        <w:pStyle w:val="ManualBullet"/>
+      </w:pPr>
+      <w:r>
+        <w:t>the headline KPI looks wrong</w:t>
+      </w:r>
+    </w:p>
+    <w:p>
+      <w:pPr>
+        <w:pStyle w:val="ManualBullet"/>
+      </w:pPr>
+      <w:r>
+        <w:t>you need to understand whether the source population looks plausible</w:t>
+      </w:r>
+    </w:p>
+    <w:p>
+      <w:pPr>
+        <w:pStyle w:val="ManualBullet"/>
+      </w:pPr>
+      <w:r>
+        <w:t>you want to separate a source-data problem from a calculation problem</w:t>
+      </w:r>
+    </w:p>
+    <w:p/>
+    <w:p>
+      <w:r>
+        <w:t>Suggested process:</w:t>
+      </w:r>
+    </w:p>
+    <w:p/>
+    <w:p>
+      <w:pPr>
+        <w:pStyle w:val="ManualNumber"/>
+      </w:pPr>
+      <w:r>
+        <w:t>Review the headline KPI.</w:t>
+      </w:r>
+    </w:p>
+    <w:p>
+      <w:pPr>
+        <w:pStyle w:val="ManualNumber"/>
+      </w:pPr>
+      <w:r>
+        <w:t xml:space="preserve">Turn on </w:t>
+      </w:r>
+      <w:r>
+        <w:rPr>
+          <w:rFonts w:ascii="Consolas" w:hAnsi="Consolas"/>
+        </w:rPr>
+        <w:t>Show KPI Debug</w:t>
+      </w:r>
+      <w:r>
+        <w:t>.</w:t>
+      </w:r>
+    </w:p>
+    <w:p>
+      <w:pPr>
+        <w:pStyle w:val="ManualNumber"/>
+      </w:pPr>
+      <w:r>
+        <w:t>Compare the supporting counts with what you expect.</w:t>
+      </w:r>
+    </w:p>
+    <w:p>
+      <w:pPr>
+        <w:pStyle w:val="ManualNumber"/>
+      </w:pPr>
+      <w:r>
+        <w:t>Decide whether the issue looks like source data, filtering, or KPI logic.</w:t>
+      </w:r>
+    </w:p>
+    <w:p/>
+    <w:p>
+      <w:pPr>
         <w:pStyle w:val="Heading1"/>
       </w:pPr>
       <w:r>
-        <w:t>5. Custom Reports Dashboard</w:t>
+        <w:t>7. Custom Reports Dashboard</w:t>
       </w:r>
     </w:p>
     <w:p>
@@ -656,7 +1457,7 @@
         <w:t>Custom Reports Dashboard</w:t>
       </w:r>
       <w:r>
-        <w:t xml:space="preserve"> when you need more flexible analysis than the KPI cards can give you.</w:t>
+        <w:t xml:space="preserve"> when you need structured analysis, exportable data, or chart-based output.</w:t>
       </w:r>
     </w:p>
     <w:p/>
@@ -702,15 +1503,240 @@
         <w:pStyle w:val="Heading2"/>
       </w:pPr>
       <w:r>
-        <w:t>5.1 Standard workflow</w:t>
-      </w:r>
-    </w:p>
+        <w:t>7.1 What this screen is for</w:t>
+      </w:r>
+    </w:p>
+    <w:p>
+      <w:r>
+        <w:t>Use it when you need to:</w:t>
+      </w:r>
+    </w:p>
+    <w:p/>
+    <w:p>
+      <w:pPr>
+        <w:pStyle w:val="ManualBullet"/>
+      </w:pPr>
+      <w:r>
+        <w:t>inspect rows directly</w:t>
+      </w:r>
+    </w:p>
+    <w:p>
+      <w:pPr>
+        <w:pStyle w:val="ManualBullet"/>
+      </w:pPr>
+      <w:r>
+        <w:t>export CSV data</w:t>
+      </w:r>
+    </w:p>
+    <w:p>
+      <w:pPr>
+        <w:pStyle w:val="ManualBullet"/>
+      </w:pPr>
+      <w:r>
+        <w:t>build charts for packs or presentations</w:t>
+      </w:r>
+    </w:p>
+    <w:p>
+      <w:pPr>
+        <w:pStyle w:val="ManualBullet"/>
+      </w:pPr>
+      <w:r>
+        <w:t>compare categories, statuses, or regions</w:t>
+      </w:r>
+    </w:p>
+    <w:p>
+      <w:pPr>
+        <w:pStyle w:val="ManualBullet"/>
+      </w:pPr>
+      <w:r>
+        <w:t>validate a KPI against row-level data</w:t>
+      </w:r>
+    </w:p>
+    <w:p>
+      <w:pPr>
+        <w:pStyle w:val="ManualBullet"/>
+      </w:pPr>
+      <w:r>
+        <w:t>review travel analysis</w:t>
+      </w:r>
+    </w:p>
+    <w:p/>
+    <w:p>
+      <w:pPr>
+        <w:pStyle w:val="Heading2"/>
+      </w:pPr>
+      <w:r>
+        <w:t>7.2 Datasets available to Managers</w:t>
+      </w:r>
+    </w:p>
+    <w:p>
+      <w:r>
+        <w:t>Managers can work with:</w:t>
+      </w:r>
+    </w:p>
+    <w:p/>
+    <w:p>
+      <w:pPr>
+        <w:pStyle w:val="ManualBullet"/>
+      </w:pPr>
+      <w:r>
+        <w:rPr>
+          <w:rFonts w:ascii="Consolas" w:hAnsi="Consolas"/>
+        </w:rPr>
+        <w:t>People</w:t>
+      </w:r>
+    </w:p>
+    <w:p>
+      <w:pPr>
+        <w:pStyle w:val="ManualBullet"/>
+      </w:pPr>
+      <w:r>
+        <w:rPr>
+          <w:rFonts w:ascii="Consolas" w:hAnsi="Consolas"/>
+        </w:rPr>
+        <w:t>Organisations</w:t>
+      </w:r>
+    </w:p>
+    <w:p>
+      <w:pPr>
+        <w:pStyle w:val="ManualBullet"/>
+      </w:pPr>
+      <w:r>
+        <w:rPr>
+          <w:rFonts w:ascii="Consolas" w:hAnsi="Consolas"/>
+        </w:rPr>
+        <w:t>Events</w:t>
+      </w:r>
+    </w:p>
+    <w:p>
+      <w:pPr>
+        <w:pStyle w:val="ManualBullet"/>
+      </w:pPr>
+      <w:r>
+        <w:rPr>
+          <w:rFonts w:ascii="Consolas" w:hAnsi="Consolas"/>
+        </w:rPr>
+        <w:t>Payments</w:t>
+      </w:r>
+    </w:p>
+    <w:p>
+      <w:pPr>
+        <w:pStyle w:val="ManualBullet"/>
+      </w:pPr>
+      <w:r>
+        <w:rPr>
+          <w:rFonts w:ascii="Consolas" w:hAnsi="Consolas"/>
+        </w:rPr>
+        <w:t>Grants</w:t>
+      </w:r>
+    </w:p>
+    <w:p/>
+    <w:p>
+      <w:r>
+        <w:t>Use them like this:</w:t>
+      </w:r>
+    </w:p>
+    <w:p/>
+    <w:p>
+      <w:pPr>
+        <w:pStyle w:val="ManualBullet"/>
+      </w:pPr>
+      <w:r>
+        <w:rPr>
+          <w:rFonts w:ascii="Consolas" w:hAnsi="Consolas"/>
+        </w:rPr>
+        <w:t>People</w:t>
+      </w:r>
+      <w:r>
+        <w:t>: participant or people-record analysis where your role permits it</w:t>
+      </w:r>
+    </w:p>
+    <w:p>
+      <w:pPr>
+        <w:pStyle w:val="ManualBullet"/>
+      </w:pPr>
+      <w:r>
+        <w:rPr>
+          <w:rFonts w:ascii="Consolas" w:hAnsi="Consolas"/>
+        </w:rPr>
+        <w:t>Organisations</w:t>
+      </w:r>
+      <w:r>
+        <w:t>: organisation activity, partnership analysis, and status review</w:t>
+      </w:r>
+    </w:p>
+    <w:p>
+      <w:pPr>
+        <w:pStyle w:val="ManualBullet"/>
+      </w:pPr>
+      <w:r>
+        <w:rPr>
+          <w:rFonts w:ascii="Consolas" w:hAnsi="Consolas"/>
+        </w:rPr>
+        <w:t>Events</w:t>
+      </w:r>
+      <w:r>
+        <w:t>: delivery volume, event type, event timing, event status, and regional delivery questions</w:t>
+      </w:r>
+    </w:p>
+    <w:p>
+      <w:pPr>
+        <w:pStyle w:val="ManualBullet"/>
+      </w:pPr>
+      <w:r>
+        <w:rPr>
+          <w:rFonts w:ascii="Consolas" w:hAnsi="Consolas"/>
+        </w:rPr>
+        <w:t>Payments</w:t>
+      </w:r>
+      <w:r>
+        <w:t>: income records and timing</w:t>
+      </w:r>
+    </w:p>
+    <w:p>
+      <w:pPr>
+        <w:pStyle w:val="ManualBullet"/>
+      </w:pPr>
+      <w:r>
+        <w:rPr>
+          <w:rFonts w:ascii="Consolas" w:hAnsi="Consolas"/>
+        </w:rPr>
+        <w:t>Grants</w:t>
+      </w:r>
+      <w:r>
+        <w:t>: grant lifecycle, outcomes, awards, and closures</w:t>
+      </w:r>
+    </w:p>
+    <w:p/>
+    <w:p>
+      <w:pPr>
+        <w:pStyle w:val="Heading2"/>
+      </w:pPr>
+      <w:r>
+        <w:t>7.3 Main report workflow</w:t>
+      </w:r>
+    </w:p>
+    <w:p>
+      <w:r>
+        <w:t>Use the same pattern every time:</w:t>
+      </w:r>
+    </w:p>
+    <w:p/>
     <w:p>
       <w:pPr>
         <w:pStyle w:val="ManualNumber"/>
       </w:pPr>
       <w:r>
-        <w:t>Choose the dataset or datasets you need.</w:t>
+        <w:t xml:space="preserve">Open </w:t>
+      </w:r>
+      <w:r>
+        <w:rPr>
+          <w:rFonts w:ascii="Consolas" w:hAnsi="Consolas"/>
+        </w:rPr>
+        <w:t>Custom Reports Dashboard</w:t>
+      </w:r>
+      <w:r>
+        <w:t>.</w:t>
       </w:r>
     </w:p>
     <w:p>
@@ -718,7 +1744,24 @@
         <w:pStyle w:val="ManualNumber"/>
       </w:pPr>
       <w:r>
-        <w:t>Choose an output type.</w:t>
+        <w:t>Choose one or more datasets.</w:t>
+      </w:r>
+    </w:p>
+    <w:p>
+      <w:pPr>
+        <w:pStyle w:val="ManualNumber"/>
+      </w:pPr>
+      <w:r>
+        <w:t xml:space="preserve">Choose the </w:t>
+      </w:r>
+      <w:r>
+        <w:rPr>
+          <w:rFonts w:ascii="Consolas" w:hAnsi="Consolas"/>
+        </w:rPr>
+        <w:t>Output Type</w:t>
+      </w:r>
+      <w:r>
+        <w:t>.</w:t>
       </w:r>
     </w:p>
     <w:p>
@@ -751,7 +1794,7 @@
         <w:pStyle w:val="ManualNumber"/>
       </w:pPr>
       <w:r>
-        <w:t>Use advanced filters if needed.</w:t>
+        <w:t>Review the returned result.</w:t>
       </w:r>
     </w:p>
     <w:p>
@@ -759,8 +1802,67 @@
         <w:pStyle w:val="ManualNumber"/>
       </w:pPr>
       <w:r>
-        <w:t xml:space="preserve">Click </w:t>
-      </w:r>
+        <w:t xml:space="preserve">Open </w:t>
+      </w:r>
+      <w:r>
+        <w:rPr>
+          <w:rFonts w:ascii="Consolas" w:hAnsi="Consolas"/>
+        </w:rPr>
+        <w:t>Advanced Report Controls</w:t>
+      </w:r>
+      <w:r>
+        <w:t xml:space="preserve"> if the result is too broad.</w:t>
+      </w:r>
+    </w:p>
+    <w:p>
+      <w:pPr>
+        <w:pStyle w:val="ManualNumber"/>
+      </w:pPr>
+      <w:r>
+        <w:t>Apply advanced filters.</w:t>
+      </w:r>
+    </w:p>
+    <w:p>
+      <w:pPr>
+        <w:pStyle w:val="ManualNumber"/>
+      </w:pPr>
+      <w:r>
+        <w:t>Review the revised output.</w:t>
+      </w:r>
+    </w:p>
+    <w:p>
+      <w:pPr>
+        <w:pStyle w:val="ManualNumber"/>
+      </w:pPr>
+      <w:r>
+        <w:t>Download CSV if needed.</w:t>
+      </w:r>
+    </w:p>
+    <w:p/>
+    <w:p>
+      <w:r>
+        <w:t>This screen works in two stages:</w:t>
+      </w:r>
+    </w:p>
+    <w:p/>
+    <w:p>
+      <w:pPr>
+        <w:pStyle w:val="ManualBullet"/>
+      </w:pPr>
+      <w:r>
+        <w:rPr>
+          <w:rFonts w:ascii="Consolas" w:hAnsi="Consolas"/>
+        </w:rPr>
+        <w:t>Apply Report Filters</w:t>
+      </w:r>
+      <w:r>
+        <w:t xml:space="preserve"> refreshes dataset, output type, region, and timeframe</w:t>
+      </w:r>
+    </w:p>
+    <w:p>
+      <w:pPr>
+        <w:pStyle w:val="ManualBullet"/>
+      </w:pPr>
       <w:r>
         <w:rPr>
           <w:rFonts w:ascii="Consolas" w:hAnsi="Consolas"/>
@@ -768,6 +1870,596 @@
         <w:t>Apply Advanced Filters</w:t>
       </w:r>
       <w:r>
+        <w:t xml:space="preserve"> narrows the already returned rows</w:t>
+      </w:r>
+    </w:p>
+    <w:p/>
+    <w:p>
+      <w:pPr>
+        <w:pStyle w:val="Heading2"/>
+      </w:pPr>
+      <w:r>
+        <w:t>7.4 Output types explained</w:t>
+      </w:r>
+    </w:p>
+    <w:p>
+      <w:r>
+        <w:t>Available output types are:</w:t>
+      </w:r>
+    </w:p>
+    <w:p/>
+    <w:p>
+      <w:pPr>
+        <w:pStyle w:val="ManualBullet"/>
+      </w:pPr>
+      <w:r>
+        <w:rPr>
+          <w:rFonts w:ascii="Consolas" w:hAnsi="Consolas"/>
+        </w:rPr>
+        <w:t>Tabular</w:t>
+      </w:r>
+    </w:p>
+    <w:p>
+      <w:pPr>
+        <w:pStyle w:val="ManualBullet"/>
+      </w:pPr>
+      <w:r>
+        <w:rPr>
+          <w:rFonts w:ascii="Consolas" w:hAnsi="Consolas"/>
+        </w:rPr>
+        <w:t>Bar</w:t>
+      </w:r>
+    </w:p>
+    <w:p>
+      <w:pPr>
+        <w:pStyle w:val="ManualBullet"/>
+      </w:pPr>
+      <w:r>
+        <w:rPr>
+          <w:rFonts w:ascii="Consolas" w:hAnsi="Consolas"/>
+        </w:rPr>
+        <w:t>Line</w:t>
+      </w:r>
+    </w:p>
+    <w:p>
+      <w:pPr>
+        <w:pStyle w:val="ManualBullet"/>
+      </w:pPr>
+      <w:r>
+        <w:rPr>
+          <w:rFonts w:ascii="Consolas" w:hAnsi="Consolas"/>
+        </w:rPr>
+        <w:t>Pie</w:t>
+      </w:r>
+    </w:p>
+    <w:p>
+      <w:pPr>
+        <w:pStyle w:val="ManualBullet"/>
+      </w:pPr>
+      <w:r>
+        <w:rPr>
+          <w:rFonts w:ascii="Consolas" w:hAnsi="Consolas"/>
+        </w:rPr>
+        <w:t>UK Map</w:t>
+      </w:r>
+    </w:p>
+    <w:p>
+      <w:pPr>
+        <w:pStyle w:val="ManualBullet"/>
+      </w:pPr>
+      <w:r>
+        <w:rPr>
+          <w:rFonts w:ascii="Consolas" w:hAnsi="Consolas"/>
+        </w:rPr>
+        <w:t>Comparison Analysis</w:t>
+      </w:r>
+    </w:p>
+    <w:p>
+      <w:pPr>
+        <w:pStyle w:val="ManualBullet"/>
+      </w:pPr>
+      <w:r>
+        <w:rPr>
+          <w:rFonts w:ascii="Consolas" w:hAnsi="Consolas"/>
+        </w:rPr>
+        <w:t>Distance Analysis</w:t>
+      </w:r>
+    </w:p>
+    <w:p/>
+    <w:p>
+      <w:r>
+        <w:t>Choose them like this:</w:t>
+      </w:r>
+    </w:p>
+    <w:p/>
+    <w:p>
+      <w:pPr>
+        <w:pStyle w:val="ManualBullet"/>
+      </w:pPr>
+      <w:r>
+        <w:rPr>
+          <w:rFonts w:ascii="Consolas" w:hAnsi="Consolas"/>
+        </w:rPr>
+        <w:t>Tabular</w:t>
+      </w:r>
+      <w:r>
+        <w:t xml:space="preserve"> for row-level review and export</w:t>
+      </w:r>
+    </w:p>
+    <w:p>
+      <w:pPr>
+        <w:pStyle w:val="ManualBullet"/>
+      </w:pPr>
+      <w:r>
+        <w:rPr>
+          <w:rFonts w:ascii="Consolas" w:hAnsi="Consolas"/>
+        </w:rPr>
+        <w:t>Bar</w:t>
+      </w:r>
+      <w:r>
+        <w:t xml:space="preserve"> for simple grouped comparisons</w:t>
+      </w:r>
+    </w:p>
+    <w:p>
+      <w:pPr>
+        <w:pStyle w:val="ManualBullet"/>
+      </w:pPr>
+      <w:r>
+        <w:rPr>
+          <w:rFonts w:ascii="Consolas" w:hAnsi="Consolas"/>
+        </w:rPr>
+        <w:t>Line</w:t>
+      </w:r>
+      <w:r>
+        <w:t xml:space="preserve"> for trends over time</w:t>
+      </w:r>
+    </w:p>
+    <w:p>
+      <w:pPr>
+        <w:pStyle w:val="ManualBullet"/>
+      </w:pPr>
+      <w:r>
+        <w:rPr>
+          <w:rFonts w:ascii="Consolas" w:hAnsi="Consolas"/>
+        </w:rPr>
+        <w:t>Pie</w:t>
+      </w:r>
+      <w:r>
+        <w:t xml:space="preserve"> for share-of-total views</w:t>
+      </w:r>
+    </w:p>
+    <w:p>
+      <w:pPr>
+        <w:pStyle w:val="ManualBullet"/>
+      </w:pPr>
+      <w:r>
+        <w:rPr>
+          <w:rFonts w:ascii="Consolas" w:hAnsi="Consolas"/>
+        </w:rPr>
+        <w:t>UK Map</w:t>
+      </w:r>
+      <w:r>
+        <w:t xml:space="preserve"> for regional distribution</w:t>
+      </w:r>
+    </w:p>
+    <w:p>
+      <w:pPr>
+        <w:pStyle w:val="ManualBullet"/>
+      </w:pPr>
+      <w:r>
+        <w:rPr>
+          <w:rFonts w:ascii="Consolas" w:hAnsi="Consolas"/>
+        </w:rPr>
+        <w:t>Comparison Analysis</w:t>
+      </w:r>
+      <w:r>
+        <w:t xml:space="preserve"> for direct group-versus-group comparison</w:t>
+      </w:r>
+    </w:p>
+    <w:p>
+      <w:pPr>
+        <w:pStyle w:val="ManualBullet"/>
+      </w:pPr>
+      <w:r>
+        <w:rPr>
+          <w:rFonts w:ascii="Consolas" w:hAnsi="Consolas"/>
+        </w:rPr>
+        <w:t>Distance Analysis</w:t>
+      </w:r>
+      <w:r>
+        <w:t xml:space="preserve"> for participant travel questions</w:t>
+      </w:r>
+    </w:p>
+    <w:p/>
+    <w:p>
+      <w:pPr>
+        <w:pStyle w:val="Heading2"/>
+      </w:pPr>
+      <w:r>
+        <w:t>7.5 Grouping, metrics, and aggregation</w:t>
+      </w:r>
+    </w:p>
+    <w:p>
+      <w:r>
+        <w:t>Most chart outputs require three choices:</w:t>
+      </w:r>
+    </w:p>
+    <w:p/>
+    <w:p>
+      <w:pPr>
+        <w:pStyle w:val="ManualBullet"/>
+      </w:pPr>
+      <w:r>
+        <w:rPr>
+          <w:rFonts w:ascii="Consolas" w:hAnsi="Consolas"/>
+        </w:rPr>
+        <w:t>Group By</w:t>
+      </w:r>
+    </w:p>
+    <w:p>
+      <w:pPr>
+        <w:pStyle w:val="ManualBullet"/>
+      </w:pPr>
+      <w:r>
+        <w:rPr>
+          <w:rFonts w:ascii="Consolas" w:hAnsi="Consolas"/>
+        </w:rPr>
+        <w:t>Metric</w:t>
+      </w:r>
+    </w:p>
+    <w:p>
+      <w:pPr>
+        <w:pStyle w:val="ManualBullet"/>
+      </w:pPr>
+      <w:r>
+        <w:rPr>
+          <w:rFonts w:ascii="Consolas" w:hAnsi="Consolas"/>
+        </w:rPr>
+        <w:t>Aggregation</w:t>
+      </w:r>
+    </w:p>
+    <w:p/>
+    <w:p>
+      <w:r>
+        <w:t>These choices determine what the chart actually means:</w:t>
+      </w:r>
+    </w:p>
+    <w:p/>
+    <w:p>
+      <w:pPr>
+        <w:pStyle w:val="ManualBullet"/>
+      </w:pPr>
+      <w:r>
+        <w:rPr>
+          <w:rFonts w:ascii="Consolas" w:hAnsi="Consolas"/>
+        </w:rPr>
+        <w:t>Group By</w:t>
+      </w:r>
+      <w:r>
+        <w:t xml:space="preserve"> decides how the report is split</w:t>
+      </w:r>
+    </w:p>
+    <w:p>
+      <w:pPr>
+        <w:pStyle w:val="ManualBullet"/>
+      </w:pPr>
+      <w:r>
+        <w:rPr>
+          <w:rFonts w:ascii="Consolas" w:hAnsi="Consolas"/>
+        </w:rPr>
+        <w:t>Metric</w:t>
+      </w:r>
+      <w:r>
+        <w:t xml:space="preserve"> decides what value is measured</w:t>
+      </w:r>
+    </w:p>
+    <w:p>
+      <w:pPr>
+        <w:pStyle w:val="ManualBullet"/>
+      </w:pPr>
+      <w:r>
+        <w:rPr>
+          <w:rFonts w:ascii="Consolas" w:hAnsi="Consolas"/>
+        </w:rPr>
+        <w:t>Aggregation</w:t>
+      </w:r>
+      <w:r>
+        <w:t xml:space="preserve"> decides whether you are summing values, counting rows, or taking an average</w:t>
+      </w:r>
+    </w:p>
+    <w:p/>
+    <w:p>
+      <w:r>
+        <w:t>Always sense-check the chart title and axes after making these selections so that you know the visual matches the question you are trying to answer.</w:t>
+      </w:r>
+    </w:p>
+    <w:p/>
+    <w:p>
+      <w:pPr>
+        <w:pStyle w:val="Heading2"/>
+      </w:pPr>
+      <w:r>
+        <w:t>7.6 Advanced Report Controls</w:t>
+      </w:r>
+    </w:p>
+    <w:p>
+      <w:r>
+        <w:t>Advanced controls include:</w:t>
+      </w:r>
+    </w:p>
+    <w:p/>
+    <w:p>
+      <w:pPr>
+        <w:pStyle w:val="ManualBullet"/>
+      </w:pPr>
+      <w:r>
+        <w:rPr>
+          <w:rFonts w:ascii="Consolas" w:hAnsi="Consolas"/>
+        </w:rPr>
+        <w:t>Limit to datasets</w:t>
+      </w:r>
+    </w:p>
+    <w:p>
+      <w:pPr>
+        <w:pStyle w:val="ManualBullet"/>
+      </w:pPr>
+      <w:r>
+        <w:rPr>
+          <w:rFonts w:ascii="Consolas" w:hAnsi="Consolas"/>
+        </w:rPr>
+        <w:t>Category filter</w:t>
+      </w:r>
+    </w:p>
+    <w:p>
+      <w:pPr>
+        <w:pStyle w:val="ManualBullet"/>
+      </w:pPr>
+      <w:r>
+        <w:rPr>
+          <w:rFonts w:ascii="Consolas" w:hAnsi="Consolas"/>
+        </w:rPr>
+        <w:t>Status filter</w:t>
+      </w:r>
+    </w:p>
+    <w:p>
+      <w:pPr>
+        <w:pStyle w:val="ManualBullet"/>
+      </w:pPr>
+      <w:r>
+        <w:rPr>
+          <w:rFonts w:ascii="Consolas" w:hAnsi="Consolas"/>
+        </w:rPr>
+        <w:t>Metric value range</w:t>
+      </w:r>
+    </w:p>
+    <w:p>
+      <w:pPr>
+        <w:pStyle w:val="ManualBullet"/>
+      </w:pPr>
+      <w:r>
+        <w:rPr>
+          <w:rFonts w:ascii="Consolas" w:hAnsi="Consolas"/>
+        </w:rPr>
+        <w:t>Only include rows with valid date</w:t>
+      </w:r>
+    </w:p>
+    <w:p/>
+    <w:p>
+      <w:r>
+        <w:t>Practical uses:</w:t>
+      </w:r>
+    </w:p>
+    <w:p/>
+    <w:p>
+      <w:pPr>
+        <w:pStyle w:val="ManualBullet"/>
+      </w:pPr>
+      <w:r>
+        <w:t xml:space="preserve">use </w:t>
+      </w:r>
+      <w:r>
+        <w:rPr>
+          <w:rFonts w:ascii="Consolas" w:hAnsi="Consolas"/>
+        </w:rPr>
+        <w:t>Status filter</w:t>
+      </w:r>
+      <w:r>
+        <w:t xml:space="preserve"> to isolate active, completed, approved, or similar statuses</w:t>
+      </w:r>
+    </w:p>
+    <w:p>
+      <w:pPr>
+        <w:pStyle w:val="ManualBullet"/>
+      </w:pPr>
+      <w:r>
+        <w:t xml:space="preserve">use </w:t>
+      </w:r>
+      <w:r>
+        <w:rPr>
+          <w:rFonts w:ascii="Consolas" w:hAnsi="Consolas"/>
+        </w:rPr>
+        <w:t>Category filter</w:t>
+      </w:r>
+      <w:r>
+        <w:t xml:space="preserve"> when you need one strand of activity rather than the full mix</w:t>
+      </w:r>
+    </w:p>
+    <w:p>
+      <w:pPr>
+        <w:pStyle w:val="ManualBullet"/>
+      </w:pPr>
+      <w:r>
+        <w:t xml:space="preserve">use </w:t>
+      </w:r>
+      <w:r>
+        <w:rPr>
+          <w:rFonts w:ascii="Consolas" w:hAnsi="Consolas"/>
+        </w:rPr>
+        <w:t>Metric value range</w:t>
+      </w:r>
+      <w:r>
+        <w:t xml:space="preserve"> to remove outliers or zero-value rows</w:t>
+      </w:r>
+    </w:p>
+    <w:p>
+      <w:pPr>
+        <w:pStyle w:val="ManualBullet"/>
+      </w:pPr>
+      <w:r>
+        <w:t xml:space="preserve">use </w:t>
+      </w:r>
+      <w:r>
+        <w:rPr>
+          <w:rFonts w:ascii="Consolas" w:hAnsi="Consolas"/>
+        </w:rPr>
+        <w:t>Only include rows with valid date</w:t>
+      </w:r>
+      <w:r>
+        <w:t xml:space="preserve"> before using </w:t>
+      </w:r>
+      <w:r>
+        <w:rPr>
+          <w:rFonts w:ascii="Consolas" w:hAnsi="Consolas"/>
+        </w:rPr>
+        <w:t>Line</w:t>
+      </w:r>
+    </w:p>
+    <w:p>
+      <w:pPr>
+        <w:pStyle w:val="ManualBullet"/>
+      </w:pPr>
+      <w:r>
+        <w:t xml:space="preserve">use </w:t>
+      </w:r>
+      <w:r>
+        <w:rPr>
+          <w:rFonts w:ascii="Consolas" w:hAnsi="Consolas"/>
+        </w:rPr>
+        <w:t>Limit to datasets</w:t>
+      </w:r>
+      <w:r>
+        <w:t xml:space="preserve"> when you selected broadly at the start and want to narrow inside the current result</w:t>
+      </w:r>
+    </w:p>
+    <w:p/>
+    <w:p>
+      <w:r>
+        <w:t>If the result becomes empty:</w:t>
+      </w:r>
+    </w:p>
+    <w:p/>
+    <w:p>
+      <w:pPr>
+        <w:pStyle w:val="ManualNumber"/>
+      </w:pPr>
+      <w:r>
+        <w:t>Remove the most restrictive advanced filter.</w:t>
+      </w:r>
+    </w:p>
+    <w:p>
+      <w:pPr>
+        <w:pStyle w:val="ManualNumber"/>
+      </w:pPr>
+      <w:r>
+        <w:t>Reapply.</w:t>
+      </w:r>
+    </w:p>
+    <w:p>
+      <w:pPr>
+        <w:pStyle w:val="ManualNumber"/>
+      </w:pPr>
+      <w:r>
+        <w:t>Add filters back one at a time.</w:t>
+      </w:r>
+    </w:p>
+    <w:p/>
+    <w:p>
+      <w:pPr>
+        <w:pStyle w:val="Heading2"/>
+      </w:pPr>
+      <w:r>
+        <w:t>7.7 Comparison Analysis</w:t>
+      </w:r>
+    </w:p>
+    <w:p>
+      <w:r>
+        <w:rPr>
+          <w:rFonts w:ascii="Consolas" w:hAnsi="Consolas"/>
+        </w:rPr>
+        <w:t>Comparison Analysis</w:t>
+      </w:r>
+      <w:r>
+        <w:t xml:space="preserve"> lets you compare one group against another on the same dimension.</w:t>
+      </w:r>
+    </w:p>
+    <w:p/>
+    <w:p>
+      <w:r>
+        <w:t>This is useful for questions such as:</w:t>
+      </w:r>
+    </w:p>
+    <w:p/>
+    <w:p>
+      <w:pPr>
+        <w:pStyle w:val="ManualBullet"/>
+      </w:pPr>
+      <w:r>
+        <w:t>how one region compares with another</w:t>
+      </w:r>
+    </w:p>
+    <w:p>
+      <w:pPr>
+        <w:pStyle w:val="ManualBullet"/>
+      </w:pPr>
+      <w:r>
+        <w:t>whether one status materially differs from another</w:t>
+      </w:r>
+    </w:p>
+    <w:p>
+      <w:pPr>
+        <w:pStyle w:val="ManualBullet"/>
+      </w:pPr>
+      <w:r>
+        <w:t>whether one category is larger than another</w:t>
+      </w:r>
+    </w:p>
+    <w:p>
+      <w:pPr>
+        <w:pStyle w:val="ManualBullet"/>
+      </w:pPr>
+      <w:r>
+        <w:t>what the absolute and percentage gap is between two groups</w:t>
+      </w:r>
+    </w:p>
+    <w:p/>
+    <w:p>
+      <w:r>
+        <w:t>Typical workflow:</w:t>
+      </w:r>
+    </w:p>
+    <w:p/>
+    <w:p>
+      <w:pPr>
+        <w:pStyle w:val="ManualNumber"/>
+      </w:pPr>
+      <w:r>
+        <w:t>Choose the relevant dataset.</w:t>
+      </w:r>
+    </w:p>
+    <w:p>
+      <w:pPr>
+        <w:pStyle w:val="ManualNumber"/>
+      </w:pPr>
+      <w:r>
+        <w:t xml:space="preserve">Choose </w:t>
+      </w:r>
+      <w:r>
+        <w:rPr>
+          <w:rFonts w:ascii="Consolas" w:hAnsi="Consolas"/>
+        </w:rPr>
+        <w:t>Comparison Analysis</w:t>
+      </w:r>
+      <w:r>
         <w:t>.</w:t>
       </w:r>
     </w:p>
@@ -776,7 +2468,39 @@
         <w:pStyle w:val="ManualNumber"/>
       </w:pPr>
       <w:r>
-        <w:t>Export the result if required.</w:t>
+        <w:t>Apply the main filters.</w:t>
+      </w:r>
+    </w:p>
+    <w:p>
+      <w:pPr>
+        <w:pStyle w:val="ManualNumber"/>
+      </w:pPr>
+      <w:r>
+        <w:t>Choose the comparison dimension.</w:t>
+      </w:r>
+    </w:p>
+    <w:p>
+      <w:pPr>
+        <w:pStyle w:val="ManualNumber"/>
+      </w:pPr>
+      <w:r>
+        <w:t>Select the baseline value.</w:t>
+      </w:r>
+    </w:p>
+    <w:p>
+      <w:pPr>
+        <w:pStyle w:val="ManualNumber"/>
+      </w:pPr>
+      <w:r>
+        <w:t>Select the comparison value.</w:t>
+      </w:r>
+    </w:p>
+    <w:p>
+      <w:pPr>
+        <w:pStyle w:val="ManualNumber"/>
+      </w:pPr>
+      <w:r>
+        <w:t>Review the totals, difference, and percentage gap.</w:t>
       </w:r>
     </w:p>
     <w:p/>
@@ -785,15 +2509,33 @@
         <w:pStyle w:val="Heading2"/>
       </w:pPr>
       <w:r>
-        <w:t>5.2 Good uses for managers</w:t>
-      </w:r>
-    </w:p>
+        <w:t>7.8 Distance Analysis</w:t>
+      </w:r>
+    </w:p>
+    <w:p>
+      <w:r>
+        <w:rPr>
+          <w:rFonts w:ascii="Consolas" w:hAnsi="Consolas"/>
+        </w:rPr>
+        <w:t>Distance Analysis</w:t>
+      </w:r>
+      <w:r>
+        <w:t xml:space="preserve"> focuses on participant travel to events.</w:t>
+      </w:r>
+    </w:p>
+    <w:p/>
+    <w:p>
+      <w:r>
+        <w:t>It can show:</w:t>
+      </w:r>
+    </w:p>
+    <w:p/>
     <w:p>
       <w:pPr>
         <w:pStyle w:val="ManualBullet"/>
       </w:pPr>
       <w:r>
-        <w:t>monthly and quarterly reporting</w:t>
+        <w:t>participant journeys</w:t>
       </w:r>
     </w:p>
     <w:p>
@@ -801,7 +2543,7 @@
         <w:pStyle w:val="ManualBullet"/>
       </w:pPr>
       <w:r>
-        <w:t>regional comparison work</w:t>
+        <w:t>average distance</w:t>
       </w:r>
     </w:p>
     <w:p>
@@ -809,7 +2551,7 @@
         <w:pStyle w:val="ManualBullet"/>
       </w:pPr>
       <w:r>
-        <w:t>reviewing grants and payments</w:t>
+        <w:t>median distance</w:t>
       </w:r>
     </w:p>
     <w:p>
@@ -817,7 +2559,7 @@
         <w:pStyle w:val="ManualBullet"/>
       </w:pPr>
       <w:r>
-        <w:t>checking delivery trends</w:t>
+        <w:t>maximum distance</w:t>
       </w:r>
     </w:p>
     <w:p>
@@ -825,58 +2567,286 @@
         <w:pStyle w:val="ManualBullet"/>
       </w:pPr>
       <w:r>
-        <w:t>preparing evidence for leadership or trustees</w:t>
+        <w:t>distance bands</w:t>
+      </w:r>
+    </w:p>
+    <w:p>
+      <w:pPr>
+        <w:pStyle w:val="ManualBullet"/>
+      </w:pPr>
+      <w:r>
+        <w:t>events ranked by average travel distance</w:t>
       </w:r>
     </w:p>
     <w:p/>
     <w:p>
+      <w:r>
+        <w:t>You can also:</w:t>
+      </w:r>
+    </w:p>
+    <w:p/>
+    <w:p>
+      <w:pPr>
+        <w:pStyle w:val="ManualBullet"/>
+      </w:pPr>
+      <w:r>
+        <w:t>filter by event type</w:t>
+      </w:r>
+    </w:p>
+    <w:p>
+      <w:pPr>
+        <w:pStyle w:val="ManualBullet"/>
+      </w:pPr>
+      <w:r>
+        <w:t>keep only rows with resolved distance</w:t>
+      </w:r>
+    </w:p>
+    <w:p>
+      <w:pPr>
+        <w:pStyle w:val="ManualBullet"/>
+      </w:pPr>
+      <w:r>
+        <w:t>drill into a selected event</w:t>
+      </w:r>
+    </w:p>
+    <w:p>
+      <w:pPr>
+        <w:pStyle w:val="ManualBullet"/>
+      </w:pPr>
+      <w:r>
+        <w:t>inspect journey-level rows</w:t>
+      </w:r>
+    </w:p>
+    <w:p>
+      <w:pPr>
+        <w:pStyle w:val="ManualBullet"/>
+      </w:pPr>
+      <w:r>
+        <w:t>download a CSV for the selected event or the full analysis</w:t>
+      </w:r>
+    </w:p>
+    <w:p/>
+    <w:p>
+      <w:r>
+        <w:t>Use it when you need to discuss:</w:t>
+      </w:r>
+    </w:p>
+    <w:p/>
+    <w:p>
+      <w:pPr>
+        <w:pStyle w:val="ManualBullet"/>
+      </w:pPr>
+      <w:r>
+        <w:t>reach</w:t>
+      </w:r>
+    </w:p>
+    <w:p>
+      <w:pPr>
+        <w:pStyle w:val="ManualBullet"/>
+      </w:pPr>
+      <w:r>
+        <w:t>accessibility</w:t>
+      </w:r>
+    </w:p>
+    <w:p>
+      <w:pPr>
+        <w:pStyle w:val="ManualBullet"/>
+      </w:pPr>
+      <w:r>
+        <w:t>travel burden</w:t>
+      </w:r>
+    </w:p>
+    <w:p>
+      <w:pPr>
+        <w:pStyle w:val="ManualBullet"/>
+      </w:pPr>
+      <w:r>
+        <w:t>whether some events draw participants from further away than others</w:t>
+      </w:r>
+    </w:p>
+    <w:p/>
+    <w:p>
+      <w:r>
+        <w:t>If the result looks thin, check:</w:t>
+      </w:r>
+    </w:p>
+    <w:p/>
+    <w:p>
+      <w:pPr>
+        <w:pStyle w:val="ManualBullet"/>
+      </w:pPr>
+      <w:r>
+        <w:t>timeframe</w:t>
+      </w:r>
+    </w:p>
+    <w:p>
+      <w:pPr>
+        <w:pStyle w:val="ManualBullet"/>
+      </w:pPr>
+      <w:r>
+        <w:t>event type filters</w:t>
+      </w:r>
+    </w:p>
+    <w:p>
+      <w:pPr>
+        <w:pStyle w:val="ManualBullet"/>
+      </w:pPr>
+      <w:r>
+        <w:t>missing postcode data</w:t>
+      </w:r>
+    </w:p>
+    <w:p>
+      <w:pPr>
+        <w:pStyle w:val="ManualBullet"/>
+      </w:pPr>
+      <w:r>
+        <w:t>whether unresolved rows are being filtered out</w:t>
+      </w:r>
+    </w:p>
+    <w:p/>
+    <w:p>
       <w:pPr>
         <w:pStyle w:val="Heading2"/>
       </w:pPr>
       <w:r>
-        <w:t>5.3 Distance Analysis</w:t>
-      </w:r>
-    </w:p>
-    <w:p>
-      <w:r>
-        <w:t>Distance Analysis helps managers understand reach and travel burden.</w:t>
+        <w:t>7.9 Example report workflows</w:t>
+      </w:r>
+    </w:p>
+    <w:p>
+      <w:r>
+        <w:t>To validate a KPI:</w:t>
       </w:r>
     </w:p>
     <w:p/>
     <w:p>
-      <w:r>
-        <w:t>Use it to:</w:t>
+      <w:pPr>
+        <w:pStyle w:val="ManualNumber"/>
+      </w:pPr>
+      <w:r>
+        <w:t>Note the KPI region and timeframe.</w:t>
+      </w:r>
+    </w:p>
+    <w:p>
+      <w:pPr>
+        <w:pStyle w:val="ManualNumber"/>
+      </w:pPr>
+      <w:r>
+        <w:t xml:space="preserve">Open </w:t>
+      </w:r>
+      <w:r>
+        <w:rPr>
+          <w:rFonts w:ascii="Consolas" w:hAnsi="Consolas"/>
+        </w:rPr>
+        <w:t>Custom Reports Dashboard</w:t>
+      </w:r>
+      <w:r>
+        <w:t>.</w:t>
+      </w:r>
+    </w:p>
+    <w:p>
+      <w:pPr>
+        <w:pStyle w:val="ManualNumber"/>
+      </w:pPr>
+      <w:r>
+        <w:t xml:space="preserve">Choose </w:t>
+      </w:r>
+      <w:r>
+        <w:rPr>
+          <w:rFonts w:ascii="Consolas" w:hAnsi="Consolas"/>
+        </w:rPr>
+        <w:t>Tabular</w:t>
+      </w:r>
+      <w:r>
+        <w:t>.</w:t>
+      </w:r>
+    </w:p>
+    <w:p>
+      <w:pPr>
+        <w:pStyle w:val="ManualNumber"/>
+      </w:pPr>
+      <w:r>
+        <w:t>Choose the relevant dataset.</w:t>
+      </w:r>
+    </w:p>
+    <w:p>
+      <w:pPr>
+        <w:pStyle w:val="ManualNumber"/>
+      </w:pPr>
+      <w:r>
+        <w:t>Match the same region and timeframe.</w:t>
+      </w:r>
+    </w:p>
+    <w:p>
+      <w:pPr>
+        <w:pStyle w:val="ManualNumber"/>
+      </w:pPr>
+      <w:r>
+        <w:t>Review whether the rows support the KPI story.</w:t>
       </w:r>
     </w:p>
     <w:p/>
     <w:p>
-      <w:pPr>
-        <w:pStyle w:val="ManualBullet"/>
-      </w:pPr>
-      <w:r>
-        <w:t>rank events by average travel distance</w:t>
-      </w:r>
-    </w:p>
-    <w:p>
-      <w:pPr>
-        <w:pStyle w:val="ManualBullet"/>
-      </w:pPr>
-      <w:r>
-        <w:t>review a single event in more detail</w:t>
-      </w:r>
-    </w:p>
-    <w:p>
-      <w:pPr>
-        <w:pStyle w:val="ManualBullet"/>
-      </w:pPr>
-      <w:r>
-        <w:t>export the results for further work</w:t>
+      <w:r>
+        <w:t>To prepare a presentation chart:</w:t>
       </w:r>
     </w:p>
     <w:p/>
     <w:p>
-      <w:r>
-        <w:t>If the output is empty, check the quality of postcode data and any filter settings that remove unresolved rows.</w:t>
+      <w:pPr>
+        <w:pStyle w:val="ManualNumber"/>
+      </w:pPr>
+      <w:r>
+        <w:t>Choose the relevant dataset.</w:t>
+      </w:r>
+    </w:p>
+    <w:p>
+      <w:pPr>
+        <w:pStyle w:val="ManualNumber"/>
+      </w:pPr>
+      <w:r>
+        <w:t xml:space="preserve">Choose </w:t>
+      </w:r>
+      <w:r>
+        <w:rPr>
+          <w:rFonts w:ascii="Consolas" w:hAnsi="Consolas"/>
+        </w:rPr>
+        <w:t>Bar</w:t>
+      </w:r>
+      <w:r>
+        <w:t xml:space="preserve"> or </w:t>
+      </w:r>
+      <w:r>
+        <w:rPr>
+          <w:rFonts w:ascii="Consolas" w:hAnsi="Consolas"/>
+        </w:rPr>
+        <w:t>Line</w:t>
+      </w:r>
+      <w:r>
+        <w:t>.</w:t>
+      </w:r>
+    </w:p>
+    <w:p>
+      <w:pPr>
+        <w:pStyle w:val="ManualNumber"/>
+      </w:pPr>
+      <w:r>
+        <w:t>Set a readable grouping.</w:t>
+      </w:r>
+    </w:p>
+    <w:p>
+      <w:pPr>
+        <w:pStyle w:val="ManualNumber"/>
+      </w:pPr>
+      <w:r>
+        <w:t>Narrow the report so the chart stays clear.</w:t>
+      </w:r>
+    </w:p>
+    <w:p>
+      <w:pPr>
+        <w:pStyle w:val="ManualNumber"/>
+      </w:pPr>
+      <w:r>
+        <w:t>Review the title and axes before using the chart externally.</w:t>
       </w:r>
     </w:p>
     <w:p/>
@@ -885,12 +2855,12 @@
         <w:pStyle w:val="Heading1"/>
       </w:pPr>
       <w:r>
-        <w:t>6. ML Dashboard</w:t>
-      </w:r>
-    </w:p>
-    <w:p>
-      <w:r>
-        <w:t xml:space="preserve">Managers can also use the </w:t>
+        <w:t>8. ML Dashboard</w:t>
+      </w:r>
+    </w:p>
+    <w:p>
+      <w:r>
+        <w:t xml:space="preserve">Managers can use the </w:t>
       </w:r>
       <w:r>
         <w:rPr>
@@ -899,7 +2869,7 @@
         <w:t>ML Dashboard</w:t>
       </w:r>
       <w:r>
-        <w:t xml:space="preserve"> for event-level detail.</w:t>
+        <w:t xml:space="preserve"> for one-event-at-a-time checking.</w:t>
       </w:r>
     </w:p>
     <w:p/>
@@ -941,16 +2911,90 @@
     </w:p>
     <w:p/>
     <w:p>
-      <w:r>
-        <w:t>Suggested workflow:</w:t>
+      <w:pPr>
+        <w:pStyle w:val="Heading2"/>
+      </w:pPr>
+      <w:r>
+        <w:t>8.1 When to use ML Dashboard</w:t>
+      </w:r>
+    </w:p>
+    <w:p>
+      <w:r>
+        <w:t>Use it when:</w:t>
       </w:r>
     </w:p>
     <w:p/>
     <w:p>
       <w:pPr>
+        <w:pStyle w:val="ManualBullet"/>
+      </w:pPr>
+      <w:r>
+        <w:t>the question is about one event rather than a region-wide trend</w:t>
+      </w:r>
+    </w:p>
+    <w:p>
+      <w:pPr>
+        <w:pStyle w:val="ManualBullet"/>
+      </w:pPr>
+      <w:r>
+        <w:t>you need to review event details</w:t>
+      </w:r>
+    </w:p>
+    <w:p>
+      <w:pPr>
+        <w:pStyle w:val="ManualBullet"/>
+      </w:pPr>
+      <w:r>
+        <w:t>you need to check participant information where available</w:t>
+      </w:r>
+    </w:p>
+    <w:p>
+      <w:pPr>
+        <w:pStyle w:val="ManualBullet"/>
+      </w:pPr>
+      <w:r>
+        <w:t>you need to confirm whether an event record looks complete</w:t>
+      </w:r>
+    </w:p>
+    <w:p>
+      <w:pPr>
+        <w:pStyle w:val="ManualBullet"/>
+      </w:pPr>
+      <w:r>
+        <w:t>you need to review medical or emergency details for operational reasons</w:t>
+      </w:r>
+    </w:p>
+    <w:p/>
+    <w:p>
+      <w:pPr>
+        <w:pStyle w:val="Heading2"/>
+      </w:pPr>
+      <w:r>
+        <w:t>8.2 Workflow</w:t>
+      </w:r>
+    </w:p>
+    <w:p>
+      <w:pPr>
         <w:pStyle w:val="ManualNumber"/>
       </w:pPr>
       <w:r>
+        <w:t xml:space="preserve">Open </w:t>
+      </w:r>
+      <w:r>
+        <w:rPr>
+          <w:rFonts w:ascii="Consolas" w:hAnsi="Consolas"/>
+        </w:rPr>
+        <w:t>ML Dashboard</w:t>
+      </w:r>
+      <w:r>
+        <w:t>.</w:t>
+      </w:r>
+    </w:p>
+    <w:p>
+      <w:pPr>
+        <w:pStyle w:val="ManualNumber"/>
+      </w:pPr>
+      <w:r>
         <w:t>Set region and timeframe.</w:t>
       </w:r>
     </w:p>
@@ -967,7 +3011,7 @@
         <w:pStyle w:val="ManualNumber"/>
       </w:pPr>
       <w:r>
-        <w:t>Review the event details.</w:t>
+        <w:t>Review event details first.</w:t>
       </w:r>
     </w:p>
     <w:p>
@@ -975,7 +3019,7 @@
         <w:pStyle w:val="ManualNumber"/>
       </w:pPr>
       <w:r>
-        <w:t>Review participant information where available.</w:t>
+        <w:t>Review participant information where needed.</w:t>
       </w:r>
     </w:p>
     <w:p>
@@ -983,13 +3027,40 @@
         <w:pStyle w:val="ManualNumber"/>
       </w:pPr>
       <w:r>
-        <w:t>Review medical and emergency information carefully when needed.</w:t>
+        <w:t>Review medical or emergency detail only where operationally necessary.</w:t>
       </w:r>
     </w:p>
     <w:p/>
     <w:p>
-      <w:r>
-        <w:t>Use this view when the question is about one event rather than the wider reporting picture.</w:t>
+      <w:pPr>
+        <w:pStyle w:val="Heading2"/>
+      </w:pPr>
+      <w:r>
+        <w:t>8.3 Good practice</w:t>
+      </w:r>
+    </w:p>
+    <w:p>
+      <w:pPr>
+        <w:pStyle w:val="ManualBullet"/>
+      </w:pPr>
+      <w:r>
+        <w:t>always confirm the event details before reviewing participant information</w:t>
+      </w:r>
+    </w:p>
+    <w:p>
+      <w:pPr>
+        <w:pStyle w:val="ManualBullet"/>
+      </w:pPr>
+      <w:r>
+        <w:t>use participant and medical information only for legitimate operational need</w:t>
+      </w:r>
+    </w:p>
+    <w:p>
+      <w:pPr>
+        <w:pStyle w:val="ManualBullet"/>
+      </w:pPr>
+      <w:r>
+        <w:t>if details are missing, check whether the source data simply does not contain them before assuming there is a system fault</w:t>
       </w:r>
     </w:p>
     <w:p/>
@@ -998,7 +3069,7 @@
         <w:pStyle w:val="Heading1"/>
       </w:pPr>
       <w:r>
-        <w:t>7. Funder Dashboard</w:t>
+        <w:t>9. Funder Dashboard</w:t>
       </w:r>
     </w:p>
     <w:p>
@@ -1012,7 +3083,7 @@
         <w:t>Funder Dashboard</w:t>
       </w:r>
       <w:r>
-        <w:t xml:space="preserve"> and select a funder.</w:t>
+        <w:t xml:space="preserve"> to review sponsor-facing summary figures.</w:t>
       </w:r>
     </w:p>
     <w:p/>
@@ -1054,8 +3125,16 @@
     </w:p>
     <w:p/>
     <w:p>
-      <w:r>
-        <w:t>Use it for:</w:t>
+      <w:pPr>
+        <w:pStyle w:val="Heading2"/>
+      </w:pPr>
+      <w:r>
+        <w:t>9.1 When to use Funder Dashboard</w:t>
+      </w:r>
+    </w:p>
+    <w:p>
+      <w:r>
+        <w:t>Use it when:</w:t>
       </w:r>
     </w:p>
     <w:p/>
@@ -1064,7 +3143,7 @@
         <w:pStyle w:val="ManualBullet"/>
       </w:pPr>
       <w:r>
-        <w:t>sponsor meetings</w:t>
+        <w:t>preparing for sponsor or funder conversations</w:t>
       </w:r>
     </w:p>
     <w:p>
@@ -1072,7 +3151,7 @@
         <w:pStyle w:val="ManualBullet"/>
       </w:pPr>
       <w:r>
-        <w:t>funding trend reviews</w:t>
+        <w:t>checking bids submitted and total funds raised</w:t>
       </w:r>
     </w:p>
     <w:p>
@@ -1080,7 +3159,7 @@
         <w:pStyle w:val="ManualBullet"/>
       </w:pPr>
       <w:r>
-        <w:t>checking bid totals</w:t>
+        <w:t>reviewing the high-level trend view</w:t>
       </w:r>
     </w:p>
     <w:p>
@@ -1088,16 +3167,83 @@
         <w:pStyle w:val="ManualBullet"/>
       </w:pPr>
       <w:r>
-        <w:t>checking what funder-facing figures look like</w:t>
+        <w:t>quality-assuring what a restricted funder user will see</w:t>
       </w:r>
     </w:p>
     <w:p/>
     <w:p>
       <w:pPr>
+        <w:pStyle w:val="Heading2"/>
+      </w:pPr>
+      <w:r>
+        <w:t>9.2 Workflow</w:t>
+      </w:r>
+    </w:p>
+    <w:p>
+      <w:pPr>
+        <w:pStyle w:val="ManualNumber"/>
+      </w:pPr>
+      <w:r>
+        <w:t xml:space="preserve">Open </w:t>
+      </w:r>
+      <w:r>
+        <w:rPr>
+          <w:rFonts w:ascii="Consolas" w:hAnsi="Consolas"/>
+        </w:rPr>
+        <w:t>Funder Dashboard</w:t>
+      </w:r>
+      <w:r>
+        <w:t>.</w:t>
+      </w:r>
+    </w:p>
+    <w:p>
+      <w:pPr>
+        <w:pStyle w:val="ManualNumber"/>
+      </w:pPr>
+      <w:r>
+        <w:t>Set the timeframe.</w:t>
+      </w:r>
+    </w:p>
+    <w:p>
+      <w:pPr>
+        <w:pStyle w:val="ManualNumber"/>
+      </w:pPr>
+      <w:r>
+        <w:t>Review the headline cards.</w:t>
+      </w:r>
+    </w:p>
+    <w:p>
+      <w:pPr>
+        <w:pStyle w:val="ManualNumber"/>
+      </w:pPr>
+      <w:r>
+        <w:t>Review the trend view.</w:t>
+      </w:r>
+    </w:p>
+    <w:p>
+      <w:pPr>
+        <w:pStyle w:val="ManualNumber"/>
+      </w:pPr>
+      <w:r>
+        <w:t xml:space="preserve">Check </w:t>
+      </w:r>
+      <w:r>
+        <w:rPr>
+          <w:rFonts w:ascii="Consolas" w:hAnsi="Consolas"/>
+        </w:rPr>
+        <w:t>Last Data Refresh</w:t>
+      </w:r>
+      <w:r>
+        <w:t>.</w:t>
+      </w:r>
+    </w:p>
+    <w:p/>
+    <w:p>
+      <w:pPr>
         <w:pStyle w:val="Heading1"/>
       </w:pPr>
       <w:r>
-        <w:t>8. Case Studies</w:t>
+        <w:t>10. Case Studies</w:t>
       </w:r>
     </w:p>
     <w:p>
@@ -1108,22 +3254,188 @@
     <w:p/>
     <w:p>
       <w:r>
-        <w:t>This is helpful when you want to add narrative evidence alongside KPI or reporting data.</w:t>
+        <w:t>Use them when:</w:t>
       </w:r>
     </w:p>
     <w:p/>
     <w:p>
-      <w:r>
-        <w:t>Suggested use:</w:t>
+      <w:pPr>
+        <w:pStyle w:val="ManualBullet"/>
+      </w:pPr>
+      <w:r>
+        <w:t>a KPI needs narrative context</w:t>
+      </w:r>
+    </w:p>
+    <w:p>
+      <w:pPr>
+        <w:pStyle w:val="ManualBullet"/>
+      </w:pPr>
+      <w:r>
+        <w:t>a report needs a real example</w:t>
+      </w:r>
+    </w:p>
+    <w:p>
+      <w:pPr>
+        <w:pStyle w:val="ManualBullet"/>
+      </w:pPr>
+      <w:r>
+        <w:t>a team wants to capture a strong story after delivery</w:t>
       </w:r>
     </w:p>
     <w:p/>
     <w:p>
       <w:pPr>
+        <w:pStyle w:val="Heading2"/>
+      </w:pPr>
+      <w:r>
+        <w:t>10.1 Reading case studies</w:t>
+      </w:r>
+    </w:p>
+    <w:p>
+      <w:pPr>
+        <w:pStyle w:val="ManualNumber"/>
+      </w:pPr>
+      <w:r>
+        <w:t xml:space="preserve">Open </w:t>
+      </w:r>
+      <w:r>
+        <w:rPr>
+          <w:rFonts w:ascii="Consolas" w:hAnsi="Consolas"/>
+        </w:rPr>
+        <w:t>Case Studies</w:t>
+      </w:r>
+      <w:r>
+        <w:t>.</w:t>
+      </w:r>
+    </w:p>
+    <w:p>
+      <w:pPr>
+        <w:pStyle w:val="ManualNumber"/>
+      </w:pPr>
+      <w:r>
+        <w:t>Filter by date or region if needed.</w:t>
+      </w:r>
+    </w:p>
+    <w:p>
+      <w:pPr>
+        <w:pStyle w:val="ManualNumber"/>
+      </w:pPr>
+      <w:r>
+        <w:t>Review titles and dates.</w:t>
+      </w:r>
+    </w:p>
+    <w:p>
+      <w:pPr>
+        <w:pStyle w:val="ManualNumber"/>
+      </w:pPr>
+      <w:r>
+        <w:t>Select the most relevant story for the reporting period or discussion.</w:t>
+      </w:r>
+    </w:p>
+    <w:p/>
+    <w:p>
+      <w:pPr>
+        <w:pStyle w:val="Heading2"/>
+      </w:pPr>
+      <w:r>
+        <w:t>10.2 Uploading case studies</w:t>
+      </w:r>
+    </w:p>
+    <w:p>
+      <w:pPr>
+        <w:pStyle w:val="ManualNumber"/>
+      </w:pPr>
+      <w:r>
+        <w:t xml:space="preserve">Open </w:t>
+      </w:r>
+      <w:r>
+        <w:rPr>
+          <w:rFonts w:ascii="Consolas" w:hAnsi="Consolas"/>
+        </w:rPr>
+        <w:t>Case Studies</w:t>
+      </w:r>
+      <w:r>
+        <w:t>.</w:t>
+      </w:r>
+    </w:p>
+    <w:p>
+      <w:pPr>
+        <w:pStyle w:val="ManualNumber"/>
+      </w:pPr>
+      <w:r>
+        <w:t>Filter first to avoid duplicates.</w:t>
+      </w:r>
+    </w:p>
+    <w:p>
+      <w:pPr>
+        <w:pStyle w:val="ManualNumber"/>
+      </w:pPr>
+      <w:r>
+        <w:t>Add a clear title.</w:t>
+      </w:r>
+    </w:p>
+    <w:p>
+      <w:pPr>
+        <w:pStyle w:val="ManualNumber"/>
+      </w:pPr>
+      <w:r>
+        <w:t>Add the story text.</w:t>
+      </w:r>
+    </w:p>
+    <w:p>
+      <w:pPr>
+        <w:pStyle w:val="ManualNumber"/>
+      </w:pPr>
+      <w:r>
+        <w:t>Set the correct date.</w:t>
+      </w:r>
+    </w:p>
+    <w:p>
+      <w:pPr>
+        <w:pStyle w:val="ManualNumber"/>
+      </w:pPr>
+      <w:r>
+        <w:t>Set the correct region.</w:t>
+      </w:r>
+    </w:p>
+    <w:p>
+      <w:pPr>
+        <w:pStyle w:val="ManualNumber"/>
+      </w:pPr>
+      <w:r>
+        <w:t>Submit and review the saved result.</w:t>
+      </w:r>
+    </w:p>
+    <w:p/>
+    <w:p>
+      <w:pPr>
+        <w:pStyle w:val="Heading1"/>
+      </w:pPr>
+      <w:r>
+        <w:t>11. Data Request Form</w:t>
+      </w:r>
+    </w:p>
+    <w:p>
+      <w:r>
+        <w:t xml:space="preserve">Managers can use </w:t>
+      </w:r>
+      <w:r>
+        <w:rPr>
+          <w:rFonts w:ascii="Consolas" w:hAnsi="Consolas"/>
+        </w:rPr>
+        <w:t>Data Request Form</w:t>
+      </w:r>
+      <w:r>
+        <w:t xml:space="preserve"> in two ways:</w:t>
+      </w:r>
+    </w:p>
+    <w:p/>
+    <w:p>
+      <w:pPr>
         <w:pStyle w:val="ManualBullet"/>
       </w:pPr>
       <w:r>
-        <w:t>add stories after significant delivery activity</w:t>
+        <w:t>to submit a request themselves</w:t>
       </w:r>
     </w:p>
     <w:p>
@@ -1131,32 +3443,231 @@
         <w:pStyle w:val="ManualBullet"/>
       </w:pPr>
       <w:r>
-        <w:t>tag the correct date and region</w:t>
-      </w:r>
-    </w:p>
+        <w:t>to review requests submitted by other users</w:t>
+      </w:r>
+    </w:p>
+    <w:p/>
+    <w:p>
+      <w:pPr>
+        <w:pStyle w:val="Heading2"/>
+      </w:pPr>
+      <w:r>
+        <w:t>11.1 Submitting a request</w:t>
+      </w:r>
+    </w:p>
+    <w:p>
+      <w:r>
+        <w:t>All fields are required:</w:t>
+      </w:r>
+    </w:p>
+    <w:p/>
     <w:p>
       <w:pPr>
         <w:pStyle w:val="ManualBullet"/>
       </w:pPr>
       <w:r>
-        <w:t>use clear titles so others can find them later</w:t>
+        <w:rPr>
+          <w:rFonts w:ascii="Consolas" w:hAnsi="Consolas"/>
+        </w:rPr>
+        <w:t>Name</w:t>
+      </w:r>
+    </w:p>
+    <w:p>
+      <w:pPr>
+        <w:pStyle w:val="ManualBullet"/>
+      </w:pPr>
+      <w:r>
+        <w:rPr>
+          <w:rFonts w:ascii="Consolas" w:hAnsi="Consolas"/>
+        </w:rPr>
+        <w:t>Email</w:t>
+      </w:r>
+    </w:p>
+    <w:p>
+      <w:pPr>
+        <w:pStyle w:val="ManualBullet"/>
+      </w:pPr>
+      <w:r>
+        <w:rPr>
+          <w:rFonts w:ascii="Consolas" w:hAnsi="Consolas"/>
+        </w:rPr>
+        <w:t>Date</w:t>
+      </w:r>
+    </w:p>
+    <w:p>
+      <w:pPr>
+        <w:pStyle w:val="ManualBullet"/>
+      </w:pPr>
+      <w:r>
+        <w:rPr>
+          <w:rFonts w:ascii="Consolas" w:hAnsi="Consolas"/>
+        </w:rPr>
+        <w:t>Time</w:t>
+      </w:r>
+    </w:p>
+    <w:p>
+      <w:pPr>
+        <w:pStyle w:val="ManualBullet"/>
+      </w:pPr>
+      <w:r>
+        <w:rPr>
+          <w:rFonts w:ascii="Consolas" w:hAnsi="Consolas"/>
+        </w:rPr>
+        <w:t>Reason for data request</w:t>
       </w:r>
     </w:p>
     <w:p/>
     <w:p>
+      <w:r>
+        <w:t>Workflow:</w:t>
+      </w:r>
+    </w:p>
+    <w:p/>
+    <w:p>
+      <w:pPr>
+        <w:pStyle w:val="ManualNumber"/>
+      </w:pPr>
+      <w:r>
+        <w:t xml:space="preserve">Open </w:t>
+      </w:r>
+      <w:r>
+        <w:rPr>
+          <w:rFonts w:ascii="Consolas" w:hAnsi="Consolas"/>
+        </w:rPr>
+        <w:t>Data Request Form</w:t>
+      </w:r>
+      <w:r>
+        <w:t>.</w:t>
+      </w:r>
+    </w:p>
+    <w:p>
+      <w:pPr>
+        <w:pStyle w:val="ManualNumber"/>
+      </w:pPr>
+      <w:r>
+        <w:t>Choose the matching name and email for the user making the request.</w:t>
+      </w:r>
+    </w:p>
+    <w:p>
+      <w:pPr>
+        <w:pStyle w:val="ManualNumber"/>
+      </w:pPr>
+      <w:r>
+        <w:t>Set the date and time.</w:t>
+      </w:r>
+    </w:p>
+    <w:p>
+      <w:pPr>
+        <w:pStyle w:val="ManualNumber"/>
+      </w:pPr>
+      <w:r>
+        <w:t>Enter a clear reason.</w:t>
+      </w:r>
+    </w:p>
+    <w:p>
+      <w:pPr>
+        <w:pStyle w:val="ManualNumber"/>
+      </w:pPr>
+      <w:r>
+        <w:t>Submit the form.</w:t>
+      </w:r>
+    </w:p>
+    <w:p/>
+    <w:p>
+      <w:pPr>
+        <w:pStyle w:val="Heading2"/>
+      </w:pPr>
+      <w:r>
+        <w:t>11.2 Reviewing requests</w:t>
+      </w:r>
+    </w:p>
+    <w:p>
+      <w:r>
+        <w:t>Managers also see the request review area on the same page.</w:t>
+      </w:r>
+    </w:p>
+    <w:p/>
+    <w:p>
+      <w:r>
+        <w:t>Use it to:</w:t>
+      </w:r>
+    </w:p>
+    <w:p/>
+    <w:p>
+      <w:pPr>
+        <w:pStyle w:val="ManualBullet"/>
+      </w:pPr>
+      <w:r>
+        <w:t>review recently submitted requests</w:t>
+      </w:r>
+    </w:p>
+    <w:p>
+      <w:pPr>
+        <w:pStyle w:val="ManualBullet"/>
+      </w:pPr>
+      <w:r>
+        <w:t xml:space="preserve">see whether a request is </w:t>
+      </w:r>
+      <w:r>
+        <w:rPr>
+          <w:rFonts w:ascii="Consolas" w:hAnsi="Consolas"/>
+        </w:rPr>
+        <w:t>Pending</w:t>
+      </w:r>
+      <w:r>
+        <w:t xml:space="preserve">, </w:t>
+      </w:r>
+      <w:r>
+        <w:rPr>
+          <w:rFonts w:ascii="Consolas" w:hAnsi="Consolas"/>
+        </w:rPr>
+        <w:t>In Review</w:t>
+      </w:r>
+      <w:r>
+        <w:t xml:space="preserve">, or </w:t>
+      </w:r>
+      <w:r>
+        <w:rPr>
+          <w:rFonts w:ascii="Consolas" w:hAnsi="Consolas"/>
+        </w:rPr>
+        <w:t>Completed</w:t>
+      </w:r>
+    </w:p>
+    <w:p>
+      <w:pPr>
+        <w:pStyle w:val="ManualBullet"/>
+      </w:pPr>
+      <w:r>
+        <w:t>update request status after you have reviewed it</w:t>
+      </w:r>
+    </w:p>
+    <w:p/>
+    <w:p>
+      <w:r>
+        <w:t>When a request is submitted, Managers are notified in the dashboard.</w:t>
+      </w:r>
+    </w:p>
+    <w:p/>
+    <w:p>
       <w:pPr>
         <w:pStyle w:val="Heading1"/>
       </w:pPr>
       <w:r>
-        <w:t>9. Recommended way of working</w:t>
-      </w:r>
-    </w:p>
+        <w:t>12. Recommended working pattern</w:t>
+      </w:r>
+    </w:p>
+    <w:p>
+      <w:r>
+        <w:t>For most Manager tasks:</w:t>
+      </w:r>
+    </w:p>
+    <w:p/>
     <w:p>
       <w:pPr>
         <w:pStyle w:val="ManualNumber"/>
       </w:pPr>
       <w:r>
-        <w:t>Start in KPI for the summary view.</w:t>
+        <w:t>Start in KPI for the headline view.</w:t>
       </w:r>
     </w:p>
     <w:p>
@@ -1164,72 +3675,7 @@
         <w:pStyle w:val="ManualNumber"/>
       </w:pPr>
       <w:r>
-        <w:t>Use drill-down or KPI Debug if something needs checking.</w:t>
-      </w:r>
-    </w:p>
-    <w:p>
-      <w:pPr>
-        <w:pStyle w:val="ManualNumber"/>
-      </w:pPr>
-      <w:r>
-        <w:t>Move to Custom Reports for structured analysis.</w:t>
-      </w:r>
-    </w:p>
-    <w:p>
-      <w:pPr>
-        <w:pStyle w:val="ManualNumber"/>
-      </w:pPr>
-      <w:r>
-        <w:t>Move to ML Dashboard when the issue is event-specific.</w:t>
-      </w:r>
-    </w:p>
-    <w:p>
-      <w:pPr>
-        <w:pStyle w:val="ManualNumber"/>
-      </w:pPr>
-      <w:r>
-        <w:t>Use Funder Dashboard for sponsor-facing review.</w:t>
-      </w:r>
-    </w:p>
-    <w:p/>
-    <w:p>
-      <w:pPr>
-        <w:pStyle w:val="Heading1"/>
-      </w:pPr>
-      <w:r>
-        <w:t>10. Troubleshooting</w:t>
-      </w:r>
-    </w:p>
-    <w:p>
-      <w:pPr>
-        <w:pStyle w:val="Heading2"/>
-      </w:pPr>
-      <w:r>
-        <w:t>A KPI number looks wrong</w:t>
-      </w:r>
-    </w:p>
-    <w:p>
-      <w:pPr>
-        <w:pStyle w:val="ManualBullet"/>
-      </w:pPr>
-      <w:r>
-        <w:t>widen or narrow the timeframe</w:t>
-      </w:r>
-    </w:p>
-    <w:p>
-      <w:pPr>
-        <w:pStyle w:val="ManualBullet"/>
-      </w:pPr>
-      <w:r>
-        <w:t>drill into the KPI card</w:t>
-      </w:r>
-    </w:p>
-    <w:p>
-      <w:pPr>
-        <w:pStyle w:val="ManualBullet"/>
-      </w:pPr>
-      <w:r>
-        <w:t xml:space="preserve">switch on </w:t>
+        <w:t xml:space="preserve">Use drill-down or </w:t>
       </w:r>
       <w:r>
         <w:rPr>
@@ -1237,22 +3683,217 @@
         </w:rPr>
         <w:t>Show KPI Debug</w:t>
       </w:r>
+      <w:r>
+        <w:t xml:space="preserve"> if something needs checking.</w:t>
+      </w:r>
+    </w:p>
+    <w:p>
+      <w:pPr>
+        <w:pStyle w:val="ManualNumber"/>
+      </w:pPr>
+      <w:r>
+        <w:t xml:space="preserve">Move to </w:t>
+      </w:r>
+      <w:r>
+        <w:rPr>
+          <w:rFonts w:ascii="Consolas" w:hAnsi="Consolas"/>
+        </w:rPr>
+        <w:t>Custom Reports Dashboard</w:t>
+      </w:r>
+      <w:r>
+        <w:t xml:space="preserve"> for structured validation or export.</w:t>
+      </w:r>
+    </w:p>
+    <w:p>
+      <w:pPr>
+        <w:pStyle w:val="ManualNumber"/>
+      </w:pPr>
+      <w:r>
+        <w:t xml:space="preserve">Move to </w:t>
+      </w:r>
+      <w:r>
+        <w:rPr>
+          <w:rFonts w:ascii="Consolas" w:hAnsi="Consolas"/>
+        </w:rPr>
+        <w:t>ML Dashboard</w:t>
+      </w:r>
+      <w:r>
+        <w:t xml:space="preserve"> if the issue is event-specific.</w:t>
+      </w:r>
+    </w:p>
+    <w:p>
+      <w:pPr>
+        <w:pStyle w:val="ManualNumber"/>
+      </w:pPr>
+      <w:r>
+        <w:t xml:space="preserve">Move to </w:t>
+      </w:r>
+      <w:r>
+        <w:rPr>
+          <w:rFonts w:ascii="Consolas" w:hAnsi="Consolas"/>
+        </w:rPr>
+        <w:t>Funder Dashboard</w:t>
+      </w:r>
+      <w:r>
+        <w:t xml:space="preserve"> if you need a sponsor-facing view.</w:t>
+      </w:r>
+    </w:p>
+    <w:p>
+      <w:pPr>
+        <w:pStyle w:val="ManualNumber"/>
+      </w:pPr>
+      <w:r>
+        <w:t>Use case studies when the numbers need narrative evidence.</w:t>
+      </w:r>
     </w:p>
     <w:p/>
     <w:p>
       <w:pPr>
+        <w:pStyle w:val="Heading1"/>
+      </w:pPr>
+      <w:r>
+        <w:t>13. Good working practice</w:t>
+      </w:r>
+    </w:p>
+    <w:p>
+      <w:pPr>
+        <w:pStyle w:val="ManualBullet"/>
+      </w:pPr>
+      <w:r>
+        <w:t xml:space="preserve">check </w:t>
+      </w:r>
+      <w:r>
+        <w:rPr>
+          <w:rFonts w:ascii="Consolas" w:hAnsi="Consolas"/>
+        </w:rPr>
+        <w:t>Last Data Refresh</w:t>
+      </w:r>
+      <w:r>
+        <w:t xml:space="preserve"> before quoting figures</w:t>
+      </w:r>
+    </w:p>
+    <w:p>
+      <w:pPr>
+        <w:pStyle w:val="ManualBullet"/>
+      </w:pPr>
+      <w:r>
+        <w:t>widen filters first if expected data is missing</w:t>
+      </w:r>
+    </w:p>
+    <w:p>
+      <w:pPr>
+        <w:pStyle w:val="ManualBullet"/>
+      </w:pPr>
+      <w:r>
+        <w:t>treat operational and personal information carefully</w:t>
+      </w:r>
+    </w:p>
+    <w:p>
+      <w:pPr>
+        <w:pStyle w:val="ManualBullet"/>
+      </w:pPr>
+      <w:r>
+        <w:t>use the right screen for the job rather than forcing one screen to answer every question</w:t>
+      </w:r>
+    </w:p>
+    <w:p>
+      <w:pPr>
+        <w:pStyle w:val="ManualBullet"/>
+      </w:pPr>
+      <w:r>
+        <w:t>export only what you actually need</w:t>
+      </w:r>
+    </w:p>
+    <w:p>
+      <w:pPr>
+        <w:pStyle w:val="ManualBullet"/>
+      </w:pPr>
+      <w:r>
+        <w:t>update data request statuses when you complete a review</w:t>
+      </w:r>
+    </w:p>
+    <w:p/>
+    <w:p>
+      <w:pPr>
+        <w:pStyle w:val="Heading1"/>
+      </w:pPr>
+      <w:r>
+        <w:t>14. Troubleshooting</w:t>
+      </w:r>
+    </w:p>
+    <w:p>
+      <w:pPr>
         <w:pStyle w:val="Heading2"/>
       </w:pPr>
       <w:r>
-        <w:t>A report does not update</w:t>
-      </w:r>
-    </w:p>
-    <w:p>
-      <w:pPr>
-        <w:pStyle w:val="ManualBullet"/>
-      </w:pPr>
-      <w:r>
-        <w:t xml:space="preserve">click </w:t>
+        <w:t>A KPI number looks wrong</w:t>
+      </w:r>
+    </w:p>
+    <w:p>
+      <w:pPr>
+        <w:pStyle w:val="ManualNumber"/>
+      </w:pPr>
+      <w:r>
+        <w:t>Recheck the region and timeframe.</w:t>
+      </w:r>
+    </w:p>
+    <w:p>
+      <w:pPr>
+        <w:pStyle w:val="ManualNumber"/>
+      </w:pPr>
+      <w:r>
+        <w:t>Open the KPI drill-down.</w:t>
+      </w:r>
+    </w:p>
+    <w:p>
+      <w:pPr>
+        <w:pStyle w:val="ManualNumber"/>
+      </w:pPr>
+      <w:r>
+        <w:t xml:space="preserve">Turn on </w:t>
+      </w:r>
+      <w:r>
+        <w:rPr>
+          <w:rFonts w:ascii="Consolas" w:hAnsi="Consolas"/>
+        </w:rPr>
+        <w:t>Show KPI Debug</w:t>
+      </w:r>
+      <w:r>
+        <w:t>.</w:t>
+      </w:r>
+    </w:p>
+    <w:p>
+      <w:pPr>
+        <w:pStyle w:val="ManualNumber"/>
+      </w:pPr>
+      <w:r>
+        <w:t xml:space="preserve">Rebuild the question in </w:t>
+      </w:r>
+      <w:r>
+        <w:rPr>
+          <w:rFonts w:ascii="Consolas" w:hAnsi="Consolas"/>
+        </w:rPr>
+        <w:t>Custom Reports Dashboard</w:t>
+      </w:r>
+      <w:r>
+        <w:t xml:space="preserve"> if needed.</w:t>
+      </w:r>
+    </w:p>
+    <w:p/>
+    <w:p>
+      <w:pPr>
+        <w:pStyle w:val="Heading2"/>
+      </w:pPr>
+      <w:r>
+        <w:t>A report does not refresh</w:t>
+      </w:r>
+    </w:p>
+    <w:p>
+      <w:pPr>
+        <w:pStyle w:val="ManualNumber"/>
+      </w:pPr>
+      <w:r>
+        <w:t xml:space="preserve">Click </w:t>
       </w:r>
       <w:r>
         <w:rPr>
@@ -1260,13 +3901,16 @@
         </w:rPr>
         <w:t>Apply Report Filters</w:t>
       </w:r>
-    </w:p>
-    <w:p>
-      <w:pPr>
-        <w:pStyle w:val="ManualBullet"/>
-      </w:pPr>
-      <w:r>
-        <w:t xml:space="preserve">click </w:t>
+      <w:r>
+        <w:t xml:space="preserve"> if you changed the main report settings.</w:t>
+      </w:r>
+    </w:p>
+    <w:p>
+      <w:pPr>
+        <w:pStyle w:val="ManualNumber"/>
+      </w:pPr>
+      <w:r>
+        <w:t xml:space="preserve">Click </w:t>
       </w:r>
       <w:r>
         <w:rPr>
@@ -1275,7 +3919,7 @@
         <w:t>Apply Advanced Filters</w:t>
       </w:r>
       <w:r>
-        <w:t xml:space="preserve"> if you changed advanced options</w:t>
+        <w:t xml:space="preserve"> if you changed advanced controls.</w:t>
       </w:r>
     </w:p>
     <w:p/>
@@ -1292,7 +3936,7 @@
         <w:pStyle w:val="ManualBullet"/>
       </w:pPr>
       <w:r>
-        <w:t>some events only contain partial attendee data</w:t>
+        <w:t>not all events contain complete attendee detail</w:t>
       </w:r>
     </w:p>
     <w:p>
@@ -1300,7 +3944,7 @@
         <w:pStyle w:val="ManualBullet"/>
       </w:pPr>
       <w:r>
-        <w:t>what you can see depends on the source data and your role</w:t>
+        <w:t>visibility depends on source data</w:t>
       </w:r>
     </w:p>
     <w:p/>
@@ -1309,7 +3953,7 @@
         <w:pStyle w:val="Heading2"/>
       </w:pPr>
       <w:r>
-        <w:t>Funder figures look empty</w:t>
+        <w:t>The Funder Dashboard looks empty</w:t>
       </w:r>
     </w:p>
     <w:p>
@@ -1325,15 +3969,40 @@
         <w:pStyle w:val="ManualBullet"/>
       </w:pPr>
       <w:r>
-        <w:t>change the selected funder</w:t>
-      </w:r>
-    </w:p>
-    <w:p>
-      <w:pPr>
-        <w:pStyle w:val="ManualBullet"/>
-      </w:pPr>
-      <w:r>
-        <w:t>check that the funder appears in payments or grants</w:t>
+        <w:t>check whether the selected funder context has matching data</w:t>
+      </w:r>
+    </w:p>
+    <w:p/>
+    <w:p>
+      <w:pPr>
+        <w:pStyle w:val="Heading2"/>
+      </w:pPr>
+      <w:r>
+        <w:t>The wrong event appears in ML Dashboard</w:t>
+      </w:r>
+    </w:p>
+    <w:p>
+      <w:pPr>
+        <w:pStyle w:val="ManualNumber"/>
+      </w:pPr>
+      <w:r>
+        <w:t>Check region and timeframe.</w:t>
+      </w:r>
+    </w:p>
+    <w:p>
+      <w:pPr>
+        <w:pStyle w:val="ManualNumber"/>
+      </w:pPr>
+      <w:r>
+        <w:t>Reselect the event after changing filters.</w:t>
+      </w:r>
+    </w:p>
+    <w:p>
+      <w:pPr>
+        <w:pStyle w:val="ManualNumber"/>
+      </w:pPr>
+      <w:r>
+        <w:t>Confirm the event name and date before continuing.</w:t>
       </w:r>
     </w:p>
     <w:sectPr>

--- a/docs/manuals/docx/MANAGER-MANUAL.docx
+++ b/docs/manuals/docx/MANAGER-MANUAL.docx
@@ -2,11 +2,3225 @@
 <file path=word/document.xml><?xml version="1.0" encoding="utf-8"?>
 <w:document xmlns:wpc="http://schemas.microsoft.com/office/word/2010/wordprocessingCanvas" xmlns:cx="http://schemas.microsoft.com/office/drawing/2014/chartex" xmlns:cx1="http://schemas.microsoft.com/office/drawing/2015/9/8/chartex" xmlns:cx2="http://schemas.microsoft.com/office/drawing/2015/10/21/chartex" xmlns:cx3="http://schemas.microsoft.com/office/drawing/2016/5/9/chartex" xmlns:cx4="http://schemas.microsoft.com/office/drawing/2016/5/10/chartex" xmlns:cx5="http://schemas.microsoft.com/office/drawing/2016/5/11/chartex" xmlns:cx6="http://schemas.microsoft.com/office/drawing/2016/5/12/chartex" xmlns:cx7="http://schemas.microsoft.com/office/drawing/2016/5/13/chartex" xmlns:cx8="http://schemas.microsoft.com/office/drawing/2016/5/14/chartex" xmlns:mc="http://schemas.openxmlformats.org/markup-compatibility/2006" xmlns:aink="http://schemas.microsoft.com/office/drawing/2016/ink" xmlns:am3d="http://schemas.microsoft.com/office/drawing/2017/model3d" xmlns:o="urn:schemas-microsoft-com:office:office" xmlns:oel="http://schemas.microsoft.com/office/2019/extlst" xmlns:r="http://schemas.openxmlformats.org/officeDocument/2006/relationships" xmlns:m="http://schemas.openxmlformats.org/officeDocument/2006/math" xmlns:v="urn:schemas-microsoft-com:vml" xmlns:wp14="http://schemas.microsoft.com/office/word/2010/wordprocessingDrawing" xmlns:wp="http://schemas.openxmlformats.org/drawingml/2006/wordprocessingDrawing" xmlns:w10="urn:schemas-microsoft-com:office:word" xmlns:w="http://schemas.openxmlformats.org/wordprocessingml/2006/main" xmlns:w14="http://schemas.microsoft.com/office/word/2010/wordml" xmlns:w15="http://schemas.microsoft.com/office/word/2012/wordml" xmlns:w16cex="http://schemas.microsoft.com/office/word/2018/wordml/cex" xmlns:w16cid="http://schemas.microsoft.com/office/word/2016/wordml/cid" xmlns:w16="http://schemas.microsoft.com/office/word/2018/wordml" xmlns:w16du="http://schemas.microsoft.com/office/word/2023/wordml/word16du" xmlns:w16sdtdh="http://schemas.microsoft.com/office/word/2020/wordml/sdtdatahash" xmlns:w16sdtfl="http://schemas.microsoft.com/office/word/2024/wordml/sdtformatlock" xmlns:w16se="http://schemas.microsoft.com/office/word/2015/wordml/symex" xmlns:wpg="http://schemas.microsoft.com/office/word/2010/wordprocessingGroup" xmlns:wpi="http://schemas.microsoft.com/office/word/2010/wordprocessingInk" xmlns:wne="http://schemas.microsoft.com/office/word/2006/wordml" xmlns:wps="http://schemas.microsoft.com/office/word/2010/wordprocessingShape" mc:Ignorable="w14 w15 w16se w16cid w16 w16cex w16sdtdh w16sdtfl w16du wp14">
   <w:body>
+    <w:p/>
+    <w:p/>
+    <w:p>
+      <w:pPr>
+        <w:jc w:val="center"/>
+      </w:pPr>
+      <w:r>
+        <w:rPr>
+          <w:b/>
+          <w:sz w:val="48"/>
+        </w:rPr>
+        <w:t>Manager Dashboard Manual</w:t>
+      </w:r>
+    </w:p>
+    <w:p>
+      <w:pPr>
+        <w:jc w:val="center"/>
+      </w:pPr>
+      <w:r>
+        <w:rPr>
+          <w:sz w:val="24"/>
+        </w:rPr>
+        <w:t>Audience: `Manager` users</w:t>
+      </w:r>
+    </w:p>
+    <w:p>
+      <w:pPr>
+        <w:jc w:val="center"/>
+      </w:pPr>
+      <w:r>
+        <w:t>Generated: RPL-KPIs</w:t>
+      </w:r>
+    </w:p>
+    <w:p>
+      <w:pPr>
+        <w:jc w:val="center"/>
+      </w:pPr>
+      <w:r>
+        <w:t>Mind Over Mountains Dashboard Guide</w:t>
+      </w:r>
+    </w:p>
+    <w:p>
+      <w:r>
+        <w:br w:type="page"/>
+      </w:r>
+    </w:p>
+    <w:p>
+      <w:pPr>
+        <w:pStyle w:val="Heading1"/>
+      </w:pPr>
+      <w:bookmarkStart w:id="0" w:name="_Toc226493619"/>
+      <w:r>
+        <w:lastRenderedPageBreak/>
+        <w:t>Contents</w:t>
+      </w:r>
+      <w:bookmarkEnd w:id="0"/>
+    </w:p>
+    <w:p>
+      <w:pPr>
+        <w:pStyle w:val="TOC1"/>
+        <w:tabs>
+          <w:tab w:val="right" w:leader="dot" w:pos="9595"/>
+        </w:tabs>
+        <w:rPr>
+          <w:noProof/>
+        </w:rPr>
+      </w:pPr>
+      <w:r>
+        <w:fldChar w:fldCharType="begin"/>
+      </w:r>
+      <w:r>
+        <w:instrText xml:space="preserve"> TOC \o "1-3" \h \z \u </w:instrText>
+      </w:r>
+      <w:r>
+        <w:fldChar w:fldCharType="separate"/>
+      </w:r>
+      <w:hyperlink w:anchor="_Toc226493619" w:history="1">
+        <w:r>
+          <w:rPr>
+            <w:rStyle w:val="Hyperlink"/>
+            <w:noProof/>
+          </w:rPr>
+          <w:t>Contents</w:t>
+        </w:r>
+        <w:r>
+          <w:rPr>
+            <w:noProof/>
+            <w:webHidden/>
+          </w:rPr>
+          <w:tab/>
+        </w:r>
+        <w:r>
+          <w:rPr>
+            <w:noProof/>
+            <w:webHidden/>
+          </w:rPr>
+          <w:fldChar w:fldCharType="begin"/>
+        </w:r>
+        <w:r>
+          <w:rPr>
+            <w:noProof/>
+            <w:webHidden/>
+          </w:rPr>
+          <w:instrText xml:space="preserve"> PAGEREF _Toc226493619 \h </w:instrText>
+        </w:r>
+        <w:r>
+          <w:rPr>
+            <w:noProof/>
+            <w:webHidden/>
+          </w:rPr>
+        </w:r>
+        <w:r>
+          <w:rPr>
+            <w:noProof/>
+            <w:webHidden/>
+          </w:rPr>
+          <w:fldChar w:fldCharType="separate"/>
+        </w:r>
+        <w:r>
+          <w:rPr>
+            <w:noProof/>
+            <w:webHidden/>
+          </w:rPr>
+          <w:t>2</w:t>
+        </w:r>
+        <w:r>
+          <w:rPr>
+            <w:noProof/>
+            <w:webHidden/>
+          </w:rPr>
+          <w:fldChar w:fldCharType="end"/>
+        </w:r>
+      </w:hyperlink>
+    </w:p>
+    <w:p>
+      <w:pPr>
+        <w:pStyle w:val="TOC1"/>
+        <w:tabs>
+          <w:tab w:val="right" w:leader="dot" w:pos="9595"/>
+        </w:tabs>
+        <w:rPr>
+          <w:noProof/>
+        </w:rPr>
+      </w:pPr>
+      <w:hyperlink w:anchor="_Toc226493620" w:history="1">
+        <w:r>
+          <w:rPr>
+            <w:rStyle w:val="Hyperlink"/>
+            <w:noProof/>
+          </w:rPr>
+          <w:t>1. Introduction</w:t>
+        </w:r>
+        <w:r>
+          <w:rPr>
+            <w:noProof/>
+            <w:webHidden/>
+          </w:rPr>
+          <w:tab/>
+        </w:r>
+        <w:r>
+          <w:rPr>
+            <w:noProof/>
+            <w:webHidden/>
+          </w:rPr>
+          <w:fldChar w:fldCharType="begin"/>
+        </w:r>
+        <w:r>
+          <w:rPr>
+            <w:noProof/>
+            <w:webHidden/>
+          </w:rPr>
+          <w:instrText xml:space="preserve"> PAGEREF _Toc226493620 \h </w:instrText>
+        </w:r>
+        <w:r>
+          <w:rPr>
+            <w:noProof/>
+            <w:webHidden/>
+          </w:rPr>
+        </w:r>
+        <w:r>
+          <w:rPr>
+            <w:noProof/>
+            <w:webHidden/>
+          </w:rPr>
+          <w:fldChar w:fldCharType="separate"/>
+        </w:r>
+        <w:r>
+          <w:rPr>
+            <w:noProof/>
+            <w:webHidden/>
+          </w:rPr>
+          <w:t>4</w:t>
+        </w:r>
+        <w:r>
+          <w:rPr>
+            <w:noProof/>
+            <w:webHidden/>
+          </w:rPr>
+          <w:fldChar w:fldCharType="end"/>
+        </w:r>
+      </w:hyperlink>
+    </w:p>
+    <w:p>
+      <w:pPr>
+        <w:pStyle w:val="TOC1"/>
+        <w:tabs>
+          <w:tab w:val="right" w:leader="dot" w:pos="9595"/>
+        </w:tabs>
+        <w:rPr>
+          <w:noProof/>
+        </w:rPr>
+      </w:pPr>
+      <w:hyperlink w:anchor="_Toc226493621" w:history="1">
+        <w:r>
+          <w:rPr>
+            <w:rStyle w:val="Hyperlink"/>
+            <w:noProof/>
+          </w:rPr>
+          <w:t>2. What the Manager role is for</w:t>
+        </w:r>
+        <w:r>
+          <w:rPr>
+            <w:noProof/>
+            <w:webHidden/>
+          </w:rPr>
+          <w:tab/>
+        </w:r>
+        <w:r>
+          <w:rPr>
+            <w:noProof/>
+            <w:webHidden/>
+          </w:rPr>
+          <w:fldChar w:fldCharType="begin"/>
+        </w:r>
+        <w:r>
+          <w:rPr>
+            <w:noProof/>
+            <w:webHidden/>
+          </w:rPr>
+          <w:instrText xml:space="preserve"> PAGEREF _Toc226493621 \h </w:instrText>
+        </w:r>
+        <w:r>
+          <w:rPr>
+            <w:noProof/>
+            <w:webHidden/>
+          </w:rPr>
+        </w:r>
+        <w:r>
+          <w:rPr>
+            <w:noProof/>
+            <w:webHidden/>
+          </w:rPr>
+          <w:fldChar w:fldCharType="separate"/>
+        </w:r>
+        <w:r>
+          <w:rPr>
+            <w:noProof/>
+            <w:webHidden/>
+          </w:rPr>
+          <w:t>5</w:t>
+        </w:r>
+        <w:r>
+          <w:rPr>
+            <w:noProof/>
+            <w:webHidden/>
+          </w:rPr>
+          <w:fldChar w:fldCharType="end"/>
+        </w:r>
+      </w:hyperlink>
+    </w:p>
+    <w:p>
+      <w:pPr>
+        <w:pStyle w:val="TOC1"/>
+        <w:tabs>
+          <w:tab w:val="right" w:leader="dot" w:pos="9595"/>
+        </w:tabs>
+        <w:rPr>
+          <w:noProof/>
+        </w:rPr>
+      </w:pPr>
+      <w:hyperlink w:anchor="_Toc226493622" w:history="1">
+        <w:r>
+          <w:rPr>
+            <w:rStyle w:val="Hyperlink"/>
+            <w:noProof/>
+          </w:rPr>
+          <w:t>3. Signing in and first checks</w:t>
+        </w:r>
+        <w:r>
+          <w:rPr>
+            <w:noProof/>
+            <w:webHidden/>
+          </w:rPr>
+          <w:tab/>
+        </w:r>
+        <w:r>
+          <w:rPr>
+            <w:noProof/>
+            <w:webHidden/>
+          </w:rPr>
+          <w:fldChar w:fldCharType="begin"/>
+        </w:r>
+        <w:r>
+          <w:rPr>
+            <w:noProof/>
+            <w:webHidden/>
+          </w:rPr>
+          <w:instrText xml:space="preserve"> PAGEREF _Toc226493622 \h </w:instrText>
+        </w:r>
+        <w:r>
+          <w:rPr>
+            <w:noProof/>
+            <w:webHidden/>
+          </w:rPr>
+        </w:r>
+        <w:r>
+          <w:rPr>
+            <w:noProof/>
+            <w:webHidden/>
+          </w:rPr>
+          <w:fldChar w:fldCharType="separate"/>
+        </w:r>
+        <w:r>
+          <w:rPr>
+            <w:noProof/>
+            <w:webHidden/>
+          </w:rPr>
+          <w:t>6</w:t>
+        </w:r>
+        <w:r>
+          <w:rPr>
+            <w:noProof/>
+            <w:webHidden/>
+          </w:rPr>
+          <w:fldChar w:fldCharType="end"/>
+        </w:r>
+      </w:hyperlink>
+    </w:p>
+    <w:p>
+      <w:pPr>
+        <w:pStyle w:val="TOC1"/>
+        <w:tabs>
+          <w:tab w:val="right" w:leader="dot" w:pos="9595"/>
+        </w:tabs>
+        <w:rPr>
+          <w:noProof/>
+        </w:rPr>
+      </w:pPr>
+      <w:hyperlink w:anchor="_Toc226493623" w:history="1">
+        <w:r>
+          <w:rPr>
+            <w:rStyle w:val="Hyperlink"/>
+            <w:noProof/>
+          </w:rPr>
+          <w:t>4. Understanding the layout</w:t>
+        </w:r>
+        <w:r>
+          <w:rPr>
+            <w:noProof/>
+            <w:webHidden/>
+          </w:rPr>
+          <w:tab/>
+        </w:r>
+        <w:r>
+          <w:rPr>
+            <w:noProof/>
+            <w:webHidden/>
+          </w:rPr>
+          <w:fldChar w:fldCharType="begin"/>
+        </w:r>
+        <w:r>
+          <w:rPr>
+            <w:noProof/>
+            <w:webHidden/>
+          </w:rPr>
+          <w:instrText xml:space="preserve"> PAGEREF _Toc226493623 \h </w:instrText>
+        </w:r>
+        <w:r>
+          <w:rPr>
+            <w:noProof/>
+            <w:webHidden/>
+          </w:rPr>
+        </w:r>
+        <w:r>
+          <w:rPr>
+            <w:noProof/>
+            <w:webHidden/>
+          </w:rPr>
+          <w:fldChar w:fldCharType="separate"/>
+        </w:r>
+        <w:r>
+          <w:rPr>
+            <w:noProof/>
+            <w:webHidden/>
+          </w:rPr>
+          <w:t>6</w:t>
+        </w:r>
+        <w:r>
+          <w:rPr>
+            <w:noProof/>
+            <w:webHidden/>
+          </w:rPr>
+          <w:fldChar w:fldCharType="end"/>
+        </w:r>
+      </w:hyperlink>
+    </w:p>
+    <w:p>
+      <w:pPr>
+        <w:pStyle w:val="TOC1"/>
+        <w:tabs>
+          <w:tab w:val="right" w:leader="dot" w:pos="9595"/>
+        </w:tabs>
+        <w:rPr>
+          <w:noProof/>
+        </w:rPr>
+      </w:pPr>
+      <w:hyperlink w:anchor="_Toc226493624" w:history="1">
+        <w:r>
+          <w:rPr>
+            <w:rStyle w:val="Hyperlink"/>
+            <w:noProof/>
+          </w:rPr>
+          <w:t>5. Filters and navigation</w:t>
+        </w:r>
+        <w:r>
+          <w:rPr>
+            <w:noProof/>
+            <w:webHidden/>
+          </w:rPr>
+          <w:tab/>
+        </w:r>
+        <w:r>
+          <w:rPr>
+            <w:noProof/>
+            <w:webHidden/>
+          </w:rPr>
+          <w:fldChar w:fldCharType="begin"/>
+        </w:r>
+        <w:r>
+          <w:rPr>
+            <w:noProof/>
+            <w:webHidden/>
+          </w:rPr>
+          <w:instrText xml:space="preserve"> PAGEREF _Toc226493624 \h </w:instrText>
+        </w:r>
+        <w:r>
+          <w:rPr>
+            <w:noProof/>
+            <w:webHidden/>
+          </w:rPr>
+        </w:r>
+        <w:r>
+          <w:rPr>
+            <w:noProof/>
+            <w:webHidden/>
+          </w:rPr>
+          <w:fldChar w:fldCharType="separate"/>
+        </w:r>
+        <w:r>
+          <w:rPr>
+            <w:noProof/>
+            <w:webHidden/>
+          </w:rPr>
+          <w:t>7</w:t>
+        </w:r>
+        <w:r>
+          <w:rPr>
+            <w:noProof/>
+            <w:webHidden/>
+          </w:rPr>
+          <w:fldChar w:fldCharType="end"/>
+        </w:r>
+      </w:hyperlink>
+    </w:p>
+    <w:p>
+      <w:pPr>
+        <w:pStyle w:val="TOC2"/>
+        <w:tabs>
+          <w:tab w:val="right" w:leader="dot" w:pos="9595"/>
+        </w:tabs>
+        <w:rPr>
+          <w:noProof/>
+        </w:rPr>
+      </w:pPr>
+      <w:hyperlink w:anchor="_Toc226493625" w:history="1">
+        <w:r>
+          <w:rPr>
+            <w:rStyle w:val="Hyperlink"/>
+            <w:noProof/>
+          </w:rPr>
+          <w:t>5.1 Region filtering</w:t>
+        </w:r>
+        <w:r>
+          <w:rPr>
+            <w:noProof/>
+            <w:webHidden/>
+          </w:rPr>
+          <w:tab/>
+        </w:r>
+        <w:r>
+          <w:rPr>
+            <w:noProof/>
+            <w:webHidden/>
+          </w:rPr>
+          <w:fldChar w:fldCharType="begin"/>
+        </w:r>
+        <w:r>
+          <w:rPr>
+            <w:noProof/>
+            <w:webHidden/>
+          </w:rPr>
+          <w:instrText xml:space="preserve"> PAGEREF _Toc226493625 \h </w:instrText>
+        </w:r>
+        <w:r>
+          <w:rPr>
+            <w:noProof/>
+            <w:webHidden/>
+          </w:rPr>
+        </w:r>
+        <w:r>
+          <w:rPr>
+            <w:noProof/>
+            <w:webHidden/>
+          </w:rPr>
+          <w:fldChar w:fldCharType="separate"/>
+        </w:r>
+        <w:r>
+          <w:rPr>
+            <w:noProof/>
+            <w:webHidden/>
+          </w:rPr>
+          <w:t>7</w:t>
+        </w:r>
+        <w:r>
+          <w:rPr>
+            <w:noProof/>
+            <w:webHidden/>
+          </w:rPr>
+          <w:fldChar w:fldCharType="end"/>
+        </w:r>
+      </w:hyperlink>
+    </w:p>
+    <w:p>
+      <w:pPr>
+        <w:pStyle w:val="TOC2"/>
+        <w:tabs>
+          <w:tab w:val="right" w:leader="dot" w:pos="9595"/>
+        </w:tabs>
+        <w:rPr>
+          <w:noProof/>
+        </w:rPr>
+      </w:pPr>
+      <w:hyperlink w:anchor="_Toc226493626" w:history="1">
+        <w:r>
+          <w:rPr>
+            <w:rStyle w:val="Hyperlink"/>
+            <w:noProof/>
+          </w:rPr>
+          <w:t>5.2 Timeframe filtering</w:t>
+        </w:r>
+        <w:r>
+          <w:rPr>
+            <w:noProof/>
+            <w:webHidden/>
+          </w:rPr>
+          <w:tab/>
+        </w:r>
+        <w:r>
+          <w:rPr>
+            <w:noProof/>
+            <w:webHidden/>
+          </w:rPr>
+          <w:fldChar w:fldCharType="begin"/>
+        </w:r>
+        <w:r>
+          <w:rPr>
+            <w:noProof/>
+            <w:webHidden/>
+          </w:rPr>
+          <w:instrText xml:space="preserve"> PAGEREF _Toc226493626 \h </w:instrText>
+        </w:r>
+        <w:r>
+          <w:rPr>
+            <w:noProof/>
+            <w:webHidden/>
+          </w:rPr>
+        </w:r>
+        <w:r>
+          <w:rPr>
+            <w:noProof/>
+            <w:webHidden/>
+          </w:rPr>
+          <w:fldChar w:fldCharType="separate"/>
+        </w:r>
+        <w:r>
+          <w:rPr>
+            <w:noProof/>
+            <w:webHidden/>
+          </w:rPr>
+          <w:t>8</w:t>
+        </w:r>
+        <w:r>
+          <w:rPr>
+            <w:noProof/>
+            <w:webHidden/>
+          </w:rPr>
+          <w:fldChar w:fldCharType="end"/>
+        </w:r>
+      </w:hyperlink>
+    </w:p>
+    <w:p>
+      <w:pPr>
+        <w:pStyle w:val="TOC2"/>
+        <w:tabs>
+          <w:tab w:val="right" w:leader="dot" w:pos="9595"/>
+        </w:tabs>
+        <w:rPr>
+          <w:noProof/>
+        </w:rPr>
+      </w:pPr>
+      <w:hyperlink w:anchor="_Toc226493627" w:history="1">
+        <w:r>
+          <w:rPr>
+            <w:rStyle w:val="Hyperlink"/>
+            <w:noProof/>
+          </w:rPr>
+          <w:t>5.3 Recommended navigation pattern</w:t>
+        </w:r>
+        <w:r>
+          <w:rPr>
+            <w:noProof/>
+            <w:webHidden/>
+          </w:rPr>
+          <w:tab/>
+        </w:r>
+        <w:r>
+          <w:rPr>
+            <w:noProof/>
+            <w:webHidden/>
+          </w:rPr>
+          <w:fldChar w:fldCharType="begin"/>
+        </w:r>
+        <w:r>
+          <w:rPr>
+            <w:noProof/>
+            <w:webHidden/>
+          </w:rPr>
+          <w:instrText xml:space="preserve"> PAGEREF _Toc226493627 \h </w:instrText>
+        </w:r>
+        <w:r>
+          <w:rPr>
+            <w:noProof/>
+            <w:webHidden/>
+          </w:rPr>
+        </w:r>
+        <w:r>
+          <w:rPr>
+            <w:noProof/>
+            <w:webHidden/>
+          </w:rPr>
+          <w:fldChar w:fldCharType="separate"/>
+        </w:r>
+        <w:r>
+          <w:rPr>
+            <w:noProof/>
+            <w:webHidden/>
+          </w:rPr>
+          <w:t>8</w:t>
+        </w:r>
+        <w:r>
+          <w:rPr>
+            <w:noProof/>
+            <w:webHidden/>
+          </w:rPr>
+          <w:fldChar w:fldCharType="end"/>
+        </w:r>
+      </w:hyperlink>
+    </w:p>
+    <w:p>
+      <w:pPr>
+        <w:pStyle w:val="TOC1"/>
+        <w:tabs>
+          <w:tab w:val="right" w:leader="dot" w:pos="9595"/>
+        </w:tabs>
+        <w:rPr>
+          <w:noProof/>
+        </w:rPr>
+      </w:pPr>
+      <w:hyperlink w:anchor="_Toc226493628" w:history="1">
+        <w:r>
+          <w:rPr>
+            <w:rStyle w:val="Hyperlink"/>
+            <w:noProof/>
+          </w:rPr>
+          <w:t>6. KPI Dashboard</w:t>
+        </w:r>
+        <w:r>
+          <w:rPr>
+            <w:noProof/>
+            <w:webHidden/>
+          </w:rPr>
+          <w:tab/>
+        </w:r>
+        <w:r>
+          <w:rPr>
+            <w:noProof/>
+            <w:webHidden/>
+          </w:rPr>
+          <w:fldChar w:fldCharType="begin"/>
+        </w:r>
+        <w:r>
+          <w:rPr>
+            <w:noProof/>
+            <w:webHidden/>
+          </w:rPr>
+          <w:instrText xml:space="preserve"> PAGEREF _Toc226493628 \h </w:instrText>
+        </w:r>
+        <w:r>
+          <w:rPr>
+            <w:noProof/>
+            <w:webHidden/>
+          </w:rPr>
+        </w:r>
+        <w:r>
+          <w:rPr>
+            <w:noProof/>
+            <w:webHidden/>
+          </w:rPr>
+          <w:fldChar w:fldCharType="separate"/>
+        </w:r>
+        <w:r>
+          <w:rPr>
+            <w:noProof/>
+            <w:webHidden/>
+          </w:rPr>
+          <w:t>8</w:t>
+        </w:r>
+        <w:r>
+          <w:rPr>
+            <w:noProof/>
+            <w:webHidden/>
+          </w:rPr>
+          <w:fldChar w:fldCharType="end"/>
+        </w:r>
+      </w:hyperlink>
+    </w:p>
+    <w:p>
+      <w:pPr>
+        <w:pStyle w:val="TOC2"/>
+        <w:tabs>
+          <w:tab w:val="right" w:leader="dot" w:pos="9595"/>
+        </w:tabs>
+        <w:rPr>
+          <w:noProof/>
+        </w:rPr>
+      </w:pPr>
+      <w:hyperlink w:anchor="_Toc226493629" w:history="1">
+        <w:r>
+          <w:rPr>
+            <w:rStyle w:val="Hyperlink"/>
+            <w:noProof/>
+          </w:rPr>
+          <w:t>6.1 When to use KPI Dashboard</w:t>
+        </w:r>
+        <w:r>
+          <w:rPr>
+            <w:noProof/>
+            <w:webHidden/>
+          </w:rPr>
+          <w:tab/>
+        </w:r>
+        <w:r>
+          <w:rPr>
+            <w:noProof/>
+            <w:webHidden/>
+          </w:rPr>
+          <w:fldChar w:fldCharType="begin"/>
+        </w:r>
+        <w:r>
+          <w:rPr>
+            <w:noProof/>
+            <w:webHidden/>
+          </w:rPr>
+          <w:instrText xml:space="preserve"> PAGEREF _Toc226493629 \h </w:instrText>
+        </w:r>
+        <w:r>
+          <w:rPr>
+            <w:noProof/>
+            <w:webHidden/>
+          </w:rPr>
+        </w:r>
+        <w:r>
+          <w:rPr>
+            <w:noProof/>
+            <w:webHidden/>
+          </w:rPr>
+          <w:fldChar w:fldCharType="separate"/>
+        </w:r>
+        <w:r>
+          <w:rPr>
+            <w:noProof/>
+            <w:webHidden/>
+          </w:rPr>
+          <w:t>8</w:t>
+        </w:r>
+        <w:r>
+          <w:rPr>
+            <w:noProof/>
+            <w:webHidden/>
+          </w:rPr>
+          <w:fldChar w:fldCharType="end"/>
+        </w:r>
+      </w:hyperlink>
+    </w:p>
+    <w:p>
+      <w:pPr>
+        <w:pStyle w:val="TOC2"/>
+        <w:tabs>
+          <w:tab w:val="right" w:leader="dot" w:pos="9595"/>
+        </w:tabs>
+        <w:rPr>
+          <w:noProof/>
+        </w:rPr>
+      </w:pPr>
+      <w:hyperlink w:anchor="_Toc226493630" w:history="1">
+        <w:r>
+          <w:rPr>
+            <w:rStyle w:val="Hyperlink"/>
+            <w:noProof/>
+          </w:rPr>
+          <w:t>6.2 KPI sections</w:t>
+        </w:r>
+        <w:r>
+          <w:rPr>
+            <w:noProof/>
+            <w:webHidden/>
+          </w:rPr>
+          <w:tab/>
+        </w:r>
+        <w:r>
+          <w:rPr>
+            <w:noProof/>
+            <w:webHidden/>
+          </w:rPr>
+          <w:fldChar w:fldCharType="begin"/>
+        </w:r>
+        <w:r>
+          <w:rPr>
+            <w:noProof/>
+            <w:webHidden/>
+          </w:rPr>
+          <w:instrText xml:space="preserve"> PAGEREF _Toc226493630 \h </w:instrText>
+        </w:r>
+        <w:r>
+          <w:rPr>
+            <w:noProof/>
+            <w:webHidden/>
+          </w:rPr>
+        </w:r>
+        <w:r>
+          <w:rPr>
+            <w:noProof/>
+            <w:webHidden/>
+          </w:rPr>
+          <w:fldChar w:fldCharType="separate"/>
+        </w:r>
+        <w:r>
+          <w:rPr>
+            <w:noProof/>
+            <w:webHidden/>
+          </w:rPr>
+          <w:t>9</w:t>
+        </w:r>
+        <w:r>
+          <w:rPr>
+            <w:noProof/>
+            <w:webHidden/>
+          </w:rPr>
+          <w:fldChar w:fldCharType="end"/>
+        </w:r>
+      </w:hyperlink>
+    </w:p>
+    <w:p>
+      <w:pPr>
+        <w:pStyle w:val="TOC2"/>
+        <w:tabs>
+          <w:tab w:val="right" w:leader="dot" w:pos="9595"/>
+        </w:tabs>
+        <w:rPr>
+          <w:noProof/>
+        </w:rPr>
+      </w:pPr>
+      <w:hyperlink w:anchor="_Toc226493631" w:history="1">
+        <w:r>
+          <w:rPr>
+            <w:rStyle w:val="Hyperlink"/>
+            <w:noProof/>
+          </w:rPr>
+          <w:t>6.3 Step-by-step KPI review</w:t>
+        </w:r>
+        <w:r>
+          <w:rPr>
+            <w:noProof/>
+            <w:webHidden/>
+          </w:rPr>
+          <w:tab/>
+        </w:r>
+        <w:r>
+          <w:rPr>
+            <w:noProof/>
+            <w:webHidden/>
+          </w:rPr>
+          <w:fldChar w:fldCharType="begin"/>
+        </w:r>
+        <w:r>
+          <w:rPr>
+            <w:noProof/>
+            <w:webHidden/>
+          </w:rPr>
+          <w:instrText xml:space="preserve"> PAGEREF _Toc226493631 \h </w:instrText>
+        </w:r>
+        <w:r>
+          <w:rPr>
+            <w:noProof/>
+            <w:webHidden/>
+          </w:rPr>
+        </w:r>
+        <w:r>
+          <w:rPr>
+            <w:noProof/>
+            <w:webHidden/>
+          </w:rPr>
+          <w:fldChar w:fldCharType="separate"/>
+        </w:r>
+        <w:r>
+          <w:rPr>
+            <w:noProof/>
+            <w:webHidden/>
+          </w:rPr>
+          <w:t>9</w:t>
+        </w:r>
+        <w:r>
+          <w:rPr>
+            <w:noProof/>
+            <w:webHidden/>
+          </w:rPr>
+          <w:fldChar w:fldCharType="end"/>
+        </w:r>
+      </w:hyperlink>
+    </w:p>
+    <w:p>
+      <w:pPr>
+        <w:pStyle w:val="TOC2"/>
+        <w:tabs>
+          <w:tab w:val="right" w:leader="dot" w:pos="9595"/>
+        </w:tabs>
+        <w:rPr>
+          <w:noProof/>
+        </w:rPr>
+      </w:pPr>
+      <w:hyperlink w:anchor="_Toc226493632" w:history="1">
+        <w:r>
+          <w:rPr>
+            <w:rStyle w:val="Hyperlink"/>
+            <w:noProof/>
+          </w:rPr>
+          <w:t>6.4 Using drill-down</w:t>
+        </w:r>
+        <w:r>
+          <w:rPr>
+            <w:noProof/>
+            <w:webHidden/>
+          </w:rPr>
+          <w:tab/>
+        </w:r>
+        <w:r>
+          <w:rPr>
+            <w:noProof/>
+            <w:webHidden/>
+          </w:rPr>
+          <w:fldChar w:fldCharType="begin"/>
+        </w:r>
+        <w:r>
+          <w:rPr>
+            <w:noProof/>
+            <w:webHidden/>
+          </w:rPr>
+          <w:instrText xml:space="preserve"> PAGEREF _Toc226493632 \h </w:instrText>
+        </w:r>
+        <w:r>
+          <w:rPr>
+            <w:noProof/>
+            <w:webHidden/>
+          </w:rPr>
+        </w:r>
+        <w:r>
+          <w:rPr>
+            <w:noProof/>
+            <w:webHidden/>
+          </w:rPr>
+          <w:fldChar w:fldCharType="separate"/>
+        </w:r>
+        <w:r>
+          <w:rPr>
+            <w:noProof/>
+            <w:webHidden/>
+          </w:rPr>
+          <w:t>9</w:t>
+        </w:r>
+        <w:r>
+          <w:rPr>
+            <w:noProof/>
+            <w:webHidden/>
+          </w:rPr>
+          <w:fldChar w:fldCharType="end"/>
+        </w:r>
+      </w:hyperlink>
+    </w:p>
+    <w:p>
+      <w:pPr>
+        <w:pStyle w:val="TOC2"/>
+        <w:tabs>
+          <w:tab w:val="right" w:leader="dot" w:pos="9595"/>
+        </w:tabs>
+        <w:rPr>
+          <w:noProof/>
+        </w:rPr>
+      </w:pPr>
+      <w:hyperlink w:anchor="_Toc226493633" w:history="1">
+        <w:r>
+          <w:rPr>
+            <w:rStyle w:val="Hyperlink"/>
+            <w:noProof/>
+          </w:rPr>
+          <w:t>6.5 Using KPI Debug</w:t>
+        </w:r>
+        <w:r>
+          <w:rPr>
+            <w:noProof/>
+            <w:webHidden/>
+          </w:rPr>
+          <w:tab/>
+        </w:r>
+        <w:r>
+          <w:rPr>
+            <w:noProof/>
+            <w:webHidden/>
+          </w:rPr>
+          <w:fldChar w:fldCharType="begin"/>
+        </w:r>
+        <w:r>
+          <w:rPr>
+            <w:noProof/>
+            <w:webHidden/>
+          </w:rPr>
+          <w:instrText xml:space="preserve"> PAGEREF _Toc226493633 \h </w:instrText>
+        </w:r>
+        <w:r>
+          <w:rPr>
+            <w:noProof/>
+            <w:webHidden/>
+          </w:rPr>
+        </w:r>
+        <w:r>
+          <w:rPr>
+            <w:noProof/>
+            <w:webHidden/>
+          </w:rPr>
+          <w:fldChar w:fldCharType="separate"/>
+        </w:r>
+        <w:r>
+          <w:rPr>
+            <w:noProof/>
+            <w:webHidden/>
+          </w:rPr>
+          <w:t>10</w:t>
+        </w:r>
+        <w:r>
+          <w:rPr>
+            <w:noProof/>
+            <w:webHidden/>
+          </w:rPr>
+          <w:fldChar w:fldCharType="end"/>
+        </w:r>
+      </w:hyperlink>
+    </w:p>
+    <w:p>
+      <w:pPr>
+        <w:pStyle w:val="TOC1"/>
+        <w:tabs>
+          <w:tab w:val="right" w:leader="dot" w:pos="9595"/>
+        </w:tabs>
+        <w:rPr>
+          <w:noProof/>
+        </w:rPr>
+      </w:pPr>
+      <w:hyperlink w:anchor="_Toc226493634" w:history="1">
+        <w:r>
+          <w:rPr>
+            <w:rStyle w:val="Hyperlink"/>
+            <w:noProof/>
+          </w:rPr>
+          <w:t>7. Custom Reports Dashboard</w:t>
+        </w:r>
+        <w:r>
+          <w:rPr>
+            <w:noProof/>
+            <w:webHidden/>
+          </w:rPr>
+          <w:tab/>
+        </w:r>
+        <w:r>
+          <w:rPr>
+            <w:noProof/>
+            <w:webHidden/>
+          </w:rPr>
+          <w:fldChar w:fldCharType="begin"/>
+        </w:r>
+        <w:r>
+          <w:rPr>
+            <w:noProof/>
+            <w:webHidden/>
+          </w:rPr>
+          <w:instrText xml:space="preserve"> PAGEREF _Toc226493634 \h </w:instrText>
+        </w:r>
+        <w:r>
+          <w:rPr>
+            <w:noProof/>
+            <w:webHidden/>
+          </w:rPr>
+        </w:r>
+        <w:r>
+          <w:rPr>
+            <w:noProof/>
+            <w:webHidden/>
+          </w:rPr>
+          <w:fldChar w:fldCharType="separate"/>
+        </w:r>
+        <w:r>
+          <w:rPr>
+            <w:noProof/>
+            <w:webHidden/>
+          </w:rPr>
+          <w:t>11</w:t>
+        </w:r>
+        <w:r>
+          <w:rPr>
+            <w:noProof/>
+            <w:webHidden/>
+          </w:rPr>
+          <w:fldChar w:fldCharType="end"/>
+        </w:r>
+      </w:hyperlink>
+    </w:p>
+    <w:p>
+      <w:pPr>
+        <w:pStyle w:val="TOC2"/>
+        <w:tabs>
+          <w:tab w:val="right" w:leader="dot" w:pos="9595"/>
+        </w:tabs>
+        <w:rPr>
+          <w:noProof/>
+        </w:rPr>
+      </w:pPr>
+      <w:hyperlink w:anchor="_Toc226493635" w:history="1">
+        <w:r>
+          <w:rPr>
+            <w:rStyle w:val="Hyperlink"/>
+            <w:noProof/>
+          </w:rPr>
+          <w:t>7.1 What this screen is for</w:t>
+        </w:r>
+        <w:r>
+          <w:rPr>
+            <w:noProof/>
+            <w:webHidden/>
+          </w:rPr>
+          <w:tab/>
+        </w:r>
+        <w:r>
+          <w:rPr>
+            <w:noProof/>
+            <w:webHidden/>
+          </w:rPr>
+          <w:fldChar w:fldCharType="begin"/>
+        </w:r>
+        <w:r>
+          <w:rPr>
+            <w:noProof/>
+            <w:webHidden/>
+          </w:rPr>
+          <w:instrText xml:space="preserve"> PAGEREF _Toc226493635 \h </w:instrText>
+        </w:r>
+        <w:r>
+          <w:rPr>
+            <w:noProof/>
+            <w:webHidden/>
+          </w:rPr>
+        </w:r>
+        <w:r>
+          <w:rPr>
+            <w:noProof/>
+            <w:webHidden/>
+          </w:rPr>
+          <w:fldChar w:fldCharType="separate"/>
+        </w:r>
+        <w:r>
+          <w:rPr>
+            <w:noProof/>
+            <w:webHidden/>
+          </w:rPr>
+          <w:t>11</w:t>
+        </w:r>
+        <w:r>
+          <w:rPr>
+            <w:noProof/>
+            <w:webHidden/>
+          </w:rPr>
+          <w:fldChar w:fldCharType="end"/>
+        </w:r>
+      </w:hyperlink>
+    </w:p>
+    <w:p>
+      <w:pPr>
+        <w:pStyle w:val="TOC2"/>
+        <w:tabs>
+          <w:tab w:val="right" w:leader="dot" w:pos="9595"/>
+        </w:tabs>
+        <w:rPr>
+          <w:noProof/>
+        </w:rPr>
+      </w:pPr>
+      <w:hyperlink w:anchor="_Toc226493636" w:history="1">
+        <w:r>
+          <w:rPr>
+            <w:rStyle w:val="Hyperlink"/>
+            <w:noProof/>
+          </w:rPr>
+          <w:t>7.2 Datasets available to Managers</w:t>
+        </w:r>
+        <w:r>
+          <w:rPr>
+            <w:noProof/>
+            <w:webHidden/>
+          </w:rPr>
+          <w:tab/>
+        </w:r>
+        <w:r>
+          <w:rPr>
+            <w:noProof/>
+            <w:webHidden/>
+          </w:rPr>
+          <w:fldChar w:fldCharType="begin"/>
+        </w:r>
+        <w:r>
+          <w:rPr>
+            <w:noProof/>
+            <w:webHidden/>
+          </w:rPr>
+          <w:instrText xml:space="preserve"> PAGEREF _Toc226493636 \h </w:instrText>
+        </w:r>
+        <w:r>
+          <w:rPr>
+            <w:noProof/>
+            <w:webHidden/>
+          </w:rPr>
+        </w:r>
+        <w:r>
+          <w:rPr>
+            <w:noProof/>
+            <w:webHidden/>
+          </w:rPr>
+          <w:fldChar w:fldCharType="separate"/>
+        </w:r>
+        <w:r>
+          <w:rPr>
+            <w:noProof/>
+            <w:webHidden/>
+          </w:rPr>
+          <w:t>11</w:t>
+        </w:r>
+        <w:r>
+          <w:rPr>
+            <w:noProof/>
+            <w:webHidden/>
+          </w:rPr>
+          <w:fldChar w:fldCharType="end"/>
+        </w:r>
+      </w:hyperlink>
+    </w:p>
+    <w:p>
+      <w:pPr>
+        <w:pStyle w:val="TOC2"/>
+        <w:tabs>
+          <w:tab w:val="right" w:leader="dot" w:pos="9595"/>
+        </w:tabs>
+        <w:rPr>
+          <w:noProof/>
+        </w:rPr>
+      </w:pPr>
+      <w:hyperlink w:anchor="_Toc226493637" w:history="1">
+        <w:r>
+          <w:rPr>
+            <w:rStyle w:val="Hyperlink"/>
+            <w:noProof/>
+          </w:rPr>
+          <w:t>7.3 Main report workflow</w:t>
+        </w:r>
+        <w:r>
+          <w:rPr>
+            <w:noProof/>
+            <w:webHidden/>
+          </w:rPr>
+          <w:tab/>
+        </w:r>
+        <w:r>
+          <w:rPr>
+            <w:noProof/>
+            <w:webHidden/>
+          </w:rPr>
+          <w:fldChar w:fldCharType="begin"/>
+        </w:r>
+        <w:r>
+          <w:rPr>
+            <w:noProof/>
+            <w:webHidden/>
+          </w:rPr>
+          <w:instrText xml:space="preserve"> PAGEREF _Toc226493637 \h </w:instrText>
+        </w:r>
+        <w:r>
+          <w:rPr>
+            <w:noProof/>
+            <w:webHidden/>
+          </w:rPr>
+        </w:r>
+        <w:r>
+          <w:rPr>
+            <w:noProof/>
+            <w:webHidden/>
+          </w:rPr>
+          <w:fldChar w:fldCharType="separate"/>
+        </w:r>
+        <w:r>
+          <w:rPr>
+            <w:noProof/>
+            <w:webHidden/>
+          </w:rPr>
+          <w:t>12</w:t>
+        </w:r>
+        <w:r>
+          <w:rPr>
+            <w:noProof/>
+            <w:webHidden/>
+          </w:rPr>
+          <w:fldChar w:fldCharType="end"/>
+        </w:r>
+      </w:hyperlink>
+    </w:p>
+    <w:p>
+      <w:pPr>
+        <w:pStyle w:val="TOC2"/>
+        <w:tabs>
+          <w:tab w:val="right" w:leader="dot" w:pos="9595"/>
+        </w:tabs>
+        <w:rPr>
+          <w:noProof/>
+        </w:rPr>
+      </w:pPr>
+      <w:hyperlink w:anchor="_Toc226493638" w:history="1">
+        <w:r>
+          <w:rPr>
+            <w:rStyle w:val="Hyperlink"/>
+            <w:noProof/>
+          </w:rPr>
+          <w:t>7.4 Output types explained</w:t>
+        </w:r>
+        <w:r>
+          <w:rPr>
+            <w:noProof/>
+            <w:webHidden/>
+          </w:rPr>
+          <w:tab/>
+        </w:r>
+        <w:r>
+          <w:rPr>
+            <w:noProof/>
+            <w:webHidden/>
+          </w:rPr>
+          <w:fldChar w:fldCharType="begin"/>
+        </w:r>
+        <w:r>
+          <w:rPr>
+            <w:noProof/>
+            <w:webHidden/>
+          </w:rPr>
+          <w:instrText xml:space="preserve"> PAGEREF _Toc226493638 \h </w:instrText>
+        </w:r>
+        <w:r>
+          <w:rPr>
+            <w:noProof/>
+            <w:webHidden/>
+          </w:rPr>
+        </w:r>
+        <w:r>
+          <w:rPr>
+            <w:noProof/>
+            <w:webHidden/>
+          </w:rPr>
+          <w:fldChar w:fldCharType="separate"/>
+        </w:r>
+        <w:r>
+          <w:rPr>
+            <w:noProof/>
+            <w:webHidden/>
+          </w:rPr>
+          <w:t>12</w:t>
+        </w:r>
+        <w:r>
+          <w:rPr>
+            <w:noProof/>
+            <w:webHidden/>
+          </w:rPr>
+          <w:fldChar w:fldCharType="end"/>
+        </w:r>
+      </w:hyperlink>
+    </w:p>
+    <w:p>
+      <w:pPr>
+        <w:pStyle w:val="TOC2"/>
+        <w:tabs>
+          <w:tab w:val="right" w:leader="dot" w:pos="9595"/>
+        </w:tabs>
+        <w:rPr>
+          <w:noProof/>
+        </w:rPr>
+      </w:pPr>
+      <w:hyperlink w:anchor="_Toc226493639" w:history="1">
+        <w:r>
+          <w:rPr>
+            <w:rStyle w:val="Hyperlink"/>
+            <w:noProof/>
+          </w:rPr>
+          <w:t>7.5 Grouping, metrics, and aggregation</w:t>
+        </w:r>
+        <w:r>
+          <w:rPr>
+            <w:noProof/>
+            <w:webHidden/>
+          </w:rPr>
+          <w:tab/>
+        </w:r>
+        <w:r>
+          <w:rPr>
+            <w:noProof/>
+            <w:webHidden/>
+          </w:rPr>
+          <w:fldChar w:fldCharType="begin"/>
+        </w:r>
+        <w:r>
+          <w:rPr>
+            <w:noProof/>
+            <w:webHidden/>
+          </w:rPr>
+          <w:instrText xml:space="preserve"> PAGEREF _Toc226493639 \h </w:instrText>
+        </w:r>
+        <w:r>
+          <w:rPr>
+            <w:noProof/>
+            <w:webHidden/>
+          </w:rPr>
+        </w:r>
+        <w:r>
+          <w:rPr>
+            <w:noProof/>
+            <w:webHidden/>
+          </w:rPr>
+          <w:fldChar w:fldCharType="separate"/>
+        </w:r>
+        <w:r>
+          <w:rPr>
+            <w:noProof/>
+            <w:webHidden/>
+          </w:rPr>
+          <w:t>13</w:t>
+        </w:r>
+        <w:r>
+          <w:rPr>
+            <w:noProof/>
+            <w:webHidden/>
+          </w:rPr>
+          <w:fldChar w:fldCharType="end"/>
+        </w:r>
+      </w:hyperlink>
+    </w:p>
+    <w:p>
+      <w:pPr>
+        <w:pStyle w:val="TOC2"/>
+        <w:tabs>
+          <w:tab w:val="right" w:leader="dot" w:pos="9595"/>
+        </w:tabs>
+        <w:rPr>
+          <w:noProof/>
+        </w:rPr>
+      </w:pPr>
+      <w:hyperlink w:anchor="_Toc226493640" w:history="1">
+        <w:r>
+          <w:rPr>
+            <w:rStyle w:val="Hyperlink"/>
+            <w:noProof/>
+          </w:rPr>
+          <w:t>7.6 Advanced Report Controls</w:t>
+        </w:r>
+        <w:r>
+          <w:rPr>
+            <w:noProof/>
+            <w:webHidden/>
+          </w:rPr>
+          <w:tab/>
+        </w:r>
+        <w:r>
+          <w:rPr>
+            <w:noProof/>
+            <w:webHidden/>
+          </w:rPr>
+          <w:fldChar w:fldCharType="begin"/>
+        </w:r>
+        <w:r>
+          <w:rPr>
+            <w:noProof/>
+            <w:webHidden/>
+          </w:rPr>
+          <w:instrText xml:space="preserve"> PAGEREF _Toc226493640 \h </w:instrText>
+        </w:r>
+        <w:r>
+          <w:rPr>
+            <w:noProof/>
+            <w:webHidden/>
+          </w:rPr>
+        </w:r>
+        <w:r>
+          <w:rPr>
+            <w:noProof/>
+            <w:webHidden/>
+          </w:rPr>
+          <w:fldChar w:fldCharType="separate"/>
+        </w:r>
+        <w:r>
+          <w:rPr>
+            <w:noProof/>
+            <w:webHidden/>
+          </w:rPr>
+          <w:t>13</w:t>
+        </w:r>
+        <w:r>
+          <w:rPr>
+            <w:noProof/>
+            <w:webHidden/>
+          </w:rPr>
+          <w:fldChar w:fldCharType="end"/>
+        </w:r>
+      </w:hyperlink>
+    </w:p>
+    <w:p>
+      <w:pPr>
+        <w:pStyle w:val="TOC2"/>
+        <w:tabs>
+          <w:tab w:val="right" w:leader="dot" w:pos="9595"/>
+        </w:tabs>
+        <w:rPr>
+          <w:noProof/>
+        </w:rPr>
+      </w:pPr>
+      <w:hyperlink w:anchor="_Toc226493641" w:history="1">
+        <w:r>
+          <w:rPr>
+            <w:rStyle w:val="Hyperlink"/>
+            <w:noProof/>
+          </w:rPr>
+          <w:t>7.7 Comparison Analysis</w:t>
+        </w:r>
+        <w:r>
+          <w:rPr>
+            <w:noProof/>
+            <w:webHidden/>
+          </w:rPr>
+          <w:tab/>
+        </w:r>
+        <w:r>
+          <w:rPr>
+            <w:noProof/>
+            <w:webHidden/>
+          </w:rPr>
+          <w:fldChar w:fldCharType="begin"/>
+        </w:r>
+        <w:r>
+          <w:rPr>
+            <w:noProof/>
+            <w:webHidden/>
+          </w:rPr>
+          <w:instrText xml:space="preserve"> PAGEREF _Toc226493641 \h </w:instrText>
+        </w:r>
+        <w:r>
+          <w:rPr>
+            <w:noProof/>
+            <w:webHidden/>
+          </w:rPr>
+        </w:r>
+        <w:r>
+          <w:rPr>
+            <w:noProof/>
+            <w:webHidden/>
+          </w:rPr>
+          <w:fldChar w:fldCharType="separate"/>
+        </w:r>
+        <w:r>
+          <w:rPr>
+            <w:noProof/>
+            <w:webHidden/>
+          </w:rPr>
+          <w:t>14</w:t>
+        </w:r>
+        <w:r>
+          <w:rPr>
+            <w:noProof/>
+            <w:webHidden/>
+          </w:rPr>
+          <w:fldChar w:fldCharType="end"/>
+        </w:r>
+      </w:hyperlink>
+    </w:p>
+    <w:p>
+      <w:pPr>
+        <w:pStyle w:val="TOC2"/>
+        <w:tabs>
+          <w:tab w:val="right" w:leader="dot" w:pos="9595"/>
+        </w:tabs>
+        <w:rPr>
+          <w:noProof/>
+        </w:rPr>
+      </w:pPr>
+      <w:hyperlink w:anchor="_Toc226493642" w:history="1">
+        <w:r>
+          <w:rPr>
+            <w:rStyle w:val="Hyperlink"/>
+            <w:noProof/>
+          </w:rPr>
+          <w:t>7.8 Distance Analysis</w:t>
+        </w:r>
+        <w:r>
+          <w:rPr>
+            <w:noProof/>
+            <w:webHidden/>
+          </w:rPr>
+          <w:tab/>
+        </w:r>
+        <w:r>
+          <w:rPr>
+            <w:noProof/>
+            <w:webHidden/>
+          </w:rPr>
+          <w:fldChar w:fldCharType="begin"/>
+        </w:r>
+        <w:r>
+          <w:rPr>
+            <w:noProof/>
+            <w:webHidden/>
+          </w:rPr>
+          <w:instrText xml:space="preserve"> PAGEREF _Toc226493642 \h </w:instrText>
+        </w:r>
+        <w:r>
+          <w:rPr>
+            <w:noProof/>
+            <w:webHidden/>
+          </w:rPr>
+        </w:r>
+        <w:r>
+          <w:rPr>
+            <w:noProof/>
+            <w:webHidden/>
+          </w:rPr>
+          <w:fldChar w:fldCharType="separate"/>
+        </w:r>
+        <w:r>
+          <w:rPr>
+            <w:noProof/>
+            <w:webHidden/>
+          </w:rPr>
+          <w:t>15</w:t>
+        </w:r>
+        <w:r>
+          <w:rPr>
+            <w:noProof/>
+            <w:webHidden/>
+          </w:rPr>
+          <w:fldChar w:fldCharType="end"/>
+        </w:r>
+      </w:hyperlink>
+    </w:p>
+    <w:p>
+      <w:pPr>
+        <w:pStyle w:val="TOC2"/>
+        <w:tabs>
+          <w:tab w:val="right" w:leader="dot" w:pos="9595"/>
+        </w:tabs>
+        <w:rPr>
+          <w:noProof/>
+        </w:rPr>
+      </w:pPr>
+      <w:hyperlink w:anchor="_Toc226493643" w:history="1">
+        <w:r>
+          <w:rPr>
+            <w:rStyle w:val="Hyperlink"/>
+            <w:noProof/>
+          </w:rPr>
+          <w:t>7.9 Example report workflows</w:t>
+        </w:r>
+        <w:r>
+          <w:rPr>
+            <w:noProof/>
+            <w:webHidden/>
+          </w:rPr>
+          <w:tab/>
+        </w:r>
+        <w:r>
+          <w:rPr>
+            <w:noProof/>
+            <w:webHidden/>
+          </w:rPr>
+          <w:fldChar w:fldCharType="begin"/>
+        </w:r>
+        <w:r>
+          <w:rPr>
+            <w:noProof/>
+            <w:webHidden/>
+          </w:rPr>
+          <w:instrText xml:space="preserve"> PAGEREF _Toc226493643 \h </w:instrText>
+        </w:r>
+        <w:r>
+          <w:rPr>
+            <w:noProof/>
+            <w:webHidden/>
+          </w:rPr>
+        </w:r>
+        <w:r>
+          <w:rPr>
+            <w:noProof/>
+            <w:webHidden/>
+          </w:rPr>
+          <w:fldChar w:fldCharType="separate"/>
+        </w:r>
+        <w:r>
+          <w:rPr>
+            <w:noProof/>
+            <w:webHidden/>
+          </w:rPr>
+          <w:t>16</w:t>
+        </w:r>
+        <w:r>
+          <w:rPr>
+            <w:noProof/>
+            <w:webHidden/>
+          </w:rPr>
+          <w:fldChar w:fldCharType="end"/>
+        </w:r>
+      </w:hyperlink>
+    </w:p>
+    <w:p>
+      <w:pPr>
+        <w:pStyle w:val="TOC1"/>
+        <w:tabs>
+          <w:tab w:val="right" w:leader="dot" w:pos="9595"/>
+        </w:tabs>
+        <w:rPr>
+          <w:noProof/>
+        </w:rPr>
+      </w:pPr>
+      <w:hyperlink w:anchor="_Toc226493644" w:history="1">
+        <w:r>
+          <w:rPr>
+            <w:rStyle w:val="Hyperlink"/>
+            <w:noProof/>
+          </w:rPr>
+          <w:t>8. ML Dashboard</w:t>
+        </w:r>
+        <w:r>
+          <w:rPr>
+            <w:noProof/>
+            <w:webHidden/>
+          </w:rPr>
+          <w:tab/>
+        </w:r>
+        <w:r>
+          <w:rPr>
+            <w:noProof/>
+            <w:webHidden/>
+          </w:rPr>
+          <w:fldChar w:fldCharType="begin"/>
+        </w:r>
+        <w:r>
+          <w:rPr>
+            <w:noProof/>
+            <w:webHidden/>
+          </w:rPr>
+          <w:instrText xml:space="preserve"> PAGEREF _Toc226493644 \h </w:instrText>
+        </w:r>
+        <w:r>
+          <w:rPr>
+            <w:noProof/>
+            <w:webHidden/>
+          </w:rPr>
+        </w:r>
+        <w:r>
+          <w:rPr>
+            <w:noProof/>
+            <w:webHidden/>
+          </w:rPr>
+          <w:fldChar w:fldCharType="separate"/>
+        </w:r>
+        <w:r>
+          <w:rPr>
+            <w:noProof/>
+            <w:webHidden/>
+          </w:rPr>
+          <w:t>16</w:t>
+        </w:r>
+        <w:r>
+          <w:rPr>
+            <w:noProof/>
+            <w:webHidden/>
+          </w:rPr>
+          <w:fldChar w:fldCharType="end"/>
+        </w:r>
+      </w:hyperlink>
+    </w:p>
+    <w:p>
+      <w:pPr>
+        <w:pStyle w:val="TOC2"/>
+        <w:tabs>
+          <w:tab w:val="right" w:leader="dot" w:pos="9595"/>
+        </w:tabs>
+        <w:rPr>
+          <w:noProof/>
+        </w:rPr>
+      </w:pPr>
+      <w:hyperlink w:anchor="_Toc226493645" w:history="1">
+        <w:r>
+          <w:rPr>
+            <w:rStyle w:val="Hyperlink"/>
+            <w:noProof/>
+          </w:rPr>
+          <w:t>8.1 When to use ML Dashboard</w:t>
+        </w:r>
+        <w:r>
+          <w:rPr>
+            <w:noProof/>
+            <w:webHidden/>
+          </w:rPr>
+          <w:tab/>
+        </w:r>
+        <w:r>
+          <w:rPr>
+            <w:noProof/>
+            <w:webHidden/>
+          </w:rPr>
+          <w:fldChar w:fldCharType="begin"/>
+        </w:r>
+        <w:r>
+          <w:rPr>
+            <w:noProof/>
+            <w:webHidden/>
+          </w:rPr>
+          <w:instrText xml:space="preserve"> PAGEREF _Toc226493645 \h </w:instrText>
+        </w:r>
+        <w:r>
+          <w:rPr>
+            <w:noProof/>
+            <w:webHidden/>
+          </w:rPr>
+        </w:r>
+        <w:r>
+          <w:rPr>
+            <w:noProof/>
+            <w:webHidden/>
+          </w:rPr>
+          <w:fldChar w:fldCharType="separate"/>
+        </w:r>
+        <w:r>
+          <w:rPr>
+            <w:noProof/>
+            <w:webHidden/>
+          </w:rPr>
+          <w:t>17</w:t>
+        </w:r>
+        <w:r>
+          <w:rPr>
+            <w:noProof/>
+            <w:webHidden/>
+          </w:rPr>
+          <w:fldChar w:fldCharType="end"/>
+        </w:r>
+      </w:hyperlink>
+    </w:p>
+    <w:p>
+      <w:pPr>
+        <w:pStyle w:val="TOC2"/>
+        <w:tabs>
+          <w:tab w:val="right" w:leader="dot" w:pos="9595"/>
+        </w:tabs>
+        <w:rPr>
+          <w:noProof/>
+        </w:rPr>
+      </w:pPr>
+      <w:hyperlink w:anchor="_Toc226493646" w:history="1">
+        <w:r>
+          <w:rPr>
+            <w:rStyle w:val="Hyperlink"/>
+            <w:noProof/>
+          </w:rPr>
+          <w:t>8.2 Workflow</w:t>
+        </w:r>
+        <w:r>
+          <w:rPr>
+            <w:noProof/>
+            <w:webHidden/>
+          </w:rPr>
+          <w:tab/>
+        </w:r>
+        <w:r>
+          <w:rPr>
+            <w:noProof/>
+            <w:webHidden/>
+          </w:rPr>
+          <w:fldChar w:fldCharType="begin"/>
+        </w:r>
+        <w:r>
+          <w:rPr>
+            <w:noProof/>
+            <w:webHidden/>
+          </w:rPr>
+          <w:instrText xml:space="preserve"> PAGEREF _Toc226493646 \h </w:instrText>
+        </w:r>
+        <w:r>
+          <w:rPr>
+            <w:noProof/>
+            <w:webHidden/>
+          </w:rPr>
+        </w:r>
+        <w:r>
+          <w:rPr>
+            <w:noProof/>
+            <w:webHidden/>
+          </w:rPr>
+          <w:fldChar w:fldCharType="separate"/>
+        </w:r>
+        <w:r>
+          <w:rPr>
+            <w:noProof/>
+            <w:webHidden/>
+          </w:rPr>
+          <w:t>17</w:t>
+        </w:r>
+        <w:r>
+          <w:rPr>
+            <w:noProof/>
+            <w:webHidden/>
+          </w:rPr>
+          <w:fldChar w:fldCharType="end"/>
+        </w:r>
+      </w:hyperlink>
+    </w:p>
+    <w:p>
+      <w:pPr>
+        <w:pStyle w:val="TOC2"/>
+        <w:tabs>
+          <w:tab w:val="right" w:leader="dot" w:pos="9595"/>
+        </w:tabs>
+        <w:rPr>
+          <w:noProof/>
+        </w:rPr>
+      </w:pPr>
+      <w:hyperlink w:anchor="_Toc226493647" w:history="1">
+        <w:r>
+          <w:rPr>
+            <w:rStyle w:val="Hyperlink"/>
+            <w:noProof/>
+          </w:rPr>
+          <w:t>8.3 Good practice</w:t>
+        </w:r>
+        <w:r>
+          <w:rPr>
+            <w:noProof/>
+            <w:webHidden/>
+          </w:rPr>
+          <w:tab/>
+        </w:r>
+        <w:r>
+          <w:rPr>
+            <w:noProof/>
+            <w:webHidden/>
+          </w:rPr>
+          <w:fldChar w:fldCharType="begin"/>
+        </w:r>
+        <w:r>
+          <w:rPr>
+            <w:noProof/>
+            <w:webHidden/>
+          </w:rPr>
+          <w:instrText xml:space="preserve"> PAGEREF _Toc226493647 \h </w:instrText>
+        </w:r>
+        <w:r>
+          <w:rPr>
+            <w:noProof/>
+            <w:webHidden/>
+          </w:rPr>
+        </w:r>
+        <w:r>
+          <w:rPr>
+            <w:noProof/>
+            <w:webHidden/>
+          </w:rPr>
+          <w:fldChar w:fldCharType="separate"/>
+        </w:r>
+        <w:r>
+          <w:rPr>
+            <w:noProof/>
+            <w:webHidden/>
+          </w:rPr>
+          <w:t>17</w:t>
+        </w:r>
+        <w:r>
+          <w:rPr>
+            <w:noProof/>
+            <w:webHidden/>
+          </w:rPr>
+          <w:fldChar w:fldCharType="end"/>
+        </w:r>
+      </w:hyperlink>
+    </w:p>
+    <w:p>
+      <w:pPr>
+        <w:pStyle w:val="TOC1"/>
+        <w:tabs>
+          <w:tab w:val="right" w:leader="dot" w:pos="9595"/>
+        </w:tabs>
+        <w:rPr>
+          <w:noProof/>
+        </w:rPr>
+      </w:pPr>
+      <w:hyperlink w:anchor="_Toc226493648" w:history="1">
+        <w:r>
+          <w:rPr>
+            <w:rStyle w:val="Hyperlink"/>
+            <w:noProof/>
+          </w:rPr>
+          <w:t>9. Funder Dashboard</w:t>
+        </w:r>
+        <w:r>
+          <w:rPr>
+            <w:noProof/>
+            <w:webHidden/>
+          </w:rPr>
+          <w:tab/>
+        </w:r>
+        <w:r>
+          <w:rPr>
+            <w:noProof/>
+            <w:webHidden/>
+          </w:rPr>
+          <w:fldChar w:fldCharType="begin"/>
+        </w:r>
+        <w:r>
+          <w:rPr>
+            <w:noProof/>
+            <w:webHidden/>
+          </w:rPr>
+          <w:instrText xml:space="preserve"> PAGEREF _Toc226493648 \h </w:instrText>
+        </w:r>
+        <w:r>
+          <w:rPr>
+            <w:noProof/>
+            <w:webHidden/>
+          </w:rPr>
+        </w:r>
+        <w:r>
+          <w:rPr>
+            <w:noProof/>
+            <w:webHidden/>
+          </w:rPr>
+          <w:fldChar w:fldCharType="separate"/>
+        </w:r>
+        <w:r>
+          <w:rPr>
+            <w:noProof/>
+            <w:webHidden/>
+          </w:rPr>
+          <w:t>18</w:t>
+        </w:r>
+        <w:r>
+          <w:rPr>
+            <w:noProof/>
+            <w:webHidden/>
+          </w:rPr>
+          <w:fldChar w:fldCharType="end"/>
+        </w:r>
+      </w:hyperlink>
+    </w:p>
+    <w:p>
+      <w:pPr>
+        <w:pStyle w:val="TOC2"/>
+        <w:tabs>
+          <w:tab w:val="right" w:leader="dot" w:pos="9595"/>
+        </w:tabs>
+        <w:rPr>
+          <w:noProof/>
+        </w:rPr>
+      </w:pPr>
+      <w:hyperlink w:anchor="_Toc226493649" w:history="1">
+        <w:r>
+          <w:rPr>
+            <w:rStyle w:val="Hyperlink"/>
+            <w:noProof/>
+          </w:rPr>
+          <w:t>9.1 When to use Funder Dashboard</w:t>
+        </w:r>
+        <w:r>
+          <w:rPr>
+            <w:noProof/>
+            <w:webHidden/>
+          </w:rPr>
+          <w:tab/>
+        </w:r>
+        <w:r>
+          <w:rPr>
+            <w:noProof/>
+            <w:webHidden/>
+          </w:rPr>
+          <w:fldChar w:fldCharType="begin"/>
+        </w:r>
+        <w:r>
+          <w:rPr>
+            <w:noProof/>
+            <w:webHidden/>
+          </w:rPr>
+          <w:instrText xml:space="preserve"> PAGEREF _Toc226493649 \h </w:instrText>
+        </w:r>
+        <w:r>
+          <w:rPr>
+            <w:noProof/>
+            <w:webHidden/>
+          </w:rPr>
+        </w:r>
+        <w:r>
+          <w:rPr>
+            <w:noProof/>
+            <w:webHidden/>
+          </w:rPr>
+          <w:fldChar w:fldCharType="separate"/>
+        </w:r>
+        <w:r>
+          <w:rPr>
+            <w:noProof/>
+            <w:webHidden/>
+          </w:rPr>
+          <w:t>18</w:t>
+        </w:r>
+        <w:r>
+          <w:rPr>
+            <w:noProof/>
+            <w:webHidden/>
+          </w:rPr>
+          <w:fldChar w:fldCharType="end"/>
+        </w:r>
+      </w:hyperlink>
+    </w:p>
+    <w:p>
+      <w:pPr>
+        <w:pStyle w:val="TOC2"/>
+        <w:tabs>
+          <w:tab w:val="right" w:leader="dot" w:pos="9595"/>
+        </w:tabs>
+        <w:rPr>
+          <w:noProof/>
+        </w:rPr>
+      </w:pPr>
+      <w:hyperlink w:anchor="_Toc226493650" w:history="1">
+        <w:r>
+          <w:rPr>
+            <w:rStyle w:val="Hyperlink"/>
+            <w:noProof/>
+          </w:rPr>
+          <w:t>9.2 Workflow</w:t>
+        </w:r>
+        <w:r>
+          <w:rPr>
+            <w:noProof/>
+            <w:webHidden/>
+          </w:rPr>
+          <w:tab/>
+        </w:r>
+        <w:r>
+          <w:rPr>
+            <w:noProof/>
+            <w:webHidden/>
+          </w:rPr>
+          <w:fldChar w:fldCharType="begin"/>
+        </w:r>
+        <w:r>
+          <w:rPr>
+            <w:noProof/>
+            <w:webHidden/>
+          </w:rPr>
+          <w:instrText xml:space="preserve"> PAGEREF _Toc226493650 \h </w:instrText>
+        </w:r>
+        <w:r>
+          <w:rPr>
+            <w:noProof/>
+            <w:webHidden/>
+          </w:rPr>
+        </w:r>
+        <w:r>
+          <w:rPr>
+            <w:noProof/>
+            <w:webHidden/>
+          </w:rPr>
+          <w:fldChar w:fldCharType="separate"/>
+        </w:r>
+        <w:r>
+          <w:rPr>
+            <w:noProof/>
+            <w:webHidden/>
+          </w:rPr>
+          <w:t>18</w:t>
+        </w:r>
+        <w:r>
+          <w:rPr>
+            <w:noProof/>
+            <w:webHidden/>
+          </w:rPr>
+          <w:fldChar w:fldCharType="end"/>
+        </w:r>
+      </w:hyperlink>
+    </w:p>
+    <w:p>
+      <w:pPr>
+        <w:pStyle w:val="TOC1"/>
+        <w:tabs>
+          <w:tab w:val="right" w:leader="dot" w:pos="9595"/>
+        </w:tabs>
+        <w:rPr>
+          <w:noProof/>
+        </w:rPr>
+      </w:pPr>
+      <w:hyperlink w:anchor="_Toc226493651" w:history="1">
+        <w:r>
+          <w:rPr>
+            <w:rStyle w:val="Hyperlink"/>
+            <w:noProof/>
+          </w:rPr>
+          <w:t>10. Case Studies</w:t>
+        </w:r>
+        <w:r>
+          <w:rPr>
+            <w:noProof/>
+            <w:webHidden/>
+          </w:rPr>
+          <w:tab/>
+        </w:r>
+        <w:r>
+          <w:rPr>
+            <w:noProof/>
+            <w:webHidden/>
+          </w:rPr>
+          <w:fldChar w:fldCharType="begin"/>
+        </w:r>
+        <w:r>
+          <w:rPr>
+            <w:noProof/>
+            <w:webHidden/>
+          </w:rPr>
+          <w:instrText xml:space="preserve"> PAGEREF _Toc226493651 \h </w:instrText>
+        </w:r>
+        <w:r>
+          <w:rPr>
+            <w:noProof/>
+            <w:webHidden/>
+          </w:rPr>
+        </w:r>
+        <w:r>
+          <w:rPr>
+            <w:noProof/>
+            <w:webHidden/>
+          </w:rPr>
+          <w:fldChar w:fldCharType="separate"/>
+        </w:r>
+        <w:r>
+          <w:rPr>
+            <w:noProof/>
+            <w:webHidden/>
+          </w:rPr>
+          <w:t>19</w:t>
+        </w:r>
+        <w:r>
+          <w:rPr>
+            <w:noProof/>
+            <w:webHidden/>
+          </w:rPr>
+          <w:fldChar w:fldCharType="end"/>
+        </w:r>
+      </w:hyperlink>
+    </w:p>
+    <w:p>
+      <w:pPr>
+        <w:pStyle w:val="TOC2"/>
+        <w:tabs>
+          <w:tab w:val="right" w:leader="dot" w:pos="9595"/>
+        </w:tabs>
+        <w:rPr>
+          <w:noProof/>
+        </w:rPr>
+      </w:pPr>
+      <w:hyperlink w:anchor="_Toc226493652" w:history="1">
+        <w:r>
+          <w:rPr>
+            <w:rStyle w:val="Hyperlink"/>
+            <w:noProof/>
+          </w:rPr>
+          <w:t>10.1 Reading case studies</w:t>
+        </w:r>
+        <w:r>
+          <w:rPr>
+            <w:noProof/>
+            <w:webHidden/>
+          </w:rPr>
+          <w:tab/>
+        </w:r>
+        <w:r>
+          <w:rPr>
+            <w:noProof/>
+            <w:webHidden/>
+          </w:rPr>
+          <w:fldChar w:fldCharType="begin"/>
+        </w:r>
+        <w:r>
+          <w:rPr>
+            <w:noProof/>
+            <w:webHidden/>
+          </w:rPr>
+          <w:instrText xml:space="preserve"> PAGEREF _Toc226493652 \h </w:instrText>
+        </w:r>
+        <w:r>
+          <w:rPr>
+            <w:noProof/>
+            <w:webHidden/>
+          </w:rPr>
+        </w:r>
+        <w:r>
+          <w:rPr>
+            <w:noProof/>
+            <w:webHidden/>
+          </w:rPr>
+          <w:fldChar w:fldCharType="separate"/>
+        </w:r>
+        <w:r>
+          <w:rPr>
+            <w:noProof/>
+            <w:webHidden/>
+          </w:rPr>
+          <w:t>19</w:t>
+        </w:r>
+        <w:r>
+          <w:rPr>
+            <w:noProof/>
+            <w:webHidden/>
+          </w:rPr>
+          <w:fldChar w:fldCharType="end"/>
+        </w:r>
+      </w:hyperlink>
+    </w:p>
+    <w:p>
+      <w:pPr>
+        <w:pStyle w:val="TOC2"/>
+        <w:tabs>
+          <w:tab w:val="right" w:leader="dot" w:pos="9595"/>
+        </w:tabs>
+        <w:rPr>
+          <w:noProof/>
+        </w:rPr>
+      </w:pPr>
+      <w:hyperlink w:anchor="_Toc226493653" w:history="1">
+        <w:r>
+          <w:rPr>
+            <w:rStyle w:val="Hyperlink"/>
+            <w:noProof/>
+          </w:rPr>
+          <w:t>10.2 Uploading case studies</w:t>
+        </w:r>
+        <w:r>
+          <w:rPr>
+            <w:noProof/>
+            <w:webHidden/>
+          </w:rPr>
+          <w:tab/>
+        </w:r>
+        <w:r>
+          <w:rPr>
+            <w:noProof/>
+            <w:webHidden/>
+          </w:rPr>
+          <w:fldChar w:fldCharType="begin"/>
+        </w:r>
+        <w:r>
+          <w:rPr>
+            <w:noProof/>
+            <w:webHidden/>
+          </w:rPr>
+          <w:instrText xml:space="preserve"> PAGEREF _Toc226493653 \h </w:instrText>
+        </w:r>
+        <w:r>
+          <w:rPr>
+            <w:noProof/>
+            <w:webHidden/>
+          </w:rPr>
+        </w:r>
+        <w:r>
+          <w:rPr>
+            <w:noProof/>
+            <w:webHidden/>
+          </w:rPr>
+          <w:fldChar w:fldCharType="separate"/>
+        </w:r>
+        <w:r>
+          <w:rPr>
+            <w:noProof/>
+            <w:webHidden/>
+          </w:rPr>
+          <w:t>19</w:t>
+        </w:r>
+        <w:r>
+          <w:rPr>
+            <w:noProof/>
+            <w:webHidden/>
+          </w:rPr>
+          <w:fldChar w:fldCharType="end"/>
+        </w:r>
+      </w:hyperlink>
+    </w:p>
+    <w:p>
+      <w:pPr>
+        <w:pStyle w:val="TOC1"/>
+        <w:tabs>
+          <w:tab w:val="right" w:leader="dot" w:pos="9595"/>
+        </w:tabs>
+        <w:rPr>
+          <w:noProof/>
+        </w:rPr>
+      </w:pPr>
+      <w:hyperlink w:anchor="_Toc226493654" w:history="1">
+        <w:r>
+          <w:rPr>
+            <w:rStyle w:val="Hyperlink"/>
+            <w:noProof/>
+          </w:rPr>
+          <w:t>11. Data Request Form</w:t>
+        </w:r>
+        <w:r>
+          <w:rPr>
+            <w:noProof/>
+            <w:webHidden/>
+          </w:rPr>
+          <w:tab/>
+        </w:r>
+        <w:r>
+          <w:rPr>
+            <w:noProof/>
+            <w:webHidden/>
+          </w:rPr>
+          <w:fldChar w:fldCharType="begin"/>
+        </w:r>
+        <w:r>
+          <w:rPr>
+            <w:noProof/>
+            <w:webHidden/>
+          </w:rPr>
+          <w:instrText xml:space="preserve"> PAGEREF _Toc226493654 \h </w:instrText>
+        </w:r>
+        <w:r>
+          <w:rPr>
+            <w:noProof/>
+            <w:webHidden/>
+          </w:rPr>
+        </w:r>
+        <w:r>
+          <w:rPr>
+            <w:noProof/>
+            <w:webHidden/>
+          </w:rPr>
+          <w:fldChar w:fldCharType="separate"/>
+        </w:r>
+        <w:r>
+          <w:rPr>
+            <w:noProof/>
+            <w:webHidden/>
+          </w:rPr>
+          <w:t>19</w:t>
+        </w:r>
+        <w:r>
+          <w:rPr>
+            <w:noProof/>
+            <w:webHidden/>
+          </w:rPr>
+          <w:fldChar w:fldCharType="end"/>
+        </w:r>
+      </w:hyperlink>
+    </w:p>
+    <w:p>
+      <w:pPr>
+        <w:pStyle w:val="TOC2"/>
+        <w:tabs>
+          <w:tab w:val="right" w:leader="dot" w:pos="9595"/>
+        </w:tabs>
+        <w:rPr>
+          <w:noProof/>
+        </w:rPr>
+      </w:pPr>
+      <w:hyperlink w:anchor="_Toc226493655" w:history="1">
+        <w:r>
+          <w:rPr>
+            <w:rStyle w:val="Hyperlink"/>
+            <w:noProof/>
+          </w:rPr>
+          <w:t>11.1 Submitting a request</w:t>
+        </w:r>
+        <w:r>
+          <w:rPr>
+            <w:noProof/>
+            <w:webHidden/>
+          </w:rPr>
+          <w:tab/>
+        </w:r>
+        <w:r>
+          <w:rPr>
+            <w:noProof/>
+            <w:webHidden/>
+          </w:rPr>
+          <w:fldChar w:fldCharType="begin"/>
+        </w:r>
+        <w:r>
+          <w:rPr>
+            <w:noProof/>
+            <w:webHidden/>
+          </w:rPr>
+          <w:instrText xml:space="preserve"> PAGEREF _Toc226493655 \h </w:instrText>
+        </w:r>
+        <w:r>
+          <w:rPr>
+            <w:noProof/>
+            <w:webHidden/>
+          </w:rPr>
+        </w:r>
+        <w:r>
+          <w:rPr>
+            <w:noProof/>
+            <w:webHidden/>
+          </w:rPr>
+          <w:fldChar w:fldCharType="separate"/>
+        </w:r>
+        <w:r>
+          <w:rPr>
+            <w:noProof/>
+            <w:webHidden/>
+          </w:rPr>
+          <w:t>20</w:t>
+        </w:r>
+        <w:r>
+          <w:rPr>
+            <w:noProof/>
+            <w:webHidden/>
+          </w:rPr>
+          <w:fldChar w:fldCharType="end"/>
+        </w:r>
+      </w:hyperlink>
+    </w:p>
+    <w:p>
+      <w:pPr>
+        <w:pStyle w:val="TOC2"/>
+        <w:tabs>
+          <w:tab w:val="right" w:leader="dot" w:pos="9595"/>
+        </w:tabs>
+        <w:rPr>
+          <w:noProof/>
+        </w:rPr>
+      </w:pPr>
+      <w:hyperlink w:anchor="_Toc226493656" w:history="1">
+        <w:r>
+          <w:rPr>
+            <w:rStyle w:val="Hyperlink"/>
+            <w:noProof/>
+          </w:rPr>
+          <w:t>11.2 Reviewing requests</w:t>
+        </w:r>
+        <w:r>
+          <w:rPr>
+            <w:noProof/>
+            <w:webHidden/>
+          </w:rPr>
+          <w:tab/>
+        </w:r>
+        <w:r>
+          <w:rPr>
+            <w:noProof/>
+            <w:webHidden/>
+          </w:rPr>
+          <w:fldChar w:fldCharType="begin"/>
+        </w:r>
+        <w:r>
+          <w:rPr>
+            <w:noProof/>
+            <w:webHidden/>
+          </w:rPr>
+          <w:instrText xml:space="preserve"> PAGEREF _Toc226493656 \h </w:instrText>
+        </w:r>
+        <w:r>
+          <w:rPr>
+            <w:noProof/>
+            <w:webHidden/>
+          </w:rPr>
+        </w:r>
+        <w:r>
+          <w:rPr>
+            <w:noProof/>
+            <w:webHidden/>
+          </w:rPr>
+          <w:fldChar w:fldCharType="separate"/>
+        </w:r>
+        <w:r>
+          <w:rPr>
+            <w:noProof/>
+            <w:webHidden/>
+          </w:rPr>
+          <w:t>20</w:t>
+        </w:r>
+        <w:r>
+          <w:rPr>
+            <w:noProof/>
+            <w:webHidden/>
+          </w:rPr>
+          <w:fldChar w:fldCharType="end"/>
+        </w:r>
+      </w:hyperlink>
+    </w:p>
+    <w:p>
+      <w:pPr>
+        <w:pStyle w:val="TOC1"/>
+        <w:tabs>
+          <w:tab w:val="right" w:leader="dot" w:pos="9595"/>
+        </w:tabs>
+        <w:rPr>
+          <w:noProof/>
+        </w:rPr>
+      </w:pPr>
+      <w:hyperlink w:anchor="_Toc226493657" w:history="1">
+        <w:r>
+          <w:rPr>
+            <w:rStyle w:val="Hyperlink"/>
+            <w:noProof/>
+          </w:rPr>
+          <w:t>12. Recommended working pattern</w:t>
+        </w:r>
+        <w:r>
+          <w:rPr>
+            <w:noProof/>
+            <w:webHidden/>
+          </w:rPr>
+          <w:tab/>
+        </w:r>
+        <w:r>
+          <w:rPr>
+            <w:noProof/>
+            <w:webHidden/>
+          </w:rPr>
+          <w:fldChar w:fldCharType="begin"/>
+        </w:r>
+        <w:r>
+          <w:rPr>
+            <w:noProof/>
+            <w:webHidden/>
+          </w:rPr>
+          <w:instrText xml:space="preserve"> PAGEREF _Toc226493657 \h </w:instrText>
+        </w:r>
+        <w:r>
+          <w:rPr>
+            <w:noProof/>
+            <w:webHidden/>
+          </w:rPr>
+        </w:r>
+        <w:r>
+          <w:rPr>
+            <w:noProof/>
+            <w:webHidden/>
+          </w:rPr>
+          <w:fldChar w:fldCharType="separate"/>
+        </w:r>
+        <w:r>
+          <w:rPr>
+            <w:noProof/>
+            <w:webHidden/>
+          </w:rPr>
+          <w:t>20</w:t>
+        </w:r>
+        <w:r>
+          <w:rPr>
+            <w:noProof/>
+            <w:webHidden/>
+          </w:rPr>
+          <w:fldChar w:fldCharType="end"/>
+        </w:r>
+      </w:hyperlink>
+    </w:p>
+    <w:p>
+      <w:pPr>
+        <w:pStyle w:val="TOC1"/>
+        <w:tabs>
+          <w:tab w:val="right" w:leader="dot" w:pos="9595"/>
+        </w:tabs>
+        <w:rPr>
+          <w:noProof/>
+        </w:rPr>
+      </w:pPr>
+      <w:hyperlink w:anchor="_Toc226493658" w:history="1">
+        <w:r>
+          <w:rPr>
+            <w:rStyle w:val="Hyperlink"/>
+            <w:noProof/>
+          </w:rPr>
+          <w:t>13. Good working practice</w:t>
+        </w:r>
+        <w:r>
+          <w:rPr>
+            <w:noProof/>
+            <w:webHidden/>
+          </w:rPr>
+          <w:tab/>
+        </w:r>
+        <w:r>
+          <w:rPr>
+            <w:noProof/>
+            <w:webHidden/>
+          </w:rPr>
+          <w:fldChar w:fldCharType="begin"/>
+        </w:r>
+        <w:r>
+          <w:rPr>
+            <w:noProof/>
+            <w:webHidden/>
+          </w:rPr>
+          <w:instrText xml:space="preserve"> PAGEREF _Toc226493658 \h </w:instrText>
+        </w:r>
+        <w:r>
+          <w:rPr>
+            <w:noProof/>
+            <w:webHidden/>
+          </w:rPr>
+        </w:r>
+        <w:r>
+          <w:rPr>
+            <w:noProof/>
+            <w:webHidden/>
+          </w:rPr>
+          <w:fldChar w:fldCharType="separate"/>
+        </w:r>
+        <w:r>
+          <w:rPr>
+            <w:noProof/>
+            <w:webHidden/>
+          </w:rPr>
+          <w:t>21</w:t>
+        </w:r>
+        <w:r>
+          <w:rPr>
+            <w:noProof/>
+            <w:webHidden/>
+          </w:rPr>
+          <w:fldChar w:fldCharType="end"/>
+        </w:r>
+      </w:hyperlink>
+    </w:p>
+    <w:p>
+      <w:pPr>
+        <w:pStyle w:val="TOC1"/>
+        <w:tabs>
+          <w:tab w:val="right" w:leader="dot" w:pos="9595"/>
+        </w:tabs>
+        <w:rPr>
+          <w:noProof/>
+        </w:rPr>
+      </w:pPr>
+      <w:hyperlink w:anchor="_Toc226493659" w:history="1">
+        <w:r>
+          <w:rPr>
+            <w:rStyle w:val="Hyperlink"/>
+            <w:noProof/>
+          </w:rPr>
+          <w:t>14. Troubleshooting</w:t>
+        </w:r>
+        <w:r>
+          <w:rPr>
+            <w:noProof/>
+            <w:webHidden/>
+          </w:rPr>
+          <w:tab/>
+        </w:r>
+        <w:r>
+          <w:rPr>
+            <w:noProof/>
+            <w:webHidden/>
+          </w:rPr>
+          <w:fldChar w:fldCharType="begin"/>
+        </w:r>
+        <w:r>
+          <w:rPr>
+            <w:noProof/>
+            <w:webHidden/>
+          </w:rPr>
+          <w:instrText xml:space="preserve"> PAGEREF _Toc226493659 \h </w:instrText>
+        </w:r>
+        <w:r>
+          <w:rPr>
+            <w:noProof/>
+            <w:webHidden/>
+          </w:rPr>
+        </w:r>
+        <w:r>
+          <w:rPr>
+            <w:noProof/>
+            <w:webHidden/>
+          </w:rPr>
+          <w:fldChar w:fldCharType="separate"/>
+        </w:r>
+        <w:r>
+          <w:rPr>
+            <w:noProof/>
+            <w:webHidden/>
+          </w:rPr>
+          <w:t>21</w:t>
+        </w:r>
+        <w:r>
+          <w:rPr>
+            <w:noProof/>
+            <w:webHidden/>
+          </w:rPr>
+          <w:fldChar w:fldCharType="end"/>
+        </w:r>
+      </w:hyperlink>
+    </w:p>
+    <w:p>
+      <w:pPr>
+        <w:pStyle w:val="TOC2"/>
+        <w:tabs>
+          <w:tab w:val="right" w:leader="dot" w:pos="9595"/>
+        </w:tabs>
+        <w:rPr>
+          <w:noProof/>
+        </w:rPr>
+      </w:pPr>
+      <w:hyperlink w:anchor="_Toc226493660" w:history="1">
+        <w:r>
+          <w:rPr>
+            <w:rStyle w:val="Hyperlink"/>
+            <w:noProof/>
+          </w:rPr>
+          <w:t>A KPI number looks wrong</w:t>
+        </w:r>
+        <w:r>
+          <w:rPr>
+            <w:noProof/>
+            <w:webHidden/>
+          </w:rPr>
+          <w:tab/>
+        </w:r>
+        <w:r>
+          <w:rPr>
+            <w:noProof/>
+            <w:webHidden/>
+          </w:rPr>
+          <w:fldChar w:fldCharType="begin"/>
+        </w:r>
+        <w:r>
+          <w:rPr>
+            <w:noProof/>
+            <w:webHidden/>
+          </w:rPr>
+          <w:instrText xml:space="preserve"> PAGEREF _Toc226493660 \h </w:instrText>
+        </w:r>
+        <w:r>
+          <w:rPr>
+            <w:noProof/>
+            <w:webHidden/>
+          </w:rPr>
+        </w:r>
+        <w:r>
+          <w:rPr>
+            <w:noProof/>
+            <w:webHidden/>
+          </w:rPr>
+          <w:fldChar w:fldCharType="separate"/>
+        </w:r>
+        <w:r>
+          <w:rPr>
+            <w:noProof/>
+            <w:webHidden/>
+          </w:rPr>
+          <w:t>21</w:t>
+        </w:r>
+        <w:r>
+          <w:rPr>
+            <w:noProof/>
+            <w:webHidden/>
+          </w:rPr>
+          <w:fldChar w:fldCharType="end"/>
+        </w:r>
+      </w:hyperlink>
+    </w:p>
+    <w:p>
+      <w:pPr>
+        <w:pStyle w:val="TOC2"/>
+        <w:tabs>
+          <w:tab w:val="right" w:leader="dot" w:pos="9595"/>
+        </w:tabs>
+        <w:rPr>
+          <w:noProof/>
+        </w:rPr>
+      </w:pPr>
+      <w:hyperlink w:anchor="_Toc226493661" w:history="1">
+        <w:r>
+          <w:rPr>
+            <w:rStyle w:val="Hyperlink"/>
+            <w:noProof/>
+          </w:rPr>
+          <w:t>A report does not refresh</w:t>
+        </w:r>
+        <w:r>
+          <w:rPr>
+            <w:noProof/>
+            <w:webHidden/>
+          </w:rPr>
+          <w:tab/>
+        </w:r>
+        <w:r>
+          <w:rPr>
+            <w:noProof/>
+            <w:webHidden/>
+          </w:rPr>
+          <w:fldChar w:fldCharType="begin"/>
+        </w:r>
+        <w:r>
+          <w:rPr>
+            <w:noProof/>
+            <w:webHidden/>
+          </w:rPr>
+          <w:instrText xml:space="preserve"> PAGEREF _Toc226493661 \h </w:instrText>
+        </w:r>
+        <w:r>
+          <w:rPr>
+            <w:noProof/>
+            <w:webHidden/>
+          </w:rPr>
+        </w:r>
+        <w:r>
+          <w:rPr>
+            <w:noProof/>
+            <w:webHidden/>
+          </w:rPr>
+          <w:fldChar w:fldCharType="separate"/>
+        </w:r>
+        <w:r>
+          <w:rPr>
+            <w:noProof/>
+            <w:webHidden/>
+          </w:rPr>
+          <w:t>21</w:t>
+        </w:r>
+        <w:r>
+          <w:rPr>
+            <w:noProof/>
+            <w:webHidden/>
+          </w:rPr>
+          <w:fldChar w:fldCharType="end"/>
+        </w:r>
+      </w:hyperlink>
+    </w:p>
+    <w:p>
+      <w:pPr>
+        <w:pStyle w:val="TOC2"/>
+        <w:tabs>
+          <w:tab w:val="right" w:leader="dot" w:pos="9595"/>
+        </w:tabs>
+        <w:rPr>
+          <w:noProof/>
+        </w:rPr>
+      </w:pPr>
+      <w:hyperlink w:anchor="_Toc226493662" w:history="1">
+        <w:r>
+          <w:rPr>
+            <w:rStyle w:val="Hyperlink"/>
+            <w:noProof/>
+          </w:rPr>
+          <w:t>Attendee detail is missing</w:t>
+        </w:r>
+        <w:r>
+          <w:rPr>
+            <w:noProof/>
+            <w:webHidden/>
+          </w:rPr>
+          <w:tab/>
+        </w:r>
+        <w:r>
+          <w:rPr>
+            <w:noProof/>
+            <w:webHidden/>
+          </w:rPr>
+          <w:fldChar w:fldCharType="begin"/>
+        </w:r>
+        <w:r>
+          <w:rPr>
+            <w:noProof/>
+            <w:webHidden/>
+          </w:rPr>
+          <w:instrText xml:space="preserve"> PAGEREF _Toc226493662 \h </w:instrText>
+        </w:r>
+        <w:r>
+          <w:rPr>
+            <w:noProof/>
+            <w:webHidden/>
+          </w:rPr>
+        </w:r>
+        <w:r>
+          <w:rPr>
+            <w:noProof/>
+            <w:webHidden/>
+          </w:rPr>
+          <w:fldChar w:fldCharType="separate"/>
+        </w:r>
+        <w:r>
+          <w:rPr>
+            <w:noProof/>
+            <w:webHidden/>
+          </w:rPr>
+          <w:t>21</w:t>
+        </w:r>
+        <w:r>
+          <w:rPr>
+            <w:noProof/>
+            <w:webHidden/>
+          </w:rPr>
+          <w:fldChar w:fldCharType="end"/>
+        </w:r>
+      </w:hyperlink>
+    </w:p>
+    <w:p>
+      <w:pPr>
+        <w:pStyle w:val="TOC2"/>
+        <w:tabs>
+          <w:tab w:val="right" w:leader="dot" w:pos="9595"/>
+        </w:tabs>
+        <w:rPr>
+          <w:noProof/>
+        </w:rPr>
+      </w:pPr>
+      <w:hyperlink w:anchor="_Toc226493663" w:history="1">
+        <w:r>
+          <w:rPr>
+            <w:rStyle w:val="Hyperlink"/>
+            <w:noProof/>
+          </w:rPr>
+          <w:t>The Funder Dashboard looks empty</w:t>
+        </w:r>
+        <w:r>
+          <w:rPr>
+            <w:noProof/>
+            <w:webHidden/>
+          </w:rPr>
+          <w:tab/>
+        </w:r>
+        <w:r>
+          <w:rPr>
+            <w:noProof/>
+            <w:webHidden/>
+          </w:rPr>
+          <w:fldChar w:fldCharType="begin"/>
+        </w:r>
+        <w:r>
+          <w:rPr>
+            <w:noProof/>
+            <w:webHidden/>
+          </w:rPr>
+          <w:instrText xml:space="preserve"> PAGEREF _Toc226493663 \h </w:instrText>
+        </w:r>
+        <w:r>
+          <w:rPr>
+            <w:noProof/>
+            <w:webHidden/>
+          </w:rPr>
+        </w:r>
+        <w:r>
+          <w:rPr>
+            <w:noProof/>
+            <w:webHidden/>
+          </w:rPr>
+          <w:fldChar w:fldCharType="separate"/>
+        </w:r>
+        <w:r>
+          <w:rPr>
+            <w:noProof/>
+            <w:webHidden/>
+          </w:rPr>
+          <w:t>21</w:t>
+        </w:r>
+        <w:r>
+          <w:rPr>
+            <w:noProof/>
+            <w:webHidden/>
+          </w:rPr>
+          <w:fldChar w:fldCharType="end"/>
+        </w:r>
+      </w:hyperlink>
+    </w:p>
+    <w:p>
+      <w:pPr>
+        <w:pStyle w:val="TOC2"/>
+        <w:tabs>
+          <w:tab w:val="right" w:leader="dot" w:pos="9595"/>
+        </w:tabs>
+        <w:rPr>
+          <w:noProof/>
+        </w:rPr>
+      </w:pPr>
+      <w:hyperlink w:anchor="_Toc226493664" w:history="1">
+        <w:r>
+          <w:rPr>
+            <w:rStyle w:val="Hyperlink"/>
+            <w:noProof/>
+          </w:rPr>
+          <w:t>The wrong event appears in ML Dashboard</w:t>
+        </w:r>
+        <w:r>
+          <w:rPr>
+            <w:noProof/>
+            <w:webHidden/>
+          </w:rPr>
+          <w:tab/>
+        </w:r>
+        <w:r>
+          <w:rPr>
+            <w:noProof/>
+            <w:webHidden/>
+          </w:rPr>
+          <w:fldChar w:fldCharType="begin"/>
+        </w:r>
+        <w:r>
+          <w:rPr>
+            <w:noProof/>
+            <w:webHidden/>
+          </w:rPr>
+          <w:instrText xml:space="preserve"> PAGEREF _Toc226493664 \h </w:instrText>
+        </w:r>
+        <w:r>
+          <w:rPr>
+            <w:noProof/>
+            <w:webHidden/>
+          </w:rPr>
+        </w:r>
+        <w:r>
+          <w:rPr>
+            <w:noProof/>
+            <w:webHidden/>
+          </w:rPr>
+          <w:fldChar w:fldCharType="separate"/>
+        </w:r>
+        <w:r>
+          <w:rPr>
+            <w:noProof/>
+            <w:webHidden/>
+          </w:rPr>
+          <w:t>21</w:t>
+        </w:r>
+        <w:r>
+          <w:rPr>
+            <w:noProof/>
+            <w:webHidden/>
+          </w:rPr>
+          <w:fldChar w:fldCharType="end"/>
+        </w:r>
+      </w:hyperlink>
+    </w:p>
+    <w:p>
+      <w:r>
+        <w:fldChar w:fldCharType="end"/>
+      </w:r>
+    </w:p>
+    <w:p>
+      <w:r>
+        <w:rPr>
+          <w:i/>
+          <w:sz w:val="20"/>
+        </w:rPr>
+        <w:t>Update the table in Word if entries do not appear immediately.</w:t>
+      </w:r>
+    </w:p>
+    <w:p>
+      <w:r>
+        <w:br w:type="page"/>
+      </w:r>
+    </w:p>
     <w:p>
       <w:pPr>
         <w:pStyle w:val="Title"/>
       </w:pPr>
       <w:r>
+        <w:lastRenderedPageBreak/>
         <w:t>Manager Dashboard Manual</w:t>
       </w:r>
     </w:p>
@@ -37,7 +3251,7 @@
           <w:noProof/>
         </w:rPr>
         <w:drawing>
-          <wp:inline distT="0" distB="0" distL="0" distR="0" wp14:anchorId="33E2478F" wp14:editId="0AE004DB">
+          <wp:inline distT="0" distB="0" distL="0" distR="0" wp14:anchorId="2A5D90B1" wp14:editId="6284A114">
             <wp:extent cx="6217920" cy="3819579"/>
             <wp:effectExtent l="0" t="0" r="0" b="0"/>
             <wp:docPr id="1" name="Picture 1"/>
@@ -49,1469 +3263,6 @@
                 <pic:pic xmlns:pic="http://schemas.openxmlformats.org/drawingml/2006/picture">
                   <pic:nvPicPr>
                     <pic:cNvPr id="0" name="kpi-dashboard-guide.png"/>
-                    <pic:cNvPicPr/>
-                  </pic:nvPicPr>
-                  <pic:blipFill>
-                    <a:blip r:embed="rId6"/>
-                    <a:stretch>
-                      <a:fillRect/>
-                    </a:stretch>
-                  </pic:blipFill>
-                  <pic:spPr>
-                    <a:xfrm>
-                      <a:off x="0" y="0"/>
-                      <a:ext cx="6217920" cy="3819579"/>
-                    </a:xfrm>
-                    <a:prstGeom prst="rect">
-                      <a:avLst/>
-                    </a:prstGeom>
-                  </pic:spPr>
-                </pic:pic>
-              </a:graphicData>
-            </a:graphic>
-          </wp:inline>
-        </w:drawing>
-      </w:r>
-    </w:p>
-    <w:p/>
-    <w:p>
-      <w:pPr>
-        <w:pStyle w:val="Heading1"/>
-      </w:pPr>
-      <w:r>
-        <w:t>1. Introduction</w:t>
-      </w:r>
-    </w:p>
-    <w:p>
-      <w:r>
-        <w:t>This manual explains how Managers use the dashboard across the main reporting and operational views.</w:t>
-      </w:r>
-    </w:p>
-    <w:p/>
-    <w:p>
-      <w:r>
-        <w:t>The Manager role is designed for people who need to move between:</w:t>
-      </w:r>
-    </w:p>
-    <w:p/>
-    <w:p>
-      <w:pPr>
-        <w:pStyle w:val="ManualBullet"/>
-      </w:pPr>
-      <w:r>
-        <w:t>headline oversight</w:t>
-      </w:r>
-    </w:p>
-    <w:p>
-      <w:pPr>
-        <w:pStyle w:val="ManualBullet"/>
-      </w:pPr>
-      <w:r>
-        <w:t>KPI validation</w:t>
-      </w:r>
-    </w:p>
-    <w:p>
-      <w:pPr>
-        <w:pStyle w:val="ManualBullet"/>
-      </w:pPr>
-      <w:r>
-        <w:t>structured reporting</w:t>
-      </w:r>
-    </w:p>
-    <w:p>
-      <w:pPr>
-        <w:pStyle w:val="ManualBullet"/>
-      </w:pPr>
-      <w:r>
-        <w:t>event-level review</w:t>
-      </w:r>
-    </w:p>
-    <w:p>
-      <w:pPr>
-        <w:pStyle w:val="ManualBullet"/>
-      </w:pPr>
-      <w:r>
-        <w:t>funder-facing summary checks</w:t>
-      </w:r>
-    </w:p>
-    <w:p>
-      <w:pPr>
-        <w:pStyle w:val="ManualBullet"/>
-      </w:pPr>
-      <w:r>
-        <w:lastRenderedPageBreak/>
-        <w:t>case study capture and review</w:t>
-      </w:r>
-    </w:p>
-    <w:p/>
-    <w:p>
-      <w:r>
-        <w:t>Managers can open:</w:t>
-      </w:r>
-    </w:p>
-    <w:p/>
-    <w:p>
-      <w:pPr>
-        <w:pStyle w:val="ManualBullet"/>
-      </w:pPr>
-      <w:r>
-        <w:rPr>
-          <w:rFonts w:ascii="Consolas" w:hAnsi="Consolas"/>
-        </w:rPr>
-        <w:t>KPI Dashboard</w:t>
-      </w:r>
-    </w:p>
-    <w:p>
-      <w:pPr>
-        <w:pStyle w:val="ManualBullet"/>
-      </w:pPr>
-      <w:r>
-        <w:rPr>
-          <w:rFonts w:ascii="Consolas" w:hAnsi="Consolas"/>
-        </w:rPr>
-        <w:t>Custom Reports Dashboard</w:t>
-      </w:r>
-    </w:p>
-    <w:p>
-      <w:pPr>
-        <w:pStyle w:val="ManualBullet"/>
-      </w:pPr>
-      <w:r>
-        <w:rPr>
-          <w:rFonts w:ascii="Consolas" w:hAnsi="Consolas"/>
-        </w:rPr>
-        <w:t>Case Studies</w:t>
-      </w:r>
-    </w:p>
-    <w:p>
-      <w:pPr>
-        <w:pStyle w:val="ManualBullet"/>
-      </w:pPr>
-      <w:r>
-        <w:rPr>
-          <w:rFonts w:ascii="Consolas" w:hAnsi="Consolas"/>
-        </w:rPr>
-        <w:t>Data Request Form</w:t>
-      </w:r>
-    </w:p>
-    <w:p>
-      <w:pPr>
-        <w:pStyle w:val="ManualBullet"/>
-      </w:pPr>
-      <w:r>
-        <w:rPr>
-          <w:rFonts w:ascii="Consolas" w:hAnsi="Consolas"/>
-        </w:rPr>
-        <w:t>Funder Dashboard</w:t>
-      </w:r>
-    </w:p>
-    <w:p>
-      <w:pPr>
-        <w:pStyle w:val="ManualBullet"/>
-      </w:pPr>
-      <w:r>
-        <w:rPr>
-          <w:rFonts w:ascii="Consolas" w:hAnsi="Consolas"/>
-        </w:rPr>
-        <w:t>ML Dashboard</w:t>
-      </w:r>
-    </w:p>
-    <w:p/>
-    <w:p>
-      <w:r>
-        <w:t>Managers cannot open:</w:t>
-      </w:r>
-    </w:p>
-    <w:p/>
-    <w:p>
-      <w:pPr>
-        <w:pStyle w:val="ManualBullet"/>
-      </w:pPr>
-      <w:r>
-        <w:rPr>
-          <w:rFonts w:ascii="Consolas" w:hAnsi="Consolas"/>
-        </w:rPr>
-        <w:t>Admin Dashboard</w:t>
-      </w:r>
-    </w:p>
-    <w:p/>
-    <w:p>
-      <w:r>
-        <w:t xml:space="preserve">Managers have broader operational visibility than RPL users, but they still are not system administrators. If a task involves user access, password resets, sync control, or audit review, it belongs with an </w:t>
-      </w:r>
-      <w:r>
-        <w:rPr>
-          <w:rFonts w:ascii="Consolas" w:hAnsi="Consolas"/>
-        </w:rPr>
-        <w:t>Admin</w:t>
-      </w:r>
-      <w:r>
-        <w:t>.</w:t>
-      </w:r>
-    </w:p>
-    <w:p/>
-    <w:p>
-      <w:pPr>
-        <w:pStyle w:val="Heading1"/>
-      </w:pPr>
-      <w:r>
-        <w:t>2. What the Manager role is for</w:t>
-      </w:r>
-    </w:p>
-    <w:p>
-      <w:r>
-        <w:t>Use the Manager role when you need to:</w:t>
-      </w:r>
-    </w:p>
-    <w:p/>
-    <w:p>
-      <w:pPr>
-        <w:pStyle w:val="ManualBullet"/>
-      </w:pPr>
-      <w:r>
-        <w:t>review performance across multiple dashboard areas</w:t>
-      </w:r>
-    </w:p>
-    <w:p>
-      <w:pPr>
-        <w:pStyle w:val="ManualBullet"/>
-      </w:pPr>
-      <w:r>
-        <w:t>validate a KPI before it is shared more widely</w:t>
-      </w:r>
-    </w:p>
-    <w:p>
-      <w:pPr>
-        <w:pStyle w:val="ManualBullet"/>
-      </w:pPr>
-      <w:r>
-        <w:t>check one event in operational detail</w:t>
-      </w:r>
-    </w:p>
-    <w:p>
-      <w:pPr>
-        <w:pStyle w:val="ManualBullet"/>
-      </w:pPr>
-      <w:r>
-        <w:t>prepare a chart or export for leadership use</w:t>
-      </w:r>
-    </w:p>
-    <w:p>
-      <w:pPr>
-        <w:pStyle w:val="ManualBullet"/>
-      </w:pPr>
-      <w:r>
-        <w:t>review what a funder-facing screen shows</w:t>
-      </w:r>
-    </w:p>
-    <w:p>
-      <w:pPr>
-        <w:pStyle w:val="ManualBullet"/>
-      </w:pPr>
-      <w:r>
-        <w:t>confirm whether unusual data reflects a real change or a data issue</w:t>
-      </w:r>
-    </w:p>
-    <w:p/>
-    <w:p>
-      <w:r>
-        <w:t>This role is not intended for:</w:t>
-      </w:r>
-    </w:p>
-    <w:p/>
-    <w:p>
-      <w:pPr>
-        <w:pStyle w:val="ManualBullet"/>
-      </w:pPr>
-      <w:r>
-        <w:t>creating or deleting users</w:t>
-      </w:r>
-    </w:p>
-    <w:p>
-      <w:pPr>
-        <w:pStyle w:val="ManualBullet"/>
-      </w:pPr>
-      <w:r>
-        <w:t>running sync maintenance</w:t>
-      </w:r>
-    </w:p>
-    <w:p>
-      <w:pPr>
-        <w:pStyle w:val="ManualBullet"/>
-      </w:pPr>
-      <w:r>
-        <w:t>changing system configuration</w:t>
-      </w:r>
-    </w:p>
-    <w:p/>
-    <w:p>
-      <w:pPr>
-        <w:pStyle w:val="Heading1"/>
-      </w:pPr>
-      <w:r>
-        <w:t>3. Signing in and first checks</w:t>
-      </w:r>
-    </w:p>
-    <w:p>
-      <w:r>
-        <w:t>When you sign in:</w:t>
-      </w:r>
-    </w:p>
-    <w:p/>
-    <w:p>
-      <w:pPr>
-        <w:pStyle w:val="ManualNumber"/>
-      </w:pPr>
-      <w:r>
-        <w:t>Enter your email address and password.</w:t>
-      </w:r>
-    </w:p>
-    <w:p>
-      <w:pPr>
-        <w:pStyle w:val="ManualNumber"/>
-      </w:pPr>
-      <w:r>
-        <w:t>Change your password if prompted.</w:t>
-      </w:r>
-    </w:p>
-    <w:p>
-      <w:pPr>
-        <w:pStyle w:val="ManualNumber"/>
-      </w:pPr>
-      <w:r>
-        <w:t xml:space="preserve">Check </w:t>
-      </w:r>
-      <w:r>
-        <w:rPr>
-          <w:rFonts w:ascii="Consolas" w:hAnsi="Consolas"/>
-        </w:rPr>
-        <w:t>Last Data Refresh</w:t>
-      </w:r>
-      <w:r>
-        <w:t>.</w:t>
-      </w:r>
-    </w:p>
-    <w:p>
-      <w:pPr>
-        <w:pStyle w:val="ManualNumber"/>
-      </w:pPr>
-      <w:r>
-        <w:t xml:space="preserve">Choose the correct screen in </w:t>
-      </w:r>
-      <w:r>
-        <w:rPr>
-          <w:rFonts w:ascii="Consolas" w:hAnsi="Consolas"/>
-        </w:rPr>
-        <w:t>View Mode</w:t>
-      </w:r>
-      <w:r>
-        <w:t>.</w:t>
-      </w:r>
-    </w:p>
-    <w:p>
-      <w:pPr>
-        <w:pStyle w:val="ManualNumber"/>
-      </w:pPr>
-      <w:r>
-        <w:t>Confirm your region and timeframe settings before beginning any review.</w:t>
-      </w:r>
-    </w:p>
-    <w:p/>
-    <w:p>
-      <w:r>
-        <w:rPr>
-          <w:noProof/>
-        </w:rPr>
-        <w:drawing>
-          <wp:inline distT="0" distB="0" distL="0" distR="0" wp14:anchorId="4F26F91C" wp14:editId="252F7FD0">
-            <wp:extent cx="6217920" cy="3819579"/>
-            <wp:effectExtent l="0" t="0" r="0" b="0"/>
-            <wp:docPr id="2" name="Picture 2"/>
-            <wp:cNvGraphicFramePr>
-              <a:graphicFrameLocks xmlns:a="http://schemas.openxmlformats.org/drawingml/2006/main" noChangeAspect="1"/>
-            </wp:cNvGraphicFramePr>
-            <a:graphic xmlns:a="http://schemas.openxmlformats.org/drawingml/2006/main">
-              <a:graphicData uri="http://schemas.openxmlformats.org/drawingml/2006/picture">
-                <pic:pic xmlns:pic="http://schemas.openxmlformats.org/drawingml/2006/picture">
-                  <pic:nvPicPr>
-                    <pic:cNvPr id="0" name="dashboard-navigation.png"/>
-                    <pic:cNvPicPr/>
-                  </pic:nvPicPr>
-                  <pic:blipFill>
-                    <a:blip r:embed="rId7"/>
-                    <a:stretch>
-                      <a:fillRect/>
-                    </a:stretch>
-                  </pic:blipFill>
-                  <pic:spPr>
-                    <a:xfrm>
-                      <a:off x="0" y="0"/>
-                      <a:ext cx="6217920" cy="3819579"/>
-                    </a:xfrm>
-                    <a:prstGeom prst="rect">
-                      <a:avLst/>
-                    </a:prstGeom>
-                  </pic:spPr>
-                </pic:pic>
-              </a:graphicData>
-            </a:graphic>
-          </wp:inline>
-        </w:drawing>
-      </w:r>
-    </w:p>
-    <w:p/>
-    <w:p>
-      <w:r>
-        <w:t>A Manager often switches between more than one screen during the same task. That is expected. Start with the view that gives the fastest answer, then move into a more detailed screen if the question requires it.</w:t>
-      </w:r>
-    </w:p>
-    <w:p/>
-    <w:p>
-      <w:pPr>
-        <w:pStyle w:val="Heading1"/>
-      </w:pPr>
-      <w:r>
-        <w:t>4. Understanding the layout</w:t>
-      </w:r>
-    </w:p>
-    <w:p>
-      <w:r>
-        <w:t>The left sidebar controls most navigation.</w:t>
-      </w:r>
-    </w:p>
-    <w:p/>
-    <w:p>
-      <w:r>
-        <w:lastRenderedPageBreak/>
-        <w:t>Important controls usually include:</w:t>
-      </w:r>
-    </w:p>
-    <w:p/>
-    <w:p>
-      <w:pPr>
-        <w:pStyle w:val="ManualBullet"/>
-      </w:pPr>
-      <w:r>
-        <w:rPr>
-          <w:rFonts w:ascii="Consolas" w:hAnsi="Consolas"/>
-        </w:rPr>
-        <w:t>View Mode</w:t>
-      </w:r>
-    </w:p>
-    <w:p>
-      <w:pPr>
-        <w:pStyle w:val="ManualBullet"/>
-      </w:pPr>
-      <w:r>
-        <w:t>region controls</w:t>
-      </w:r>
-    </w:p>
-    <w:p>
-      <w:pPr>
-        <w:pStyle w:val="ManualBullet"/>
-      </w:pPr>
-      <w:r>
-        <w:t>timeframe controls</w:t>
-      </w:r>
-    </w:p>
-    <w:p>
-      <w:pPr>
-        <w:pStyle w:val="ManualBullet"/>
-      </w:pPr>
-      <w:r>
-        <w:t xml:space="preserve">screen-specific controls such as </w:t>
-      </w:r>
-      <w:r>
-        <w:rPr>
-          <w:rFonts w:ascii="Consolas" w:hAnsi="Consolas"/>
-        </w:rPr>
-        <w:t>KPI Section</w:t>
-      </w:r>
-    </w:p>
-    <w:p/>
-    <w:p>
-      <w:r>
-        <w:t>Use the screens like this:</w:t>
-      </w:r>
-    </w:p>
-    <w:p/>
-    <w:p>
-      <w:pPr>
-        <w:pStyle w:val="ManualBullet"/>
-      </w:pPr>
-      <w:r>
-        <w:rPr>
-          <w:rFonts w:ascii="Consolas" w:hAnsi="Consolas"/>
-        </w:rPr>
-        <w:t>KPI Dashboard</w:t>
-      </w:r>
-      <w:r>
-        <w:t xml:space="preserve"> for headline review</w:t>
-      </w:r>
-    </w:p>
-    <w:p>
-      <w:pPr>
-        <w:pStyle w:val="ManualBullet"/>
-      </w:pPr>
-      <w:r>
-        <w:rPr>
-          <w:rFonts w:ascii="Consolas" w:hAnsi="Consolas"/>
-        </w:rPr>
-        <w:t>Custom Reports Dashboard</w:t>
-      </w:r>
-      <w:r>
-        <w:t xml:space="preserve"> for structured analysis, exports, and charts</w:t>
-      </w:r>
-    </w:p>
-    <w:p>
-      <w:pPr>
-        <w:pStyle w:val="ManualBullet"/>
-      </w:pPr>
-      <w:r>
-        <w:rPr>
-          <w:rFonts w:ascii="Consolas" w:hAnsi="Consolas"/>
-        </w:rPr>
-        <w:t>ML Dashboard</w:t>
-      </w:r>
-      <w:r>
-        <w:t xml:space="preserve"> for one-event-at-a-time review</w:t>
-      </w:r>
-    </w:p>
-    <w:p>
-      <w:pPr>
-        <w:pStyle w:val="ManualBullet"/>
-      </w:pPr>
-      <w:r>
-        <w:rPr>
-          <w:rFonts w:ascii="Consolas" w:hAnsi="Consolas"/>
-        </w:rPr>
-        <w:t>Funder Dashboard</w:t>
-      </w:r>
-      <w:r>
-        <w:t xml:space="preserve"> for sponsor-facing summary checks</w:t>
-      </w:r>
-    </w:p>
-    <w:p>
-      <w:pPr>
-        <w:pStyle w:val="ManualBullet"/>
-      </w:pPr>
-      <w:r>
-        <w:rPr>
-          <w:rFonts w:ascii="Consolas" w:hAnsi="Consolas"/>
-        </w:rPr>
-        <w:t>Case Studies</w:t>
-      </w:r>
-      <w:r>
-        <w:t xml:space="preserve"> for narrative evidence</w:t>
-      </w:r>
-    </w:p>
-    <w:p>
-      <w:pPr>
-        <w:pStyle w:val="ManualBullet"/>
-      </w:pPr>
-      <w:r>
-        <w:rPr>
-          <w:rFonts w:ascii="Consolas" w:hAnsi="Consolas"/>
-        </w:rPr>
-        <w:t>Data Request Form</w:t>
-      </w:r>
-      <w:r>
-        <w:t xml:space="preserve"> for submitting and reviewing data access requests</w:t>
-      </w:r>
-    </w:p>
-    <w:p/>
-    <w:p>
-      <w:pPr>
-        <w:pStyle w:val="Heading1"/>
-      </w:pPr>
-      <w:r>
-        <w:t>5. Filters and navigation</w:t>
-      </w:r>
-    </w:p>
-    <w:p>
-      <w:r>
-        <w:t>Good filtering habits matter because a wrong region or timeframe can make correct data look wrong.</w:t>
-      </w:r>
-    </w:p>
-    <w:p/>
-    <w:p>
-      <w:pPr>
-        <w:pStyle w:val="Heading2"/>
-      </w:pPr>
-      <w:r>
-        <w:t>5.1 Region filtering</w:t>
-      </w:r>
-    </w:p>
-    <w:p>
-      <w:r>
-        <w:t xml:space="preserve">Use </w:t>
-      </w:r>
-      <w:r>
-        <w:rPr>
-          <w:rFonts w:ascii="Consolas" w:hAnsi="Consolas"/>
-        </w:rPr>
-        <w:t>All Regions</w:t>
-      </w:r>
-      <w:r>
-        <w:t xml:space="preserve"> when:</w:t>
-      </w:r>
-    </w:p>
-    <w:p/>
-    <w:p>
-      <w:pPr>
-        <w:pStyle w:val="ManualBullet"/>
-      </w:pPr>
-      <w:r>
-        <w:t>you are checking whether something exists at all</w:t>
-      </w:r>
-    </w:p>
-    <w:p>
-      <w:pPr>
-        <w:pStyle w:val="ManualBullet"/>
-      </w:pPr>
-      <w:r>
-        <w:t>you need a high-level organisational picture</w:t>
-      </w:r>
-    </w:p>
-    <w:p>
-      <w:pPr>
-        <w:pStyle w:val="ManualBullet"/>
-      </w:pPr>
-      <w:r>
-        <w:t>you want to compare one region with the wider context</w:t>
-      </w:r>
-    </w:p>
-    <w:p/>
-    <w:p>
-      <w:r>
-        <w:t>Use a single region when:</w:t>
-      </w:r>
-    </w:p>
-    <w:p/>
-    <w:p>
-      <w:pPr>
-        <w:pStyle w:val="ManualBullet"/>
-      </w:pPr>
-      <w:r>
-        <w:t>you are validating a regional KPI</w:t>
-      </w:r>
-    </w:p>
-    <w:p>
-      <w:pPr>
-        <w:pStyle w:val="ManualBullet"/>
-      </w:pPr>
-      <w:r>
-        <w:t>you are reviewing a regional trend</w:t>
-      </w:r>
-    </w:p>
-    <w:p>
-      <w:pPr>
-        <w:pStyle w:val="ManualBullet"/>
-      </w:pPr>
-      <w:r>
-        <w:t>you want a cleaner chart or export</w:t>
-      </w:r>
-    </w:p>
-    <w:p>
-      <w:pPr>
-        <w:pStyle w:val="ManualBullet"/>
-      </w:pPr>
-      <w:r>
-        <w:t>you are following up on a regional issue</w:t>
-      </w:r>
-    </w:p>
-    <w:p/>
-    <w:p>
-      <w:pPr>
-        <w:pStyle w:val="Heading2"/>
-      </w:pPr>
-      <w:r>
-        <w:lastRenderedPageBreak/>
-        <w:t>5.2 Timeframe filtering</w:t>
-      </w:r>
-    </w:p>
-    <w:p>
-      <w:r>
-        <w:t>Typical timeframe options include:</w:t>
-      </w:r>
-    </w:p>
-    <w:p/>
-    <w:p>
-      <w:pPr>
-        <w:pStyle w:val="ManualBullet"/>
-      </w:pPr>
-      <w:r>
-        <w:rPr>
-          <w:rFonts w:ascii="Consolas" w:hAnsi="Consolas"/>
-        </w:rPr>
-        <w:t>All Time</w:t>
-      </w:r>
-    </w:p>
-    <w:p>
-      <w:pPr>
-        <w:pStyle w:val="ManualBullet"/>
-      </w:pPr>
-      <w:r>
-        <w:rPr>
-          <w:rFonts w:ascii="Consolas" w:hAnsi="Consolas"/>
-        </w:rPr>
-        <w:t>Year</w:t>
-      </w:r>
-    </w:p>
-    <w:p>
-      <w:pPr>
-        <w:pStyle w:val="ManualBullet"/>
-      </w:pPr>
-      <w:r>
-        <w:rPr>
-          <w:rFonts w:ascii="Consolas" w:hAnsi="Consolas"/>
-        </w:rPr>
-        <w:t>Quarter</w:t>
-      </w:r>
-    </w:p>
-    <w:p>
-      <w:pPr>
-        <w:pStyle w:val="ManualBullet"/>
-      </w:pPr>
-      <w:r>
-        <w:rPr>
-          <w:rFonts w:ascii="Consolas" w:hAnsi="Consolas"/>
-        </w:rPr>
-        <w:t>Month</w:t>
-      </w:r>
-    </w:p>
-    <w:p>
-      <w:pPr>
-        <w:pStyle w:val="ManualBullet"/>
-      </w:pPr>
-      <w:r>
-        <w:rPr>
-          <w:rFonts w:ascii="Consolas" w:hAnsi="Consolas"/>
-        </w:rPr>
-        <w:t>Week</w:t>
-      </w:r>
-    </w:p>
-    <w:p>
-      <w:pPr>
-        <w:pStyle w:val="ManualBullet"/>
-      </w:pPr>
-      <w:r>
-        <w:rPr>
-          <w:rFonts w:ascii="Consolas" w:hAnsi="Consolas"/>
-        </w:rPr>
-        <w:t>Custom Range</w:t>
-      </w:r>
-    </w:p>
-    <w:p/>
-    <w:p>
-      <w:r>
-        <w:t>Recommended practice:</w:t>
-      </w:r>
-    </w:p>
-    <w:p/>
-    <w:p>
-      <w:pPr>
-        <w:pStyle w:val="ListNumber"/>
-        <w:numPr>
-          <w:ilvl w:val="0"/>
-          <w:numId w:val="10"/>
-        </w:numPr>
-      </w:pPr>
-      <w:r>
-        <w:t>Start with a wider timeframe if you are uncertain.</w:t>
-      </w:r>
-    </w:p>
-    <w:p>
-      <w:pPr>
-        <w:pStyle w:val="ManualNumber"/>
-      </w:pPr>
-      <w:r>
-        <w:t>Confirm the records exist.</w:t>
-      </w:r>
-    </w:p>
-    <w:p>
-      <w:pPr>
-        <w:pStyle w:val="ManualNumber"/>
-      </w:pPr>
-      <w:r>
-        <w:t>Narrow to the exact reporting period.</w:t>
-      </w:r>
-    </w:p>
-    <w:p/>
-    <w:p>
-      <w:pPr>
-        <w:pStyle w:val="Heading2"/>
-      </w:pPr>
-      <w:r>
-        <w:t>5.3 Recommended navigation pattern</w:t>
-      </w:r>
-    </w:p>
-    <w:p>
-      <w:r>
-        <w:t>For most Manager tasks:</w:t>
-      </w:r>
-    </w:p>
-    <w:p/>
-    <w:p>
-      <w:pPr>
-        <w:pStyle w:val="ListNumber"/>
-        <w:numPr>
-          <w:ilvl w:val="0"/>
-          <w:numId w:val="11"/>
-        </w:numPr>
-      </w:pPr>
-      <w:r>
-        <w:t xml:space="preserve">Start in </w:t>
-      </w:r>
-      <w:r>
-        <w:rPr>
-          <w:rFonts w:ascii="Consolas" w:hAnsi="Consolas"/>
-        </w:rPr>
-        <w:t>KPI Dashboard</w:t>
-      </w:r>
-      <w:r>
-        <w:t>.</w:t>
-      </w:r>
-    </w:p>
-    <w:p>
-      <w:pPr>
-        <w:pStyle w:val="ManualNumber"/>
-      </w:pPr>
-      <w:r>
-        <w:t>Identify the KPI section involved.</w:t>
-      </w:r>
-    </w:p>
-    <w:p>
-      <w:pPr>
-        <w:pStyle w:val="ManualNumber"/>
-      </w:pPr>
-      <w:r>
-        <w:t>Open drill-down if needed.</w:t>
-      </w:r>
-    </w:p>
-    <w:p>
-      <w:pPr>
-        <w:pStyle w:val="ManualNumber"/>
-      </w:pPr>
-      <w:r>
-        <w:t xml:space="preserve">Move to </w:t>
-      </w:r>
-      <w:r>
-        <w:rPr>
-          <w:rFonts w:ascii="Consolas" w:hAnsi="Consolas"/>
-        </w:rPr>
-        <w:t>Custom Reports Dashboard</w:t>
-      </w:r>
-      <w:r>
-        <w:t xml:space="preserve"> if you need structure or export.</w:t>
-      </w:r>
-    </w:p>
-    <w:p>
-      <w:pPr>
-        <w:pStyle w:val="ManualNumber"/>
-      </w:pPr>
-      <w:r>
-        <w:t xml:space="preserve">Move to </w:t>
-      </w:r>
-      <w:r>
-        <w:rPr>
-          <w:rFonts w:ascii="Consolas" w:hAnsi="Consolas"/>
-        </w:rPr>
-        <w:t>ML Dashboard</w:t>
-      </w:r>
-      <w:r>
-        <w:t xml:space="preserve"> if the issue is event-specific.</w:t>
-      </w:r>
-    </w:p>
-    <w:p>
-      <w:pPr>
-        <w:pStyle w:val="ManualNumber"/>
-      </w:pPr>
-      <w:r>
-        <w:t xml:space="preserve">Move to </w:t>
-      </w:r>
-      <w:r>
-        <w:rPr>
-          <w:rFonts w:ascii="Consolas" w:hAnsi="Consolas"/>
-        </w:rPr>
-        <w:t>Funder Dashboard</w:t>
-      </w:r>
-      <w:r>
-        <w:t xml:space="preserve"> if you need to check what an external-style restricted view shows.</w:t>
-      </w:r>
-    </w:p>
-    <w:p/>
-    <w:p>
-      <w:pPr>
-        <w:pStyle w:val="Heading1"/>
-      </w:pPr>
-      <w:r>
-        <w:t>6. KPI Dashboard</w:t>
-      </w:r>
-    </w:p>
-    <w:p>
-      <w:r>
-        <w:t xml:space="preserve">The </w:t>
-      </w:r>
-      <w:r>
-        <w:rPr>
-          <w:rFonts w:ascii="Consolas" w:hAnsi="Consolas"/>
-        </w:rPr>
-        <w:t>KPI Dashboard</w:t>
-      </w:r>
-      <w:r>
-        <w:t xml:space="preserve"> is the main place for headline operational review.</w:t>
-      </w:r>
-    </w:p>
-    <w:p/>
-    <w:p>
-      <w:pPr>
-        <w:pStyle w:val="Heading2"/>
-      </w:pPr>
-      <w:r>
-        <w:t>6.1 When to use KPI Dashboard</w:t>
-      </w:r>
-    </w:p>
-    <w:p>
-      <w:r>
-        <w:t>Use it when you want to:</w:t>
-      </w:r>
-    </w:p>
-    <w:p/>
-    <w:p>
-      <w:pPr>
-        <w:pStyle w:val="ManualBullet"/>
-      </w:pPr>
-      <w:r>
-        <w:t>see the current headline picture quickly</w:t>
-      </w:r>
-    </w:p>
-    <w:p>
-      <w:pPr>
-        <w:pStyle w:val="ManualBullet"/>
-      </w:pPr>
-      <w:r>
-        <w:t>review delivery, governance, and partnerships</w:t>
-      </w:r>
-    </w:p>
-    <w:p>
-      <w:pPr>
-        <w:pStyle w:val="ManualBullet"/>
-      </w:pPr>
-      <w:r>
-        <w:lastRenderedPageBreak/>
-        <w:t>identify where a result has shifted</w:t>
-      </w:r>
-    </w:p>
-    <w:p>
-      <w:pPr>
-        <w:pStyle w:val="ManualBullet"/>
-      </w:pPr>
-      <w:r>
-        <w:t>check whether a number looks credible</w:t>
-      </w:r>
-    </w:p>
-    <w:p>
-      <w:pPr>
-        <w:pStyle w:val="ManualBullet"/>
-      </w:pPr>
-      <w:r>
-        <w:t>open the supporting rows behind a KPI card</w:t>
-      </w:r>
-    </w:p>
-    <w:p/>
-    <w:p>
-      <w:pPr>
-        <w:pStyle w:val="Heading2"/>
-      </w:pPr>
-      <w:r>
-        <w:t>6.2 KPI sections</w:t>
-      </w:r>
-    </w:p>
-    <w:p>
-      <w:r>
-        <w:t>Depending on the region context, the sections can include:</w:t>
-      </w:r>
-    </w:p>
-    <w:p/>
-    <w:p>
-      <w:pPr>
-        <w:pStyle w:val="ManualBullet"/>
-      </w:pPr>
-      <w:r>
-        <w:rPr>
-          <w:rFonts w:ascii="Consolas" w:hAnsi="Consolas"/>
-        </w:rPr>
-        <w:t>Governance</w:t>
-      </w:r>
-    </w:p>
-    <w:p>
-      <w:pPr>
-        <w:pStyle w:val="ManualBullet"/>
-      </w:pPr>
-      <w:r>
-        <w:rPr>
-          <w:rFonts w:ascii="Consolas" w:hAnsi="Consolas"/>
-        </w:rPr>
-        <w:t>Partnerships</w:t>
-      </w:r>
-    </w:p>
-    <w:p>
-      <w:pPr>
-        <w:pStyle w:val="ManualBullet"/>
-      </w:pPr>
-      <w:r>
-        <w:rPr>
-          <w:rFonts w:ascii="Consolas" w:hAnsi="Consolas"/>
-        </w:rPr>
-        <w:t>Delivery</w:t>
-      </w:r>
-    </w:p>
-    <w:p>
-      <w:pPr>
-        <w:pStyle w:val="ManualBullet"/>
-      </w:pPr>
-      <w:r>
-        <w:rPr>
-          <w:rFonts w:ascii="Consolas" w:hAnsi="Consolas"/>
-        </w:rPr>
-        <w:t>Income</w:t>
-      </w:r>
-    </w:p>
-    <w:p>
-      <w:pPr>
-        <w:pStyle w:val="ManualBullet"/>
-      </w:pPr>
-      <w:r>
-        <w:rPr>
-          <w:rFonts w:ascii="Consolas" w:hAnsi="Consolas"/>
-        </w:rPr>
-        <w:t>Comms</w:t>
-      </w:r>
-    </w:p>
-    <w:p>
-      <w:pPr>
-        <w:pStyle w:val="ManualBullet"/>
-      </w:pPr>
-      <w:r>
-        <w:rPr>
-          <w:rFonts w:ascii="Consolas" w:hAnsi="Consolas"/>
-        </w:rPr>
-        <w:t>Case Studies</w:t>
-      </w:r>
-    </w:p>
-    <w:p/>
-    <w:p>
-      <w:r>
-        <w:t>The section selector is important. If a number seems to be missing, first confirm that you are in the correct section.</w:t>
-      </w:r>
-    </w:p>
-    <w:p/>
-    <w:p>
-      <w:pPr>
-        <w:pStyle w:val="Heading2"/>
-      </w:pPr>
-      <w:r>
-        <w:t>6.3 Step-by-step KPI review</w:t>
-      </w:r>
-    </w:p>
-    <w:p>
-      <w:pPr>
-        <w:pStyle w:val="ListNumber"/>
-        <w:numPr>
-          <w:ilvl w:val="0"/>
-          <w:numId w:val="12"/>
-        </w:numPr>
-      </w:pPr>
-      <w:r>
-        <w:t xml:space="preserve">Open </w:t>
-      </w:r>
-      <w:r>
-        <w:rPr>
-          <w:rFonts w:ascii="Consolas" w:hAnsi="Consolas"/>
-        </w:rPr>
-        <w:t>KPI Dashboard</w:t>
-      </w:r>
-      <w:r>
-        <w:t>.</w:t>
-      </w:r>
-    </w:p>
-    <w:p>
-      <w:pPr>
-        <w:pStyle w:val="ManualNumber"/>
-      </w:pPr>
-      <w:r>
-        <w:t>Set the relevant region.</w:t>
-      </w:r>
-    </w:p>
-    <w:p>
-      <w:pPr>
-        <w:pStyle w:val="ManualNumber"/>
-      </w:pPr>
-      <w:r>
-        <w:t>Set the relevant timeframe.</w:t>
-      </w:r>
-    </w:p>
-    <w:p>
-      <w:pPr>
-        <w:pStyle w:val="ManualNumber"/>
-      </w:pPr>
-      <w:r>
-        <w:t>Choose the correct KPI section.</w:t>
-      </w:r>
-    </w:p>
-    <w:p>
-      <w:pPr>
-        <w:pStyle w:val="ManualNumber"/>
-      </w:pPr>
-      <w:r>
-        <w:t>Review the visible cards.</w:t>
-      </w:r>
-    </w:p>
-    <w:p>
-      <w:pPr>
-        <w:pStyle w:val="ManualNumber"/>
-      </w:pPr>
-      <w:r>
-        <w:t>Note anything that looks unusual.</w:t>
-      </w:r>
-    </w:p>
-    <w:p>
-      <w:pPr>
-        <w:pStyle w:val="ManualNumber"/>
-      </w:pPr>
-      <w:r>
-        <w:t>Click the relevant KPI card.</w:t>
-      </w:r>
-    </w:p>
-    <w:p>
-      <w:pPr>
-        <w:pStyle w:val="ManualNumber"/>
-      </w:pPr>
-      <w:r>
-        <w:t>Review the rows returned by the drill-down.</w:t>
-      </w:r>
-    </w:p>
-    <w:p>
-      <w:pPr>
-        <w:pStyle w:val="ManualNumber"/>
-      </w:pPr>
-      <w:r>
-        <w:t>Decide whether the KPI is correct, unclear, or needs a deeper report-based check.</w:t>
-      </w:r>
-    </w:p>
-    <w:p/>
-    <w:p>
-      <w:pPr>
-        <w:pStyle w:val="Heading2"/>
-      </w:pPr>
-      <w:r>
-        <w:t>6.4 Using drill-down</w:t>
-      </w:r>
-    </w:p>
-    <w:p>
-      <w:r>
-        <w:t>Drill-down is the quickest way to understand what sits behind a KPI.</w:t>
-      </w:r>
-    </w:p>
-    <w:p/>
-    <w:p>
-      <w:r>
-        <w:t>Use it when:</w:t>
-      </w:r>
-    </w:p>
-    <w:p/>
-    <w:p>
-      <w:pPr>
-        <w:pStyle w:val="ManualBullet"/>
-      </w:pPr>
-      <w:r>
-        <w:t>a KPI is unexpectedly high or low</w:t>
-      </w:r>
-    </w:p>
-    <w:p>
-      <w:pPr>
-        <w:pStyle w:val="ManualBullet"/>
-      </w:pPr>
-      <w:r>
-        <w:t>someone asks what is included in a total</w:t>
-      </w:r>
-    </w:p>
-    <w:p>
-      <w:pPr>
-        <w:pStyle w:val="ManualBullet"/>
-      </w:pPr>
-      <w:r>
-        <w:t>you want to identify which records are driving a change</w:t>
-      </w:r>
-    </w:p>
-    <w:p/>
-    <w:p>
-      <w:r>
-        <w:t>When reviewing drill-down results:</w:t>
-      </w:r>
-    </w:p>
-    <w:p/>
-    <w:p>
-      <w:pPr>
-        <w:pStyle w:val="ManualBullet"/>
-      </w:pPr>
-      <w:r>
-        <w:t>confirm the timeframe still matches your question</w:t>
-      </w:r>
-    </w:p>
-    <w:p>
-      <w:pPr>
-        <w:pStyle w:val="ManualBullet"/>
-      </w:pPr>
-      <w:r>
-        <w:t>look for obvious duplicate or missing records</w:t>
-      </w:r>
-    </w:p>
-    <w:p>
-      <w:pPr>
-        <w:pStyle w:val="ManualBullet"/>
-      </w:pPr>
-      <w:r>
-        <w:t>note whether the supporting rows match the story the headline card suggests</w:t>
-      </w:r>
-    </w:p>
-    <w:p/>
-    <w:p>
-      <w:r>
-        <w:t xml:space="preserve">If the drill-down gives only part of the answer, rebuild the question in </w:t>
-      </w:r>
-      <w:r>
-        <w:rPr>
-          <w:rFonts w:ascii="Consolas" w:hAnsi="Consolas"/>
-        </w:rPr>
-        <w:t>Custom Reports Dashboard</w:t>
-      </w:r>
-      <w:r>
-        <w:t>.</w:t>
-      </w:r>
-    </w:p>
-    <w:p/>
-    <w:p>
-      <w:pPr>
-        <w:pStyle w:val="Heading2"/>
-      </w:pPr>
-      <w:r>
-        <w:t>6.5 Using KPI Debug</w:t>
-      </w:r>
-    </w:p>
-    <w:p>
-      <w:r>
-        <w:t xml:space="preserve">Managers can use </w:t>
-      </w:r>
-      <w:r>
-        <w:rPr>
-          <w:rFonts w:ascii="Consolas" w:hAnsi="Consolas"/>
-        </w:rPr>
-        <w:t>Show KPI Debug</w:t>
-      </w:r>
-      <w:r>
-        <w:t>.</w:t>
-      </w:r>
-    </w:p>
-    <w:p/>
-    <w:p>
-      <w:r>
-        <w:t>This shows extra support counts such as:</w:t>
-      </w:r>
-    </w:p>
-    <w:p/>
-    <w:p>
-      <w:pPr>
-        <w:pStyle w:val="ManualBullet"/>
-      </w:pPr>
-      <w:r>
-        <w:t>people</w:t>
-      </w:r>
-    </w:p>
-    <w:p>
-      <w:pPr>
-        <w:pStyle w:val="ManualBullet"/>
-      </w:pPr>
-      <w:r>
-        <w:t>volunteers</w:t>
-      </w:r>
-    </w:p>
-    <w:p>
-      <w:pPr>
-        <w:pStyle w:val="ManualBullet"/>
-      </w:pPr>
-      <w:r>
-        <w:t>steering volunteers</w:t>
-      </w:r>
-    </w:p>
-    <w:p>
-      <w:pPr>
-        <w:pStyle w:val="ManualBullet"/>
-      </w:pPr>
-      <w:r>
-        <w:t>events</w:t>
-      </w:r>
-    </w:p>
-    <w:p>
-      <w:pPr>
-        <w:pStyle w:val="ManualBullet"/>
-      </w:pPr>
-      <w:r>
-        <w:t>participants</w:t>
-      </w:r>
-    </w:p>
-    <w:p>
-      <w:pPr>
-        <w:pStyle w:val="ManualBullet"/>
-      </w:pPr>
-      <w:r>
-        <w:t>grants</w:t>
-      </w:r>
-    </w:p>
-    <w:p>
-      <w:pPr>
-        <w:pStyle w:val="ManualBullet"/>
-      </w:pPr>
-      <w:r>
-        <w:t>bids submitted</w:t>
-      </w:r>
-    </w:p>
-    <w:p/>
-    <w:p>
-      <w:r>
-        <w:t xml:space="preserve">Use </w:t>
-      </w:r>
-      <w:r>
-        <w:rPr>
-          <w:rFonts w:ascii="Consolas" w:hAnsi="Consolas"/>
-        </w:rPr>
-        <w:t>Show KPI Debug</w:t>
-      </w:r>
-      <w:r>
-        <w:t xml:space="preserve"> when:</w:t>
-      </w:r>
-    </w:p>
-    <w:p/>
-    <w:p>
-      <w:pPr>
-        <w:pStyle w:val="ManualBullet"/>
-      </w:pPr>
-      <w:r>
-        <w:t>the headline KPI looks wrong</w:t>
-      </w:r>
-    </w:p>
-    <w:p>
-      <w:pPr>
-        <w:pStyle w:val="ManualBullet"/>
-      </w:pPr>
-      <w:r>
-        <w:t>you need to understand whether the source population looks plausible</w:t>
-      </w:r>
-    </w:p>
-    <w:p>
-      <w:pPr>
-        <w:pStyle w:val="ManualBullet"/>
-      </w:pPr>
-      <w:r>
-        <w:t>you want to separate a source-data problem from a calculation problem</w:t>
-      </w:r>
-    </w:p>
-    <w:p/>
-    <w:p>
-      <w:r>
-        <w:t>Suggested process:</w:t>
-      </w:r>
-    </w:p>
-    <w:p/>
-    <w:p>
-      <w:pPr>
-        <w:pStyle w:val="ListNumber"/>
-        <w:numPr>
-          <w:ilvl w:val="0"/>
-          <w:numId w:val="13"/>
-        </w:numPr>
-      </w:pPr>
-      <w:r>
-        <w:t>Review the headline KPI.</w:t>
-      </w:r>
-    </w:p>
-    <w:p>
-      <w:pPr>
-        <w:pStyle w:val="ManualNumber"/>
-      </w:pPr>
-      <w:r>
-        <w:t xml:space="preserve">Turn on </w:t>
-      </w:r>
-      <w:r>
-        <w:rPr>
-          <w:rFonts w:ascii="Consolas" w:hAnsi="Consolas"/>
-        </w:rPr>
-        <w:t>Show KPI Debug</w:t>
-      </w:r>
-      <w:r>
-        <w:t>.</w:t>
-      </w:r>
-    </w:p>
-    <w:p>
-      <w:pPr>
-        <w:pStyle w:val="ManualNumber"/>
-      </w:pPr>
-      <w:r>
-        <w:t>Compare the supporting counts with what you expect.</w:t>
-      </w:r>
-    </w:p>
-    <w:p>
-      <w:pPr>
-        <w:pStyle w:val="ManualNumber"/>
-      </w:pPr>
-      <w:r>
-        <w:lastRenderedPageBreak/>
-        <w:t>Decide whether the issue looks like source data, filtering, or KPI logic.</w:t>
-      </w:r>
-    </w:p>
-    <w:p/>
-    <w:p>
-      <w:pPr>
-        <w:pStyle w:val="Heading1"/>
-      </w:pPr>
-      <w:r>
-        <w:t>7. Custom Reports Dashboard</w:t>
-      </w:r>
-    </w:p>
-    <w:p>
-      <w:r>
-        <w:t xml:space="preserve">Use </w:t>
-      </w:r>
-      <w:r>
-        <w:rPr>
-          <w:rFonts w:ascii="Consolas" w:hAnsi="Consolas"/>
-        </w:rPr>
-        <w:t>Custom Reports Dashboard</w:t>
-      </w:r>
-      <w:r>
-        <w:t xml:space="preserve"> when you need structured analysis, exportable data, or chart-based output.</w:t>
-      </w:r>
-    </w:p>
-    <w:p/>
-    <w:p>
-      <w:r>
-        <w:rPr>
-          <w:noProof/>
-        </w:rPr>
-        <w:drawing>
-          <wp:inline distT="0" distB="0" distL="0" distR="0" wp14:anchorId="2A4723D5" wp14:editId="063670FC">
-            <wp:extent cx="6217920" cy="3819579"/>
-            <wp:effectExtent l="0" t="0" r="0" b="0"/>
-            <wp:docPr id="3" name="Picture 3"/>
-            <wp:cNvGraphicFramePr>
-              <a:graphicFrameLocks xmlns:a="http://schemas.openxmlformats.org/drawingml/2006/main" noChangeAspect="1"/>
-            </wp:cNvGraphicFramePr>
-            <a:graphic xmlns:a="http://schemas.openxmlformats.org/drawingml/2006/main">
-              <a:graphicData uri="http://schemas.openxmlformats.org/drawingml/2006/picture">
-                <pic:pic xmlns:pic="http://schemas.openxmlformats.org/drawingml/2006/picture">
-                  <pic:nvPicPr>
-                    <pic:cNvPr id="0" name="custom-reports-guide.png"/>
                     <pic:cNvPicPr/>
                   </pic:nvPicPr>
                   <pic:blipFill>
@@ -1539,24 +3290,32 @@
     <w:p/>
     <w:p>
       <w:pPr>
-        <w:pStyle w:val="Heading2"/>
-      </w:pPr>
-      <w:r>
-        <w:t>7.1 What this screen is for</w:t>
-      </w:r>
-    </w:p>
-    <w:p>
-      <w:r>
-        <w:t>Use it when you need to:</w:t>
+        <w:pStyle w:val="Heading1"/>
+      </w:pPr>
+      <w:bookmarkStart w:id="1" w:name="_Toc226493620"/>
+      <w:r>
+        <w:t>1. Introduction</w:t>
+      </w:r>
+      <w:bookmarkEnd w:id="1"/>
+    </w:p>
+    <w:p>
+      <w:r>
+        <w:t>This manual explains how Managers use the dashboard across the main reporting and operational views.</w:t>
       </w:r>
     </w:p>
     <w:p/>
     <w:p>
+      <w:r>
+        <w:t>The Manager role is designed for people who need to move between:</w:t>
+      </w:r>
+    </w:p>
+    <w:p/>
+    <w:p>
       <w:pPr>
         <w:pStyle w:val="ManualBullet"/>
       </w:pPr>
       <w:r>
-        <w:t>inspect rows directly</w:t>
+        <w:t>headline oversight</w:t>
       </w:r>
     </w:p>
     <w:p>
@@ -1564,7 +3323,7 @@
         <w:pStyle w:val="ManualBullet"/>
       </w:pPr>
       <w:r>
-        <w:t>export CSV data</w:t>
+        <w:t>KPI validation</w:t>
       </w:r>
     </w:p>
     <w:p>
@@ -1572,7 +3331,7 @@
         <w:pStyle w:val="ManualBullet"/>
       </w:pPr>
       <w:r>
-        <w:t>build charts for packs or presentations</w:t>
+        <w:t>structured reporting</w:t>
       </w:r>
     </w:p>
     <w:p>
@@ -1580,7 +3339,7 @@
         <w:pStyle w:val="ManualBullet"/>
       </w:pPr>
       <w:r>
-        <w:t>compare categories, statuses, or regions</w:t>
+        <w:t>event-level review</w:t>
       </w:r>
     </w:p>
     <w:p>
@@ -1588,7 +3347,7 @@
         <w:pStyle w:val="ManualBullet"/>
       </w:pPr>
       <w:r>
-        <w:t>validate a KPI against row-level data</w:t>
+        <w:t>funder-facing summary checks</w:t>
       </w:r>
     </w:p>
     <w:p>
@@ -1596,21 +3355,14 @@
         <w:pStyle w:val="ManualBullet"/>
       </w:pPr>
       <w:r>
-        <w:t>review travel analysis</w:t>
+        <w:lastRenderedPageBreak/>
+        <w:t>case study capture and review</w:t>
       </w:r>
     </w:p>
     <w:p/>
     <w:p>
-      <w:pPr>
-        <w:pStyle w:val="Heading2"/>
-      </w:pPr>
-      <w:r>
-        <w:t>7.2 Datasets available to Managers</w:t>
-      </w:r>
-    </w:p>
-    <w:p>
-      <w:r>
-        <w:t>Managers can work with:</w:t>
+      <w:r>
+        <w:t>Managers can open:</w:t>
       </w:r>
     </w:p>
     <w:p/>
@@ -1622,1316 +3374,266 @@
         <w:rPr>
           <w:rFonts w:ascii="Consolas" w:hAnsi="Consolas"/>
         </w:rPr>
-        <w:t>People</w:t>
+        <w:t>KPI Dashboard</w:t>
       </w:r>
     </w:p>
     <w:p>
       <w:pPr>
         <w:pStyle w:val="ManualBullet"/>
       </w:pPr>
-      <w:r>
-        <w:rPr>
-          <w:rFonts w:ascii="Consolas" w:hAnsi="Consolas"/>
-        </w:rPr>
-        <w:t>Organisations</w:t>
-      </w:r>
-    </w:p>
-    <w:p>
-      <w:pPr>
-        <w:pStyle w:val="ManualBullet"/>
-      </w:pPr>
-      <w:r>
-        <w:rPr>
-          <w:rFonts w:ascii="Consolas" w:hAnsi="Consolas"/>
-        </w:rPr>
-        <w:t>Events</w:t>
-      </w:r>
-    </w:p>
-    <w:p>
-      <w:pPr>
-        <w:pStyle w:val="ManualBullet"/>
-      </w:pPr>
-      <w:r>
-        <w:rPr>
-          <w:rFonts w:ascii="Consolas" w:hAnsi="Consolas"/>
-        </w:rPr>
-        <w:t>Payments</w:t>
-      </w:r>
-    </w:p>
-    <w:p>
-      <w:pPr>
-        <w:pStyle w:val="ManualBullet"/>
-      </w:pPr>
-      <w:r>
-        <w:rPr>
-          <w:rFonts w:ascii="Consolas" w:hAnsi="Consolas"/>
-        </w:rPr>
-        <w:t>Grants</w:t>
-      </w:r>
-    </w:p>
-    <w:p/>
-    <w:p>
-      <w:r>
-        <w:t>Use them like this:</w:t>
-      </w:r>
-    </w:p>
-    <w:p/>
-    <w:p>
-      <w:pPr>
-        <w:pStyle w:val="ManualBullet"/>
-      </w:pPr>
-      <w:r>
-        <w:rPr>
-          <w:rFonts w:ascii="Consolas" w:hAnsi="Consolas"/>
-        </w:rPr>
-        <w:t>People</w:t>
-      </w:r>
-      <w:r>
-        <w:t>: participant or people-record analysis where your role permits it</w:t>
-      </w:r>
-    </w:p>
-    <w:p>
-      <w:pPr>
-        <w:pStyle w:val="ManualBullet"/>
-      </w:pPr>
-      <w:r>
-        <w:rPr>
-          <w:rFonts w:ascii="Consolas" w:hAnsi="Consolas"/>
-        </w:rPr>
-        <w:t>Organisations</w:t>
-      </w:r>
-      <w:r>
-        <w:t>: organisation activity, partnership analysis, and status review</w:t>
-      </w:r>
-    </w:p>
-    <w:p>
-      <w:pPr>
-        <w:pStyle w:val="ManualBullet"/>
-      </w:pPr>
-      <w:r>
-        <w:rPr>
-          <w:rFonts w:ascii="Consolas" w:hAnsi="Consolas"/>
-        </w:rPr>
-        <w:t>Events</w:t>
-      </w:r>
-      <w:r>
-        <w:t>: delivery volume, event type, event timing, event status, and regional delivery questions</w:t>
-      </w:r>
-    </w:p>
-    <w:p>
-      <w:pPr>
-        <w:pStyle w:val="ManualBullet"/>
-      </w:pPr>
-      <w:r>
-        <w:rPr>
-          <w:rFonts w:ascii="Consolas" w:hAnsi="Consolas"/>
-        </w:rPr>
-        <w:t>Payments</w:t>
-      </w:r>
-      <w:r>
-        <w:t>: income records and timing</w:t>
-      </w:r>
-    </w:p>
-    <w:p>
-      <w:pPr>
-        <w:pStyle w:val="ManualBullet"/>
-      </w:pPr>
-      <w:r>
-        <w:rPr>
-          <w:rFonts w:ascii="Consolas" w:hAnsi="Consolas"/>
-        </w:rPr>
-        <w:t>Grants</w:t>
-      </w:r>
-      <w:r>
-        <w:t>: grant lifecycle, outcomes, awards, and closures</w:t>
-      </w:r>
-    </w:p>
-    <w:p/>
-    <w:p>
-      <w:pPr>
-        <w:pStyle w:val="Heading2"/>
-      </w:pPr>
-      <w:r>
-        <w:t>7.3 Main report workflow</w:t>
-      </w:r>
-    </w:p>
-    <w:p>
-      <w:r>
-        <w:t>Use the same pattern every time:</w:t>
-      </w:r>
-    </w:p>
-    <w:p/>
-    <w:p>
-      <w:pPr>
-        <w:pStyle w:val="ListNumber"/>
-        <w:numPr>
-          <w:ilvl w:val="0"/>
-          <w:numId w:val="14"/>
-        </w:numPr>
-      </w:pPr>
-      <w:r>
-        <w:t xml:space="preserve">Open </w:t>
-      </w:r>
       <w:r>
         <w:rPr>
           <w:rFonts w:ascii="Consolas" w:hAnsi="Consolas"/>
         </w:rPr>
         <w:t>Custom Reports Dashboard</w:t>
       </w:r>
-      <w:r>
-        <w:t>.</w:t>
-      </w:r>
-    </w:p>
-    <w:p>
-      <w:pPr>
-        <w:pStyle w:val="ManualNumber"/>
-      </w:pPr>
-      <w:r>
-        <w:t>Choose one or more datasets.</w:t>
-      </w:r>
-    </w:p>
-    <w:p>
-      <w:pPr>
-        <w:pStyle w:val="ManualNumber"/>
-      </w:pPr>
-      <w:r>
-        <w:t xml:space="preserve">Choose the </w:t>
-      </w:r>
+    </w:p>
+    <w:p>
+      <w:pPr>
+        <w:pStyle w:val="ManualBullet"/>
+      </w:pPr>
       <w:r>
         <w:rPr>
           <w:rFonts w:ascii="Consolas" w:hAnsi="Consolas"/>
         </w:rPr>
-        <w:t>Output Type</w:t>
-      </w:r>
-      <w:r>
-        <w:t>.</w:t>
-      </w:r>
-    </w:p>
-    <w:p>
-      <w:pPr>
-        <w:pStyle w:val="ManualNumber"/>
-      </w:pPr>
-      <w:r>
-        <w:t>Set region and timeframe.</w:t>
-      </w:r>
-    </w:p>
-    <w:p>
-      <w:pPr>
-        <w:pStyle w:val="ManualNumber"/>
-      </w:pPr>
-      <w:r>
-        <w:t xml:space="preserve">Click </w:t>
-      </w:r>
+        <w:t>Case Studies</w:t>
+      </w:r>
+    </w:p>
+    <w:p>
+      <w:pPr>
+        <w:pStyle w:val="ManualBullet"/>
+      </w:pPr>
       <w:r>
         <w:rPr>
           <w:rFonts w:ascii="Consolas" w:hAnsi="Consolas"/>
         </w:rPr>
-        <w:t>Apply Report Filters</w:t>
-      </w:r>
-      <w:r>
-        <w:t>.</w:t>
-      </w:r>
-    </w:p>
-    <w:p>
-      <w:pPr>
-        <w:pStyle w:val="ManualNumber"/>
-      </w:pPr>
-      <w:r>
-        <w:t>Review the returned result.</w:t>
-      </w:r>
-    </w:p>
-    <w:p>
-      <w:pPr>
-        <w:pStyle w:val="ManualNumber"/>
-      </w:pPr>
-      <w:r>
-        <w:t xml:space="preserve">Open </w:t>
-      </w:r>
+        <w:t>Data Request Form</w:t>
+      </w:r>
+    </w:p>
+    <w:p>
+      <w:pPr>
+        <w:pStyle w:val="ManualBullet"/>
+      </w:pPr>
       <w:r>
         <w:rPr>
           <w:rFonts w:ascii="Consolas" w:hAnsi="Consolas"/>
         </w:rPr>
-        <w:t>Advanced Report Controls</w:t>
-      </w:r>
-      <w:r>
-        <w:t xml:space="preserve"> if the result is too broad.</w:t>
-      </w:r>
-    </w:p>
-    <w:p>
-      <w:pPr>
-        <w:pStyle w:val="ManualNumber"/>
-      </w:pPr>
-      <w:r>
-        <w:t>Apply advanced filters.</w:t>
-      </w:r>
-    </w:p>
-    <w:p>
-      <w:pPr>
-        <w:pStyle w:val="ManualNumber"/>
-      </w:pPr>
-      <w:r>
-        <w:t>Review the revised output.</w:t>
-      </w:r>
-    </w:p>
-    <w:p>
-      <w:pPr>
-        <w:pStyle w:val="ManualNumber"/>
-      </w:pPr>
-      <w:r>
-        <w:t>Download CSV if needed.</w:t>
-      </w:r>
-    </w:p>
-    <w:p/>
-    <w:p>
-      <w:r>
-        <w:t>This screen works in two stages:</w:t>
-      </w:r>
-    </w:p>
-    <w:p/>
+        <w:t>Funder Dashboard</w:t>
+      </w:r>
+    </w:p>
     <w:p>
       <w:pPr>
         <w:pStyle w:val="ManualBullet"/>
       </w:pPr>
-      <w:r>
-        <w:rPr>
-          <w:rFonts w:ascii="Consolas" w:hAnsi="Consolas"/>
-        </w:rPr>
-        <w:t>Apply Report Filters</w:t>
-      </w:r>
-      <w:r>
-        <w:t xml:space="preserve"> refreshes dataset, output type, region, and timeframe</w:t>
-      </w:r>
-    </w:p>
-    <w:p>
-      <w:pPr>
-        <w:pStyle w:val="ManualBullet"/>
-      </w:pPr>
-      <w:r>
-        <w:rPr>
-          <w:rFonts w:ascii="Consolas" w:hAnsi="Consolas"/>
-        </w:rPr>
-        <w:t>Apply Advanced Filters</w:t>
-      </w:r>
-      <w:r>
-        <w:t xml:space="preserve"> narrows the already returned rows</w:t>
-      </w:r>
-    </w:p>
-    <w:p/>
-    <w:p>
-      <w:pPr>
-        <w:pStyle w:val="Heading2"/>
-      </w:pPr>
-      <w:r>
-        <w:t>7.4 Output types explained</w:t>
-      </w:r>
-    </w:p>
-    <w:p>
-      <w:r>
-        <w:t>Available output types are:</w:t>
-      </w:r>
-    </w:p>
-    <w:p/>
-    <w:p>
-      <w:pPr>
-        <w:pStyle w:val="ManualBullet"/>
-      </w:pPr>
-      <w:r>
-        <w:rPr>
-          <w:rFonts w:ascii="Consolas" w:hAnsi="Consolas"/>
-        </w:rPr>
-        <w:t>Tabular</w:t>
-      </w:r>
-    </w:p>
-    <w:p>
-      <w:pPr>
-        <w:pStyle w:val="ManualBullet"/>
-      </w:pPr>
-      <w:r>
-        <w:rPr>
-          <w:rFonts w:ascii="Consolas" w:hAnsi="Consolas"/>
-        </w:rPr>
-        <w:t>Bar</w:t>
-      </w:r>
-    </w:p>
-    <w:p>
-      <w:pPr>
-        <w:pStyle w:val="ManualBullet"/>
-      </w:pPr>
-      <w:r>
-        <w:rPr>
-          <w:rFonts w:ascii="Consolas" w:hAnsi="Consolas"/>
-        </w:rPr>
-        <w:t>Line</w:t>
-      </w:r>
-    </w:p>
-    <w:p>
-      <w:pPr>
-        <w:pStyle w:val="ManualBullet"/>
-      </w:pPr>
-      <w:r>
-        <w:rPr>
-          <w:rFonts w:ascii="Consolas" w:hAnsi="Consolas"/>
-        </w:rPr>
-        <w:t>Pie</w:t>
-      </w:r>
-    </w:p>
-    <w:p>
-      <w:pPr>
-        <w:pStyle w:val="ManualBullet"/>
-      </w:pPr>
-      <w:r>
-        <w:rPr>
-          <w:rFonts w:ascii="Consolas" w:hAnsi="Consolas"/>
-        </w:rPr>
-        <w:t>UK Map</w:t>
-      </w:r>
-    </w:p>
-    <w:p>
-      <w:pPr>
-        <w:pStyle w:val="ManualBullet"/>
-      </w:pPr>
-      <w:r>
-        <w:rPr>
-          <w:rFonts w:ascii="Consolas" w:hAnsi="Consolas"/>
-        </w:rPr>
-        <w:t>Comparison Analysis</w:t>
-      </w:r>
-    </w:p>
-    <w:p>
-      <w:pPr>
-        <w:pStyle w:val="ManualBullet"/>
-      </w:pPr>
-      <w:r>
-        <w:rPr>
-          <w:rFonts w:ascii="Consolas" w:hAnsi="Consolas"/>
-        </w:rPr>
-        <w:t>Distance Analysis</w:t>
-      </w:r>
-    </w:p>
-    <w:p/>
-    <w:p>
-      <w:r>
-        <w:t>Choose them like this:</w:t>
-      </w:r>
-    </w:p>
-    <w:p/>
-    <w:p>
-      <w:pPr>
-        <w:pStyle w:val="ManualBullet"/>
-      </w:pPr>
-      <w:r>
-        <w:rPr>
-          <w:rFonts w:ascii="Consolas" w:hAnsi="Consolas"/>
-        </w:rPr>
-        <w:t>Tabular</w:t>
-      </w:r>
-      <w:r>
-        <w:t xml:space="preserve"> for row-level review and export</w:t>
-      </w:r>
-    </w:p>
-    <w:p>
-      <w:pPr>
-        <w:pStyle w:val="ManualBullet"/>
-      </w:pPr>
-      <w:r>
-        <w:rPr>
-          <w:rFonts w:ascii="Consolas" w:hAnsi="Consolas"/>
-        </w:rPr>
-        <w:t>Bar</w:t>
-      </w:r>
-      <w:r>
-        <w:t xml:space="preserve"> for simple grouped comparisons</w:t>
-      </w:r>
-    </w:p>
-    <w:p>
-      <w:pPr>
-        <w:pStyle w:val="ManualBullet"/>
-      </w:pPr>
-      <w:r>
-        <w:rPr>
-          <w:rFonts w:ascii="Consolas" w:hAnsi="Consolas"/>
-        </w:rPr>
-        <w:t>Line</w:t>
-      </w:r>
-      <w:r>
-        <w:t xml:space="preserve"> for trends over time</w:t>
-      </w:r>
-    </w:p>
-    <w:p>
-      <w:pPr>
-        <w:pStyle w:val="ManualBullet"/>
-      </w:pPr>
-      <w:r>
-        <w:rPr>
-          <w:rFonts w:ascii="Consolas" w:hAnsi="Consolas"/>
-        </w:rPr>
-        <w:t>Pie</w:t>
-      </w:r>
-      <w:r>
-        <w:t xml:space="preserve"> for share-of-total views</w:t>
-      </w:r>
-    </w:p>
-    <w:p>
-      <w:pPr>
-        <w:pStyle w:val="ManualBullet"/>
-      </w:pPr>
-      <w:r>
-        <w:rPr>
-          <w:rFonts w:ascii="Consolas" w:hAnsi="Consolas"/>
-        </w:rPr>
-        <w:t>UK Map</w:t>
-      </w:r>
-      <w:r>
-        <w:t xml:space="preserve"> for regional distribution</w:t>
-      </w:r>
-    </w:p>
-    <w:p>
-      <w:pPr>
-        <w:pStyle w:val="ManualBullet"/>
-      </w:pPr>
-      <w:r>
-        <w:rPr>
-          <w:rFonts w:ascii="Consolas" w:hAnsi="Consolas"/>
-        </w:rPr>
-        <w:t>Comparison Analysis</w:t>
-      </w:r>
-      <w:r>
-        <w:t xml:space="preserve"> for direct group-versus-group comparison</w:t>
-      </w:r>
-    </w:p>
-    <w:p>
-      <w:pPr>
-        <w:pStyle w:val="ManualBullet"/>
-      </w:pPr>
-      <w:r>
-        <w:rPr>
-          <w:rFonts w:ascii="Consolas" w:hAnsi="Consolas"/>
-        </w:rPr>
-        <w:t>Distance Analysis</w:t>
-      </w:r>
-      <w:r>
-        <w:t xml:space="preserve"> for participant travel questions</w:t>
-      </w:r>
-    </w:p>
-    <w:p/>
-    <w:p>
-      <w:pPr>
-        <w:pStyle w:val="Heading2"/>
-      </w:pPr>
-      <w:r>
-        <w:t>7.5 Grouping, metrics, and aggregation</w:t>
-      </w:r>
-    </w:p>
-    <w:p>
-      <w:r>
-        <w:t>Most chart outputs require three choices:</w:t>
-      </w:r>
-    </w:p>
-    <w:p/>
-    <w:p>
-      <w:pPr>
-        <w:pStyle w:val="ManualBullet"/>
-      </w:pPr>
-      <w:r>
-        <w:rPr>
-          <w:rFonts w:ascii="Consolas" w:hAnsi="Consolas"/>
-        </w:rPr>
-        <w:t>Group By</w:t>
-      </w:r>
-    </w:p>
-    <w:p>
-      <w:pPr>
-        <w:pStyle w:val="ManualBullet"/>
-      </w:pPr>
-      <w:r>
-        <w:rPr>
-          <w:rFonts w:ascii="Consolas" w:hAnsi="Consolas"/>
-        </w:rPr>
-        <w:t>Metric</w:t>
-      </w:r>
-    </w:p>
-    <w:p>
-      <w:pPr>
-        <w:pStyle w:val="ManualBullet"/>
-      </w:pPr>
-      <w:r>
-        <w:rPr>
-          <w:rFonts w:ascii="Consolas" w:hAnsi="Consolas"/>
-        </w:rPr>
-        <w:t>Aggregation</w:t>
-      </w:r>
-    </w:p>
-    <w:p/>
-    <w:p>
-      <w:r>
-        <w:t>These choices determine what the chart actually means:</w:t>
-      </w:r>
-    </w:p>
-    <w:p/>
-    <w:p>
-      <w:pPr>
-        <w:pStyle w:val="ManualBullet"/>
-      </w:pPr>
-      <w:r>
-        <w:rPr>
-          <w:rFonts w:ascii="Consolas" w:hAnsi="Consolas"/>
-        </w:rPr>
-        <w:t>Group By</w:t>
-      </w:r>
-      <w:r>
-        <w:t xml:space="preserve"> decides how the report is split</w:t>
-      </w:r>
-    </w:p>
-    <w:p>
-      <w:pPr>
-        <w:pStyle w:val="ManualBullet"/>
-      </w:pPr>
-      <w:r>
-        <w:rPr>
-          <w:rFonts w:ascii="Consolas" w:hAnsi="Consolas"/>
-        </w:rPr>
-        <w:t>Metric</w:t>
-      </w:r>
-      <w:r>
-        <w:t xml:space="preserve"> decides what value is measured</w:t>
-      </w:r>
-    </w:p>
-    <w:p>
-      <w:pPr>
-        <w:pStyle w:val="ManualBullet"/>
-      </w:pPr>
-      <w:r>
-        <w:rPr>
-          <w:rFonts w:ascii="Consolas" w:hAnsi="Consolas"/>
-        </w:rPr>
-        <w:t>Aggregation</w:t>
-      </w:r>
-      <w:r>
-        <w:t xml:space="preserve"> decides whether you are summing values, counting rows, or taking an average</w:t>
-      </w:r>
-    </w:p>
-    <w:p/>
-    <w:p>
-      <w:r>
-        <w:t>Always sense-check the chart title and axes after making these selections so that you know the visual matches the question you are trying to answer.</w:t>
-      </w:r>
-    </w:p>
-    <w:p/>
-    <w:p>
-      <w:pPr>
-        <w:pStyle w:val="Heading2"/>
-      </w:pPr>
-      <w:r>
-        <w:lastRenderedPageBreak/>
-        <w:t>7.6 Advanced Report Controls</w:t>
-      </w:r>
-    </w:p>
-    <w:p>
-      <w:r>
-        <w:t>Advanced controls include:</w:t>
-      </w:r>
-    </w:p>
-    <w:p/>
-    <w:p>
-      <w:pPr>
-        <w:pStyle w:val="ManualBullet"/>
-      </w:pPr>
-      <w:r>
-        <w:rPr>
-          <w:rFonts w:ascii="Consolas" w:hAnsi="Consolas"/>
-        </w:rPr>
-        <w:t>Limit to datasets</w:t>
-      </w:r>
-    </w:p>
-    <w:p>
-      <w:pPr>
-        <w:pStyle w:val="ManualBullet"/>
-      </w:pPr>
-      <w:r>
-        <w:rPr>
-          <w:rFonts w:ascii="Consolas" w:hAnsi="Consolas"/>
-        </w:rPr>
-        <w:t>Category filter</w:t>
-      </w:r>
-    </w:p>
-    <w:p>
-      <w:pPr>
-        <w:pStyle w:val="ManualBullet"/>
-      </w:pPr>
-      <w:r>
-        <w:rPr>
-          <w:rFonts w:ascii="Consolas" w:hAnsi="Consolas"/>
-        </w:rPr>
-        <w:t>Status filter</w:t>
-      </w:r>
-    </w:p>
-    <w:p>
-      <w:pPr>
-        <w:pStyle w:val="ManualBullet"/>
-      </w:pPr>
-      <w:r>
-        <w:rPr>
-          <w:rFonts w:ascii="Consolas" w:hAnsi="Consolas"/>
-        </w:rPr>
-        <w:t>Metric value range</w:t>
-      </w:r>
-    </w:p>
-    <w:p>
-      <w:pPr>
-        <w:pStyle w:val="ManualBullet"/>
-      </w:pPr>
-      <w:r>
-        <w:rPr>
-          <w:rFonts w:ascii="Consolas" w:hAnsi="Consolas"/>
-        </w:rPr>
-        <w:t>Only include rows with valid date</w:t>
-      </w:r>
-    </w:p>
-    <w:p/>
-    <w:p>
-      <w:r>
-        <w:t>Practical uses:</w:t>
-      </w:r>
-    </w:p>
-    <w:p/>
-    <w:p>
-      <w:pPr>
-        <w:pStyle w:val="ManualBullet"/>
-      </w:pPr>
-      <w:r>
-        <w:t xml:space="preserve">use </w:t>
-      </w:r>
-      <w:r>
-        <w:rPr>
-          <w:rFonts w:ascii="Consolas" w:hAnsi="Consolas"/>
-        </w:rPr>
-        <w:t>Status filter</w:t>
-      </w:r>
-      <w:r>
-        <w:t xml:space="preserve"> to isolate active, completed, approved, or similar statuses</w:t>
-      </w:r>
-    </w:p>
-    <w:p>
-      <w:pPr>
-        <w:pStyle w:val="ManualBullet"/>
-      </w:pPr>
-      <w:r>
-        <w:t xml:space="preserve">use </w:t>
-      </w:r>
-      <w:r>
-        <w:rPr>
-          <w:rFonts w:ascii="Consolas" w:hAnsi="Consolas"/>
-        </w:rPr>
-        <w:t>Category filter</w:t>
-      </w:r>
-      <w:r>
-        <w:t xml:space="preserve"> when you need one strand of activity rather than the full mix</w:t>
-      </w:r>
-    </w:p>
-    <w:p>
-      <w:pPr>
-        <w:pStyle w:val="ManualBullet"/>
-      </w:pPr>
-      <w:r>
-        <w:t xml:space="preserve">use </w:t>
-      </w:r>
-      <w:r>
-        <w:rPr>
-          <w:rFonts w:ascii="Consolas" w:hAnsi="Consolas"/>
-        </w:rPr>
-        <w:t>Metric value range</w:t>
-      </w:r>
-      <w:r>
-        <w:t xml:space="preserve"> to remove outliers or zero-value rows</w:t>
-      </w:r>
-    </w:p>
-    <w:p>
-      <w:pPr>
-        <w:pStyle w:val="ManualBullet"/>
-      </w:pPr>
-      <w:r>
-        <w:t xml:space="preserve">use </w:t>
-      </w:r>
-      <w:r>
-        <w:rPr>
-          <w:rFonts w:ascii="Consolas" w:hAnsi="Consolas"/>
-        </w:rPr>
-        <w:t>Only include rows with valid date</w:t>
-      </w:r>
-      <w:r>
-        <w:t xml:space="preserve"> before using </w:t>
-      </w:r>
-      <w:r>
-        <w:rPr>
-          <w:rFonts w:ascii="Consolas" w:hAnsi="Consolas"/>
-        </w:rPr>
-        <w:t>Line</w:t>
-      </w:r>
-    </w:p>
-    <w:p>
-      <w:pPr>
-        <w:pStyle w:val="ManualBullet"/>
-      </w:pPr>
-      <w:r>
-        <w:t xml:space="preserve">use </w:t>
-      </w:r>
-      <w:r>
-        <w:rPr>
-          <w:rFonts w:ascii="Consolas" w:hAnsi="Consolas"/>
-        </w:rPr>
-        <w:t>Limit to datasets</w:t>
-      </w:r>
-      <w:r>
-        <w:t xml:space="preserve"> when you selected broadly at the start and want to narrow inside the current result</w:t>
-      </w:r>
-    </w:p>
-    <w:p/>
-    <w:p>
-      <w:r>
-        <w:t>If the result becomes empty:</w:t>
-      </w:r>
-    </w:p>
-    <w:p/>
-    <w:p>
-      <w:pPr>
-        <w:pStyle w:val="ListNumber"/>
-        <w:numPr>
-          <w:ilvl w:val="0"/>
-          <w:numId w:val="15"/>
-        </w:numPr>
-      </w:pPr>
-      <w:r>
-        <w:t>Remove the most restrictive advanced filter.</w:t>
-      </w:r>
-    </w:p>
-    <w:p>
-      <w:pPr>
-        <w:pStyle w:val="ManualNumber"/>
-      </w:pPr>
-      <w:r>
-        <w:t>Reapply.</w:t>
-      </w:r>
-    </w:p>
-    <w:p>
-      <w:pPr>
-        <w:pStyle w:val="ManualNumber"/>
-      </w:pPr>
-      <w:r>
-        <w:t>Add filters back one at a time.</w:t>
-      </w:r>
-    </w:p>
-    <w:p/>
-    <w:p>
-      <w:pPr>
-        <w:pStyle w:val="Heading2"/>
-      </w:pPr>
-      <w:r>
-        <w:t>7.7 Comparison Analysis</w:t>
-      </w:r>
-    </w:p>
-    <w:p>
-      <w:r>
-        <w:rPr>
-          <w:rFonts w:ascii="Consolas" w:hAnsi="Consolas"/>
-        </w:rPr>
-        <w:t>Comparison Analysis</w:t>
-      </w:r>
-      <w:r>
-        <w:t xml:space="preserve"> lets you compare one group against another on the same dimension.</w:t>
-      </w:r>
-    </w:p>
-    <w:p/>
-    <w:p>
-      <w:r>
-        <w:t>This is useful for questions such as:</w:t>
-      </w:r>
-    </w:p>
-    <w:p/>
-    <w:p>
-      <w:pPr>
-        <w:pStyle w:val="ManualBullet"/>
-      </w:pPr>
-      <w:r>
-        <w:t>how one region compares with another</w:t>
-      </w:r>
-    </w:p>
-    <w:p>
-      <w:pPr>
-        <w:pStyle w:val="ManualBullet"/>
-      </w:pPr>
-      <w:r>
-        <w:t>whether one status materially differs from another</w:t>
-      </w:r>
-    </w:p>
-    <w:p>
-      <w:pPr>
-        <w:pStyle w:val="ManualBullet"/>
-      </w:pPr>
-      <w:r>
-        <w:t>whether one category is larger than another</w:t>
-      </w:r>
-    </w:p>
-    <w:p>
-      <w:pPr>
-        <w:pStyle w:val="ManualBullet"/>
-      </w:pPr>
-      <w:r>
-        <w:t>what the absolute and percentage gap is between two groups</w:t>
-      </w:r>
-    </w:p>
-    <w:p/>
-    <w:p>
-      <w:r>
-        <w:lastRenderedPageBreak/>
-        <w:t>Typical workflow:</w:t>
-      </w:r>
-    </w:p>
-    <w:p/>
-    <w:p>
-      <w:pPr>
-        <w:pStyle w:val="ListNumber"/>
-        <w:numPr>
-          <w:ilvl w:val="0"/>
-          <w:numId w:val="16"/>
-        </w:numPr>
-      </w:pPr>
-      <w:r>
-        <w:t>Choose the relevant dataset.</w:t>
-      </w:r>
-    </w:p>
-    <w:p>
-      <w:pPr>
-        <w:pStyle w:val="ManualNumber"/>
-      </w:pPr>
-      <w:r>
-        <w:t xml:space="preserve">Choose </w:t>
-      </w:r>
-      <w:r>
-        <w:rPr>
-          <w:rFonts w:ascii="Consolas" w:hAnsi="Consolas"/>
-        </w:rPr>
-        <w:t>Comparison Analysis</w:t>
-      </w:r>
-      <w:r>
-        <w:t>.</w:t>
-      </w:r>
-    </w:p>
-    <w:p>
-      <w:pPr>
-        <w:pStyle w:val="ManualNumber"/>
-      </w:pPr>
-      <w:r>
-        <w:t>Apply the main filters.</w:t>
-      </w:r>
-    </w:p>
-    <w:p>
-      <w:pPr>
-        <w:pStyle w:val="ManualNumber"/>
-      </w:pPr>
-      <w:r>
-        <w:t>Choose the comparison dimension.</w:t>
-      </w:r>
-    </w:p>
-    <w:p>
-      <w:pPr>
-        <w:pStyle w:val="ManualNumber"/>
-      </w:pPr>
-      <w:r>
-        <w:t>Select the baseline value.</w:t>
-      </w:r>
-    </w:p>
-    <w:p>
-      <w:pPr>
-        <w:pStyle w:val="ManualNumber"/>
-      </w:pPr>
-      <w:r>
-        <w:t>Select the comparison value.</w:t>
-      </w:r>
-    </w:p>
-    <w:p>
-      <w:pPr>
-        <w:pStyle w:val="ManualNumber"/>
-      </w:pPr>
-      <w:r>
-        <w:t>Review the totals, difference, and percentage gap.</w:t>
-      </w:r>
-    </w:p>
-    <w:p/>
-    <w:p>
-      <w:pPr>
-        <w:pStyle w:val="Heading2"/>
-      </w:pPr>
-      <w:r>
-        <w:t>7.8 Distance Analysis</w:t>
-      </w:r>
-    </w:p>
-    <w:p>
-      <w:r>
-        <w:rPr>
-          <w:rFonts w:ascii="Consolas" w:hAnsi="Consolas"/>
-        </w:rPr>
-        <w:t>Distance Analysis</w:t>
-      </w:r>
-      <w:r>
-        <w:t xml:space="preserve"> focuses on participant travel to events.</w:t>
-      </w:r>
-    </w:p>
-    <w:p/>
-    <w:p>
-      <w:r>
-        <w:t>It can show:</w:t>
-      </w:r>
-    </w:p>
-    <w:p/>
-    <w:p>
-      <w:pPr>
-        <w:pStyle w:val="ManualBullet"/>
-      </w:pPr>
-      <w:r>
-        <w:t>participant journeys</w:t>
-      </w:r>
-    </w:p>
-    <w:p>
-      <w:pPr>
-        <w:pStyle w:val="ManualBullet"/>
-      </w:pPr>
-      <w:r>
-        <w:t>average distance</w:t>
-      </w:r>
-    </w:p>
-    <w:p>
-      <w:pPr>
-        <w:pStyle w:val="ManualBullet"/>
-      </w:pPr>
-      <w:r>
-        <w:t>median distance</w:t>
-      </w:r>
-    </w:p>
-    <w:p>
-      <w:pPr>
-        <w:pStyle w:val="ManualBullet"/>
-      </w:pPr>
-      <w:r>
-        <w:t>maximum distance</w:t>
-      </w:r>
-    </w:p>
-    <w:p>
-      <w:pPr>
-        <w:pStyle w:val="ManualBullet"/>
-      </w:pPr>
-      <w:r>
-        <w:t>distance bands</w:t>
-      </w:r>
-    </w:p>
-    <w:p>
-      <w:pPr>
-        <w:pStyle w:val="ManualBullet"/>
-      </w:pPr>
-      <w:r>
-        <w:t>events ranked by average travel distance</w:t>
-      </w:r>
-    </w:p>
-    <w:p/>
-    <w:p>
-      <w:r>
-        <w:t>You can also:</w:t>
-      </w:r>
-    </w:p>
-    <w:p/>
-    <w:p>
-      <w:pPr>
-        <w:pStyle w:val="ManualBullet"/>
-      </w:pPr>
-      <w:r>
-        <w:t>filter by event type</w:t>
-      </w:r>
-    </w:p>
-    <w:p>
-      <w:pPr>
-        <w:pStyle w:val="ManualBullet"/>
-      </w:pPr>
-      <w:r>
-        <w:t>keep only rows with resolved distance</w:t>
-      </w:r>
-    </w:p>
-    <w:p>
-      <w:pPr>
-        <w:pStyle w:val="ManualBullet"/>
-      </w:pPr>
-      <w:r>
-        <w:t>drill into a selected event</w:t>
-      </w:r>
-    </w:p>
-    <w:p>
-      <w:pPr>
-        <w:pStyle w:val="ManualBullet"/>
-      </w:pPr>
-      <w:r>
-        <w:t>inspect journey-level rows</w:t>
-      </w:r>
-    </w:p>
-    <w:p>
-      <w:pPr>
-        <w:pStyle w:val="ManualBullet"/>
-      </w:pPr>
-      <w:r>
-        <w:t>download a CSV for the selected event or the full analysis</w:t>
-      </w:r>
-    </w:p>
-    <w:p/>
-    <w:p>
-      <w:r>
-        <w:t>Use it when you need to discuss:</w:t>
-      </w:r>
-    </w:p>
-    <w:p/>
-    <w:p>
-      <w:pPr>
-        <w:pStyle w:val="ManualBullet"/>
-      </w:pPr>
-      <w:r>
-        <w:t>reach</w:t>
-      </w:r>
-    </w:p>
-    <w:p>
-      <w:pPr>
-        <w:pStyle w:val="ManualBullet"/>
-      </w:pPr>
-      <w:r>
-        <w:t>accessibility</w:t>
-      </w:r>
-    </w:p>
-    <w:p>
-      <w:pPr>
-        <w:pStyle w:val="ManualBullet"/>
-      </w:pPr>
-      <w:r>
-        <w:t>travel burden</w:t>
-      </w:r>
-    </w:p>
-    <w:p>
-      <w:pPr>
-        <w:pStyle w:val="ManualBullet"/>
-      </w:pPr>
-      <w:r>
-        <w:lastRenderedPageBreak/>
-        <w:t>whether some events draw participants from further away than others</w:t>
-      </w:r>
-    </w:p>
-    <w:p/>
-    <w:p>
-      <w:r>
-        <w:t>If the result looks thin, check:</w:t>
-      </w:r>
-    </w:p>
-    <w:p/>
-    <w:p>
-      <w:pPr>
-        <w:pStyle w:val="ManualBullet"/>
-      </w:pPr>
-      <w:r>
-        <w:t>timeframe</w:t>
-      </w:r>
-    </w:p>
-    <w:p>
-      <w:pPr>
-        <w:pStyle w:val="ManualBullet"/>
-      </w:pPr>
-      <w:r>
-        <w:t>event type filters</w:t>
-      </w:r>
-    </w:p>
-    <w:p>
-      <w:pPr>
-        <w:pStyle w:val="ManualBullet"/>
-      </w:pPr>
-      <w:r>
-        <w:t>missing postcode data</w:t>
-      </w:r>
-    </w:p>
-    <w:p>
-      <w:pPr>
-        <w:pStyle w:val="ManualBullet"/>
-      </w:pPr>
-      <w:r>
-        <w:t>whether unresolved rows are being filtered out</w:t>
-      </w:r>
-    </w:p>
-    <w:p/>
-    <w:p>
-      <w:pPr>
-        <w:pStyle w:val="Heading2"/>
-      </w:pPr>
-      <w:r>
-        <w:t>7.9 Example report workflows</w:t>
-      </w:r>
-    </w:p>
-    <w:p>
-      <w:r>
-        <w:t>To validate a KPI:</w:t>
-      </w:r>
-    </w:p>
-    <w:p/>
-    <w:p>
-      <w:pPr>
-        <w:pStyle w:val="ListNumber"/>
-        <w:numPr>
-          <w:ilvl w:val="0"/>
-          <w:numId w:val="17"/>
-        </w:numPr>
-      </w:pPr>
-      <w:r>
-        <w:t>Note the KPI region and timeframe.</w:t>
-      </w:r>
-    </w:p>
-    <w:p>
-      <w:pPr>
-        <w:pStyle w:val="ManualNumber"/>
-      </w:pPr>
-      <w:r>
-        <w:t xml:space="preserve">Open </w:t>
-      </w:r>
-      <w:r>
-        <w:rPr>
-          <w:rFonts w:ascii="Consolas" w:hAnsi="Consolas"/>
-        </w:rPr>
-        <w:t>Custom Reports Dashboard</w:t>
-      </w:r>
-      <w:r>
-        <w:t>.</w:t>
-      </w:r>
-    </w:p>
-    <w:p>
-      <w:pPr>
-        <w:pStyle w:val="ManualNumber"/>
-      </w:pPr>
-      <w:r>
-        <w:t xml:space="preserve">Choose </w:t>
-      </w:r>
-      <w:r>
-        <w:rPr>
-          <w:rFonts w:ascii="Consolas" w:hAnsi="Consolas"/>
-        </w:rPr>
-        <w:t>Tabular</w:t>
-      </w:r>
-      <w:r>
-        <w:t>.</w:t>
-      </w:r>
-    </w:p>
-    <w:p>
-      <w:pPr>
-        <w:pStyle w:val="ManualNumber"/>
-      </w:pPr>
-      <w:r>
-        <w:t>Choose the relevant dataset.</w:t>
-      </w:r>
-    </w:p>
-    <w:p>
-      <w:pPr>
-        <w:pStyle w:val="ManualNumber"/>
-      </w:pPr>
-      <w:r>
-        <w:t>Match the same region and timeframe.</w:t>
-      </w:r>
-    </w:p>
-    <w:p>
-      <w:pPr>
-        <w:pStyle w:val="ManualNumber"/>
-      </w:pPr>
-      <w:r>
-        <w:t>Review whether the rows support the KPI story.</w:t>
-      </w:r>
-    </w:p>
-    <w:p/>
-    <w:p>
-      <w:r>
-        <w:t>To prepare a presentation chart:</w:t>
-      </w:r>
-    </w:p>
-    <w:p/>
-    <w:p>
-      <w:pPr>
-        <w:pStyle w:val="ListNumber"/>
-        <w:numPr>
-          <w:ilvl w:val="0"/>
-          <w:numId w:val="18"/>
-        </w:numPr>
-      </w:pPr>
-      <w:r>
-        <w:t>Choose the relevant dataset.</w:t>
-      </w:r>
-    </w:p>
-    <w:p>
-      <w:pPr>
-        <w:pStyle w:val="ManualNumber"/>
-      </w:pPr>
-      <w:r>
-        <w:t xml:space="preserve">Choose </w:t>
-      </w:r>
-      <w:r>
-        <w:rPr>
-          <w:rFonts w:ascii="Consolas" w:hAnsi="Consolas"/>
-        </w:rPr>
-        <w:t>Bar</w:t>
-      </w:r>
-      <w:r>
-        <w:t xml:space="preserve"> or </w:t>
-      </w:r>
-      <w:r>
-        <w:rPr>
-          <w:rFonts w:ascii="Consolas" w:hAnsi="Consolas"/>
-        </w:rPr>
-        <w:t>Line</w:t>
-      </w:r>
-      <w:r>
-        <w:t>.</w:t>
-      </w:r>
-    </w:p>
-    <w:p>
-      <w:pPr>
-        <w:pStyle w:val="ManualNumber"/>
-      </w:pPr>
-      <w:r>
-        <w:t>Set a readable grouping.</w:t>
-      </w:r>
-    </w:p>
-    <w:p>
-      <w:pPr>
-        <w:pStyle w:val="ManualNumber"/>
-      </w:pPr>
-      <w:r>
-        <w:t>Narrow the report so the chart stays clear.</w:t>
-      </w:r>
-    </w:p>
-    <w:p>
-      <w:pPr>
-        <w:pStyle w:val="ManualNumber"/>
-      </w:pPr>
-      <w:r>
-        <w:t>Review the title and axes before using the chart externally.</w:t>
-      </w:r>
-    </w:p>
-    <w:p/>
-    <w:p>
-      <w:pPr>
-        <w:pStyle w:val="Heading1"/>
-      </w:pPr>
-      <w:r>
-        <w:t>8. ML Dashboard</w:t>
-      </w:r>
-    </w:p>
-    <w:p>
-      <w:r>
-        <w:t xml:space="preserve">Managers can use the </w:t>
-      </w:r>
       <w:r>
         <w:rPr>
           <w:rFonts w:ascii="Consolas" w:hAnsi="Consolas"/>
         </w:rPr>
         <w:t>ML Dashboard</w:t>
       </w:r>
-      <w:r>
-        <w:t xml:space="preserve"> for one-event-at-a-time checking.</w:t>
+    </w:p>
+    <w:p/>
+    <w:p>
+      <w:r>
+        <w:t>Managers cannot open:</w:t>
+      </w:r>
+    </w:p>
+    <w:p/>
+    <w:p>
+      <w:pPr>
+        <w:pStyle w:val="ManualBullet"/>
+      </w:pPr>
+      <w:r>
+        <w:rPr>
+          <w:rFonts w:ascii="Consolas" w:hAnsi="Consolas"/>
+        </w:rPr>
+        <w:t>Admin Dashboard</w:t>
+      </w:r>
+    </w:p>
+    <w:p/>
+    <w:p>
+      <w:r>
+        <w:t xml:space="preserve">Managers have broader operational visibility than RPL users, but they still are not system administrators. If a task involves user access, password resets, sync control, or audit review, it belongs with an </w:t>
+      </w:r>
+      <w:r>
+        <w:rPr>
+          <w:rFonts w:ascii="Consolas" w:hAnsi="Consolas"/>
+        </w:rPr>
+        <w:t>Admin</w:t>
+      </w:r>
+      <w:r>
+        <w:t>.</w:t>
+      </w:r>
+    </w:p>
+    <w:p/>
+    <w:p>
+      <w:pPr>
+        <w:pStyle w:val="Heading1"/>
+      </w:pPr>
+      <w:bookmarkStart w:id="2" w:name="_Toc226493621"/>
+      <w:r>
+        <w:t>2. What the Manager role is for</w:t>
+      </w:r>
+      <w:bookmarkEnd w:id="2"/>
+    </w:p>
+    <w:p>
+      <w:r>
+        <w:t>Use the Manager role when you need to:</w:t>
+      </w:r>
+    </w:p>
+    <w:p/>
+    <w:p>
+      <w:pPr>
+        <w:pStyle w:val="ManualBullet"/>
+      </w:pPr>
+      <w:r>
+        <w:t>review performance across multiple dashboard areas</w:t>
+      </w:r>
+    </w:p>
+    <w:p>
+      <w:pPr>
+        <w:pStyle w:val="ManualBullet"/>
+      </w:pPr>
+      <w:r>
+        <w:t>validate a KPI before it is shared more widely</w:t>
+      </w:r>
+    </w:p>
+    <w:p>
+      <w:pPr>
+        <w:pStyle w:val="ManualBullet"/>
+      </w:pPr>
+      <w:r>
+        <w:t>check one event in operational detail</w:t>
+      </w:r>
+    </w:p>
+    <w:p>
+      <w:pPr>
+        <w:pStyle w:val="ManualBullet"/>
+      </w:pPr>
+      <w:r>
+        <w:t>prepare a chart or export for leadership use</w:t>
+      </w:r>
+    </w:p>
+    <w:p>
+      <w:pPr>
+        <w:pStyle w:val="ManualBullet"/>
+      </w:pPr>
+      <w:r>
+        <w:t>review what a funder-facing screen shows</w:t>
+      </w:r>
+    </w:p>
+    <w:p>
+      <w:pPr>
+        <w:pStyle w:val="ManualBullet"/>
+      </w:pPr>
+      <w:r>
+        <w:t>confirm whether unusual data reflects a real change or a data issue</w:t>
+      </w:r>
+    </w:p>
+    <w:p/>
+    <w:p>
+      <w:r>
+        <w:t>This role is not intended for:</w:t>
+      </w:r>
+    </w:p>
+    <w:p/>
+    <w:p>
+      <w:pPr>
+        <w:pStyle w:val="ManualBullet"/>
+      </w:pPr>
+      <w:r>
+        <w:t>creating or deleting users</w:t>
+      </w:r>
+    </w:p>
+    <w:p>
+      <w:pPr>
+        <w:pStyle w:val="ManualBullet"/>
+      </w:pPr>
+      <w:r>
+        <w:t>running sync maintenance</w:t>
+      </w:r>
+    </w:p>
+    <w:p>
+      <w:pPr>
+        <w:pStyle w:val="ManualBullet"/>
+      </w:pPr>
+      <w:r>
+        <w:t>changing system configuration</w:t>
+      </w:r>
+    </w:p>
+    <w:p/>
+    <w:p>
+      <w:pPr>
+        <w:pStyle w:val="Heading1"/>
+      </w:pPr>
+      <w:bookmarkStart w:id="3" w:name="_Toc226493622"/>
+      <w:r>
+        <w:t>3. Signing in and first checks</w:t>
+      </w:r>
+      <w:bookmarkEnd w:id="3"/>
+    </w:p>
+    <w:p>
+      <w:r>
+        <w:t>When you sign in:</w:t>
+      </w:r>
+    </w:p>
+    <w:p/>
+    <w:p>
+      <w:pPr>
+        <w:pStyle w:val="ManualNumber"/>
+      </w:pPr>
+      <w:r>
+        <w:t>Enter your email address and password.</w:t>
+      </w:r>
+    </w:p>
+    <w:p>
+      <w:pPr>
+        <w:pStyle w:val="ManualNumber"/>
+      </w:pPr>
+      <w:r>
+        <w:t>Change your password if prompted.</w:t>
+      </w:r>
+    </w:p>
+    <w:p>
+      <w:pPr>
+        <w:pStyle w:val="ManualNumber"/>
+      </w:pPr>
+      <w:r>
+        <w:t xml:space="preserve">Check </w:t>
+      </w:r>
+      <w:r>
+        <w:rPr>
+          <w:rFonts w:ascii="Consolas" w:hAnsi="Consolas"/>
+        </w:rPr>
+        <w:t>Last Data Refresh</w:t>
+      </w:r>
+      <w:r>
+        <w:t>.</w:t>
+      </w:r>
+    </w:p>
+    <w:p>
+      <w:pPr>
+        <w:pStyle w:val="ManualNumber"/>
+      </w:pPr>
+      <w:r>
+        <w:t xml:space="preserve">Choose the correct screen in </w:t>
+      </w:r>
+      <w:r>
+        <w:rPr>
+          <w:rFonts w:ascii="Consolas" w:hAnsi="Consolas"/>
+        </w:rPr>
+        <w:t>View Mode</w:t>
+      </w:r>
+      <w:r>
+        <w:t>.</w:t>
+      </w:r>
+    </w:p>
+    <w:p>
+      <w:pPr>
+        <w:pStyle w:val="ManualNumber"/>
+      </w:pPr>
+      <w:r>
+        <w:t>Confirm your region and timeframe settings before beginning any review.</w:t>
       </w:r>
     </w:p>
     <w:p/>
@@ -2940,12 +3642,11 @@
         <w:rPr>
           <w:noProof/>
         </w:rPr>
-        <w:lastRenderedPageBreak/>
         <w:drawing>
-          <wp:inline distT="0" distB="0" distL="0" distR="0" wp14:anchorId="71991569" wp14:editId="18D7613F">
+          <wp:inline distT="0" distB="0" distL="0" distR="0" wp14:anchorId="152460BF" wp14:editId="2FA0491E">
             <wp:extent cx="6217920" cy="3819579"/>
             <wp:effectExtent l="0" t="0" r="0" b="0"/>
-            <wp:docPr id="4" name="Picture 4"/>
+            <wp:docPr id="2" name="Picture 2"/>
             <wp:cNvGraphicFramePr>
               <a:graphicFrameLocks xmlns:a="http://schemas.openxmlformats.org/drawingml/2006/main" noChangeAspect="1"/>
             </wp:cNvGraphicFramePr>
@@ -2953,7 +3654,7 @@
               <a:graphicData uri="http://schemas.openxmlformats.org/drawingml/2006/picture">
                 <pic:pic xmlns:pic="http://schemas.openxmlformats.org/drawingml/2006/picture">
                   <pic:nvPicPr>
-                    <pic:cNvPr id="0" name="ml-dashboard-guide.png"/>
+                    <pic:cNvPr id="0" name="dashboard-navigation.png"/>
                     <pic:cNvPicPr/>
                   </pic:nvPicPr>
                   <pic:blipFill>
@@ -2980,25 +3681,43 @@
     </w:p>
     <w:p/>
     <w:p>
-      <w:pPr>
-        <w:pStyle w:val="Heading2"/>
-      </w:pPr>
-      <w:r>
-        <w:t>8.1 When to use ML Dashboard</w:t>
-      </w:r>
-    </w:p>
-    <w:p>
-      <w:r>
-        <w:t>Use it when:</w:t>
+      <w:r>
+        <w:t>A Manager often switches between more than one screen during the same task. That is expected. Start with the view that gives the fastest answer, then move into a more detailed screen if the question requires it.</w:t>
       </w:r>
     </w:p>
     <w:p/>
     <w:p>
       <w:pPr>
+        <w:pStyle w:val="Heading1"/>
+      </w:pPr>
+      <w:bookmarkStart w:id="4" w:name="_Toc226493623"/>
+      <w:r>
+        <w:t>4. Understanding the layout</w:t>
+      </w:r>
+      <w:bookmarkEnd w:id="4"/>
+    </w:p>
+    <w:p>
+      <w:r>
+        <w:t>The left sidebar controls most navigation.</w:t>
+      </w:r>
+    </w:p>
+    <w:p/>
+    <w:p>
+      <w:r>
+        <w:lastRenderedPageBreak/>
+        <w:t>Important controls usually include:</w:t>
+      </w:r>
+    </w:p>
+    <w:p/>
+    <w:p>
+      <w:pPr>
         <w:pStyle w:val="ManualBullet"/>
       </w:pPr>
       <w:r>
-        <w:t>the question is about one event rather than a region-wide trend</w:t>
+        <w:rPr>
+          <w:rFonts w:ascii="Consolas" w:hAnsi="Consolas"/>
+        </w:rPr>
+        <w:t>View Mode</w:t>
       </w:r>
     </w:p>
     <w:p>
@@ -3006,7 +3725,7 @@
         <w:pStyle w:val="ManualBullet"/>
       </w:pPr>
       <w:r>
-        <w:t>you need to review event details</w:t>
+        <w:t>region controls</w:t>
       </w:r>
     </w:p>
     <w:p>
@@ -3014,7 +3733,7 @@
         <w:pStyle w:val="ManualBullet"/>
       </w:pPr>
       <w:r>
-        <w:t>you need to check participant information where available</w:t>
+        <w:t>timeframe controls</w:t>
       </w:r>
     </w:p>
     <w:p>
@@ -3022,37 +3741,54 @@
         <w:pStyle w:val="ManualBullet"/>
       </w:pPr>
       <w:r>
-        <w:t>you need to confirm whether an event record looks complete</w:t>
-      </w:r>
-    </w:p>
+        <w:t xml:space="preserve">screen-specific controls such as </w:t>
+      </w:r>
+      <w:r>
+        <w:rPr>
+          <w:rFonts w:ascii="Consolas" w:hAnsi="Consolas"/>
+        </w:rPr>
+        <w:t>KPI Section</w:t>
+      </w:r>
+    </w:p>
+    <w:p/>
+    <w:p>
+      <w:r>
+        <w:t>Use the screens like this:</w:t>
+      </w:r>
+    </w:p>
+    <w:p/>
     <w:p>
       <w:pPr>
         <w:pStyle w:val="ManualBullet"/>
       </w:pPr>
       <w:r>
-        <w:t>you need to review medical or emergency details for operational reasons</w:t>
-      </w:r>
-    </w:p>
-    <w:p/>
-    <w:p>
-      <w:pPr>
-        <w:pStyle w:val="Heading2"/>
-      </w:pPr>
-      <w:r>
-        <w:t>8.2 Workflow</w:t>
-      </w:r>
-    </w:p>
-    <w:p>
-      <w:pPr>
-        <w:pStyle w:val="ListNumber"/>
-        <w:numPr>
-          <w:ilvl w:val="0"/>
-          <w:numId w:val="19"/>
-        </w:numPr>
-      </w:pPr>
-      <w:r>
-        <w:t xml:space="preserve">Open </w:t>
-      </w:r>
+        <w:rPr>
+          <w:rFonts w:ascii="Consolas" w:hAnsi="Consolas"/>
+        </w:rPr>
+        <w:t>KPI Dashboard</w:t>
+      </w:r>
+      <w:r>
+        <w:t xml:space="preserve"> for headline review</w:t>
+      </w:r>
+    </w:p>
+    <w:p>
+      <w:pPr>
+        <w:pStyle w:val="ManualBullet"/>
+      </w:pPr>
+      <w:r>
+        <w:rPr>
+          <w:rFonts w:ascii="Consolas" w:hAnsi="Consolas"/>
+        </w:rPr>
+        <w:t>Custom Reports Dashboard</w:t>
+      </w:r>
+      <w:r>
+        <w:t xml:space="preserve"> for structured analysis, exports, and charts</w:t>
+      </w:r>
+    </w:p>
+    <w:p>
+      <w:pPr>
+        <w:pStyle w:val="ManualBullet"/>
+      </w:pPr>
       <w:r>
         <w:rPr>
           <w:rFonts w:ascii="Consolas" w:hAnsi="Consolas"/>
@@ -3060,96 +3796,13 @@
         <w:t>ML Dashboard</w:t>
       </w:r>
       <w:r>
-        <w:t>.</w:t>
-      </w:r>
-    </w:p>
-    <w:p>
-      <w:pPr>
-        <w:pStyle w:val="ManualNumber"/>
-      </w:pPr>
-      <w:r>
-        <w:t>Set region and timeframe.</w:t>
-      </w:r>
-    </w:p>
-    <w:p>
-      <w:pPr>
-        <w:pStyle w:val="ManualNumber"/>
-      </w:pPr>
-      <w:r>
-        <w:t>Choose the event.</w:t>
-      </w:r>
-    </w:p>
-    <w:p>
-      <w:pPr>
-        <w:pStyle w:val="ManualNumber"/>
-      </w:pPr>
-      <w:r>
-        <w:t>Review event details first.</w:t>
-      </w:r>
-    </w:p>
-    <w:p>
-      <w:pPr>
-        <w:pStyle w:val="ManualNumber"/>
-      </w:pPr>
-      <w:r>
-        <w:t>Review participant information where needed.</w:t>
-      </w:r>
-    </w:p>
-    <w:p>
-      <w:pPr>
-        <w:pStyle w:val="ManualNumber"/>
-      </w:pPr>
-      <w:r>
-        <w:t>Review medical or emergency detail only where operationally necessary.</w:t>
-      </w:r>
-    </w:p>
-    <w:p/>
-    <w:p>
-      <w:pPr>
-        <w:pStyle w:val="Heading2"/>
-      </w:pPr>
-      <w:r>
-        <w:t>8.3 Good practice</w:t>
+        <w:t xml:space="preserve"> for one-event-at-a-time review</w:t>
       </w:r>
     </w:p>
     <w:p>
       <w:pPr>
         <w:pStyle w:val="ManualBullet"/>
       </w:pPr>
-      <w:r>
-        <w:t>always confirm the event details before reviewing participant information</w:t>
-      </w:r>
-    </w:p>
-    <w:p>
-      <w:pPr>
-        <w:pStyle w:val="ManualBullet"/>
-      </w:pPr>
-      <w:r>
-        <w:t>use participant and medical information only for legitimate operational need</w:t>
-      </w:r>
-    </w:p>
-    <w:p>
-      <w:pPr>
-        <w:pStyle w:val="ManualBullet"/>
-      </w:pPr>
-      <w:r>
-        <w:lastRenderedPageBreak/>
-        <w:t>if details are missing, check whether the source data simply does not contain them before assuming there is a system fault</w:t>
-      </w:r>
-    </w:p>
-    <w:p/>
-    <w:p>
-      <w:pPr>
-        <w:pStyle w:val="Heading1"/>
-      </w:pPr>
-      <w:r>
-        <w:t>9. Funder Dashboard</w:t>
-      </w:r>
-    </w:p>
-    <w:p>
-      <w:r>
-        <w:t xml:space="preserve">Managers can open </w:t>
-      </w:r>
       <w:r>
         <w:rPr>
           <w:rFonts w:ascii="Consolas" w:hAnsi="Consolas"/>
@@ -3157,7 +3810,916 @@
         <w:t>Funder Dashboard</w:t>
       </w:r>
       <w:r>
-        <w:t xml:space="preserve"> to review sponsor-facing summary figures.</w:t>
+        <w:t xml:space="preserve"> for sponsor-facing summary checks</w:t>
+      </w:r>
+    </w:p>
+    <w:p>
+      <w:pPr>
+        <w:pStyle w:val="ManualBullet"/>
+      </w:pPr>
+      <w:r>
+        <w:rPr>
+          <w:rFonts w:ascii="Consolas" w:hAnsi="Consolas"/>
+        </w:rPr>
+        <w:t>Case Studies</w:t>
+      </w:r>
+      <w:r>
+        <w:t xml:space="preserve"> for narrative evidence</w:t>
+      </w:r>
+    </w:p>
+    <w:p>
+      <w:pPr>
+        <w:pStyle w:val="ManualBullet"/>
+      </w:pPr>
+      <w:r>
+        <w:rPr>
+          <w:rFonts w:ascii="Consolas" w:hAnsi="Consolas"/>
+        </w:rPr>
+        <w:t>Data Request Form</w:t>
+      </w:r>
+      <w:r>
+        <w:t xml:space="preserve"> for submitting and reviewing data access requests</w:t>
+      </w:r>
+    </w:p>
+    <w:p/>
+    <w:p>
+      <w:pPr>
+        <w:pStyle w:val="Heading1"/>
+      </w:pPr>
+      <w:bookmarkStart w:id="5" w:name="_Toc226493624"/>
+      <w:r>
+        <w:t>5. Filters and navigation</w:t>
+      </w:r>
+      <w:bookmarkEnd w:id="5"/>
+    </w:p>
+    <w:p>
+      <w:r>
+        <w:t>Good filtering habits matter because a wrong region or timeframe can make correct data look wrong.</w:t>
+      </w:r>
+    </w:p>
+    <w:p/>
+    <w:p>
+      <w:pPr>
+        <w:pStyle w:val="Heading2"/>
+      </w:pPr>
+      <w:bookmarkStart w:id="6" w:name="_Toc226493625"/>
+      <w:r>
+        <w:t>5.1 Region filtering</w:t>
+      </w:r>
+      <w:bookmarkEnd w:id="6"/>
+    </w:p>
+    <w:p>
+      <w:r>
+        <w:t xml:space="preserve">Use </w:t>
+      </w:r>
+      <w:r>
+        <w:rPr>
+          <w:rFonts w:ascii="Consolas" w:hAnsi="Consolas"/>
+        </w:rPr>
+        <w:t>All Regions</w:t>
+      </w:r>
+      <w:r>
+        <w:t xml:space="preserve"> when:</w:t>
+      </w:r>
+    </w:p>
+    <w:p/>
+    <w:p>
+      <w:pPr>
+        <w:pStyle w:val="ManualBullet"/>
+      </w:pPr>
+      <w:r>
+        <w:t>you are checking whether something exists at all</w:t>
+      </w:r>
+    </w:p>
+    <w:p>
+      <w:pPr>
+        <w:pStyle w:val="ManualBullet"/>
+      </w:pPr>
+      <w:r>
+        <w:t>you need a high-level organisational picture</w:t>
+      </w:r>
+    </w:p>
+    <w:p>
+      <w:pPr>
+        <w:pStyle w:val="ManualBullet"/>
+      </w:pPr>
+      <w:r>
+        <w:t>you want to compare one region with the wider context</w:t>
+      </w:r>
+    </w:p>
+    <w:p/>
+    <w:p>
+      <w:r>
+        <w:t>Use a single region when:</w:t>
+      </w:r>
+    </w:p>
+    <w:p/>
+    <w:p>
+      <w:pPr>
+        <w:pStyle w:val="ManualBullet"/>
+      </w:pPr>
+      <w:r>
+        <w:t>you are validating a regional KPI</w:t>
+      </w:r>
+    </w:p>
+    <w:p>
+      <w:pPr>
+        <w:pStyle w:val="ManualBullet"/>
+      </w:pPr>
+      <w:r>
+        <w:t>you are reviewing a regional trend</w:t>
+      </w:r>
+    </w:p>
+    <w:p>
+      <w:pPr>
+        <w:pStyle w:val="ManualBullet"/>
+      </w:pPr>
+      <w:r>
+        <w:t>you want a cleaner chart or export</w:t>
+      </w:r>
+    </w:p>
+    <w:p>
+      <w:pPr>
+        <w:pStyle w:val="ManualBullet"/>
+      </w:pPr>
+      <w:r>
+        <w:t>you are following up on a regional issue</w:t>
+      </w:r>
+    </w:p>
+    <w:p/>
+    <w:p>
+      <w:pPr>
+        <w:pStyle w:val="Heading2"/>
+      </w:pPr>
+      <w:bookmarkStart w:id="7" w:name="_Toc226493626"/>
+      <w:r>
+        <w:lastRenderedPageBreak/>
+        <w:t>5.2 Timeframe filtering</w:t>
+      </w:r>
+      <w:bookmarkEnd w:id="7"/>
+    </w:p>
+    <w:p>
+      <w:r>
+        <w:t>Typical timeframe options include:</w:t>
+      </w:r>
+    </w:p>
+    <w:p/>
+    <w:p>
+      <w:pPr>
+        <w:pStyle w:val="ManualBullet"/>
+      </w:pPr>
+      <w:r>
+        <w:rPr>
+          <w:rFonts w:ascii="Consolas" w:hAnsi="Consolas"/>
+        </w:rPr>
+        <w:t>All Time</w:t>
+      </w:r>
+    </w:p>
+    <w:p>
+      <w:pPr>
+        <w:pStyle w:val="ManualBullet"/>
+      </w:pPr>
+      <w:r>
+        <w:rPr>
+          <w:rFonts w:ascii="Consolas" w:hAnsi="Consolas"/>
+        </w:rPr>
+        <w:t>Year</w:t>
+      </w:r>
+    </w:p>
+    <w:p>
+      <w:pPr>
+        <w:pStyle w:val="ManualBullet"/>
+      </w:pPr>
+      <w:r>
+        <w:rPr>
+          <w:rFonts w:ascii="Consolas" w:hAnsi="Consolas"/>
+        </w:rPr>
+        <w:t>Quarter</w:t>
+      </w:r>
+    </w:p>
+    <w:p>
+      <w:pPr>
+        <w:pStyle w:val="ManualBullet"/>
+      </w:pPr>
+      <w:r>
+        <w:rPr>
+          <w:rFonts w:ascii="Consolas" w:hAnsi="Consolas"/>
+        </w:rPr>
+        <w:t>Month</w:t>
+      </w:r>
+    </w:p>
+    <w:p>
+      <w:pPr>
+        <w:pStyle w:val="ManualBullet"/>
+      </w:pPr>
+      <w:r>
+        <w:rPr>
+          <w:rFonts w:ascii="Consolas" w:hAnsi="Consolas"/>
+        </w:rPr>
+        <w:t>Week</w:t>
+      </w:r>
+    </w:p>
+    <w:p>
+      <w:pPr>
+        <w:pStyle w:val="ManualBullet"/>
+      </w:pPr>
+      <w:r>
+        <w:rPr>
+          <w:rFonts w:ascii="Consolas" w:hAnsi="Consolas"/>
+        </w:rPr>
+        <w:t>Custom Range</w:t>
+      </w:r>
+    </w:p>
+    <w:p/>
+    <w:p>
+      <w:r>
+        <w:t>Recommended practice:</w:t>
+      </w:r>
+    </w:p>
+    <w:p/>
+    <w:p>
+      <w:pPr>
+        <w:pStyle w:val="ManualNumber"/>
+      </w:pPr>
+      <w:r>
+        <w:t>Start with a wider timeframe if you are uncertain.</w:t>
+      </w:r>
+    </w:p>
+    <w:p>
+      <w:pPr>
+        <w:pStyle w:val="ManualNumber"/>
+      </w:pPr>
+      <w:r>
+        <w:t>Confirm the records exist.</w:t>
+      </w:r>
+    </w:p>
+    <w:p>
+      <w:pPr>
+        <w:pStyle w:val="ManualNumber"/>
+      </w:pPr>
+      <w:r>
+        <w:t>Narrow to the exact reporting period.</w:t>
+      </w:r>
+    </w:p>
+    <w:p/>
+    <w:p>
+      <w:pPr>
+        <w:pStyle w:val="Heading2"/>
+      </w:pPr>
+      <w:bookmarkStart w:id="8" w:name="_Toc226493627"/>
+      <w:r>
+        <w:t>5.3 Recommended navigation pattern</w:t>
+      </w:r>
+      <w:bookmarkEnd w:id="8"/>
+    </w:p>
+    <w:p>
+      <w:r>
+        <w:t>For most Manager tasks:</w:t>
+      </w:r>
+    </w:p>
+    <w:p/>
+    <w:p>
+      <w:pPr>
+        <w:pStyle w:val="ManualNumber"/>
+      </w:pPr>
+      <w:r>
+        <w:t xml:space="preserve">Start in </w:t>
+      </w:r>
+      <w:r>
+        <w:rPr>
+          <w:rFonts w:ascii="Consolas" w:hAnsi="Consolas"/>
+        </w:rPr>
+        <w:t>KPI Dashboard</w:t>
+      </w:r>
+      <w:r>
+        <w:t>.</w:t>
+      </w:r>
+    </w:p>
+    <w:p>
+      <w:pPr>
+        <w:pStyle w:val="ManualNumber"/>
+      </w:pPr>
+      <w:r>
+        <w:t>Identify the KPI section involved.</w:t>
+      </w:r>
+    </w:p>
+    <w:p>
+      <w:pPr>
+        <w:pStyle w:val="ManualNumber"/>
+      </w:pPr>
+      <w:r>
+        <w:t>Open drill-down if needed.</w:t>
+      </w:r>
+    </w:p>
+    <w:p>
+      <w:pPr>
+        <w:pStyle w:val="ManualNumber"/>
+      </w:pPr>
+      <w:r>
+        <w:t xml:space="preserve">Move to </w:t>
+      </w:r>
+      <w:r>
+        <w:rPr>
+          <w:rFonts w:ascii="Consolas" w:hAnsi="Consolas"/>
+        </w:rPr>
+        <w:t>Custom Reports Dashboard</w:t>
+      </w:r>
+      <w:r>
+        <w:t xml:space="preserve"> if you need structure or export.</w:t>
+      </w:r>
+    </w:p>
+    <w:p>
+      <w:pPr>
+        <w:pStyle w:val="ManualNumber"/>
+      </w:pPr>
+      <w:r>
+        <w:t xml:space="preserve">Move to </w:t>
+      </w:r>
+      <w:r>
+        <w:rPr>
+          <w:rFonts w:ascii="Consolas" w:hAnsi="Consolas"/>
+        </w:rPr>
+        <w:t>ML Dashboard</w:t>
+      </w:r>
+      <w:r>
+        <w:t xml:space="preserve"> if the issue is event-specific.</w:t>
+      </w:r>
+    </w:p>
+    <w:p>
+      <w:pPr>
+        <w:pStyle w:val="ManualNumber"/>
+      </w:pPr>
+      <w:r>
+        <w:t xml:space="preserve">Move to </w:t>
+      </w:r>
+      <w:r>
+        <w:rPr>
+          <w:rFonts w:ascii="Consolas" w:hAnsi="Consolas"/>
+        </w:rPr>
+        <w:t>Funder Dashboard</w:t>
+      </w:r>
+      <w:r>
+        <w:t xml:space="preserve"> if you need to check what an external-style restricted view shows.</w:t>
+      </w:r>
+    </w:p>
+    <w:p/>
+    <w:p>
+      <w:pPr>
+        <w:pStyle w:val="Heading1"/>
+      </w:pPr>
+      <w:bookmarkStart w:id="9" w:name="_Toc226493628"/>
+      <w:r>
+        <w:t>6. KPI Dashboard</w:t>
+      </w:r>
+      <w:bookmarkEnd w:id="9"/>
+    </w:p>
+    <w:p>
+      <w:r>
+        <w:t xml:space="preserve">The </w:t>
+      </w:r>
+      <w:r>
+        <w:rPr>
+          <w:rFonts w:ascii="Consolas" w:hAnsi="Consolas"/>
+        </w:rPr>
+        <w:t>KPI Dashboard</w:t>
+      </w:r>
+      <w:r>
+        <w:t xml:space="preserve"> is the main place for headline operational review.</w:t>
+      </w:r>
+    </w:p>
+    <w:p/>
+    <w:p>
+      <w:pPr>
+        <w:pStyle w:val="Heading2"/>
+      </w:pPr>
+      <w:bookmarkStart w:id="10" w:name="_Toc226493629"/>
+      <w:r>
+        <w:t>6.1 When to use KPI Dashboard</w:t>
+      </w:r>
+      <w:bookmarkEnd w:id="10"/>
+    </w:p>
+    <w:p>
+      <w:r>
+        <w:t>Use it when you want to:</w:t>
+      </w:r>
+    </w:p>
+    <w:p/>
+    <w:p>
+      <w:pPr>
+        <w:pStyle w:val="ManualBullet"/>
+      </w:pPr>
+      <w:r>
+        <w:t>see the current headline picture quickly</w:t>
+      </w:r>
+    </w:p>
+    <w:p>
+      <w:pPr>
+        <w:pStyle w:val="ManualBullet"/>
+      </w:pPr>
+      <w:r>
+        <w:t>review delivery, governance, and partnerships</w:t>
+      </w:r>
+    </w:p>
+    <w:p>
+      <w:pPr>
+        <w:pStyle w:val="ManualBullet"/>
+      </w:pPr>
+      <w:r>
+        <w:t>identify where a result has shifted</w:t>
+      </w:r>
+    </w:p>
+    <w:p>
+      <w:pPr>
+        <w:pStyle w:val="ManualBullet"/>
+      </w:pPr>
+      <w:r>
+        <w:lastRenderedPageBreak/>
+        <w:t>check whether a number looks credible</w:t>
+      </w:r>
+    </w:p>
+    <w:p>
+      <w:pPr>
+        <w:pStyle w:val="ManualBullet"/>
+      </w:pPr>
+      <w:r>
+        <w:t>open the supporting rows behind a KPI card</w:t>
+      </w:r>
+    </w:p>
+    <w:p/>
+    <w:p>
+      <w:pPr>
+        <w:pStyle w:val="Heading2"/>
+      </w:pPr>
+      <w:bookmarkStart w:id="11" w:name="_Toc226493630"/>
+      <w:r>
+        <w:t>6.2 KPI sections</w:t>
+      </w:r>
+      <w:bookmarkEnd w:id="11"/>
+    </w:p>
+    <w:p>
+      <w:r>
+        <w:t>Depending on the region context, the sections can include:</w:t>
+      </w:r>
+    </w:p>
+    <w:p/>
+    <w:p>
+      <w:pPr>
+        <w:pStyle w:val="ManualBullet"/>
+      </w:pPr>
+      <w:r>
+        <w:rPr>
+          <w:rFonts w:ascii="Consolas" w:hAnsi="Consolas"/>
+        </w:rPr>
+        <w:t>Governance</w:t>
+      </w:r>
+    </w:p>
+    <w:p>
+      <w:pPr>
+        <w:pStyle w:val="ManualBullet"/>
+      </w:pPr>
+      <w:r>
+        <w:rPr>
+          <w:rFonts w:ascii="Consolas" w:hAnsi="Consolas"/>
+        </w:rPr>
+        <w:t>Partnerships</w:t>
+      </w:r>
+    </w:p>
+    <w:p>
+      <w:pPr>
+        <w:pStyle w:val="ManualBullet"/>
+      </w:pPr>
+      <w:r>
+        <w:rPr>
+          <w:rFonts w:ascii="Consolas" w:hAnsi="Consolas"/>
+        </w:rPr>
+        <w:t>Delivery</w:t>
+      </w:r>
+    </w:p>
+    <w:p>
+      <w:pPr>
+        <w:pStyle w:val="ManualBullet"/>
+      </w:pPr>
+      <w:r>
+        <w:rPr>
+          <w:rFonts w:ascii="Consolas" w:hAnsi="Consolas"/>
+        </w:rPr>
+        <w:t>Income</w:t>
+      </w:r>
+    </w:p>
+    <w:p>
+      <w:pPr>
+        <w:pStyle w:val="ManualBullet"/>
+      </w:pPr>
+      <w:r>
+        <w:rPr>
+          <w:rFonts w:ascii="Consolas" w:hAnsi="Consolas"/>
+        </w:rPr>
+        <w:t>Comms</w:t>
+      </w:r>
+    </w:p>
+    <w:p>
+      <w:pPr>
+        <w:pStyle w:val="ManualBullet"/>
+      </w:pPr>
+      <w:r>
+        <w:rPr>
+          <w:rFonts w:ascii="Consolas" w:hAnsi="Consolas"/>
+        </w:rPr>
+        <w:t>Case Studies</w:t>
+      </w:r>
+    </w:p>
+    <w:p/>
+    <w:p>
+      <w:r>
+        <w:t>The section selector is important. If a number seems to be missing, first confirm that you are in the correct section.</w:t>
+      </w:r>
+    </w:p>
+    <w:p/>
+    <w:p>
+      <w:pPr>
+        <w:pStyle w:val="Heading2"/>
+      </w:pPr>
+      <w:bookmarkStart w:id="12" w:name="_Toc226493631"/>
+      <w:r>
+        <w:t>6.3 Step-by-step KPI review</w:t>
+      </w:r>
+      <w:bookmarkEnd w:id="12"/>
+    </w:p>
+    <w:p>
+      <w:pPr>
+        <w:pStyle w:val="ManualNumber"/>
+      </w:pPr>
+      <w:r>
+        <w:t xml:space="preserve">Open </w:t>
+      </w:r>
+      <w:r>
+        <w:rPr>
+          <w:rFonts w:ascii="Consolas" w:hAnsi="Consolas"/>
+        </w:rPr>
+        <w:t>KPI Dashboard</w:t>
+      </w:r>
+      <w:r>
+        <w:t>.</w:t>
+      </w:r>
+    </w:p>
+    <w:p>
+      <w:pPr>
+        <w:pStyle w:val="ManualNumber"/>
+      </w:pPr>
+      <w:r>
+        <w:t>Set the relevant region.</w:t>
+      </w:r>
+    </w:p>
+    <w:p>
+      <w:pPr>
+        <w:pStyle w:val="ManualNumber"/>
+      </w:pPr>
+      <w:r>
+        <w:t>Set the relevant timeframe.</w:t>
+      </w:r>
+    </w:p>
+    <w:p>
+      <w:pPr>
+        <w:pStyle w:val="ManualNumber"/>
+      </w:pPr>
+      <w:r>
+        <w:t>Choose the correct KPI section.</w:t>
+      </w:r>
+    </w:p>
+    <w:p>
+      <w:pPr>
+        <w:pStyle w:val="ManualNumber"/>
+      </w:pPr>
+      <w:r>
+        <w:t>Review the visible cards.</w:t>
+      </w:r>
+    </w:p>
+    <w:p>
+      <w:pPr>
+        <w:pStyle w:val="ManualNumber"/>
+      </w:pPr>
+      <w:r>
+        <w:t>Note anything that looks unusual.</w:t>
+      </w:r>
+    </w:p>
+    <w:p>
+      <w:pPr>
+        <w:pStyle w:val="ManualNumber"/>
+      </w:pPr>
+      <w:r>
+        <w:t>Click the relevant KPI card.</w:t>
+      </w:r>
+    </w:p>
+    <w:p>
+      <w:pPr>
+        <w:pStyle w:val="ManualNumber"/>
+      </w:pPr>
+      <w:r>
+        <w:t>Review the rows returned by the drill-down.</w:t>
+      </w:r>
+    </w:p>
+    <w:p>
+      <w:pPr>
+        <w:pStyle w:val="ManualNumber"/>
+      </w:pPr>
+      <w:r>
+        <w:t>Decide whether the KPI is correct, unclear, or needs a deeper report-based check.</w:t>
+      </w:r>
+    </w:p>
+    <w:p/>
+    <w:p>
+      <w:pPr>
+        <w:pStyle w:val="Heading2"/>
+      </w:pPr>
+      <w:bookmarkStart w:id="13" w:name="_Toc226493632"/>
+      <w:r>
+        <w:t>6.4 Using drill-down</w:t>
+      </w:r>
+      <w:bookmarkEnd w:id="13"/>
+    </w:p>
+    <w:p>
+      <w:r>
+        <w:t>Drill-down is the quickest way to understand what sits behind a KPI.</w:t>
+      </w:r>
+    </w:p>
+    <w:p/>
+    <w:p>
+      <w:r>
+        <w:t>Use it when:</w:t>
+      </w:r>
+    </w:p>
+    <w:p/>
+    <w:p>
+      <w:pPr>
+        <w:pStyle w:val="ManualBullet"/>
+      </w:pPr>
+      <w:r>
+        <w:t>a KPI is unexpectedly high or low</w:t>
+      </w:r>
+    </w:p>
+    <w:p>
+      <w:pPr>
+        <w:pStyle w:val="ManualBullet"/>
+      </w:pPr>
+      <w:r>
+        <w:t>someone asks what is included in a total</w:t>
+      </w:r>
+    </w:p>
+    <w:p>
+      <w:pPr>
+        <w:pStyle w:val="ManualBullet"/>
+      </w:pPr>
+      <w:r>
+        <w:t>you want to identify which records are driving a change</w:t>
+      </w:r>
+    </w:p>
+    <w:p/>
+    <w:p>
+      <w:r>
+        <w:lastRenderedPageBreak/>
+        <w:t>When reviewing drill-down results:</w:t>
+      </w:r>
+    </w:p>
+    <w:p/>
+    <w:p>
+      <w:pPr>
+        <w:pStyle w:val="ManualBullet"/>
+      </w:pPr>
+      <w:r>
+        <w:t>confirm the timeframe still matches your question</w:t>
+      </w:r>
+    </w:p>
+    <w:p>
+      <w:pPr>
+        <w:pStyle w:val="ManualBullet"/>
+      </w:pPr>
+      <w:r>
+        <w:t>look for obvious duplicate or missing records</w:t>
+      </w:r>
+    </w:p>
+    <w:p>
+      <w:pPr>
+        <w:pStyle w:val="ManualBullet"/>
+      </w:pPr>
+      <w:r>
+        <w:t>note whether the supporting rows match the story the headline card suggests</w:t>
+      </w:r>
+    </w:p>
+    <w:p/>
+    <w:p>
+      <w:r>
+        <w:t xml:space="preserve">If the drill-down gives only part of the answer, rebuild the question in </w:t>
+      </w:r>
+      <w:r>
+        <w:rPr>
+          <w:rFonts w:ascii="Consolas" w:hAnsi="Consolas"/>
+        </w:rPr>
+        <w:t>Custom Reports Dashboard</w:t>
+      </w:r>
+      <w:r>
+        <w:t>.</w:t>
+      </w:r>
+    </w:p>
+    <w:p/>
+    <w:p>
+      <w:pPr>
+        <w:pStyle w:val="Heading2"/>
+      </w:pPr>
+      <w:bookmarkStart w:id="14" w:name="_Toc226493633"/>
+      <w:r>
+        <w:t>6.5 Using KPI Debug</w:t>
+      </w:r>
+      <w:bookmarkEnd w:id="14"/>
+    </w:p>
+    <w:p>
+      <w:r>
+        <w:t xml:space="preserve">Managers can use </w:t>
+      </w:r>
+      <w:r>
+        <w:rPr>
+          <w:rFonts w:ascii="Consolas" w:hAnsi="Consolas"/>
+        </w:rPr>
+        <w:t>Show KPI Debug</w:t>
+      </w:r>
+      <w:r>
+        <w:t>.</w:t>
+      </w:r>
+    </w:p>
+    <w:p/>
+    <w:p>
+      <w:r>
+        <w:t>This shows extra support counts such as:</w:t>
+      </w:r>
+    </w:p>
+    <w:p/>
+    <w:p>
+      <w:pPr>
+        <w:pStyle w:val="ManualBullet"/>
+      </w:pPr>
+      <w:r>
+        <w:t>people</w:t>
+      </w:r>
+    </w:p>
+    <w:p>
+      <w:pPr>
+        <w:pStyle w:val="ManualBullet"/>
+      </w:pPr>
+      <w:r>
+        <w:t>volunteers</w:t>
+      </w:r>
+    </w:p>
+    <w:p>
+      <w:pPr>
+        <w:pStyle w:val="ManualBullet"/>
+      </w:pPr>
+      <w:r>
+        <w:t>steering volunteers</w:t>
+      </w:r>
+    </w:p>
+    <w:p>
+      <w:pPr>
+        <w:pStyle w:val="ManualBullet"/>
+      </w:pPr>
+      <w:r>
+        <w:t>events</w:t>
+      </w:r>
+    </w:p>
+    <w:p>
+      <w:pPr>
+        <w:pStyle w:val="ManualBullet"/>
+      </w:pPr>
+      <w:r>
+        <w:t>participants</w:t>
+      </w:r>
+    </w:p>
+    <w:p>
+      <w:pPr>
+        <w:pStyle w:val="ManualBullet"/>
+      </w:pPr>
+      <w:r>
+        <w:t>grants</w:t>
+      </w:r>
+    </w:p>
+    <w:p>
+      <w:pPr>
+        <w:pStyle w:val="ManualBullet"/>
+      </w:pPr>
+      <w:r>
+        <w:t>bids submitted</w:t>
+      </w:r>
+    </w:p>
+    <w:p/>
+    <w:p>
+      <w:r>
+        <w:t xml:space="preserve">Use </w:t>
+      </w:r>
+      <w:r>
+        <w:rPr>
+          <w:rFonts w:ascii="Consolas" w:hAnsi="Consolas"/>
+        </w:rPr>
+        <w:t>Show KPI Debug</w:t>
+      </w:r>
+      <w:r>
+        <w:t xml:space="preserve"> when:</w:t>
+      </w:r>
+    </w:p>
+    <w:p/>
+    <w:p>
+      <w:pPr>
+        <w:pStyle w:val="ManualBullet"/>
+      </w:pPr>
+      <w:r>
+        <w:t>the headline KPI looks wrong</w:t>
+      </w:r>
+    </w:p>
+    <w:p>
+      <w:pPr>
+        <w:pStyle w:val="ManualBullet"/>
+      </w:pPr>
+      <w:r>
+        <w:t>you need to understand whether the source population looks plausible</w:t>
+      </w:r>
+    </w:p>
+    <w:p>
+      <w:pPr>
+        <w:pStyle w:val="ManualBullet"/>
+      </w:pPr>
+      <w:r>
+        <w:t>you want to separate a source-data problem from a calculation problem</w:t>
+      </w:r>
+    </w:p>
+    <w:p/>
+    <w:p>
+      <w:r>
+        <w:t>Suggested process:</w:t>
+      </w:r>
+    </w:p>
+    <w:p/>
+    <w:p>
+      <w:pPr>
+        <w:pStyle w:val="ManualNumber"/>
+      </w:pPr>
+      <w:r>
+        <w:t>Review the headline KPI.</w:t>
+      </w:r>
+    </w:p>
+    <w:p>
+      <w:pPr>
+        <w:pStyle w:val="ManualNumber"/>
+      </w:pPr>
+      <w:r>
+        <w:t xml:space="preserve">Turn on </w:t>
+      </w:r>
+      <w:r>
+        <w:rPr>
+          <w:rFonts w:ascii="Consolas" w:hAnsi="Consolas"/>
+        </w:rPr>
+        <w:t>Show KPI Debug</w:t>
+      </w:r>
+      <w:r>
+        <w:t>.</w:t>
+      </w:r>
+    </w:p>
+    <w:p>
+      <w:pPr>
+        <w:pStyle w:val="ManualNumber"/>
+      </w:pPr>
+      <w:r>
+        <w:t>Compare the supporting counts with what you expect.</w:t>
+      </w:r>
+    </w:p>
+    <w:p>
+      <w:pPr>
+        <w:pStyle w:val="ManualNumber"/>
+      </w:pPr>
+      <w:r>
+        <w:t>Decide whether the issue looks like source data, filtering, or KPI logic.</w:t>
+      </w:r>
+    </w:p>
+    <w:p/>
+    <w:p>
+      <w:pPr>
+        <w:pStyle w:val="Heading1"/>
+      </w:pPr>
+      <w:bookmarkStart w:id="15" w:name="_Toc226493634"/>
+      <w:r>
+        <w:lastRenderedPageBreak/>
+        <w:t>7. Custom Reports Dashboard</w:t>
+      </w:r>
+      <w:bookmarkEnd w:id="15"/>
+    </w:p>
+    <w:p>
+      <w:r>
+        <w:t xml:space="preserve">Use </w:t>
+      </w:r>
+      <w:r>
+        <w:rPr>
+          <w:rFonts w:ascii="Consolas" w:hAnsi="Consolas"/>
+        </w:rPr>
+        <w:t>Custom Reports Dashboard</w:t>
+      </w:r>
+      <w:r>
+        <w:t xml:space="preserve"> when you need structured analysis, exportable data, or chart-based output.</w:t>
       </w:r>
     </w:p>
     <w:p/>
@@ -3167,10 +4729,10 @@
           <w:noProof/>
         </w:rPr>
         <w:drawing>
-          <wp:inline distT="0" distB="0" distL="0" distR="0" wp14:anchorId="19BA6A5B" wp14:editId="1F8EEEF1">
+          <wp:inline distT="0" distB="0" distL="0" distR="0" wp14:anchorId="3321D38C" wp14:editId="33BD7EEC">
             <wp:extent cx="6217920" cy="3819579"/>
             <wp:effectExtent l="0" t="0" r="0" b="0"/>
-            <wp:docPr id="5" name="Picture 5"/>
+            <wp:docPr id="3" name="Picture 3"/>
             <wp:cNvGraphicFramePr>
               <a:graphicFrameLocks xmlns:a="http://schemas.openxmlformats.org/drawingml/2006/main" noChangeAspect="1"/>
             </wp:cNvGraphicFramePr>
@@ -3178,7 +4740,7 @@
               <a:graphicData uri="http://schemas.openxmlformats.org/drawingml/2006/picture">
                 <pic:pic xmlns:pic="http://schemas.openxmlformats.org/drawingml/2006/picture">
                   <pic:nvPicPr>
-                    <pic:cNvPr id="0" name="funder-dashboard-guide.png"/>
+                    <pic:cNvPr id="0" name="custom-reports-guide.png"/>
                     <pic:cNvPicPr/>
                   </pic:nvPicPr>
                   <pic:blipFill>
@@ -3208,9 +4770,1455 @@
       <w:pPr>
         <w:pStyle w:val="Heading2"/>
       </w:pPr>
-      <w:r>
-        <w:t>9.1 When to use Funder Dashboard</w:t>
-      </w:r>
+      <w:bookmarkStart w:id="16" w:name="_Toc226493635"/>
+      <w:r>
+        <w:t>7.1 What this screen is for</w:t>
+      </w:r>
+      <w:bookmarkEnd w:id="16"/>
+    </w:p>
+    <w:p>
+      <w:r>
+        <w:t>Use it when you need to:</w:t>
+      </w:r>
+    </w:p>
+    <w:p/>
+    <w:p>
+      <w:pPr>
+        <w:pStyle w:val="ManualBullet"/>
+      </w:pPr>
+      <w:r>
+        <w:t>inspect rows directly</w:t>
+      </w:r>
+    </w:p>
+    <w:p>
+      <w:pPr>
+        <w:pStyle w:val="ManualBullet"/>
+      </w:pPr>
+      <w:r>
+        <w:t>export CSV data</w:t>
+      </w:r>
+    </w:p>
+    <w:p>
+      <w:pPr>
+        <w:pStyle w:val="ManualBullet"/>
+      </w:pPr>
+      <w:r>
+        <w:t>build charts for packs or presentations</w:t>
+      </w:r>
+    </w:p>
+    <w:p>
+      <w:pPr>
+        <w:pStyle w:val="ManualBullet"/>
+      </w:pPr>
+      <w:r>
+        <w:t>compare categories, statuses, or regions</w:t>
+      </w:r>
+    </w:p>
+    <w:p>
+      <w:pPr>
+        <w:pStyle w:val="ManualBullet"/>
+      </w:pPr>
+      <w:r>
+        <w:t>validate a KPI against row-level data</w:t>
+      </w:r>
+    </w:p>
+    <w:p>
+      <w:pPr>
+        <w:pStyle w:val="ManualBullet"/>
+      </w:pPr>
+      <w:r>
+        <w:t>review travel analysis</w:t>
+      </w:r>
+    </w:p>
+    <w:p/>
+    <w:p>
+      <w:pPr>
+        <w:pStyle w:val="Heading2"/>
+      </w:pPr>
+      <w:bookmarkStart w:id="17" w:name="_Toc226493636"/>
+      <w:r>
+        <w:t>7.2 Datasets available to Managers</w:t>
+      </w:r>
+      <w:bookmarkEnd w:id="17"/>
+    </w:p>
+    <w:p>
+      <w:r>
+        <w:t>Managers can work with:</w:t>
+      </w:r>
+    </w:p>
+    <w:p/>
+    <w:p>
+      <w:pPr>
+        <w:pStyle w:val="ManualBullet"/>
+      </w:pPr>
+      <w:r>
+        <w:rPr>
+          <w:rFonts w:ascii="Consolas" w:hAnsi="Consolas"/>
+        </w:rPr>
+        <w:t>People</w:t>
+      </w:r>
+    </w:p>
+    <w:p>
+      <w:pPr>
+        <w:pStyle w:val="ManualBullet"/>
+      </w:pPr>
+      <w:r>
+        <w:rPr>
+          <w:rFonts w:ascii="Consolas" w:hAnsi="Consolas"/>
+        </w:rPr>
+        <w:t>Organisations</w:t>
+      </w:r>
+    </w:p>
+    <w:p>
+      <w:pPr>
+        <w:pStyle w:val="ManualBullet"/>
+      </w:pPr>
+      <w:r>
+        <w:rPr>
+          <w:rFonts w:ascii="Consolas" w:hAnsi="Consolas"/>
+        </w:rPr>
+        <w:lastRenderedPageBreak/>
+        <w:t>Events</w:t>
+      </w:r>
+    </w:p>
+    <w:p>
+      <w:pPr>
+        <w:pStyle w:val="ManualBullet"/>
+      </w:pPr>
+      <w:r>
+        <w:rPr>
+          <w:rFonts w:ascii="Consolas" w:hAnsi="Consolas"/>
+        </w:rPr>
+        <w:t>Payments</w:t>
+      </w:r>
+    </w:p>
+    <w:p>
+      <w:pPr>
+        <w:pStyle w:val="ManualBullet"/>
+      </w:pPr>
+      <w:r>
+        <w:rPr>
+          <w:rFonts w:ascii="Consolas" w:hAnsi="Consolas"/>
+        </w:rPr>
+        <w:t>Grants</w:t>
+      </w:r>
+    </w:p>
+    <w:p/>
+    <w:p>
+      <w:r>
+        <w:t>Use them like this:</w:t>
+      </w:r>
+    </w:p>
+    <w:p/>
+    <w:p>
+      <w:pPr>
+        <w:pStyle w:val="ManualBullet"/>
+      </w:pPr>
+      <w:r>
+        <w:rPr>
+          <w:rFonts w:ascii="Consolas" w:hAnsi="Consolas"/>
+        </w:rPr>
+        <w:t>People</w:t>
+      </w:r>
+      <w:r>
+        <w:t>: participant or people-record analysis where your role permits it</w:t>
+      </w:r>
+    </w:p>
+    <w:p>
+      <w:pPr>
+        <w:pStyle w:val="ManualBullet"/>
+      </w:pPr>
+      <w:r>
+        <w:rPr>
+          <w:rFonts w:ascii="Consolas" w:hAnsi="Consolas"/>
+        </w:rPr>
+        <w:t>Organisations</w:t>
+      </w:r>
+      <w:r>
+        <w:t>: organisation activity, partnership analysis, and status review</w:t>
+      </w:r>
+    </w:p>
+    <w:p>
+      <w:pPr>
+        <w:pStyle w:val="ManualBullet"/>
+      </w:pPr>
+      <w:r>
+        <w:rPr>
+          <w:rFonts w:ascii="Consolas" w:hAnsi="Consolas"/>
+        </w:rPr>
+        <w:t>Events</w:t>
+      </w:r>
+      <w:r>
+        <w:t>: delivery volume, event type, event timing, event status, and regional delivery questions</w:t>
+      </w:r>
+    </w:p>
+    <w:p>
+      <w:pPr>
+        <w:pStyle w:val="ManualBullet"/>
+      </w:pPr>
+      <w:r>
+        <w:rPr>
+          <w:rFonts w:ascii="Consolas" w:hAnsi="Consolas"/>
+        </w:rPr>
+        <w:t>Payments</w:t>
+      </w:r>
+      <w:r>
+        <w:t>: income records and timing</w:t>
+      </w:r>
+    </w:p>
+    <w:p>
+      <w:pPr>
+        <w:pStyle w:val="ManualBullet"/>
+      </w:pPr>
+      <w:r>
+        <w:rPr>
+          <w:rFonts w:ascii="Consolas" w:hAnsi="Consolas"/>
+        </w:rPr>
+        <w:t>Grants</w:t>
+      </w:r>
+      <w:r>
+        <w:t>: grant lifecycle, outcomes, awards, and closures</w:t>
+      </w:r>
+    </w:p>
+    <w:p/>
+    <w:p>
+      <w:pPr>
+        <w:pStyle w:val="Heading2"/>
+      </w:pPr>
+      <w:bookmarkStart w:id="18" w:name="_Toc226493637"/>
+      <w:r>
+        <w:t>7.3 Main report workflow</w:t>
+      </w:r>
+      <w:bookmarkEnd w:id="18"/>
+    </w:p>
+    <w:p>
+      <w:r>
+        <w:t>Use the same pattern every time:</w:t>
+      </w:r>
+    </w:p>
+    <w:p/>
+    <w:p>
+      <w:pPr>
+        <w:pStyle w:val="ManualNumber"/>
+      </w:pPr>
+      <w:r>
+        <w:t xml:space="preserve">Open </w:t>
+      </w:r>
+      <w:r>
+        <w:rPr>
+          <w:rFonts w:ascii="Consolas" w:hAnsi="Consolas"/>
+        </w:rPr>
+        <w:t>Custom Reports Dashboard</w:t>
+      </w:r>
+      <w:r>
+        <w:t>.</w:t>
+      </w:r>
+    </w:p>
+    <w:p>
+      <w:pPr>
+        <w:pStyle w:val="ManualNumber"/>
+      </w:pPr>
+      <w:r>
+        <w:t>Choose one or more datasets.</w:t>
+      </w:r>
+    </w:p>
+    <w:p>
+      <w:pPr>
+        <w:pStyle w:val="ManualNumber"/>
+      </w:pPr>
+      <w:r>
+        <w:t xml:space="preserve">Choose the </w:t>
+      </w:r>
+      <w:r>
+        <w:rPr>
+          <w:rFonts w:ascii="Consolas" w:hAnsi="Consolas"/>
+        </w:rPr>
+        <w:t>Output Type</w:t>
+      </w:r>
+      <w:r>
+        <w:t>.</w:t>
+      </w:r>
+    </w:p>
+    <w:p>
+      <w:pPr>
+        <w:pStyle w:val="ManualNumber"/>
+      </w:pPr>
+      <w:r>
+        <w:t>Set region and timeframe.</w:t>
+      </w:r>
+    </w:p>
+    <w:p>
+      <w:pPr>
+        <w:pStyle w:val="ManualNumber"/>
+      </w:pPr>
+      <w:r>
+        <w:t xml:space="preserve">Click </w:t>
+      </w:r>
+      <w:r>
+        <w:rPr>
+          <w:rFonts w:ascii="Consolas" w:hAnsi="Consolas"/>
+        </w:rPr>
+        <w:t>Apply Report Filters</w:t>
+      </w:r>
+      <w:r>
+        <w:t>.</w:t>
+      </w:r>
+    </w:p>
+    <w:p>
+      <w:pPr>
+        <w:pStyle w:val="ManualNumber"/>
+      </w:pPr>
+      <w:r>
+        <w:t>Review the returned result.</w:t>
+      </w:r>
+    </w:p>
+    <w:p>
+      <w:pPr>
+        <w:pStyle w:val="ManualNumber"/>
+      </w:pPr>
+      <w:r>
+        <w:t xml:space="preserve">Open </w:t>
+      </w:r>
+      <w:r>
+        <w:rPr>
+          <w:rFonts w:ascii="Consolas" w:hAnsi="Consolas"/>
+        </w:rPr>
+        <w:t>Advanced Report Controls</w:t>
+      </w:r>
+      <w:r>
+        <w:t xml:space="preserve"> if the result is too broad.</w:t>
+      </w:r>
+    </w:p>
+    <w:p>
+      <w:pPr>
+        <w:pStyle w:val="ManualNumber"/>
+      </w:pPr>
+      <w:r>
+        <w:t>Apply advanced filters.</w:t>
+      </w:r>
+    </w:p>
+    <w:p>
+      <w:pPr>
+        <w:pStyle w:val="ManualNumber"/>
+      </w:pPr>
+      <w:r>
+        <w:t>Review the revised output.</w:t>
+      </w:r>
+    </w:p>
+    <w:p>
+      <w:pPr>
+        <w:pStyle w:val="ManualNumber"/>
+      </w:pPr>
+      <w:r>
+        <w:t>Download CSV if needed.</w:t>
+      </w:r>
+    </w:p>
+    <w:p/>
+    <w:p>
+      <w:r>
+        <w:t>This screen works in two stages:</w:t>
+      </w:r>
+    </w:p>
+    <w:p/>
+    <w:p>
+      <w:pPr>
+        <w:pStyle w:val="ManualBullet"/>
+      </w:pPr>
+      <w:r>
+        <w:rPr>
+          <w:rFonts w:ascii="Consolas" w:hAnsi="Consolas"/>
+        </w:rPr>
+        <w:t>Apply Report Filters</w:t>
+      </w:r>
+      <w:r>
+        <w:t xml:space="preserve"> refreshes dataset, output type, region, and timeframe</w:t>
+      </w:r>
+    </w:p>
+    <w:p>
+      <w:pPr>
+        <w:pStyle w:val="ManualBullet"/>
+      </w:pPr>
+      <w:r>
+        <w:rPr>
+          <w:rFonts w:ascii="Consolas" w:hAnsi="Consolas"/>
+        </w:rPr>
+        <w:t>Apply Advanced Filters</w:t>
+      </w:r>
+      <w:r>
+        <w:t xml:space="preserve"> narrows the already returned rows</w:t>
+      </w:r>
+    </w:p>
+    <w:p/>
+    <w:p>
+      <w:pPr>
+        <w:pStyle w:val="Heading2"/>
+      </w:pPr>
+      <w:bookmarkStart w:id="19" w:name="_Toc226493638"/>
+      <w:r>
+        <w:t>7.4 Output types explained</w:t>
+      </w:r>
+      <w:bookmarkEnd w:id="19"/>
+    </w:p>
+    <w:p>
+      <w:r>
+        <w:t>Available output types are:</w:t>
+      </w:r>
+    </w:p>
+    <w:p/>
+    <w:p>
+      <w:pPr>
+        <w:pStyle w:val="ManualBullet"/>
+      </w:pPr>
+      <w:r>
+        <w:rPr>
+          <w:rFonts w:ascii="Consolas" w:hAnsi="Consolas"/>
+        </w:rPr>
+        <w:t>Tabular</w:t>
+      </w:r>
+    </w:p>
+    <w:p>
+      <w:pPr>
+        <w:pStyle w:val="ManualBullet"/>
+      </w:pPr>
+      <w:r>
+        <w:rPr>
+          <w:rFonts w:ascii="Consolas" w:hAnsi="Consolas"/>
+        </w:rPr>
+        <w:t>Bar</w:t>
+      </w:r>
+    </w:p>
+    <w:p>
+      <w:pPr>
+        <w:pStyle w:val="ManualBullet"/>
+      </w:pPr>
+      <w:r>
+        <w:rPr>
+          <w:rFonts w:ascii="Consolas" w:hAnsi="Consolas"/>
+        </w:rPr>
+        <w:lastRenderedPageBreak/>
+        <w:t>Line</w:t>
+      </w:r>
+    </w:p>
+    <w:p>
+      <w:pPr>
+        <w:pStyle w:val="ManualBullet"/>
+      </w:pPr>
+      <w:r>
+        <w:rPr>
+          <w:rFonts w:ascii="Consolas" w:hAnsi="Consolas"/>
+        </w:rPr>
+        <w:t>Pie</w:t>
+      </w:r>
+    </w:p>
+    <w:p>
+      <w:pPr>
+        <w:pStyle w:val="ManualBullet"/>
+      </w:pPr>
+      <w:r>
+        <w:rPr>
+          <w:rFonts w:ascii="Consolas" w:hAnsi="Consolas"/>
+        </w:rPr>
+        <w:t>UK Map</w:t>
+      </w:r>
+    </w:p>
+    <w:p>
+      <w:pPr>
+        <w:pStyle w:val="ManualBullet"/>
+      </w:pPr>
+      <w:r>
+        <w:rPr>
+          <w:rFonts w:ascii="Consolas" w:hAnsi="Consolas"/>
+        </w:rPr>
+        <w:t>Comparison Analysis</w:t>
+      </w:r>
+    </w:p>
+    <w:p>
+      <w:pPr>
+        <w:pStyle w:val="ManualBullet"/>
+      </w:pPr>
+      <w:r>
+        <w:rPr>
+          <w:rFonts w:ascii="Consolas" w:hAnsi="Consolas"/>
+        </w:rPr>
+        <w:t>Distance Analysis</w:t>
+      </w:r>
+    </w:p>
+    <w:p/>
+    <w:p>
+      <w:r>
+        <w:t>Choose them like this:</w:t>
+      </w:r>
+    </w:p>
+    <w:p/>
+    <w:p>
+      <w:pPr>
+        <w:pStyle w:val="ManualBullet"/>
+      </w:pPr>
+      <w:r>
+        <w:rPr>
+          <w:rFonts w:ascii="Consolas" w:hAnsi="Consolas"/>
+        </w:rPr>
+        <w:t>Tabular</w:t>
+      </w:r>
+      <w:r>
+        <w:t xml:space="preserve"> for row-level review and export</w:t>
+      </w:r>
+    </w:p>
+    <w:p>
+      <w:pPr>
+        <w:pStyle w:val="ManualBullet"/>
+      </w:pPr>
+      <w:r>
+        <w:rPr>
+          <w:rFonts w:ascii="Consolas" w:hAnsi="Consolas"/>
+        </w:rPr>
+        <w:t>Bar</w:t>
+      </w:r>
+      <w:r>
+        <w:t xml:space="preserve"> for simple grouped comparisons</w:t>
+      </w:r>
+    </w:p>
+    <w:p>
+      <w:pPr>
+        <w:pStyle w:val="ManualBullet"/>
+      </w:pPr>
+      <w:r>
+        <w:rPr>
+          <w:rFonts w:ascii="Consolas" w:hAnsi="Consolas"/>
+        </w:rPr>
+        <w:t>Line</w:t>
+      </w:r>
+      <w:r>
+        <w:t xml:space="preserve"> for trends over time</w:t>
+      </w:r>
+    </w:p>
+    <w:p>
+      <w:pPr>
+        <w:pStyle w:val="ManualBullet"/>
+      </w:pPr>
+      <w:r>
+        <w:rPr>
+          <w:rFonts w:ascii="Consolas" w:hAnsi="Consolas"/>
+        </w:rPr>
+        <w:t>Pie</w:t>
+      </w:r>
+      <w:r>
+        <w:t xml:space="preserve"> for share-of-total views</w:t>
+      </w:r>
+    </w:p>
+    <w:p>
+      <w:pPr>
+        <w:pStyle w:val="ManualBullet"/>
+      </w:pPr>
+      <w:r>
+        <w:rPr>
+          <w:rFonts w:ascii="Consolas" w:hAnsi="Consolas"/>
+        </w:rPr>
+        <w:t>UK Map</w:t>
+      </w:r>
+      <w:r>
+        <w:t xml:space="preserve"> for regional distribution</w:t>
+      </w:r>
+    </w:p>
+    <w:p>
+      <w:pPr>
+        <w:pStyle w:val="ManualBullet"/>
+      </w:pPr>
+      <w:r>
+        <w:rPr>
+          <w:rFonts w:ascii="Consolas" w:hAnsi="Consolas"/>
+        </w:rPr>
+        <w:t>Comparison Analysis</w:t>
+      </w:r>
+      <w:r>
+        <w:t xml:space="preserve"> for direct group-versus-group comparison</w:t>
+      </w:r>
+    </w:p>
+    <w:p>
+      <w:pPr>
+        <w:pStyle w:val="ManualBullet"/>
+      </w:pPr>
+      <w:r>
+        <w:rPr>
+          <w:rFonts w:ascii="Consolas" w:hAnsi="Consolas"/>
+        </w:rPr>
+        <w:t>Distance Analysis</w:t>
+      </w:r>
+      <w:r>
+        <w:t xml:space="preserve"> for participant travel questions</w:t>
+      </w:r>
+    </w:p>
+    <w:p/>
+    <w:p>
+      <w:pPr>
+        <w:pStyle w:val="Heading2"/>
+      </w:pPr>
+      <w:bookmarkStart w:id="20" w:name="_Toc226493639"/>
+      <w:r>
+        <w:t>7.5 Grouping, metrics, and aggregation</w:t>
+      </w:r>
+      <w:bookmarkEnd w:id="20"/>
+    </w:p>
+    <w:p>
+      <w:r>
+        <w:t>Most chart outputs require three choices:</w:t>
+      </w:r>
+    </w:p>
+    <w:p/>
+    <w:p>
+      <w:pPr>
+        <w:pStyle w:val="ManualBullet"/>
+      </w:pPr>
+      <w:r>
+        <w:rPr>
+          <w:rFonts w:ascii="Consolas" w:hAnsi="Consolas"/>
+        </w:rPr>
+        <w:t>Group By</w:t>
+      </w:r>
+    </w:p>
+    <w:p>
+      <w:pPr>
+        <w:pStyle w:val="ManualBullet"/>
+      </w:pPr>
+      <w:r>
+        <w:rPr>
+          <w:rFonts w:ascii="Consolas" w:hAnsi="Consolas"/>
+        </w:rPr>
+        <w:t>Metric</w:t>
+      </w:r>
+    </w:p>
+    <w:p>
+      <w:pPr>
+        <w:pStyle w:val="ManualBullet"/>
+      </w:pPr>
+      <w:r>
+        <w:rPr>
+          <w:rFonts w:ascii="Consolas" w:hAnsi="Consolas"/>
+        </w:rPr>
+        <w:t>Aggregation</w:t>
+      </w:r>
+    </w:p>
+    <w:p/>
+    <w:p>
+      <w:r>
+        <w:t>These choices determine what the chart actually means:</w:t>
+      </w:r>
+    </w:p>
+    <w:p/>
+    <w:p>
+      <w:pPr>
+        <w:pStyle w:val="ManualBullet"/>
+      </w:pPr>
+      <w:r>
+        <w:rPr>
+          <w:rFonts w:ascii="Consolas" w:hAnsi="Consolas"/>
+        </w:rPr>
+        <w:t>Group By</w:t>
+      </w:r>
+      <w:r>
+        <w:t xml:space="preserve"> decides how the report is split</w:t>
+      </w:r>
+    </w:p>
+    <w:p>
+      <w:pPr>
+        <w:pStyle w:val="ManualBullet"/>
+      </w:pPr>
+      <w:r>
+        <w:rPr>
+          <w:rFonts w:ascii="Consolas" w:hAnsi="Consolas"/>
+        </w:rPr>
+        <w:t>Metric</w:t>
+      </w:r>
+      <w:r>
+        <w:t xml:space="preserve"> decides what value is measured</w:t>
+      </w:r>
+    </w:p>
+    <w:p>
+      <w:pPr>
+        <w:pStyle w:val="ManualBullet"/>
+      </w:pPr>
+      <w:r>
+        <w:rPr>
+          <w:rFonts w:ascii="Consolas" w:hAnsi="Consolas"/>
+        </w:rPr>
+        <w:t>Aggregation</w:t>
+      </w:r>
+      <w:r>
+        <w:t xml:space="preserve"> decides whether you are summing values, counting rows, or taking an average</w:t>
+      </w:r>
+    </w:p>
+    <w:p/>
+    <w:p>
+      <w:r>
+        <w:t>Always sense-check the chart title and axes after making these selections so that you know the visual matches the question you are trying to answer.</w:t>
+      </w:r>
+    </w:p>
+    <w:p/>
+    <w:p>
+      <w:pPr>
+        <w:pStyle w:val="Heading2"/>
+      </w:pPr>
+      <w:bookmarkStart w:id="21" w:name="_Toc226493640"/>
+      <w:r>
+        <w:t>7.6 Advanced Report Controls</w:t>
+      </w:r>
+      <w:bookmarkEnd w:id="21"/>
+    </w:p>
+    <w:p>
+      <w:r>
+        <w:t>Advanced controls include:</w:t>
+      </w:r>
+    </w:p>
+    <w:p/>
+    <w:p>
+      <w:pPr>
+        <w:pStyle w:val="ManualBullet"/>
+      </w:pPr>
+      <w:r>
+        <w:rPr>
+          <w:rFonts w:ascii="Consolas" w:hAnsi="Consolas"/>
+        </w:rPr>
+        <w:lastRenderedPageBreak/>
+        <w:t>Limit to datasets</w:t>
+      </w:r>
+    </w:p>
+    <w:p>
+      <w:pPr>
+        <w:pStyle w:val="ManualBullet"/>
+      </w:pPr>
+      <w:r>
+        <w:rPr>
+          <w:rFonts w:ascii="Consolas" w:hAnsi="Consolas"/>
+        </w:rPr>
+        <w:t>Category filter</w:t>
+      </w:r>
+    </w:p>
+    <w:p>
+      <w:pPr>
+        <w:pStyle w:val="ManualBullet"/>
+      </w:pPr>
+      <w:r>
+        <w:rPr>
+          <w:rFonts w:ascii="Consolas" w:hAnsi="Consolas"/>
+        </w:rPr>
+        <w:t>Status filter</w:t>
+      </w:r>
+    </w:p>
+    <w:p>
+      <w:pPr>
+        <w:pStyle w:val="ManualBullet"/>
+      </w:pPr>
+      <w:r>
+        <w:rPr>
+          <w:rFonts w:ascii="Consolas" w:hAnsi="Consolas"/>
+        </w:rPr>
+        <w:t>Metric value range</w:t>
+      </w:r>
+    </w:p>
+    <w:p>
+      <w:pPr>
+        <w:pStyle w:val="ManualBullet"/>
+      </w:pPr>
+      <w:r>
+        <w:rPr>
+          <w:rFonts w:ascii="Consolas" w:hAnsi="Consolas"/>
+        </w:rPr>
+        <w:t>Only include rows with valid date</w:t>
+      </w:r>
+    </w:p>
+    <w:p/>
+    <w:p>
+      <w:r>
+        <w:t>Practical uses:</w:t>
+      </w:r>
+    </w:p>
+    <w:p/>
+    <w:p>
+      <w:pPr>
+        <w:pStyle w:val="ManualBullet"/>
+      </w:pPr>
+      <w:r>
+        <w:t xml:space="preserve">use </w:t>
+      </w:r>
+      <w:r>
+        <w:rPr>
+          <w:rFonts w:ascii="Consolas" w:hAnsi="Consolas"/>
+        </w:rPr>
+        <w:t>Status filter</w:t>
+      </w:r>
+      <w:r>
+        <w:t xml:space="preserve"> to isolate active, completed, approved, or similar statuses</w:t>
+      </w:r>
+    </w:p>
+    <w:p>
+      <w:pPr>
+        <w:pStyle w:val="ManualBullet"/>
+      </w:pPr>
+      <w:r>
+        <w:t xml:space="preserve">use </w:t>
+      </w:r>
+      <w:r>
+        <w:rPr>
+          <w:rFonts w:ascii="Consolas" w:hAnsi="Consolas"/>
+        </w:rPr>
+        <w:t>Category filter</w:t>
+      </w:r>
+      <w:r>
+        <w:t xml:space="preserve"> when you need one strand of activity rather than the full mix</w:t>
+      </w:r>
+    </w:p>
+    <w:p>
+      <w:pPr>
+        <w:pStyle w:val="ManualBullet"/>
+      </w:pPr>
+      <w:r>
+        <w:t xml:space="preserve">use </w:t>
+      </w:r>
+      <w:r>
+        <w:rPr>
+          <w:rFonts w:ascii="Consolas" w:hAnsi="Consolas"/>
+        </w:rPr>
+        <w:t>Metric value range</w:t>
+      </w:r>
+      <w:r>
+        <w:t xml:space="preserve"> to remove outliers or zero-value rows</w:t>
+      </w:r>
+    </w:p>
+    <w:p>
+      <w:pPr>
+        <w:pStyle w:val="ManualBullet"/>
+      </w:pPr>
+      <w:r>
+        <w:t xml:space="preserve">use </w:t>
+      </w:r>
+      <w:r>
+        <w:rPr>
+          <w:rFonts w:ascii="Consolas" w:hAnsi="Consolas"/>
+        </w:rPr>
+        <w:t>Only include rows with valid date</w:t>
+      </w:r>
+      <w:r>
+        <w:t xml:space="preserve"> before using </w:t>
+      </w:r>
+      <w:r>
+        <w:rPr>
+          <w:rFonts w:ascii="Consolas" w:hAnsi="Consolas"/>
+        </w:rPr>
+        <w:t>Line</w:t>
+      </w:r>
+    </w:p>
+    <w:p>
+      <w:pPr>
+        <w:pStyle w:val="ManualBullet"/>
+      </w:pPr>
+      <w:r>
+        <w:t xml:space="preserve">use </w:t>
+      </w:r>
+      <w:r>
+        <w:rPr>
+          <w:rFonts w:ascii="Consolas" w:hAnsi="Consolas"/>
+        </w:rPr>
+        <w:t>Limit to datasets</w:t>
+      </w:r>
+      <w:r>
+        <w:t xml:space="preserve"> when you selected broadly at the start and want to narrow inside the current result</w:t>
+      </w:r>
+    </w:p>
+    <w:p/>
+    <w:p>
+      <w:r>
+        <w:t>If the result becomes empty:</w:t>
+      </w:r>
+    </w:p>
+    <w:p/>
+    <w:p>
+      <w:pPr>
+        <w:pStyle w:val="ManualNumber"/>
+      </w:pPr>
+      <w:r>
+        <w:t>Remove the most restrictive advanced filter.</w:t>
+      </w:r>
+    </w:p>
+    <w:p>
+      <w:pPr>
+        <w:pStyle w:val="ManualNumber"/>
+      </w:pPr>
+      <w:r>
+        <w:t>Reapply.</w:t>
+      </w:r>
+    </w:p>
+    <w:p>
+      <w:pPr>
+        <w:pStyle w:val="ManualNumber"/>
+      </w:pPr>
+      <w:r>
+        <w:t>Add filters back one at a time.</w:t>
+      </w:r>
+    </w:p>
+    <w:p/>
+    <w:p>
+      <w:pPr>
+        <w:pStyle w:val="Heading2"/>
+      </w:pPr>
+      <w:bookmarkStart w:id="22" w:name="_Toc226493641"/>
+      <w:r>
+        <w:t>7.7 Comparison Analysis</w:t>
+      </w:r>
+      <w:bookmarkEnd w:id="22"/>
+    </w:p>
+    <w:p>
+      <w:r>
+        <w:rPr>
+          <w:rFonts w:ascii="Consolas" w:hAnsi="Consolas"/>
+        </w:rPr>
+        <w:t>Comparison Analysis</w:t>
+      </w:r>
+      <w:r>
+        <w:t xml:space="preserve"> lets you compare one group against another on the same dimension.</w:t>
+      </w:r>
+    </w:p>
+    <w:p/>
+    <w:p>
+      <w:r>
+        <w:t>This is useful for questions such as:</w:t>
+      </w:r>
+    </w:p>
+    <w:p/>
+    <w:p>
+      <w:pPr>
+        <w:pStyle w:val="ManualBullet"/>
+      </w:pPr>
+      <w:r>
+        <w:t>how one region compares with another</w:t>
+      </w:r>
+    </w:p>
+    <w:p>
+      <w:pPr>
+        <w:pStyle w:val="ManualBullet"/>
+      </w:pPr>
+      <w:r>
+        <w:t>whether one status materially differs from another</w:t>
+      </w:r>
+    </w:p>
+    <w:p>
+      <w:pPr>
+        <w:pStyle w:val="ManualBullet"/>
+      </w:pPr>
+      <w:r>
+        <w:t>whether one category is larger than another</w:t>
+      </w:r>
+    </w:p>
+    <w:p>
+      <w:pPr>
+        <w:pStyle w:val="ManualBullet"/>
+      </w:pPr>
+      <w:r>
+        <w:t>what the absolute and percentage gap is between two groups</w:t>
+      </w:r>
+    </w:p>
+    <w:p/>
+    <w:p>
+      <w:r>
+        <w:t>Typical workflow:</w:t>
+      </w:r>
+    </w:p>
+    <w:p/>
+    <w:p>
+      <w:pPr>
+        <w:pStyle w:val="ManualNumber"/>
+      </w:pPr>
+      <w:r>
+        <w:t>Choose the relevant dataset.</w:t>
+      </w:r>
+    </w:p>
+    <w:p>
+      <w:pPr>
+        <w:pStyle w:val="ManualNumber"/>
+      </w:pPr>
+      <w:r>
+        <w:t xml:space="preserve">Choose </w:t>
+      </w:r>
+      <w:r>
+        <w:rPr>
+          <w:rFonts w:ascii="Consolas" w:hAnsi="Consolas"/>
+        </w:rPr>
+        <w:t>Comparison Analysis</w:t>
+      </w:r>
+      <w:r>
+        <w:t>.</w:t>
+      </w:r>
+    </w:p>
+    <w:p>
+      <w:pPr>
+        <w:pStyle w:val="ManualNumber"/>
+      </w:pPr>
+      <w:r>
+        <w:lastRenderedPageBreak/>
+        <w:t>Apply the main filters.</w:t>
+      </w:r>
+    </w:p>
+    <w:p>
+      <w:pPr>
+        <w:pStyle w:val="ManualNumber"/>
+      </w:pPr>
+      <w:r>
+        <w:t>Choose the comparison dimension.</w:t>
+      </w:r>
+    </w:p>
+    <w:p>
+      <w:pPr>
+        <w:pStyle w:val="ManualNumber"/>
+      </w:pPr>
+      <w:r>
+        <w:t>Select the baseline value.</w:t>
+      </w:r>
+    </w:p>
+    <w:p>
+      <w:pPr>
+        <w:pStyle w:val="ManualNumber"/>
+      </w:pPr>
+      <w:r>
+        <w:t>Select the comparison value.</w:t>
+      </w:r>
+    </w:p>
+    <w:p>
+      <w:pPr>
+        <w:pStyle w:val="ManualNumber"/>
+      </w:pPr>
+      <w:r>
+        <w:t>Review the totals, difference, and percentage gap.</w:t>
+      </w:r>
+    </w:p>
+    <w:p/>
+    <w:p>
+      <w:pPr>
+        <w:pStyle w:val="Heading2"/>
+      </w:pPr>
+      <w:bookmarkStart w:id="23" w:name="_Toc226493642"/>
+      <w:r>
+        <w:t>7.8 Distance Analysis</w:t>
+      </w:r>
+      <w:bookmarkEnd w:id="23"/>
+    </w:p>
+    <w:p>
+      <w:r>
+        <w:rPr>
+          <w:rFonts w:ascii="Consolas" w:hAnsi="Consolas"/>
+        </w:rPr>
+        <w:t>Distance Analysis</w:t>
+      </w:r>
+      <w:r>
+        <w:t xml:space="preserve"> focuses on participant travel to events.</w:t>
+      </w:r>
+    </w:p>
+    <w:p/>
+    <w:p>
+      <w:r>
+        <w:t>It can show:</w:t>
+      </w:r>
+    </w:p>
+    <w:p/>
+    <w:p>
+      <w:pPr>
+        <w:pStyle w:val="ManualBullet"/>
+      </w:pPr>
+      <w:r>
+        <w:t>participant journeys</w:t>
+      </w:r>
+    </w:p>
+    <w:p>
+      <w:pPr>
+        <w:pStyle w:val="ManualBullet"/>
+      </w:pPr>
+      <w:r>
+        <w:t>average distance</w:t>
+      </w:r>
+    </w:p>
+    <w:p>
+      <w:pPr>
+        <w:pStyle w:val="ManualBullet"/>
+      </w:pPr>
+      <w:r>
+        <w:t>median distance</w:t>
+      </w:r>
+    </w:p>
+    <w:p>
+      <w:pPr>
+        <w:pStyle w:val="ManualBullet"/>
+      </w:pPr>
+      <w:r>
+        <w:t>maximum distance</w:t>
+      </w:r>
+    </w:p>
+    <w:p>
+      <w:pPr>
+        <w:pStyle w:val="ManualBullet"/>
+      </w:pPr>
+      <w:r>
+        <w:t>distance bands</w:t>
+      </w:r>
+    </w:p>
+    <w:p>
+      <w:pPr>
+        <w:pStyle w:val="ManualBullet"/>
+      </w:pPr>
+      <w:r>
+        <w:t>events ranked by average travel distance</w:t>
+      </w:r>
+    </w:p>
+    <w:p/>
+    <w:p>
+      <w:r>
+        <w:t>You can also:</w:t>
+      </w:r>
+    </w:p>
+    <w:p/>
+    <w:p>
+      <w:pPr>
+        <w:pStyle w:val="ManualBullet"/>
+      </w:pPr>
+      <w:r>
+        <w:t>filter by event type</w:t>
+      </w:r>
+    </w:p>
+    <w:p>
+      <w:pPr>
+        <w:pStyle w:val="ManualBullet"/>
+      </w:pPr>
+      <w:r>
+        <w:t>keep only rows with resolved distance</w:t>
+      </w:r>
+    </w:p>
+    <w:p>
+      <w:pPr>
+        <w:pStyle w:val="ManualBullet"/>
+      </w:pPr>
+      <w:r>
+        <w:t>drill into a selected event</w:t>
+      </w:r>
+    </w:p>
+    <w:p>
+      <w:pPr>
+        <w:pStyle w:val="ManualBullet"/>
+      </w:pPr>
+      <w:r>
+        <w:t>inspect journey-level rows</w:t>
+      </w:r>
+    </w:p>
+    <w:p>
+      <w:pPr>
+        <w:pStyle w:val="ManualBullet"/>
+      </w:pPr>
+      <w:r>
+        <w:t>download a CSV for the selected event or the full analysis</w:t>
+      </w:r>
+    </w:p>
+    <w:p/>
+    <w:p>
+      <w:r>
+        <w:t>Use it when you need to discuss:</w:t>
+      </w:r>
+    </w:p>
+    <w:p/>
+    <w:p>
+      <w:pPr>
+        <w:pStyle w:val="ManualBullet"/>
+      </w:pPr>
+      <w:r>
+        <w:t>reach</w:t>
+      </w:r>
+    </w:p>
+    <w:p>
+      <w:pPr>
+        <w:pStyle w:val="ManualBullet"/>
+      </w:pPr>
+      <w:r>
+        <w:t>accessibility</w:t>
+      </w:r>
+    </w:p>
+    <w:p>
+      <w:pPr>
+        <w:pStyle w:val="ManualBullet"/>
+      </w:pPr>
+      <w:r>
+        <w:t>travel burden</w:t>
+      </w:r>
+    </w:p>
+    <w:p>
+      <w:pPr>
+        <w:pStyle w:val="ManualBullet"/>
+      </w:pPr>
+      <w:r>
+        <w:t>whether some events draw participants from further away than others</w:t>
+      </w:r>
+    </w:p>
+    <w:p/>
+    <w:p>
+      <w:r>
+        <w:t>If the result looks thin, check:</w:t>
+      </w:r>
+    </w:p>
+    <w:p/>
+    <w:p>
+      <w:pPr>
+        <w:pStyle w:val="ManualBullet"/>
+      </w:pPr>
+      <w:r>
+        <w:lastRenderedPageBreak/>
+        <w:t>timeframe</w:t>
+      </w:r>
+    </w:p>
+    <w:p>
+      <w:pPr>
+        <w:pStyle w:val="ManualBullet"/>
+      </w:pPr>
+      <w:r>
+        <w:t>event type filters</w:t>
+      </w:r>
+    </w:p>
+    <w:p>
+      <w:pPr>
+        <w:pStyle w:val="ManualBullet"/>
+      </w:pPr>
+      <w:r>
+        <w:t>missing postcode data</w:t>
+      </w:r>
+    </w:p>
+    <w:p>
+      <w:pPr>
+        <w:pStyle w:val="ManualBullet"/>
+      </w:pPr>
+      <w:r>
+        <w:t>whether unresolved rows are being filtered out</w:t>
+      </w:r>
+    </w:p>
+    <w:p/>
+    <w:p>
+      <w:pPr>
+        <w:pStyle w:val="Heading2"/>
+      </w:pPr>
+      <w:bookmarkStart w:id="24" w:name="_Toc226493643"/>
+      <w:r>
+        <w:t>7.9 Example report workflows</w:t>
+      </w:r>
+      <w:bookmarkEnd w:id="24"/>
+    </w:p>
+    <w:p>
+      <w:r>
+        <w:t>To validate a KPI:</w:t>
+      </w:r>
+    </w:p>
+    <w:p/>
+    <w:p>
+      <w:pPr>
+        <w:pStyle w:val="ManualNumber"/>
+      </w:pPr>
+      <w:r>
+        <w:t>Note the KPI region and timeframe.</w:t>
+      </w:r>
+    </w:p>
+    <w:p>
+      <w:pPr>
+        <w:pStyle w:val="ManualNumber"/>
+      </w:pPr>
+      <w:r>
+        <w:t xml:space="preserve">Open </w:t>
+      </w:r>
+      <w:r>
+        <w:rPr>
+          <w:rFonts w:ascii="Consolas" w:hAnsi="Consolas"/>
+        </w:rPr>
+        <w:t>Custom Reports Dashboard</w:t>
+      </w:r>
+      <w:r>
+        <w:t>.</w:t>
+      </w:r>
+    </w:p>
+    <w:p>
+      <w:pPr>
+        <w:pStyle w:val="ManualNumber"/>
+      </w:pPr>
+      <w:r>
+        <w:t xml:space="preserve">Choose </w:t>
+      </w:r>
+      <w:r>
+        <w:rPr>
+          <w:rFonts w:ascii="Consolas" w:hAnsi="Consolas"/>
+        </w:rPr>
+        <w:t>Tabular</w:t>
+      </w:r>
+      <w:r>
+        <w:t>.</w:t>
+      </w:r>
+    </w:p>
+    <w:p>
+      <w:pPr>
+        <w:pStyle w:val="ManualNumber"/>
+      </w:pPr>
+      <w:r>
+        <w:t>Choose the relevant dataset.</w:t>
+      </w:r>
+    </w:p>
+    <w:p>
+      <w:pPr>
+        <w:pStyle w:val="ManualNumber"/>
+      </w:pPr>
+      <w:r>
+        <w:t>Match the same region and timeframe.</w:t>
+      </w:r>
+    </w:p>
+    <w:p>
+      <w:pPr>
+        <w:pStyle w:val="ManualNumber"/>
+      </w:pPr>
+      <w:r>
+        <w:t>Review whether the rows support the KPI story.</w:t>
+      </w:r>
+    </w:p>
+    <w:p/>
+    <w:p>
+      <w:r>
+        <w:t>To prepare a presentation chart:</w:t>
+      </w:r>
+    </w:p>
+    <w:p/>
+    <w:p>
+      <w:pPr>
+        <w:pStyle w:val="ManualNumber"/>
+      </w:pPr>
+      <w:r>
+        <w:t>Choose the relevant dataset.</w:t>
+      </w:r>
+    </w:p>
+    <w:p>
+      <w:pPr>
+        <w:pStyle w:val="ManualNumber"/>
+      </w:pPr>
+      <w:r>
+        <w:t xml:space="preserve">Choose </w:t>
+      </w:r>
+      <w:r>
+        <w:rPr>
+          <w:rFonts w:ascii="Consolas" w:hAnsi="Consolas"/>
+        </w:rPr>
+        <w:t>Bar</w:t>
+      </w:r>
+      <w:r>
+        <w:t xml:space="preserve"> or </w:t>
+      </w:r>
+      <w:r>
+        <w:rPr>
+          <w:rFonts w:ascii="Consolas" w:hAnsi="Consolas"/>
+        </w:rPr>
+        <w:t>Line</w:t>
+      </w:r>
+      <w:r>
+        <w:t>.</w:t>
+      </w:r>
+    </w:p>
+    <w:p>
+      <w:pPr>
+        <w:pStyle w:val="ManualNumber"/>
+      </w:pPr>
+      <w:r>
+        <w:t>Set a readable grouping.</w:t>
+      </w:r>
+    </w:p>
+    <w:p>
+      <w:pPr>
+        <w:pStyle w:val="ManualNumber"/>
+      </w:pPr>
+      <w:r>
+        <w:t>Narrow the report so the chart stays clear.</w:t>
+      </w:r>
+    </w:p>
+    <w:p>
+      <w:pPr>
+        <w:pStyle w:val="ManualNumber"/>
+      </w:pPr>
+      <w:r>
+        <w:t>Review the title and axes before using the chart externally.</w:t>
+      </w:r>
+    </w:p>
+    <w:p/>
+    <w:p>
+      <w:pPr>
+        <w:pStyle w:val="Heading1"/>
+      </w:pPr>
+      <w:bookmarkStart w:id="25" w:name="_Toc226493644"/>
+      <w:r>
+        <w:t>8. ML Dashboard</w:t>
+      </w:r>
+      <w:bookmarkEnd w:id="25"/>
+    </w:p>
+    <w:p>
+      <w:r>
+        <w:t xml:space="preserve">Managers can use the </w:t>
+      </w:r>
+      <w:r>
+        <w:rPr>
+          <w:rFonts w:ascii="Consolas" w:hAnsi="Consolas"/>
+        </w:rPr>
+        <w:t>ML Dashboard</w:t>
+      </w:r>
+      <w:r>
+        <w:t xml:space="preserve"> for one-event-at-a-time checking.</w:t>
+      </w:r>
+    </w:p>
+    <w:p/>
+    <w:p>
+      <w:r>
+        <w:rPr>
+          <w:noProof/>
+        </w:rPr>
+        <w:lastRenderedPageBreak/>
+        <w:drawing>
+          <wp:inline distT="0" distB="0" distL="0" distR="0" wp14:anchorId="07BAEE24" wp14:editId="294E9CB8">
+            <wp:extent cx="6217920" cy="3819579"/>
+            <wp:effectExtent l="0" t="0" r="0" b="0"/>
+            <wp:docPr id="4" name="Picture 4"/>
+            <wp:cNvGraphicFramePr>
+              <a:graphicFrameLocks xmlns:a="http://schemas.openxmlformats.org/drawingml/2006/main" noChangeAspect="1"/>
+            </wp:cNvGraphicFramePr>
+            <a:graphic xmlns:a="http://schemas.openxmlformats.org/drawingml/2006/main">
+              <a:graphicData uri="http://schemas.openxmlformats.org/drawingml/2006/picture">
+                <pic:pic xmlns:pic="http://schemas.openxmlformats.org/drawingml/2006/picture">
+                  <pic:nvPicPr>
+                    <pic:cNvPr id="0" name="ml-dashboard-guide.png"/>
+                    <pic:cNvPicPr/>
+                  </pic:nvPicPr>
+                  <pic:blipFill>
+                    <a:blip r:embed="rId11"/>
+                    <a:stretch>
+                      <a:fillRect/>
+                    </a:stretch>
+                  </pic:blipFill>
+                  <pic:spPr>
+                    <a:xfrm>
+                      <a:off x="0" y="0"/>
+                      <a:ext cx="6217920" cy="3819579"/>
+                    </a:xfrm>
+                    <a:prstGeom prst="rect">
+                      <a:avLst/>
+                    </a:prstGeom>
+                  </pic:spPr>
+                </pic:pic>
+              </a:graphicData>
+            </a:graphic>
+          </wp:inline>
+        </w:drawing>
+      </w:r>
+    </w:p>
+    <w:p/>
+    <w:p>
+      <w:pPr>
+        <w:pStyle w:val="Heading2"/>
+      </w:pPr>
+      <w:bookmarkStart w:id="26" w:name="_Toc226493645"/>
+      <w:r>
+        <w:t>8.1 When to use ML Dashboard</w:t>
+      </w:r>
+      <w:bookmarkEnd w:id="26"/>
     </w:p>
     <w:p>
       <w:r>
@@ -3223,7 +6231,7 @@
         <w:pStyle w:val="ManualBullet"/>
       </w:pPr>
       <w:r>
-        <w:t>preparing for sponsor or funder conversations</w:t>
+        <w:t>the question is about one event rather than a region-wide trend</w:t>
       </w:r>
     </w:p>
     <w:p>
@@ -3231,7 +6239,7 @@
         <w:pStyle w:val="ManualBullet"/>
       </w:pPr>
       <w:r>
-        <w:t>checking bids submitted and total funds raised</w:t>
+        <w:t>you need to review event details</w:t>
       </w:r>
     </w:p>
     <w:p>
@@ -3239,7 +6247,7 @@
         <w:pStyle w:val="ManualBullet"/>
       </w:pPr>
       <w:r>
-        <w:t>reviewing the high-level trend view</w:t>
+        <w:t>you need to check participant information where available</w:t>
       </w:r>
     </w:p>
     <w:p>
@@ -3247,7 +6255,15 @@
         <w:pStyle w:val="ManualBullet"/>
       </w:pPr>
       <w:r>
-        <w:t>quality-assuring what a restricted funder user will see</w:t>
+        <w:t>you need to confirm whether an event record looks complete</w:t>
+      </w:r>
+    </w:p>
+    <w:p>
+      <w:pPr>
+        <w:pStyle w:val="ManualBullet"/>
+      </w:pPr>
+      <w:r>
+        <w:t>you need to review medical or emergency details for operational reasons</w:t>
       </w:r>
     </w:p>
     <w:p/>
@@ -3255,20 +6271,119 @@
       <w:pPr>
         <w:pStyle w:val="Heading2"/>
       </w:pPr>
-      <w:r>
-        <w:t>9.2 Workflow</w:t>
-      </w:r>
-    </w:p>
-    <w:p>
-      <w:pPr>
-        <w:pStyle w:val="ListNumber"/>
-        <w:numPr>
-          <w:ilvl w:val="0"/>
-          <w:numId w:val="20"/>
-        </w:numPr>
+      <w:bookmarkStart w:id="27" w:name="_Toc226493646"/>
+      <w:r>
+        <w:t>8.2 Workflow</w:t>
+      </w:r>
+      <w:bookmarkEnd w:id="27"/>
+    </w:p>
+    <w:p>
+      <w:pPr>
+        <w:pStyle w:val="ManualNumber"/>
       </w:pPr>
       <w:r>
         <w:t xml:space="preserve">Open </w:t>
+      </w:r>
+      <w:r>
+        <w:rPr>
+          <w:rFonts w:ascii="Consolas" w:hAnsi="Consolas"/>
+        </w:rPr>
+        <w:t>ML Dashboard</w:t>
+      </w:r>
+      <w:r>
+        <w:t>.</w:t>
+      </w:r>
+    </w:p>
+    <w:p>
+      <w:pPr>
+        <w:pStyle w:val="ManualNumber"/>
+      </w:pPr>
+      <w:r>
+        <w:t>Set region and timeframe.</w:t>
+      </w:r>
+    </w:p>
+    <w:p>
+      <w:pPr>
+        <w:pStyle w:val="ManualNumber"/>
+      </w:pPr>
+      <w:r>
+        <w:t>Choose the event.</w:t>
+      </w:r>
+    </w:p>
+    <w:p>
+      <w:pPr>
+        <w:pStyle w:val="ManualNumber"/>
+      </w:pPr>
+      <w:r>
+        <w:t>Review event details first.</w:t>
+      </w:r>
+    </w:p>
+    <w:p>
+      <w:pPr>
+        <w:pStyle w:val="ManualNumber"/>
+      </w:pPr>
+      <w:r>
+        <w:t>Review participant information where needed.</w:t>
+      </w:r>
+    </w:p>
+    <w:p>
+      <w:pPr>
+        <w:pStyle w:val="ManualNumber"/>
+      </w:pPr>
+      <w:r>
+        <w:t>Review medical or emergency detail only where operationally necessary.</w:t>
+      </w:r>
+    </w:p>
+    <w:p/>
+    <w:p>
+      <w:pPr>
+        <w:pStyle w:val="Heading2"/>
+      </w:pPr>
+      <w:bookmarkStart w:id="28" w:name="_Toc226493647"/>
+      <w:r>
+        <w:t>8.3 Good practice</w:t>
+      </w:r>
+      <w:bookmarkEnd w:id="28"/>
+    </w:p>
+    <w:p>
+      <w:pPr>
+        <w:pStyle w:val="ManualBullet"/>
+      </w:pPr>
+      <w:r>
+        <w:t>always confirm the event details before reviewing participant information</w:t>
+      </w:r>
+    </w:p>
+    <w:p>
+      <w:pPr>
+        <w:pStyle w:val="ManualBullet"/>
+      </w:pPr>
+      <w:r>
+        <w:t>use participant and medical information only for legitimate operational need</w:t>
+      </w:r>
+    </w:p>
+    <w:p>
+      <w:pPr>
+        <w:pStyle w:val="ManualBullet"/>
+      </w:pPr>
+      <w:r>
+        <w:lastRenderedPageBreak/>
+        <w:t>if details are missing, check whether the source data simply does not contain them before assuming there is a system fault</w:t>
+      </w:r>
+    </w:p>
+    <w:p/>
+    <w:p>
+      <w:pPr>
+        <w:pStyle w:val="Heading1"/>
+      </w:pPr>
+      <w:bookmarkStart w:id="29" w:name="_Toc226493648"/>
+      <w:r>
+        <w:t>9. Funder Dashboard</w:t>
+      </w:r>
+      <w:bookmarkEnd w:id="29"/>
+    </w:p>
+    <w:p>
+      <w:r>
+        <w:t xml:space="preserve">Managers can open </w:t>
       </w:r>
       <w:r>
         <w:rPr>
@@ -3277,6 +6392,126 @@
         <w:t>Funder Dashboard</w:t>
       </w:r>
       <w:r>
+        <w:t xml:space="preserve"> to review sponsor-facing summary figures.</w:t>
+      </w:r>
+    </w:p>
+    <w:p/>
+    <w:p>
+      <w:r>
+        <w:rPr>
+          <w:noProof/>
+        </w:rPr>
+        <w:drawing>
+          <wp:inline distT="0" distB="0" distL="0" distR="0" wp14:anchorId="47DEF6D1" wp14:editId="4FAF7DB3">
+            <wp:extent cx="6217920" cy="3819579"/>
+            <wp:effectExtent l="0" t="0" r="0" b="0"/>
+            <wp:docPr id="5" name="Picture 5"/>
+            <wp:cNvGraphicFramePr>
+              <a:graphicFrameLocks xmlns:a="http://schemas.openxmlformats.org/drawingml/2006/main" noChangeAspect="1"/>
+            </wp:cNvGraphicFramePr>
+            <a:graphic xmlns:a="http://schemas.openxmlformats.org/drawingml/2006/main">
+              <a:graphicData uri="http://schemas.openxmlformats.org/drawingml/2006/picture">
+                <pic:pic xmlns:pic="http://schemas.openxmlformats.org/drawingml/2006/picture">
+                  <pic:nvPicPr>
+                    <pic:cNvPr id="0" name="funder-dashboard-guide.png"/>
+                    <pic:cNvPicPr/>
+                  </pic:nvPicPr>
+                  <pic:blipFill>
+                    <a:blip r:embed="rId12"/>
+                    <a:stretch>
+                      <a:fillRect/>
+                    </a:stretch>
+                  </pic:blipFill>
+                  <pic:spPr>
+                    <a:xfrm>
+                      <a:off x="0" y="0"/>
+                      <a:ext cx="6217920" cy="3819579"/>
+                    </a:xfrm>
+                    <a:prstGeom prst="rect">
+                      <a:avLst/>
+                    </a:prstGeom>
+                  </pic:spPr>
+                </pic:pic>
+              </a:graphicData>
+            </a:graphic>
+          </wp:inline>
+        </w:drawing>
+      </w:r>
+    </w:p>
+    <w:p/>
+    <w:p>
+      <w:pPr>
+        <w:pStyle w:val="Heading2"/>
+      </w:pPr>
+      <w:bookmarkStart w:id="30" w:name="_Toc226493649"/>
+      <w:r>
+        <w:t>9.1 When to use Funder Dashboard</w:t>
+      </w:r>
+      <w:bookmarkEnd w:id="30"/>
+    </w:p>
+    <w:p>
+      <w:r>
+        <w:t>Use it when:</w:t>
+      </w:r>
+    </w:p>
+    <w:p/>
+    <w:p>
+      <w:pPr>
+        <w:pStyle w:val="ManualBullet"/>
+      </w:pPr>
+      <w:r>
+        <w:t>preparing for sponsor or funder conversations</w:t>
+      </w:r>
+    </w:p>
+    <w:p>
+      <w:pPr>
+        <w:pStyle w:val="ManualBullet"/>
+      </w:pPr>
+      <w:r>
+        <w:t>checking bids submitted and total funds raised</w:t>
+      </w:r>
+    </w:p>
+    <w:p>
+      <w:pPr>
+        <w:pStyle w:val="ManualBullet"/>
+      </w:pPr>
+      <w:r>
+        <w:t>reviewing the high-level trend view</w:t>
+      </w:r>
+    </w:p>
+    <w:p>
+      <w:pPr>
+        <w:pStyle w:val="ManualBullet"/>
+      </w:pPr>
+      <w:r>
+        <w:t>quality-assuring what a restricted funder user will see</w:t>
+      </w:r>
+    </w:p>
+    <w:p/>
+    <w:p>
+      <w:pPr>
+        <w:pStyle w:val="Heading2"/>
+      </w:pPr>
+      <w:bookmarkStart w:id="31" w:name="_Toc226493650"/>
+      <w:r>
+        <w:t>9.2 Workflow</w:t>
+      </w:r>
+      <w:bookmarkEnd w:id="31"/>
+    </w:p>
+    <w:p>
+      <w:pPr>
+        <w:pStyle w:val="ManualNumber"/>
+      </w:pPr>
+      <w:r>
+        <w:t xml:space="preserve">Open </w:t>
+      </w:r>
+      <w:r>
+        <w:rPr>
+          <w:rFonts w:ascii="Consolas" w:hAnsi="Consolas"/>
+        </w:rPr>
+        <w:t>Funder Dashboard</w:t>
+      </w:r>
+      <w:r>
         <w:t>.</w:t>
       </w:r>
     </w:p>
@@ -3327,9 +6562,11 @@
       <w:pPr>
         <w:pStyle w:val="Heading1"/>
       </w:pPr>
+      <w:bookmarkStart w:id="32" w:name="_Toc226493651"/>
       <w:r>
         <w:t>10. Case Studies</w:t>
       </w:r>
+      <w:bookmarkEnd w:id="32"/>
     </w:p>
     <w:p>
       <w:r>
@@ -3372,17 +6609,15 @@
       <w:pPr>
         <w:pStyle w:val="Heading2"/>
       </w:pPr>
+      <w:bookmarkStart w:id="33" w:name="_Toc226493652"/>
       <w:r>
         <w:t>10.1 Reading case studies</w:t>
       </w:r>
-    </w:p>
-    <w:p>
-      <w:pPr>
-        <w:pStyle w:val="ListNumber"/>
-        <w:numPr>
-          <w:ilvl w:val="0"/>
-          <w:numId w:val="21"/>
-        </w:numPr>
+      <w:bookmarkEnd w:id="33"/>
+    </w:p>
+    <w:p>
+      <w:pPr>
+        <w:pStyle w:val="ManualNumber"/>
       </w:pPr>
       <w:r>
         <w:t xml:space="preserve">Open </w:t>
@@ -3426,17 +6661,15 @@
       <w:pPr>
         <w:pStyle w:val="Heading2"/>
       </w:pPr>
+      <w:bookmarkStart w:id="34" w:name="_Toc226493653"/>
       <w:r>
         <w:t>10.2 Uploading case studies</w:t>
       </w:r>
-    </w:p>
-    <w:p>
-      <w:pPr>
-        <w:pStyle w:val="ListNumber"/>
-        <w:numPr>
-          <w:ilvl w:val="0"/>
-          <w:numId w:val="22"/>
-        </w:numPr>
+      <w:bookmarkEnd w:id="34"/>
+    </w:p>
+    <w:p>
+      <w:pPr>
+        <w:pStyle w:val="ManualNumber"/>
       </w:pPr>
       <w:r>
         <w:t xml:space="preserve">Open </w:t>
@@ -3504,9 +6737,11 @@
       <w:pPr>
         <w:pStyle w:val="Heading1"/>
       </w:pPr>
+      <w:bookmarkStart w:id="35" w:name="_Toc226493654"/>
       <w:r>
         <w:t>11. Data Request Form</w:t>
       </w:r>
+      <w:bookmarkEnd w:id="35"/>
     </w:p>
     <w:p>
       <w:r>
@@ -3544,10 +6779,12 @@
       <w:pPr>
         <w:pStyle w:val="Heading2"/>
       </w:pPr>
+      <w:bookmarkStart w:id="36" w:name="_Toc226493655"/>
       <w:r>
         <w:lastRenderedPageBreak/>
         <w:t>11.1 Submitting a request</w:t>
       </w:r>
+      <w:bookmarkEnd w:id="36"/>
     </w:p>
     <w:p>
       <w:r>
@@ -3619,11 +6856,7 @@
     <w:p/>
     <w:p>
       <w:pPr>
-        <w:pStyle w:val="ListNumber"/>
-        <w:numPr>
-          <w:ilvl w:val="0"/>
-          <w:numId w:val="23"/>
-        </w:numPr>
+        <w:pStyle w:val="ManualNumber"/>
       </w:pPr>
       <w:r>
         <w:t xml:space="preserve">Open </w:t>
@@ -3675,9 +6908,11 @@
       <w:pPr>
         <w:pStyle w:val="Heading2"/>
       </w:pPr>
+      <w:bookmarkStart w:id="37" w:name="_Toc226493656"/>
       <w:r>
         <w:t>11.2 Reviewing requests</w:t>
       </w:r>
+      <w:bookmarkEnd w:id="37"/>
     </w:p>
     <w:p>
       <w:r>
@@ -3750,9 +6985,11 @@
       <w:pPr>
         <w:pStyle w:val="Heading1"/>
       </w:pPr>
+      <w:bookmarkStart w:id="38" w:name="_Toc226493657"/>
       <w:r>
         <w:t>12. Recommended working pattern</w:t>
       </w:r>
+      <w:bookmarkEnd w:id="38"/>
     </w:p>
     <w:p>
       <w:r>
@@ -3762,11 +6999,7 @@
     <w:p/>
     <w:p>
       <w:pPr>
-        <w:pStyle w:val="ListNumber"/>
-        <w:numPr>
-          <w:ilvl w:val="0"/>
-          <w:numId w:val="24"/>
-        </w:numPr>
+        <w:pStyle w:val="ManualNumber"/>
       </w:pPr>
       <w:r>
         <w:t>Start in KPI for the headline view.</w:t>
@@ -3777,7 +7010,6 @@
         <w:pStyle w:val="ManualNumber"/>
       </w:pPr>
       <w:r>
-        <w:lastRenderedPageBreak/>
         <w:t xml:space="preserve">Use drill-down or </w:t>
       </w:r>
       <w:r>
@@ -3812,6 +7044,7 @@
         <w:pStyle w:val="ManualNumber"/>
       </w:pPr>
       <w:r>
+        <w:lastRenderedPageBreak/>
         <w:t xml:space="preserve">Move to </w:t>
       </w:r>
       <w:r>
@@ -3854,9 +7087,11 @@
       <w:pPr>
         <w:pStyle w:val="Heading1"/>
       </w:pPr>
+      <w:bookmarkStart w:id="39" w:name="_Toc226493658"/>
       <w:r>
         <w:t>13. Good working practice</w:t>
       </w:r>
+      <w:bookmarkEnd w:id="39"/>
     </w:p>
     <w:p>
       <w:pPr>
@@ -3920,25 +7155,25 @@
       <w:pPr>
         <w:pStyle w:val="Heading1"/>
       </w:pPr>
+      <w:bookmarkStart w:id="40" w:name="_Toc226493659"/>
       <w:r>
         <w:t>14. Troubleshooting</w:t>
       </w:r>
+      <w:bookmarkEnd w:id="40"/>
     </w:p>
     <w:p>
       <w:pPr>
         <w:pStyle w:val="Heading2"/>
       </w:pPr>
+      <w:bookmarkStart w:id="41" w:name="_Toc226493660"/>
       <w:r>
         <w:t>A KPI number looks wrong</w:t>
       </w:r>
-    </w:p>
-    <w:p>
-      <w:pPr>
-        <w:pStyle w:val="ListNumber"/>
-        <w:numPr>
-          <w:ilvl w:val="0"/>
-          <w:numId w:val="25"/>
-        </w:numPr>
+      <w:bookmarkEnd w:id="41"/>
+    </w:p>
+    <w:p>
+      <w:pPr>
+        <w:pStyle w:val="ManualNumber"/>
       </w:pPr>
       <w:r>
         <w:t>Recheck the region and timeframe.</w:t>
@@ -3991,17 +7226,15 @@
       <w:pPr>
         <w:pStyle w:val="Heading2"/>
       </w:pPr>
+      <w:bookmarkStart w:id="42" w:name="_Toc226493661"/>
       <w:r>
         <w:t>A report does not refresh</w:t>
       </w:r>
-    </w:p>
-    <w:p>
-      <w:pPr>
-        <w:pStyle w:val="ListNumber"/>
-        <w:numPr>
-          <w:ilvl w:val="0"/>
-          <w:numId w:val="26"/>
-        </w:numPr>
+      <w:bookmarkEnd w:id="42"/>
+    </w:p>
+    <w:p>
+      <w:pPr>
+        <w:pStyle w:val="ManualNumber"/>
       </w:pPr>
       <w:r>
         <w:t xml:space="preserve">Click </w:t>
@@ -4038,9 +7271,11 @@
       <w:pPr>
         <w:pStyle w:val="Heading2"/>
       </w:pPr>
+      <w:bookmarkStart w:id="43" w:name="_Toc226493662"/>
       <w:r>
         <w:t>Attendee detail is missing</w:t>
       </w:r>
+      <w:bookmarkEnd w:id="43"/>
     </w:p>
     <w:p>
       <w:pPr>
@@ -4063,9 +7298,11 @@
       <w:pPr>
         <w:pStyle w:val="Heading2"/>
       </w:pPr>
+      <w:bookmarkStart w:id="44" w:name="_Toc226493663"/>
       <w:r>
         <w:t>The Funder Dashboard looks empty</w:t>
       </w:r>
+      <w:bookmarkEnd w:id="44"/>
     </w:p>
     <w:p>
       <w:pPr>
@@ -4088,18 +7325,15 @@
       <w:pPr>
         <w:pStyle w:val="Heading2"/>
       </w:pPr>
-      <w:r>
-        <w:lastRenderedPageBreak/>
+      <w:bookmarkStart w:id="45" w:name="_Toc226493664"/>
+      <w:r>
         <w:t>The wrong event appears in ML Dashboard</w:t>
       </w:r>
-    </w:p>
-    <w:p>
-      <w:pPr>
-        <w:pStyle w:val="ListNumber"/>
-        <w:numPr>
-          <w:ilvl w:val="0"/>
-          <w:numId w:val="27"/>
-        </w:numPr>
+      <w:bookmarkEnd w:id="45"/>
+    </w:p>
+    <w:p>
+      <w:pPr>
+        <w:pStyle w:val="ManualNumber"/>
       </w:pPr>
       <w:r>
         <w:t>Check region and timeframe.</w:t>
@@ -4122,6 +7356,7 @@
       </w:r>
     </w:p>
     <w:sectPr>
+      <w:footerReference w:type="default" r:id="rId13"/>
       <w:pgSz w:w="11909" w:h="16834"/>
       <w:pgMar w:top="1080" w:right="1152" w:bottom="1080" w:left="1152" w:header="720" w:footer="720" w:gutter="0"/>
       <w:cols w:space="720"/>
@@ -4129,6 +7364,109 @@
     </w:sectPr>
   </w:body>
 </w:document>
+</file>
+
+<file path=word/endnotes.xml><?xml version="1.0" encoding="utf-8"?>
+<w:endnotes xmlns:wpc="http://schemas.microsoft.com/office/word/2010/wordprocessingCanvas" xmlns:cx="http://schemas.microsoft.com/office/drawing/2014/chartex" xmlns:cx1="http://schemas.microsoft.com/office/drawing/2015/9/8/chartex" xmlns:cx2="http://schemas.microsoft.com/office/drawing/2015/10/21/chartex" xmlns:cx3="http://schemas.microsoft.com/office/drawing/2016/5/9/chartex" xmlns:cx4="http://schemas.microsoft.com/office/drawing/2016/5/10/chartex" xmlns:cx5="http://schemas.microsoft.com/office/drawing/2016/5/11/chartex" xmlns:cx6="http://schemas.microsoft.com/office/drawing/2016/5/12/chartex" xmlns:cx7="http://schemas.microsoft.com/office/drawing/2016/5/13/chartex" xmlns:cx8="http://schemas.microsoft.com/office/drawing/2016/5/14/chartex" xmlns:mc="http://schemas.openxmlformats.org/markup-compatibility/2006" xmlns:aink="http://schemas.microsoft.com/office/drawing/2016/ink" xmlns:am3d="http://schemas.microsoft.com/office/drawing/2017/model3d" xmlns:o="urn:schemas-microsoft-com:office:office" xmlns:oel="http://schemas.microsoft.com/office/2019/extlst" xmlns:r="http://schemas.openxmlformats.org/officeDocument/2006/relationships" xmlns:m="http://schemas.openxmlformats.org/officeDocument/2006/math" xmlns:v="urn:schemas-microsoft-com:vml" xmlns:wp14="http://schemas.microsoft.com/office/word/2010/wordprocessingDrawing" xmlns:wp="http://schemas.openxmlformats.org/drawingml/2006/wordprocessingDrawing" xmlns:w10="urn:schemas-microsoft-com:office:word" xmlns:w="http://schemas.openxmlformats.org/wordprocessingml/2006/main" xmlns:w14="http://schemas.microsoft.com/office/word/2010/wordml" xmlns:w15="http://schemas.microsoft.com/office/word/2012/wordml" xmlns:w16cex="http://schemas.microsoft.com/office/word/2018/wordml/cex" xmlns:w16cid="http://schemas.microsoft.com/office/word/2016/wordml/cid" xmlns:w16="http://schemas.microsoft.com/office/word/2018/wordml" xmlns:w16du="http://schemas.microsoft.com/office/word/2023/wordml/word16du" xmlns:w16sdtdh="http://schemas.microsoft.com/office/word/2020/wordml/sdtdatahash" xmlns:w16sdtfl="http://schemas.microsoft.com/office/word/2024/wordml/sdtformatlock" xmlns:w16se="http://schemas.microsoft.com/office/word/2015/wordml/symex" xmlns:wpg="http://schemas.microsoft.com/office/word/2010/wordprocessingGroup" xmlns:wpi="http://schemas.microsoft.com/office/word/2010/wordprocessingInk" xmlns:wne="http://schemas.microsoft.com/office/word/2006/wordml" xmlns:wps="http://schemas.microsoft.com/office/word/2010/wordprocessingShape" mc:Ignorable="w14 w15 w16se w16cid w16 w16cex w16sdtdh w16sdtfl w16du wp14">
+  <w:endnote w:type="separator" w:id="-1">
+    <w:p>
+      <w:pPr>
+        <w:spacing w:after="0" w:line="240" w:lineRule="auto"/>
+      </w:pPr>
+      <w:r>
+        <w:separator/>
+      </w:r>
+    </w:p>
+  </w:endnote>
+  <w:endnote w:type="continuationSeparator" w:id="0">
+    <w:p>
+      <w:pPr>
+        <w:spacing w:after="0" w:line="240" w:lineRule="auto"/>
+      </w:pPr>
+      <w:r>
+        <w:continuationSeparator/>
+      </w:r>
+    </w:p>
+  </w:endnote>
+</w:endnotes>
+</file>
+
+<file path=word/footer1.xml><?xml version="1.0" encoding="utf-8"?>
+<w:ftr xmlns:wpc="http://schemas.microsoft.com/office/word/2010/wordprocessingCanvas" xmlns:cx="http://schemas.microsoft.com/office/drawing/2014/chartex" xmlns:cx1="http://schemas.microsoft.com/office/drawing/2015/9/8/chartex" xmlns:cx2="http://schemas.microsoft.com/office/drawing/2015/10/21/chartex" xmlns:cx3="http://schemas.microsoft.com/office/drawing/2016/5/9/chartex" xmlns:cx4="http://schemas.microsoft.com/office/drawing/2016/5/10/chartex" xmlns:cx5="http://schemas.microsoft.com/office/drawing/2016/5/11/chartex" xmlns:cx6="http://schemas.microsoft.com/office/drawing/2016/5/12/chartex" xmlns:cx7="http://schemas.microsoft.com/office/drawing/2016/5/13/chartex" xmlns:cx8="http://schemas.microsoft.com/office/drawing/2016/5/14/chartex" xmlns:mc="http://schemas.openxmlformats.org/markup-compatibility/2006" xmlns:aink="http://schemas.microsoft.com/office/drawing/2016/ink" xmlns:am3d="http://schemas.microsoft.com/office/drawing/2017/model3d" xmlns:o="urn:schemas-microsoft-com:office:office" xmlns:oel="http://schemas.microsoft.com/office/2019/extlst" xmlns:r="http://schemas.openxmlformats.org/officeDocument/2006/relationships" xmlns:m="http://schemas.openxmlformats.org/officeDocument/2006/math" xmlns:v="urn:schemas-microsoft-com:vml" xmlns:wp14="http://schemas.microsoft.com/office/word/2010/wordprocessingDrawing" xmlns:wp="http://schemas.openxmlformats.org/drawingml/2006/wordprocessingDrawing" xmlns:w10="urn:schemas-microsoft-com:office:word" xmlns:w="http://schemas.openxmlformats.org/wordprocessingml/2006/main" xmlns:w14="http://schemas.microsoft.com/office/word/2010/wordml" xmlns:w15="http://schemas.microsoft.com/office/word/2012/wordml" xmlns:w16cex="http://schemas.microsoft.com/office/word/2018/wordml/cex" xmlns:w16cid="http://schemas.microsoft.com/office/word/2016/wordml/cid" xmlns:w16="http://schemas.microsoft.com/office/word/2018/wordml" xmlns:w16du="http://schemas.microsoft.com/office/word/2023/wordml/word16du" xmlns:w16sdtdh="http://schemas.microsoft.com/office/word/2020/wordml/sdtdatahash" xmlns:w16sdtfl="http://schemas.microsoft.com/office/word/2024/wordml/sdtformatlock" xmlns:w16se="http://schemas.microsoft.com/office/word/2015/wordml/symex" xmlns:wpg="http://schemas.microsoft.com/office/word/2010/wordprocessingGroup" xmlns:wpi="http://schemas.microsoft.com/office/word/2010/wordprocessingInk" xmlns:wne="http://schemas.microsoft.com/office/word/2006/wordml" xmlns:wps="http://schemas.microsoft.com/office/word/2010/wordprocessingShape" mc:Ignorable="w14 w15 w16se w16cid w16 w16cex w16sdtdh w16sdtfl w16du wp14">
+  <w:p>
+    <w:pPr>
+      <w:pStyle w:val="Footer"/>
+      <w:jc w:val="center"/>
+    </w:pPr>
+    <w:r>
+      <w:t xml:space="preserve">Page </w:t>
+    </w:r>
+    <w:r>
+      <w:fldChar w:fldCharType="begin"/>
+    </w:r>
+    <w:r>
+      <w:instrText xml:space="preserve"> PAGE </w:instrText>
+    </w:r>
+    <w:r>
+      <w:fldChar w:fldCharType="separate"/>
+    </w:r>
+    <w:r>
+      <w:rPr>
+        <w:noProof/>
+      </w:rPr>
+      <w:t>1</w:t>
+    </w:r>
+    <w:r>
+      <w:fldChar w:fldCharType="end"/>
+    </w:r>
+    <w:r>
+      <w:t xml:space="preserve"> of </w:t>
+    </w:r>
+    <w:r>
+      <w:fldChar w:fldCharType="begin"/>
+    </w:r>
+    <w:r>
+      <w:instrText xml:space="preserve"> NUMPAGES </w:instrText>
+    </w:r>
+    <w:r>
+      <w:fldChar w:fldCharType="separate"/>
+    </w:r>
+    <w:r>
+      <w:rPr>
+        <w:noProof/>
+      </w:rPr>
+      <w:t>2</w:t>
+    </w:r>
+    <w:r>
+      <w:fldChar w:fldCharType="end"/>
+    </w:r>
+  </w:p>
+</w:ftr>
+</file>
+
+<file path=word/footnotes.xml><?xml version="1.0" encoding="utf-8"?>
+<w:footnotes xmlns:wpc="http://schemas.microsoft.com/office/word/2010/wordprocessingCanvas" xmlns:cx="http://schemas.microsoft.com/office/drawing/2014/chartex" xmlns:cx1="http://schemas.microsoft.com/office/drawing/2015/9/8/chartex" xmlns:cx2="http://schemas.microsoft.com/office/drawing/2015/10/21/chartex" xmlns:cx3="http://schemas.microsoft.com/office/drawing/2016/5/9/chartex" xmlns:cx4="http://schemas.microsoft.com/office/drawing/2016/5/10/chartex" xmlns:cx5="http://schemas.microsoft.com/office/drawing/2016/5/11/chartex" xmlns:cx6="http://schemas.microsoft.com/office/drawing/2016/5/12/chartex" xmlns:cx7="http://schemas.microsoft.com/office/drawing/2016/5/13/chartex" xmlns:cx8="http://schemas.microsoft.com/office/drawing/2016/5/14/chartex" xmlns:mc="http://schemas.openxmlformats.org/markup-compatibility/2006" xmlns:aink="http://schemas.microsoft.com/office/drawing/2016/ink" xmlns:am3d="http://schemas.microsoft.com/office/drawing/2017/model3d" xmlns:o="urn:schemas-microsoft-com:office:office" xmlns:oel="http://schemas.microsoft.com/office/2019/extlst" xmlns:r="http://schemas.openxmlformats.org/officeDocument/2006/relationships" xmlns:m="http://schemas.openxmlformats.org/officeDocument/2006/math" xmlns:v="urn:schemas-microsoft-com:vml" xmlns:wp14="http://schemas.microsoft.com/office/word/2010/wordprocessingDrawing" xmlns:wp="http://schemas.openxmlformats.org/drawingml/2006/wordprocessingDrawing" xmlns:w10="urn:schemas-microsoft-com:office:word" xmlns:w="http://schemas.openxmlformats.org/wordprocessingml/2006/main" xmlns:w14="http://schemas.microsoft.com/office/word/2010/wordml" xmlns:w15="http://schemas.microsoft.com/office/word/2012/wordml" xmlns:w16cex="http://schemas.microsoft.com/office/word/2018/wordml/cex" xmlns:w16cid="http://schemas.microsoft.com/office/word/2016/wordml/cid" xmlns:w16="http://schemas.microsoft.com/office/word/2018/wordml" xmlns:w16du="http://schemas.microsoft.com/office/word/2023/wordml/word16du" xmlns:w16sdtdh="http://schemas.microsoft.com/office/word/2020/wordml/sdtdatahash" xmlns:w16sdtfl="http://schemas.microsoft.com/office/word/2024/wordml/sdtformatlock" xmlns:w16se="http://schemas.microsoft.com/office/word/2015/wordml/symex" xmlns:wpg="http://schemas.microsoft.com/office/word/2010/wordprocessingGroup" xmlns:wpi="http://schemas.microsoft.com/office/word/2010/wordprocessingInk" xmlns:wne="http://schemas.microsoft.com/office/word/2006/wordml" xmlns:wps="http://schemas.microsoft.com/office/word/2010/wordprocessingShape" mc:Ignorable="w14 w15 w16se w16cid w16 w16cex w16sdtdh w16sdtfl w16du wp14">
+  <w:footnote w:type="separator" w:id="-1">
+    <w:p>
+      <w:pPr>
+        <w:spacing w:after="0" w:line="240" w:lineRule="auto"/>
+      </w:pPr>
+      <w:r>
+        <w:separator/>
+      </w:r>
+    </w:p>
+  </w:footnote>
+  <w:footnote w:type="continuationSeparator" w:id="0">
+    <w:p>
+      <w:pPr>
+        <w:spacing w:after="0" w:line="240" w:lineRule="auto"/>
+      </w:pPr>
+      <w:r>
+        <w:continuationSeparator/>
+      </w:r>
+    </w:p>
+  </w:footnote>
+</w:footnotes>
 </file>
 
 <file path=word/numbering.xml><?xml version="1.0" encoding="utf-8"?>
@@ -4304,140 +7642,32 @@
       </w:rPr>
     </w:lvl>
   </w:abstractNum>
-  <w:num w:numId="1" w16cid:durableId="1649094237">
+  <w:num w:numId="1" w16cid:durableId="728964522">
     <w:abstractNumId w:val="8"/>
   </w:num>
-  <w:num w:numId="2" w16cid:durableId="1731075545">
+  <w:num w:numId="2" w16cid:durableId="1596280492">
     <w:abstractNumId w:val="6"/>
   </w:num>
-  <w:num w:numId="3" w16cid:durableId="26488184">
+  <w:num w:numId="3" w16cid:durableId="1345132219">
     <w:abstractNumId w:val="5"/>
   </w:num>
-  <w:num w:numId="4" w16cid:durableId="222446516">
+  <w:num w:numId="4" w16cid:durableId="313337767">
     <w:abstractNumId w:val="4"/>
   </w:num>
-  <w:num w:numId="5" w16cid:durableId="402408973">
+  <w:num w:numId="5" w16cid:durableId="546183033">
     <w:abstractNumId w:val="7"/>
   </w:num>
-  <w:num w:numId="6" w16cid:durableId="782723733">
+  <w:num w:numId="6" w16cid:durableId="1292705729">
     <w:abstractNumId w:val="3"/>
   </w:num>
-  <w:num w:numId="7" w16cid:durableId="563033077">
+  <w:num w:numId="7" w16cid:durableId="662781757">
     <w:abstractNumId w:val="2"/>
   </w:num>
-  <w:num w:numId="8" w16cid:durableId="602613212">
+  <w:num w:numId="8" w16cid:durableId="545798222">
     <w:abstractNumId w:val="1"/>
   </w:num>
-  <w:num w:numId="9" w16cid:durableId="721563326">
+  <w:num w:numId="9" w16cid:durableId="180780894">
     <w:abstractNumId w:val="0"/>
-  </w:num>
-  <w:num w:numId="10" w16cid:durableId="561404056">
-    <w:abstractNumId w:val="7"/>
-    <w:lvlOverride w:ilvl="0">
-      <w:startOverride w:val="1"/>
-    </w:lvlOverride>
-  </w:num>
-  <w:num w:numId="11" w16cid:durableId="513686788">
-    <w:abstractNumId w:val="7"/>
-    <w:lvlOverride w:ilvl="0">
-      <w:startOverride w:val="1"/>
-    </w:lvlOverride>
-  </w:num>
-  <w:num w:numId="12" w16cid:durableId="943000928">
-    <w:abstractNumId w:val="7"/>
-    <w:lvlOverride w:ilvl="0">
-      <w:startOverride w:val="1"/>
-    </w:lvlOverride>
-  </w:num>
-  <w:num w:numId="13" w16cid:durableId="1917670772">
-    <w:abstractNumId w:val="7"/>
-    <w:lvlOverride w:ilvl="0">
-      <w:startOverride w:val="1"/>
-    </w:lvlOverride>
-  </w:num>
-  <w:num w:numId="14" w16cid:durableId="2042627947">
-    <w:abstractNumId w:val="7"/>
-    <w:lvlOverride w:ilvl="0">
-      <w:startOverride w:val="1"/>
-    </w:lvlOverride>
-  </w:num>
-  <w:num w:numId="15" w16cid:durableId="738290641">
-    <w:abstractNumId w:val="7"/>
-    <w:lvlOverride w:ilvl="0">
-      <w:startOverride w:val="1"/>
-    </w:lvlOverride>
-  </w:num>
-  <w:num w:numId="16" w16cid:durableId="415634043">
-    <w:abstractNumId w:val="7"/>
-    <w:lvlOverride w:ilvl="0">
-      <w:startOverride w:val="1"/>
-    </w:lvlOverride>
-  </w:num>
-  <w:num w:numId="17" w16cid:durableId="879702676">
-    <w:abstractNumId w:val="7"/>
-    <w:lvlOverride w:ilvl="0">
-      <w:startOverride w:val="1"/>
-    </w:lvlOverride>
-  </w:num>
-  <w:num w:numId="18" w16cid:durableId="1747335447">
-    <w:abstractNumId w:val="7"/>
-    <w:lvlOverride w:ilvl="0">
-      <w:startOverride w:val="1"/>
-    </w:lvlOverride>
-  </w:num>
-  <w:num w:numId="19" w16cid:durableId="1479304379">
-    <w:abstractNumId w:val="7"/>
-    <w:lvlOverride w:ilvl="0">
-      <w:startOverride w:val="1"/>
-    </w:lvlOverride>
-  </w:num>
-  <w:num w:numId="20" w16cid:durableId="257255299">
-    <w:abstractNumId w:val="7"/>
-    <w:lvlOverride w:ilvl="0">
-      <w:startOverride w:val="1"/>
-    </w:lvlOverride>
-  </w:num>
-  <w:num w:numId="21" w16cid:durableId="12851278">
-    <w:abstractNumId w:val="7"/>
-    <w:lvlOverride w:ilvl="0">
-      <w:startOverride w:val="1"/>
-    </w:lvlOverride>
-  </w:num>
-  <w:num w:numId="22" w16cid:durableId="1968003356">
-    <w:abstractNumId w:val="7"/>
-    <w:lvlOverride w:ilvl="0">
-      <w:startOverride w:val="1"/>
-    </w:lvlOverride>
-  </w:num>
-  <w:num w:numId="23" w16cid:durableId="872351651">
-    <w:abstractNumId w:val="7"/>
-    <w:lvlOverride w:ilvl="0">
-      <w:startOverride w:val="1"/>
-    </w:lvlOverride>
-  </w:num>
-  <w:num w:numId="24" w16cid:durableId="1732188259">
-    <w:abstractNumId w:val="7"/>
-    <w:lvlOverride w:ilvl="0">
-      <w:startOverride w:val="1"/>
-    </w:lvlOverride>
-  </w:num>
-  <w:num w:numId="25" w16cid:durableId="1409497327">
-    <w:abstractNumId w:val="7"/>
-    <w:lvlOverride w:ilvl="0">
-      <w:startOverride w:val="1"/>
-    </w:lvlOverride>
-  </w:num>
-  <w:num w:numId="26" w16cid:durableId="1054738141">
-    <w:abstractNumId w:val="7"/>
-    <w:lvlOverride w:ilvl="0">
-      <w:startOverride w:val="1"/>
-    </w:lvlOverride>
-  </w:num>
-  <w:num w:numId="27" w16cid:durableId="1695769559">
-    <w:abstractNumId w:val="7"/>
-    <w:lvlOverride w:ilvl="0">
-      <w:startOverride w:val="1"/>
-    </w:lvlOverride>
   </w:num>
 </w:numbering>
 </file>
@@ -15833,6 +19063,42 @@
     <w:name w:val="Manual Number"/>
     <w:basedOn w:val="ListNumber"/>
   </w:style>
+  <w:style w:type="paragraph" w:styleId="TOC1">
+    <w:name w:val="toc 1"/>
+    <w:basedOn w:val="Normal"/>
+    <w:next w:val="Normal"/>
+    <w:autoRedefine/>
+    <w:uiPriority w:val="39"/>
+    <w:unhideWhenUsed/>
+    <w:rsid w:val="005D14EC"/>
+    <w:pPr>
+      <w:spacing w:after="100"/>
+    </w:pPr>
+  </w:style>
+  <w:style w:type="paragraph" w:styleId="TOC2">
+    <w:name w:val="toc 2"/>
+    <w:basedOn w:val="Normal"/>
+    <w:next w:val="Normal"/>
+    <w:autoRedefine/>
+    <w:uiPriority w:val="39"/>
+    <w:unhideWhenUsed/>
+    <w:rsid w:val="005D14EC"/>
+    <w:pPr>
+      <w:spacing w:after="100"/>
+      <w:ind w:left="220"/>
+    </w:pPr>
+  </w:style>
+  <w:style w:type="character" w:styleId="Hyperlink">
+    <w:name w:val="Hyperlink"/>
+    <w:basedOn w:val="DefaultParagraphFont"/>
+    <w:uiPriority w:val="99"/>
+    <w:unhideWhenUsed/>
+    <w:rsid w:val="005D14EC"/>
+    <w:rPr>
+      <w:color w:val="0000FF" w:themeColor="hyperlink"/>
+      <w:u w:val="single"/>
+    </w:rPr>
+  </w:style>
 </w:styles>
 </file>
 
